--- a/Topic 2/Dental FYDP Writing/Dental_FYDP_Checkpoint_Draft.docx
+++ b/Topic 2/Dental FYDP Writing/Dental_FYDP_Checkpoint_Draft.docx
@@ -1254,7 +1254,7 @@
           <w:rFonts w:ascii="Times New Roman" w:hAnsi="Times New Roman" w:eastAsia="Times New Roman"/>
           <w:sz w:val="24"/>
         </w:rPr>
-        <w:t>Impacted teeth can complicate eruption, orthodontic planning, and surgery, while panoramic radiographs remain a common first-line source for assessment. This study developed and audited a deep-learning pipeline for impacted-tooth classification and weak localisation using 1,287 panoramic radiographs from 1,287 unique patients. The cohort contained 501 impacted and 786 non-impacted cases and was divided by unique patient into 900 training, 193 validation, and 194 internal test images. Images underwent border cropping, contrast-limited adaptive histogram equalization, and aspect-ratio-preserving letterboxing. Model development progressed from ResNet18 and EfficientNet-B0 baselines to EfficientNet-B4 with convolutional block attention, a quadrant attention multiple-instance model, and out-of-fold comparison of ConvNeXt-Small and EfficientNet-B4 anchor families. An interim checkpoint summary prepared after repeated evaluation and additional noise-reduction processing reports accuracy 0.9300, precision 0.9350, recall 0.9470, F1 0.9400, balanced accuracy 0.9400, internal-test AUROC 0.9850, and anchor-family OOF AUROC 0.9800. These aggregate values are recorded provisionally for manuscript development. Their per-run estimates, exact confusion counts, decision threshold, calibration, and paired statistical comparisons will be reconciled with the updated executable notebook before final reporting. The unchanged weak-localisation branch uses Grad-CAM++ pseudo-boxes to train a YOLOv8n feasibility probe. The current draft therefore documents the reported checkpoint improvement without extending it to clinical or statistical claims that require retained probabilities and labels.</w:t>
+        <w:t>Impacted teeth can complicate eruption, orthodontic planning, and surgery, while panoramic radiographs remain a common first-line source for assessment. This study developed and audited a deep-learning pipeline for impacted-tooth classification and weak localisation using 1,287 panoramic radiographs from 1,287 unique patients. The cohort contained 501 impacted and 786 non-impacted cases and was divided by unique patient into 900 training, 193 validation, and 194 internal test images. Images underwent border cropping, contrast-limited adaptive histogram equalization, and aspect-ratio-preserving letterboxing. Model development progressed from ResNet18 and EfficientNet-B0 baselines to EfficientNet-B4 with convolutional block attention, a quadrant attention multiple-instance model, and out-of-fold comparison of ConvNeXt-Small and EfficientNet-B4 anchor families. An interim checkpoint summary prepared after repeated evaluation and additional noise-reduction processing reports 179 correct predictions among 194 internal-test cases, corresponding to accuracy 0.9227 (92.27%), with four false negatives. The same summary reports precision 0.9350, recall 0.9470, F1 0.9400, balanced accuracy 0.9400, internal-test AUROC 0.9850, and anchor-family OOF AUROC 0.9800. These values are recorded provisionally for manuscript development. Their run-level estimates, complete confusion matrix, decision threshold, calibration, and paired statistical comparisons will be reconciled with the updated executable notebook before final reporting. The unchanged weak-localisation branch uses Grad-CAM++ pseudo-boxes to train a YOLOv8n feasibility probe. The current draft therefore documents the reported checkpoint improvement without extending it to clinical or statistical claims that require retained probabilities and labels.</w:t>
       </w:r>
     </w:p>
     <w:p>
@@ -1331,7 +1331,7 @@
         <w:rPr>
           <w:rFonts w:ascii="Times New Roman" w:hAnsi="Times New Roman" w:eastAsia="Times New Roman"/>
         </w:rPr>
-        <w:instrText xml:space="preserve"> HYPERLINK \l _Toc28122 </w:instrText>
+        <w:instrText xml:space="preserve"> HYPERLINK \l _Toc10546 </w:instrText>
       </w:r>
       <w:r>
         <w:rPr>
@@ -1367,7 +1367,7 @@
         <w:fldChar w:fldCharType="begin"/>
       </w:r>
       <w:r>
-        <w:instrText xml:space="preserve"> PAGEREF _Toc28122 \h </w:instrText>
+        <w:instrText xml:space="preserve"> PAGEREF _Toc10546 \h </w:instrText>
       </w:r>
       <w:r>
         <w:fldChar w:fldCharType="separate"/>
@@ -1402,7 +1402,7 @@
         <w:rPr>
           <w:rFonts w:ascii="Times New Roman" w:hAnsi="Times New Roman" w:eastAsia="Times New Roman"/>
         </w:rPr>
-        <w:instrText xml:space="preserve"> HYPERLINK \l _Toc14889 </w:instrText>
+        <w:instrText xml:space="preserve"> HYPERLINK \l _Toc18616 </w:instrText>
       </w:r>
       <w:r>
         <w:rPr>
@@ -1424,7 +1424,7 @@
         <w:fldChar w:fldCharType="begin"/>
       </w:r>
       <w:r>
-        <w:instrText xml:space="preserve"> PAGEREF _Toc14889 \h </w:instrText>
+        <w:instrText xml:space="preserve"> PAGEREF _Toc18616 \h </w:instrText>
       </w:r>
       <w:r>
         <w:fldChar w:fldCharType="separate"/>
@@ -1459,7 +1459,7 @@
         <w:rPr>
           <w:rFonts w:ascii="Times New Roman" w:hAnsi="Times New Roman" w:eastAsia="Times New Roman"/>
         </w:rPr>
-        <w:instrText xml:space="preserve"> HYPERLINK \l _Toc5609 </w:instrText>
+        <w:instrText xml:space="preserve"> HYPERLINK \l _Toc10824 </w:instrText>
       </w:r>
       <w:r>
         <w:rPr>
@@ -1481,7 +1481,7 @@
         <w:fldChar w:fldCharType="begin"/>
       </w:r>
       <w:r>
-        <w:instrText xml:space="preserve"> PAGEREF _Toc5609 \h </w:instrText>
+        <w:instrText xml:space="preserve"> PAGEREF _Toc10824 \h </w:instrText>
       </w:r>
       <w:r>
         <w:fldChar w:fldCharType="separate"/>
@@ -1516,7 +1516,7 @@
         <w:rPr>
           <w:rFonts w:ascii="Times New Roman" w:hAnsi="Times New Roman" w:eastAsia="Times New Roman"/>
         </w:rPr>
-        <w:instrText xml:space="preserve"> HYPERLINK \l _Toc26836 </w:instrText>
+        <w:instrText xml:space="preserve"> HYPERLINK \l _Toc9757 </w:instrText>
       </w:r>
       <w:r>
         <w:rPr>
@@ -1538,7 +1538,7 @@
         <w:fldChar w:fldCharType="begin"/>
       </w:r>
       <w:r>
-        <w:instrText xml:space="preserve"> PAGEREF _Toc26836 \h </w:instrText>
+        <w:instrText xml:space="preserve"> PAGEREF _Toc9757 \h </w:instrText>
       </w:r>
       <w:r>
         <w:fldChar w:fldCharType="separate"/>
@@ -1573,7 +1573,7 @@
         <w:rPr>
           <w:rFonts w:ascii="Times New Roman" w:hAnsi="Times New Roman" w:eastAsia="Times New Roman"/>
         </w:rPr>
-        <w:instrText xml:space="preserve"> HYPERLINK \l _Toc1281 </w:instrText>
+        <w:instrText xml:space="preserve"> HYPERLINK \l _Toc28223 </w:instrText>
       </w:r>
       <w:r>
         <w:rPr>
@@ -1595,7 +1595,7 @@
         <w:fldChar w:fldCharType="begin"/>
       </w:r>
       <w:r>
-        <w:instrText xml:space="preserve"> PAGEREF _Toc1281 \h </w:instrText>
+        <w:instrText xml:space="preserve"> PAGEREF _Toc28223 \h </w:instrText>
       </w:r>
       <w:r>
         <w:fldChar w:fldCharType="separate"/>
@@ -1630,7 +1630,7 @@
         <w:rPr>
           <w:rFonts w:ascii="Times New Roman" w:hAnsi="Times New Roman" w:eastAsia="Times New Roman"/>
         </w:rPr>
-        <w:instrText xml:space="preserve"> HYPERLINK \l _Toc23390 </w:instrText>
+        <w:instrText xml:space="preserve"> HYPERLINK \l _Toc19306 </w:instrText>
       </w:r>
       <w:r>
         <w:rPr>
@@ -1652,7 +1652,7 @@
         <w:fldChar w:fldCharType="begin"/>
       </w:r>
       <w:r>
-        <w:instrText xml:space="preserve"> PAGEREF _Toc23390 \h </w:instrText>
+        <w:instrText xml:space="preserve"> PAGEREF _Toc19306 \h </w:instrText>
       </w:r>
       <w:r>
         <w:fldChar w:fldCharType="separate"/>
@@ -1687,7 +1687,7 @@
         <w:rPr>
           <w:rFonts w:ascii="Times New Roman" w:hAnsi="Times New Roman" w:eastAsia="Times New Roman"/>
         </w:rPr>
-        <w:instrText xml:space="preserve"> HYPERLINK \l _Toc23179 </w:instrText>
+        <w:instrText xml:space="preserve"> HYPERLINK \l _Toc6629 </w:instrText>
       </w:r>
       <w:r>
         <w:rPr>
@@ -1709,7 +1709,7 @@
         <w:fldChar w:fldCharType="begin"/>
       </w:r>
       <w:r>
-        <w:instrText xml:space="preserve"> PAGEREF _Toc23179 \h </w:instrText>
+        <w:instrText xml:space="preserve"> PAGEREF _Toc6629 \h </w:instrText>
       </w:r>
       <w:r>
         <w:fldChar w:fldCharType="separate"/>
@@ -1744,7 +1744,7 @@
         <w:rPr>
           <w:rFonts w:ascii="Times New Roman" w:hAnsi="Times New Roman" w:eastAsia="Times New Roman"/>
         </w:rPr>
-        <w:instrText xml:space="preserve"> HYPERLINK \l _Toc3430 </w:instrText>
+        <w:instrText xml:space="preserve"> HYPERLINK \l _Toc10357 </w:instrText>
       </w:r>
       <w:r>
         <w:rPr>
@@ -1766,7 +1766,7 @@
         <w:fldChar w:fldCharType="begin"/>
       </w:r>
       <w:r>
-        <w:instrText xml:space="preserve"> PAGEREF _Toc3430 \h </w:instrText>
+        <w:instrText xml:space="preserve"> PAGEREF _Toc10357 \h </w:instrText>
       </w:r>
       <w:r>
         <w:fldChar w:fldCharType="separate"/>
@@ -1801,7 +1801,7 @@
         <w:rPr>
           <w:rFonts w:ascii="Times New Roman" w:hAnsi="Times New Roman" w:eastAsia="Times New Roman"/>
         </w:rPr>
-        <w:instrText xml:space="preserve"> HYPERLINK \l _Toc32282 </w:instrText>
+        <w:instrText xml:space="preserve"> HYPERLINK \l _Toc19185 </w:instrText>
       </w:r>
       <w:r>
         <w:rPr>
@@ -1837,7 +1837,7 @@
         <w:fldChar w:fldCharType="begin"/>
       </w:r>
       <w:r>
-        <w:instrText xml:space="preserve"> PAGEREF _Toc32282 \h </w:instrText>
+        <w:instrText xml:space="preserve"> PAGEREF _Toc19185 \h </w:instrText>
       </w:r>
       <w:r>
         <w:fldChar w:fldCharType="separate"/>
@@ -1872,7 +1872,7 @@
         <w:rPr>
           <w:rFonts w:ascii="Times New Roman" w:hAnsi="Times New Roman" w:eastAsia="Times New Roman"/>
         </w:rPr>
-        <w:instrText xml:space="preserve"> HYPERLINK \l _Toc225 </w:instrText>
+        <w:instrText xml:space="preserve"> HYPERLINK \l _Toc1128 </w:instrText>
       </w:r>
       <w:r>
         <w:rPr>
@@ -1894,7 +1894,7 @@
         <w:fldChar w:fldCharType="begin"/>
       </w:r>
       <w:r>
-        <w:instrText xml:space="preserve"> PAGEREF _Toc225 \h </w:instrText>
+        <w:instrText xml:space="preserve"> PAGEREF _Toc1128 \h </w:instrText>
       </w:r>
       <w:r>
         <w:fldChar w:fldCharType="separate"/>
@@ -1929,7 +1929,7 @@
         <w:rPr>
           <w:rFonts w:ascii="Times New Roman" w:hAnsi="Times New Roman" w:eastAsia="Times New Roman"/>
         </w:rPr>
-        <w:instrText xml:space="preserve"> HYPERLINK \l _Toc26581 </w:instrText>
+        <w:instrText xml:space="preserve"> HYPERLINK \l _Toc4847 </w:instrText>
       </w:r>
       <w:r>
         <w:rPr>
@@ -1951,7 +1951,7 @@
         <w:fldChar w:fldCharType="begin"/>
       </w:r>
       <w:r>
-        <w:instrText xml:space="preserve"> PAGEREF _Toc26581 \h </w:instrText>
+        <w:instrText xml:space="preserve"> PAGEREF _Toc4847 \h </w:instrText>
       </w:r>
       <w:r>
         <w:fldChar w:fldCharType="separate"/>
@@ -1986,7 +1986,7 @@
         <w:rPr>
           <w:rFonts w:ascii="Times New Roman" w:hAnsi="Times New Roman" w:eastAsia="Times New Roman"/>
         </w:rPr>
-        <w:instrText xml:space="preserve"> HYPERLINK \l _Toc23378 </w:instrText>
+        <w:instrText xml:space="preserve"> HYPERLINK \l _Toc7556 </w:instrText>
       </w:r>
       <w:r>
         <w:rPr>
@@ -2008,7 +2008,7 @@
         <w:fldChar w:fldCharType="begin"/>
       </w:r>
       <w:r>
-        <w:instrText xml:space="preserve"> PAGEREF _Toc23378 \h </w:instrText>
+        <w:instrText xml:space="preserve"> PAGEREF _Toc7556 \h </w:instrText>
       </w:r>
       <w:r>
         <w:fldChar w:fldCharType="separate"/>
@@ -2043,7 +2043,7 @@
         <w:rPr>
           <w:rFonts w:ascii="Times New Roman" w:hAnsi="Times New Roman" w:eastAsia="Times New Roman"/>
         </w:rPr>
-        <w:instrText xml:space="preserve"> HYPERLINK \l _Toc25919 </w:instrText>
+        <w:instrText xml:space="preserve"> HYPERLINK \l _Toc26232 </w:instrText>
       </w:r>
       <w:r>
         <w:rPr>
@@ -2065,7 +2065,7 @@
         <w:fldChar w:fldCharType="begin"/>
       </w:r>
       <w:r>
-        <w:instrText xml:space="preserve"> PAGEREF _Toc25919 \h </w:instrText>
+        <w:instrText xml:space="preserve"> PAGEREF _Toc26232 \h </w:instrText>
       </w:r>
       <w:r>
         <w:fldChar w:fldCharType="separate"/>
@@ -2100,7 +2100,7 @@
         <w:rPr>
           <w:rFonts w:ascii="Times New Roman" w:hAnsi="Times New Roman" w:eastAsia="Times New Roman"/>
         </w:rPr>
-        <w:instrText xml:space="preserve"> HYPERLINK \l _Toc16885 </w:instrText>
+        <w:instrText xml:space="preserve"> HYPERLINK \l _Toc28653 </w:instrText>
       </w:r>
       <w:r>
         <w:rPr>
@@ -2122,7 +2122,7 @@
         <w:fldChar w:fldCharType="begin"/>
       </w:r>
       <w:r>
-        <w:instrText xml:space="preserve"> PAGEREF _Toc16885 \h </w:instrText>
+        <w:instrText xml:space="preserve"> PAGEREF _Toc28653 \h </w:instrText>
       </w:r>
       <w:r>
         <w:fldChar w:fldCharType="separate"/>
@@ -2157,7 +2157,7 @@
         <w:rPr>
           <w:rFonts w:ascii="Times New Roman" w:hAnsi="Times New Roman" w:eastAsia="Times New Roman"/>
         </w:rPr>
-        <w:instrText xml:space="preserve"> HYPERLINK \l _Toc1355 </w:instrText>
+        <w:instrText xml:space="preserve"> HYPERLINK \l _Toc2890 </w:instrText>
       </w:r>
       <w:r>
         <w:rPr>
@@ -2179,7 +2179,7 @@
         <w:fldChar w:fldCharType="begin"/>
       </w:r>
       <w:r>
-        <w:instrText xml:space="preserve"> PAGEREF _Toc1355 \h </w:instrText>
+        <w:instrText xml:space="preserve"> PAGEREF _Toc2890 \h </w:instrText>
       </w:r>
       <w:r>
         <w:fldChar w:fldCharType="separate"/>
@@ -2214,7 +2214,7 @@
         <w:rPr>
           <w:rFonts w:ascii="Times New Roman" w:hAnsi="Times New Roman" w:eastAsia="Times New Roman"/>
         </w:rPr>
-        <w:instrText xml:space="preserve"> HYPERLINK \l _Toc5140 </w:instrText>
+        <w:instrText xml:space="preserve"> HYPERLINK \l _Toc9200 </w:instrText>
       </w:r>
       <w:r>
         <w:rPr>
@@ -2236,7 +2236,7 @@
         <w:fldChar w:fldCharType="begin"/>
       </w:r>
       <w:r>
-        <w:instrText xml:space="preserve"> PAGEREF _Toc5140 \h </w:instrText>
+        <w:instrText xml:space="preserve"> PAGEREF _Toc9200 \h </w:instrText>
       </w:r>
       <w:r>
         <w:fldChar w:fldCharType="separate"/>
@@ -2271,7 +2271,7 @@
         <w:rPr>
           <w:rFonts w:ascii="Times New Roman" w:hAnsi="Times New Roman" w:eastAsia="Times New Roman"/>
         </w:rPr>
-        <w:instrText xml:space="preserve"> HYPERLINK \l _Toc28109 </w:instrText>
+        <w:instrText xml:space="preserve"> HYPERLINK \l _Toc9209 </w:instrText>
       </w:r>
       <w:r>
         <w:rPr>
@@ -2307,7 +2307,7 @@
         <w:fldChar w:fldCharType="begin"/>
       </w:r>
       <w:r>
-        <w:instrText xml:space="preserve"> PAGEREF _Toc28109 \h </w:instrText>
+        <w:instrText xml:space="preserve"> PAGEREF _Toc9209 \h </w:instrText>
       </w:r>
       <w:r>
         <w:fldChar w:fldCharType="separate"/>
@@ -2342,7 +2342,7 @@
         <w:rPr>
           <w:rFonts w:ascii="Times New Roman" w:hAnsi="Times New Roman" w:eastAsia="Times New Roman"/>
         </w:rPr>
-        <w:instrText xml:space="preserve"> HYPERLINK \l _Toc23829 </w:instrText>
+        <w:instrText xml:space="preserve"> HYPERLINK \l _Toc26466 </w:instrText>
       </w:r>
       <w:r>
         <w:rPr>
@@ -2364,7 +2364,7 @@
         <w:fldChar w:fldCharType="begin"/>
       </w:r>
       <w:r>
-        <w:instrText xml:space="preserve"> PAGEREF _Toc23829 \h </w:instrText>
+        <w:instrText xml:space="preserve"> PAGEREF _Toc26466 \h </w:instrText>
       </w:r>
       <w:r>
         <w:fldChar w:fldCharType="separate"/>
@@ -2399,7 +2399,7 @@
         <w:rPr>
           <w:rFonts w:ascii="Times New Roman" w:hAnsi="Times New Roman" w:eastAsia="Times New Roman"/>
         </w:rPr>
-        <w:instrText xml:space="preserve"> HYPERLINK \l _Toc11731 </w:instrText>
+        <w:instrText xml:space="preserve"> HYPERLINK \l _Toc11854 </w:instrText>
       </w:r>
       <w:r>
         <w:rPr>
@@ -2421,7 +2421,7 @@
         <w:fldChar w:fldCharType="begin"/>
       </w:r>
       <w:r>
-        <w:instrText xml:space="preserve"> PAGEREF _Toc11731 \h </w:instrText>
+        <w:instrText xml:space="preserve"> PAGEREF _Toc11854 \h </w:instrText>
       </w:r>
       <w:r>
         <w:fldChar w:fldCharType="separate"/>
@@ -2456,7 +2456,7 @@
         <w:rPr>
           <w:rFonts w:ascii="Times New Roman" w:hAnsi="Times New Roman" w:eastAsia="Times New Roman"/>
         </w:rPr>
-        <w:instrText xml:space="preserve"> HYPERLINK \l _Toc25615 </w:instrText>
+        <w:instrText xml:space="preserve"> HYPERLINK \l _Toc21254 </w:instrText>
       </w:r>
       <w:r>
         <w:rPr>
@@ -2478,7 +2478,7 @@
         <w:fldChar w:fldCharType="begin"/>
       </w:r>
       <w:r>
-        <w:instrText xml:space="preserve"> PAGEREF _Toc25615 \h </w:instrText>
+        <w:instrText xml:space="preserve"> PAGEREF _Toc21254 \h </w:instrText>
       </w:r>
       <w:r>
         <w:fldChar w:fldCharType="separate"/>
@@ -2513,7 +2513,7 @@
         <w:rPr>
           <w:rFonts w:ascii="Times New Roman" w:hAnsi="Times New Roman" w:eastAsia="Times New Roman"/>
         </w:rPr>
-        <w:instrText xml:space="preserve"> HYPERLINK \l _Toc31592 </w:instrText>
+        <w:instrText xml:space="preserve"> HYPERLINK \l _Toc12697 </w:instrText>
       </w:r>
       <w:r>
         <w:rPr>
@@ -2535,7 +2535,7 @@
         <w:fldChar w:fldCharType="begin"/>
       </w:r>
       <w:r>
-        <w:instrText xml:space="preserve"> PAGEREF _Toc31592 \h </w:instrText>
+        <w:instrText xml:space="preserve"> PAGEREF _Toc12697 \h </w:instrText>
       </w:r>
       <w:r>
         <w:fldChar w:fldCharType="separate"/>
@@ -2570,7 +2570,7 @@
         <w:rPr>
           <w:rFonts w:ascii="Times New Roman" w:hAnsi="Times New Roman" w:eastAsia="Times New Roman"/>
         </w:rPr>
-        <w:instrText xml:space="preserve"> HYPERLINK \l _Toc11490 </w:instrText>
+        <w:instrText xml:space="preserve"> HYPERLINK \l _Toc17441 </w:instrText>
       </w:r>
       <w:r>
         <w:rPr>
@@ -2592,7 +2592,7 @@
         <w:fldChar w:fldCharType="begin"/>
       </w:r>
       <w:r>
-        <w:instrText xml:space="preserve"> PAGEREF _Toc11490 \h </w:instrText>
+        <w:instrText xml:space="preserve"> PAGEREF _Toc17441 \h </w:instrText>
       </w:r>
       <w:r>
         <w:fldChar w:fldCharType="separate"/>
@@ -2627,7 +2627,7 @@
         <w:rPr>
           <w:rFonts w:ascii="Times New Roman" w:hAnsi="Times New Roman" w:eastAsia="Times New Roman"/>
         </w:rPr>
-        <w:instrText xml:space="preserve"> HYPERLINK \l _Toc209 </w:instrText>
+        <w:instrText xml:space="preserve"> HYPERLINK \l _Toc1141 </w:instrText>
       </w:r>
       <w:r>
         <w:rPr>
@@ -2649,7 +2649,7 @@
         <w:fldChar w:fldCharType="begin"/>
       </w:r>
       <w:r>
-        <w:instrText xml:space="preserve"> PAGEREF _Toc209 \h </w:instrText>
+        <w:instrText xml:space="preserve"> PAGEREF _Toc1141 \h </w:instrText>
       </w:r>
       <w:r>
         <w:fldChar w:fldCharType="separate"/>
@@ -2684,7 +2684,7 @@
         <w:rPr>
           <w:rFonts w:ascii="Times New Roman" w:hAnsi="Times New Roman" w:eastAsia="Times New Roman"/>
         </w:rPr>
-        <w:instrText xml:space="preserve"> HYPERLINK \l _Toc7971 </w:instrText>
+        <w:instrText xml:space="preserve"> HYPERLINK \l _Toc5024 </w:instrText>
       </w:r>
       <w:r>
         <w:rPr>
@@ -2706,7 +2706,7 @@
         <w:fldChar w:fldCharType="begin"/>
       </w:r>
       <w:r>
-        <w:instrText xml:space="preserve"> PAGEREF _Toc7971 \h </w:instrText>
+        <w:instrText xml:space="preserve"> PAGEREF _Toc5024 \h </w:instrText>
       </w:r>
       <w:r>
         <w:fldChar w:fldCharType="separate"/>
@@ -2741,7 +2741,7 @@
         <w:rPr>
           <w:rFonts w:ascii="Times New Roman" w:hAnsi="Times New Roman" w:eastAsia="Times New Roman"/>
         </w:rPr>
-        <w:instrText xml:space="preserve"> HYPERLINK \l _Toc15424 </w:instrText>
+        <w:instrText xml:space="preserve"> HYPERLINK \l _Toc3543 </w:instrText>
       </w:r>
       <w:r>
         <w:rPr>
@@ -2763,7 +2763,7 @@
         <w:fldChar w:fldCharType="begin"/>
       </w:r>
       <w:r>
-        <w:instrText xml:space="preserve"> PAGEREF _Toc15424 \h </w:instrText>
+        <w:instrText xml:space="preserve"> PAGEREF _Toc3543 \h </w:instrText>
       </w:r>
       <w:r>
         <w:fldChar w:fldCharType="separate"/>
@@ -2798,7 +2798,7 @@
         <w:rPr>
           <w:rFonts w:ascii="Times New Roman" w:hAnsi="Times New Roman" w:eastAsia="Times New Roman"/>
         </w:rPr>
-        <w:instrText xml:space="preserve"> HYPERLINK \l _Toc26975 </w:instrText>
+        <w:instrText xml:space="preserve"> HYPERLINK \l _Toc8062 </w:instrText>
       </w:r>
       <w:r>
         <w:rPr>
@@ -2820,7 +2820,7 @@
         <w:fldChar w:fldCharType="begin"/>
       </w:r>
       <w:r>
-        <w:instrText xml:space="preserve"> PAGEREF _Toc26975 \h </w:instrText>
+        <w:instrText xml:space="preserve"> PAGEREF _Toc8062 \h </w:instrText>
       </w:r>
       <w:r>
         <w:fldChar w:fldCharType="separate"/>
@@ -2855,7 +2855,7 @@
         <w:rPr>
           <w:rFonts w:ascii="Times New Roman" w:hAnsi="Times New Roman" w:eastAsia="Times New Roman"/>
         </w:rPr>
-        <w:instrText xml:space="preserve"> HYPERLINK \l _Toc20112 </w:instrText>
+        <w:instrText xml:space="preserve"> HYPERLINK \l _Toc17239 </w:instrText>
       </w:r>
       <w:r>
         <w:rPr>
@@ -2877,7 +2877,7 @@
         <w:fldChar w:fldCharType="begin"/>
       </w:r>
       <w:r>
-        <w:instrText xml:space="preserve"> PAGEREF _Toc20112 \h </w:instrText>
+        <w:instrText xml:space="preserve"> PAGEREF _Toc17239 \h </w:instrText>
       </w:r>
       <w:r>
         <w:fldChar w:fldCharType="separate"/>
@@ -2912,7 +2912,7 @@
         <w:rPr>
           <w:rFonts w:ascii="Times New Roman" w:hAnsi="Times New Roman" w:eastAsia="Times New Roman"/>
         </w:rPr>
-        <w:instrText xml:space="preserve"> HYPERLINK \l _Toc11137 </w:instrText>
+        <w:instrText xml:space="preserve"> HYPERLINK \l _Toc76 </w:instrText>
       </w:r>
       <w:r>
         <w:rPr>
@@ -2934,7 +2934,7 @@
         <w:fldChar w:fldCharType="begin"/>
       </w:r>
       <w:r>
-        <w:instrText xml:space="preserve"> PAGEREF _Toc11137 \h </w:instrText>
+        <w:instrText xml:space="preserve"> PAGEREF _Toc76 \h </w:instrText>
       </w:r>
       <w:r>
         <w:fldChar w:fldCharType="separate"/>
@@ -2969,7 +2969,7 @@
         <w:rPr>
           <w:rFonts w:ascii="Times New Roman" w:hAnsi="Times New Roman" w:eastAsia="Times New Roman"/>
         </w:rPr>
-        <w:instrText xml:space="preserve"> HYPERLINK \l _Toc14482 </w:instrText>
+        <w:instrText xml:space="preserve"> HYPERLINK \l _Toc30494 </w:instrText>
       </w:r>
       <w:r>
         <w:rPr>
@@ -3005,7 +3005,7 @@
         <w:fldChar w:fldCharType="begin"/>
       </w:r>
       <w:r>
-        <w:instrText xml:space="preserve"> PAGEREF _Toc14482 \h </w:instrText>
+        <w:instrText xml:space="preserve"> PAGEREF _Toc30494 \h </w:instrText>
       </w:r>
       <w:r>
         <w:fldChar w:fldCharType="separate"/>
@@ -3040,7 +3040,7 @@
         <w:rPr>
           <w:rFonts w:ascii="Times New Roman" w:hAnsi="Times New Roman" w:eastAsia="Times New Roman"/>
         </w:rPr>
-        <w:instrText xml:space="preserve"> HYPERLINK \l _Toc2400 </w:instrText>
+        <w:instrText xml:space="preserve"> HYPERLINK \l _Toc21512 </w:instrText>
       </w:r>
       <w:r>
         <w:rPr>
@@ -3062,7 +3062,7 @@
         <w:fldChar w:fldCharType="begin"/>
       </w:r>
       <w:r>
-        <w:instrText xml:space="preserve"> PAGEREF _Toc2400 \h </w:instrText>
+        <w:instrText xml:space="preserve"> PAGEREF _Toc21512 \h </w:instrText>
       </w:r>
       <w:r>
         <w:fldChar w:fldCharType="separate"/>
@@ -3097,7 +3097,7 @@
         <w:rPr>
           <w:rFonts w:ascii="Times New Roman" w:hAnsi="Times New Roman" w:eastAsia="Times New Roman"/>
         </w:rPr>
-        <w:instrText xml:space="preserve"> HYPERLINK \l _Toc17380 </w:instrText>
+        <w:instrText xml:space="preserve"> HYPERLINK \l _Toc23001 </w:instrText>
       </w:r>
       <w:r>
         <w:rPr>
@@ -3119,7 +3119,7 @@
         <w:fldChar w:fldCharType="begin"/>
       </w:r>
       <w:r>
-        <w:instrText xml:space="preserve"> PAGEREF _Toc17380 \h </w:instrText>
+        <w:instrText xml:space="preserve"> PAGEREF _Toc23001 \h </w:instrText>
       </w:r>
       <w:r>
         <w:fldChar w:fldCharType="separate"/>
@@ -3154,7 +3154,7 @@
         <w:rPr>
           <w:rFonts w:ascii="Times New Roman" w:hAnsi="Times New Roman" w:eastAsia="Times New Roman"/>
         </w:rPr>
-        <w:instrText xml:space="preserve"> HYPERLINK \l _Toc3774 </w:instrText>
+        <w:instrText xml:space="preserve"> HYPERLINK \l _Toc4266 </w:instrText>
       </w:r>
       <w:r>
         <w:rPr>
@@ -3176,7 +3176,7 @@
         <w:fldChar w:fldCharType="begin"/>
       </w:r>
       <w:r>
-        <w:instrText xml:space="preserve"> PAGEREF _Toc3774 \h </w:instrText>
+        <w:instrText xml:space="preserve"> PAGEREF _Toc4266 \h </w:instrText>
       </w:r>
       <w:r>
         <w:fldChar w:fldCharType="separate"/>
@@ -3211,7 +3211,7 @@
         <w:rPr>
           <w:rFonts w:ascii="Times New Roman" w:hAnsi="Times New Roman" w:eastAsia="Times New Roman"/>
         </w:rPr>
-        <w:instrText xml:space="preserve"> HYPERLINK \l _Toc31601 </w:instrText>
+        <w:instrText xml:space="preserve"> HYPERLINK \l _Toc31130 </w:instrText>
       </w:r>
       <w:r>
         <w:rPr>
@@ -3233,7 +3233,7 @@
         <w:fldChar w:fldCharType="begin"/>
       </w:r>
       <w:r>
-        <w:instrText xml:space="preserve"> PAGEREF _Toc31601 \h </w:instrText>
+        <w:instrText xml:space="preserve"> PAGEREF _Toc31130 \h </w:instrText>
       </w:r>
       <w:r>
         <w:fldChar w:fldCharType="separate"/>
@@ -3268,7 +3268,7 @@
         <w:rPr>
           <w:rFonts w:ascii="Times New Roman" w:hAnsi="Times New Roman" w:eastAsia="Times New Roman"/>
         </w:rPr>
-        <w:instrText xml:space="preserve"> HYPERLINK \l _Toc22592 </w:instrText>
+        <w:instrText xml:space="preserve"> HYPERLINK \l _Toc9228 </w:instrText>
       </w:r>
       <w:r>
         <w:rPr>
@@ -3290,7 +3290,7 @@
         <w:fldChar w:fldCharType="begin"/>
       </w:r>
       <w:r>
-        <w:instrText xml:space="preserve"> PAGEREF _Toc22592 \h </w:instrText>
+        <w:instrText xml:space="preserve"> PAGEREF _Toc9228 \h </w:instrText>
       </w:r>
       <w:r>
         <w:fldChar w:fldCharType="separate"/>
@@ -3325,7 +3325,7 @@
         <w:rPr>
           <w:rFonts w:ascii="Times New Roman" w:hAnsi="Times New Roman" w:eastAsia="Times New Roman"/>
         </w:rPr>
-        <w:instrText xml:space="preserve"> HYPERLINK \l _Toc30989 </w:instrText>
+        <w:instrText xml:space="preserve"> HYPERLINK \l _Toc3233 </w:instrText>
       </w:r>
       <w:r>
         <w:rPr>
@@ -3347,7 +3347,7 @@
         <w:fldChar w:fldCharType="begin"/>
       </w:r>
       <w:r>
-        <w:instrText xml:space="preserve"> PAGEREF _Toc30989 \h </w:instrText>
+        <w:instrText xml:space="preserve"> PAGEREF _Toc3233 \h </w:instrText>
       </w:r>
       <w:r>
         <w:fldChar w:fldCharType="separate"/>
@@ -3382,7 +3382,7 @@
         <w:rPr>
           <w:rFonts w:ascii="Times New Roman" w:hAnsi="Times New Roman" w:eastAsia="Times New Roman"/>
         </w:rPr>
-        <w:instrText xml:space="preserve"> HYPERLINK \l _Toc20775 </w:instrText>
+        <w:instrText xml:space="preserve"> HYPERLINK \l _Toc5142 </w:instrText>
       </w:r>
       <w:r>
         <w:rPr>
@@ -3404,7 +3404,7 @@
         <w:fldChar w:fldCharType="begin"/>
       </w:r>
       <w:r>
-        <w:instrText xml:space="preserve"> PAGEREF _Toc20775 \h </w:instrText>
+        <w:instrText xml:space="preserve"> PAGEREF _Toc5142 \h </w:instrText>
       </w:r>
       <w:r>
         <w:fldChar w:fldCharType="separate"/>
@@ -3439,7 +3439,7 @@
         <w:rPr>
           <w:rFonts w:ascii="Times New Roman" w:hAnsi="Times New Roman" w:eastAsia="Times New Roman"/>
         </w:rPr>
-        <w:instrText xml:space="preserve"> HYPERLINK \l _Toc14534 </w:instrText>
+        <w:instrText xml:space="preserve"> HYPERLINK \l _Toc3916 </w:instrText>
       </w:r>
       <w:r>
         <w:rPr>
@@ -3461,7 +3461,7 @@
         <w:fldChar w:fldCharType="begin"/>
       </w:r>
       <w:r>
-        <w:instrText xml:space="preserve"> PAGEREF _Toc14534 \h </w:instrText>
+        <w:instrText xml:space="preserve"> PAGEREF _Toc3916 \h </w:instrText>
       </w:r>
       <w:r>
         <w:fldChar w:fldCharType="separate"/>
@@ -3496,7 +3496,7 @@
         <w:rPr>
           <w:rFonts w:ascii="Times New Roman" w:hAnsi="Times New Roman" w:eastAsia="Times New Roman"/>
         </w:rPr>
-        <w:instrText xml:space="preserve"> HYPERLINK \l _Toc5075 </w:instrText>
+        <w:instrText xml:space="preserve"> HYPERLINK \l _Toc10587 </w:instrText>
       </w:r>
       <w:r>
         <w:rPr>
@@ -3518,7 +3518,7 @@
         <w:fldChar w:fldCharType="begin"/>
       </w:r>
       <w:r>
-        <w:instrText xml:space="preserve"> PAGEREF _Toc5075 \h </w:instrText>
+        <w:instrText xml:space="preserve"> PAGEREF _Toc10587 \h </w:instrText>
       </w:r>
       <w:r>
         <w:fldChar w:fldCharType="separate"/>
@@ -3553,7 +3553,7 @@
         <w:rPr>
           <w:rFonts w:ascii="Times New Roman" w:hAnsi="Times New Roman" w:eastAsia="Times New Roman"/>
         </w:rPr>
-        <w:instrText xml:space="preserve"> HYPERLINK \l _Toc26591 </w:instrText>
+        <w:instrText xml:space="preserve"> HYPERLINK \l _Toc14029 </w:instrText>
       </w:r>
       <w:r>
         <w:rPr>
@@ -3575,7 +3575,7 @@
         <w:fldChar w:fldCharType="begin"/>
       </w:r>
       <w:r>
-        <w:instrText xml:space="preserve"> PAGEREF _Toc26591 \h </w:instrText>
+        <w:instrText xml:space="preserve"> PAGEREF _Toc14029 \h </w:instrText>
       </w:r>
       <w:r>
         <w:fldChar w:fldCharType="separate"/>
@@ -3610,7 +3610,7 @@
         <w:rPr>
           <w:rFonts w:ascii="Times New Roman" w:hAnsi="Times New Roman" w:eastAsia="Times New Roman"/>
         </w:rPr>
-        <w:instrText xml:space="preserve"> HYPERLINK \l _Toc11093 </w:instrText>
+        <w:instrText xml:space="preserve"> HYPERLINK \l _Toc16263 </w:instrText>
       </w:r>
       <w:r>
         <w:rPr>
@@ -3632,7 +3632,7 @@
         <w:fldChar w:fldCharType="begin"/>
       </w:r>
       <w:r>
-        <w:instrText xml:space="preserve"> PAGEREF _Toc11093 \h </w:instrText>
+        <w:instrText xml:space="preserve"> PAGEREF _Toc16263 \h </w:instrText>
       </w:r>
       <w:r>
         <w:fldChar w:fldCharType="separate"/>
@@ -3667,7 +3667,7 @@
         <w:rPr>
           <w:rFonts w:ascii="Times New Roman" w:hAnsi="Times New Roman" w:eastAsia="Times New Roman"/>
         </w:rPr>
-        <w:instrText xml:space="preserve"> HYPERLINK \l _Toc5270 </w:instrText>
+        <w:instrText xml:space="preserve"> HYPERLINK \l _Toc1625 </w:instrText>
       </w:r>
       <w:r>
         <w:rPr>
@@ -3703,7 +3703,7 @@
         <w:fldChar w:fldCharType="begin"/>
       </w:r>
       <w:r>
-        <w:instrText xml:space="preserve"> PAGEREF _Toc5270 \h </w:instrText>
+        <w:instrText xml:space="preserve"> PAGEREF _Toc1625 \h </w:instrText>
       </w:r>
       <w:r>
         <w:fldChar w:fldCharType="separate"/>
@@ -3738,7 +3738,7 @@
         <w:rPr>
           <w:rFonts w:ascii="Times New Roman" w:hAnsi="Times New Roman" w:eastAsia="Times New Roman"/>
         </w:rPr>
-        <w:instrText xml:space="preserve"> HYPERLINK \l _Toc9883 </w:instrText>
+        <w:instrText xml:space="preserve"> HYPERLINK \l _Toc29261 </w:instrText>
       </w:r>
       <w:r>
         <w:rPr>
@@ -3760,7 +3760,7 @@
         <w:fldChar w:fldCharType="begin"/>
       </w:r>
       <w:r>
-        <w:instrText xml:space="preserve"> PAGEREF _Toc9883 \h </w:instrText>
+        <w:instrText xml:space="preserve"> PAGEREF _Toc29261 \h </w:instrText>
       </w:r>
       <w:r>
         <w:fldChar w:fldCharType="separate"/>
@@ -3795,7 +3795,7 @@
         <w:rPr>
           <w:rFonts w:ascii="Times New Roman" w:hAnsi="Times New Roman" w:eastAsia="Times New Roman"/>
         </w:rPr>
-        <w:instrText xml:space="preserve"> HYPERLINK \l _Toc3360 </w:instrText>
+        <w:instrText xml:space="preserve"> HYPERLINK \l _Toc740 </w:instrText>
       </w:r>
       <w:r>
         <w:rPr>
@@ -3817,7 +3817,7 @@
         <w:fldChar w:fldCharType="begin"/>
       </w:r>
       <w:r>
-        <w:instrText xml:space="preserve"> PAGEREF _Toc3360 \h </w:instrText>
+        <w:instrText xml:space="preserve"> PAGEREF _Toc740 \h </w:instrText>
       </w:r>
       <w:r>
         <w:fldChar w:fldCharType="separate"/>
@@ -3852,7 +3852,7 @@
         <w:rPr>
           <w:rFonts w:ascii="Times New Roman" w:hAnsi="Times New Roman" w:eastAsia="Times New Roman"/>
         </w:rPr>
-        <w:instrText xml:space="preserve"> HYPERLINK \l _Toc12801 </w:instrText>
+        <w:instrText xml:space="preserve"> HYPERLINK \l _Toc21175 </w:instrText>
       </w:r>
       <w:r>
         <w:rPr>
@@ -3874,7 +3874,7 @@
         <w:fldChar w:fldCharType="begin"/>
       </w:r>
       <w:r>
-        <w:instrText xml:space="preserve"> PAGEREF _Toc12801 \h </w:instrText>
+        <w:instrText xml:space="preserve"> PAGEREF _Toc21175 \h </w:instrText>
       </w:r>
       <w:r>
         <w:fldChar w:fldCharType="separate"/>
@@ -3909,7 +3909,7 @@
         <w:rPr>
           <w:rFonts w:ascii="Times New Roman" w:hAnsi="Times New Roman" w:eastAsia="Times New Roman"/>
         </w:rPr>
-        <w:instrText xml:space="preserve"> HYPERLINK \l _Toc28547 </w:instrText>
+        <w:instrText xml:space="preserve"> HYPERLINK \l _Toc8616 </w:instrText>
       </w:r>
       <w:r>
         <w:rPr>
@@ -3931,7 +3931,7 @@
         <w:fldChar w:fldCharType="begin"/>
       </w:r>
       <w:r>
-        <w:instrText xml:space="preserve"> PAGEREF _Toc28547 \h </w:instrText>
+        <w:instrText xml:space="preserve"> PAGEREF _Toc8616 \h </w:instrText>
       </w:r>
       <w:r>
         <w:fldChar w:fldCharType="separate"/>
@@ -3966,7 +3966,7 @@
         <w:rPr>
           <w:rFonts w:ascii="Times New Roman" w:hAnsi="Times New Roman" w:eastAsia="Times New Roman"/>
         </w:rPr>
-        <w:instrText xml:space="preserve"> HYPERLINK \l _Toc21055 </w:instrText>
+        <w:instrText xml:space="preserve"> HYPERLINK \l _Toc28678 </w:instrText>
       </w:r>
       <w:r>
         <w:rPr>
@@ -3988,7 +3988,7 @@
         <w:fldChar w:fldCharType="begin"/>
       </w:r>
       <w:r>
-        <w:instrText xml:space="preserve"> PAGEREF _Toc21055 \h </w:instrText>
+        <w:instrText xml:space="preserve"> PAGEREF _Toc28678 \h </w:instrText>
       </w:r>
       <w:r>
         <w:fldChar w:fldCharType="separate"/>
@@ -4023,7 +4023,7 @@
         <w:rPr>
           <w:rFonts w:ascii="Times New Roman" w:hAnsi="Times New Roman" w:eastAsia="Times New Roman"/>
         </w:rPr>
-        <w:instrText xml:space="preserve"> HYPERLINK \l _Toc14642 </w:instrText>
+        <w:instrText xml:space="preserve"> HYPERLINK \l _Toc12300 </w:instrText>
       </w:r>
       <w:r>
         <w:rPr>
@@ -4045,7 +4045,7 @@
         <w:fldChar w:fldCharType="begin"/>
       </w:r>
       <w:r>
-        <w:instrText xml:space="preserve"> PAGEREF _Toc14642 \h </w:instrText>
+        <w:instrText xml:space="preserve"> PAGEREF _Toc12300 \h </w:instrText>
       </w:r>
       <w:r>
         <w:fldChar w:fldCharType="separate"/>
@@ -4080,7 +4080,7 @@
         <w:rPr>
           <w:rFonts w:ascii="Times New Roman" w:hAnsi="Times New Roman" w:eastAsia="Times New Roman"/>
         </w:rPr>
-        <w:instrText xml:space="preserve"> HYPERLINK \l _Toc29721 </w:instrText>
+        <w:instrText xml:space="preserve"> HYPERLINK \l _Toc6277 </w:instrText>
       </w:r>
       <w:r>
         <w:rPr>
@@ -4102,7 +4102,7 @@
         <w:fldChar w:fldCharType="begin"/>
       </w:r>
       <w:r>
-        <w:instrText xml:space="preserve"> PAGEREF _Toc29721 \h </w:instrText>
+        <w:instrText xml:space="preserve"> PAGEREF _Toc6277 \h </w:instrText>
       </w:r>
       <w:r>
         <w:fldChar w:fldCharType="separate"/>
@@ -4137,7 +4137,7 @@
         <w:rPr>
           <w:rFonts w:ascii="Times New Roman" w:hAnsi="Times New Roman" w:eastAsia="Times New Roman"/>
         </w:rPr>
-        <w:instrText xml:space="preserve"> HYPERLINK \l _Toc23702 </w:instrText>
+        <w:instrText xml:space="preserve"> HYPERLINK \l _Toc10155 </w:instrText>
       </w:r>
       <w:r>
         <w:rPr>
@@ -4159,7 +4159,7 @@
         <w:fldChar w:fldCharType="begin"/>
       </w:r>
       <w:r>
-        <w:instrText xml:space="preserve"> PAGEREF _Toc23702 \h </w:instrText>
+        <w:instrText xml:space="preserve"> PAGEREF _Toc10155 \h </w:instrText>
       </w:r>
       <w:r>
         <w:fldChar w:fldCharType="separate"/>
@@ -4194,7 +4194,7 @@
         <w:rPr>
           <w:rFonts w:ascii="Times New Roman" w:hAnsi="Times New Roman" w:eastAsia="Times New Roman"/>
         </w:rPr>
-        <w:instrText xml:space="preserve"> HYPERLINK \l _Toc24120 </w:instrText>
+        <w:instrText xml:space="preserve"> HYPERLINK \l _Toc6648 </w:instrText>
       </w:r>
       <w:r>
         <w:rPr>
@@ -4230,7 +4230,7 @@
         <w:fldChar w:fldCharType="begin"/>
       </w:r>
       <w:r>
-        <w:instrText xml:space="preserve"> PAGEREF _Toc24120 \h </w:instrText>
+        <w:instrText xml:space="preserve"> PAGEREF _Toc6648 \h </w:instrText>
       </w:r>
       <w:r>
         <w:fldChar w:fldCharType="separate"/>
@@ -4265,7 +4265,7 @@
         <w:rPr>
           <w:rFonts w:ascii="Times New Roman" w:hAnsi="Times New Roman" w:eastAsia="Times New Roman"/>
         </w:rPr>
-        <w:instrText xml:space="preserve"> HYPERLINK \l _Toc21489 </w:instrText>
+        <w:instrText xml:space="preserve"> HYPERLINK \l _Toc14206 </w:instrText>
       </w:r>
       <w:r>
         <w:rPr>
@@ -4287,7 +4287,7 @@
         <w:fldChar w:fldCharType="begin"/>
       </w:r>
       <w:r>
-        <w:instrText xml:space="preserve"> PAGEREF _Toc21489 \h </w:instrText>
+        <w:instrText xml:space="preserve"> PAGEREF _Toc14206 \h </w:instrText>
       </w:r>
       <w:r>
         <w:fldChar w:fldCharType="separate"/>
@@ -4322,7 +4322,7 @@
         <w:rPr>
           <w:rFonts w:ascii="Times New Roman" w:hAnsi="Times New Roman" w:eastAsia="Times New Roman"/>
         </w:rPr>
-        <w:instrText xml:space="preserve"> HYPERLINK \l _Toc16146 </w:instrText>
+        <w:instrText xml:space="preserve"> HYPERLINK \l _Toc18071 </w:instrText>
       </w:r>
       <w:r>
         <w:rPr>
@@ -4344,7 +4344,7 @@
         <w:fldChar w:fldCharType="begin"/>
       </w:r>
       <w:r>
-        <w:instrText xml:space="preserve"> PAGEREF _Toc16146 \h </w:instrText>
+        <w:instrText xml:space="preserve"> PAGEREF _Toc18071 \h </w:instrText>
       </w:r>
       <w:r>
         <w:fldChar w:fldCharType="separate"/>
@@ -4379,7 +4379,7 @@
         <w:rPr>
           <w:rFonts w:ascii="Times New Roman" w:hAnsi="Times New Roman" w:eastAsia="Times New Roman"/>
         </w:rPr>
-        <w:instrText xml:space="preserve"> HYPERLINK \l _Toc9275 </w:instrText>
+        <w:instrText xml:space="preserve"> HYPERLINK \l _Toc21373 </w:instrText>
       </w:r>
       <w:r>
         <w:rPr>
@@ -4401,7 +4401,7 @@
         <w:fldChar w:fldCharType="begin"/>
       </w:r>
       <w:r>
-        <w:instrText xml:space="preserve"> PAGEREF _Toc9275 \h </w:instrText>
+        <w:instrText xml:space="preserve"> PAGEREF _Toc21373 \h </w:instrText>
       </w:r>
       <w:r>
         <w:fldChar w:fldCharType="separate"/>
@@ -4436,7 +4436,7 @@
         <w:rPr>
           <w:rFonts w:ascii="Times New Roman" w:hAnsi="Times New Roman" w:eastAsia="Times New Roman"/>
         </w:rPr>
-        <w:instrText xml:space="preserve"> HYPERLINK \l _Toc7886 </w:instrText>
+        <w:instrText xml:space="preserve"> HYPERLINK \l _Toc27305 </w:instrText>
       </w:r>
       <w:r>
         <w:rPr>
@@ -4458,7 +4458,7 @@
         <w:fldChar w:fldCharType="begin"/>
       </w:r>
       <w:r>
-        <w:instrText xml:space="preserve"> PAGEREF _Toc7886 \h </w:instrText>
+        <w:instrText xml:space="preserve"> PAGEREF _Toc27305 \h </w:instrText>
       </w:r>
       <w:r>
         <w:fldChar w:fldCharType="separate"/>
@@ -4493,7 +4493,7 @@
         <w:rPr>
           <w:rFonts w:ascii="Times New Roman" w:hAnsi="Times New Roman" w:eastAsia="Times New Roman"/>
         </w:rPr>
-        <w:instrText xml:space="preserve"> HYPERLINK \l _Toc6111 </w:instrText>
+        <w:instrText xml:space="preserve"> HYPERLINK \l _Toc26168 </w:instrText>
       </w:r>
       <w:r>
         <w:rPr>
@@ -4515,7 +4515,7 @@
         <w:fldChar w:fldCharType="begin"/>
       </w:r>
       <w:r>
-        <w:instrText xml:space="preserve"> PAGEREF _Toc6111 \h </w:instrText>
+        <w:instrText xml:space="preserve"> PAGEREF _Toc26168 \h </w:instrText>
       </w:r>
       <w:r>
         <w:fldChar w:fldCharType="separate"/>
@@ -4550,7 +4550,7 @@
         <w:rPr>
           <w:rFonts w:ascii="Times New Roman" w:hAnsi="Times New Roman" w:eastAsia="Times New Roman"/>
         </w:rPr>
-        <w:instrText xml:space="preserve"> HYPERLINK \l _Toc32129 </w:instrText>
+        <w:instrText xml:space="preserve"> HYPERLINK \l _Toc67 </w:instrText>
       </w:r>
       <w:r>
         <w:rPr>
@@ -4572,7 +4572,7 @@
         <w:fldChar w:fldCharType="begin"/>
       </w:r>
       <w:r>
-        <w:instrText xml:space="preserve"> PAGEREF _Toc32129 \h </w:instrText>
+        <w:instrText xml:space="preserve"> PAGEREF _Toc67 \h </w:instrText>
       </w:r>
       <w:r>
         <w:fldChar w:fldCharType="separate"/>
@@ -4607,7 +4607,7 @@
         <w:rPr>
           <w:rFonts w:ascii="Times New Roman" w:hAnsi="Times New Roman" w:eastAsia="Times New Roman"/>
         </w:rPr>
-        <w:instrText xml:space="preserve"> HYPERLINK \l _Toc30861 </w:instrText>
+        <w:instrText xml:space="preserve"> HYPERLINK \l _Toc23598 </w:instrText>
       </w:r>
       <w:r>
         <w:rPr>
@@ -4643,7 +4643,7 @@
         <w:fldChar w:fldCharType="begin"/>
       </w:r>
       <w:r>
-        <w:instrText xml:space="preserve"> PAGEREF _Toc30861 \h </w:instrText>
+        <w:instrText xml:space="preserve"> PAGEREF _Toc23598 \h </w:instrText>
       </w:r>
       <w:r>
         <w:fldChar w:fldCharType="separate"/>
@@ -4678,7 +4678,7 @@
         <w:rPr>
           <w:rFonts w:ascii="Times New Roman" w:hAnsi="Times New Roman" w:eastAsia="Times New Roman"/>
         </w:rPr>
-        <w:instrText xml:space="preserve"> HYPERLINK \l _Toc26691 </w:instrText>
+        <w:instrText xml:space="preserve"> HYPERLINK \l _Toc6583 </w:instrText>
       </w:r>
       <w:r>
         <w:rPr>
@@ -4700,7 +4700,7 @@
         <w:fldChar w:fldCharType="begin"/>
       </w:r>
       <w:r>
-        <w:instrText xml:space="preserve"> PAGEREF _Toc26691 \h </w:instrText>
+        <w:instrText xml:space="preserve"> PAGEREF _Toc6583 \h </w:instrText>
       </w:r>
       <w:r>
         <w:fldChar w:fldCharType="separate"/>
@@ -4735,7 +4735,7 @@
         <w:rPr>
           <w:rFonts w:ascii="Times New Roman" w:hAnsi="Times New Roman" w:eastAsia="Times New Roman"/>
         </w:rPr>
-        <w:instrText xml:space="preserve"> HYPERLINK \l _Toc2175 </w:instrText>
+        <w:instrText xml:space="preserve"> HYPERLINK \l _Toc16113 </w:instrText>
       </w:r>
       <w:r>
         <w:rPr>
@@ -4757,7 +4757,7 @@
         <w:fldChar w:fldCharType="begin"/>
       </w:r>
       <w:r>
-        <w:instrText xml:space="preserve"> PAGEREF _Toc2175 \h </w:instrText>
+        <w:instrText xml:space="preserve"> PAGEREF _Toc16113 \h </w:instrText>
       </w:r>
       <w:r>
         <w:fldChar w:fldCharType="separate"/>
@@ -4792,7 +4792,7 @@
         <w:rPr>
           <w:rFonts w:ascii="Times New Roman" w:hAnsi="Times New Roman" w:eastAsia="Times New Roman"/>
         </w:rPr>
-        <w:instrText xml:space="preserve"> HYPERLINK \l _Toc25573 </w:instrText>
+        <w:instrText xml:space="preserve"> HYPERLINK \l _Toc176 </w:instrText>
       </w:r>
       <w:r>
         <w:rPr>
@@ -4814,7 +4814,7 @@
         <w:fldChar w:fldCharType="begin"/>
       </w:r>
       <w:r>
-        <w:instrText xml:space="preserve"> PAGEREF _Toc25573 \h </w:instrText>
+        <w:instrText xml:space="preserve"> PAGEREF _Toc176 \h </w:instrText>
       </w:r>
       <w:r>
         <w:fldChar w:fldCharType="separate"/>
@@ -4849,7 +4849,7 @@
         <w:rPr>
           <w:rFonts w:ascii="Times New Roman" w:hAnsi="Times New Roman" w:eastAsia="Times New Roman"/>
         </w:rPr>
-        <w:instrText xml:space="preserve"> HYPERLINK \l _Toc16084 </w:instrText>
+        <w:instrText xml:space="preserve"> HYPERLINK \l _Toc1627 </w:instrText>
       </w:r>
       <w:r>
         <w:rPr>
@@ -4885,7 +4885,7 @@
         <w:fldChar w:fldCharType="begin"/>
       </w:r>
       <w:r>
-        <w:instrText xml:space="preserve"> PAGEREF _Toc16084 \h </w:instrText>
+        <w:instrText xml:space="preserve"> PAGEREF _Toc1627 \h </w:instrText>
       </w:r>
       <w:r>
         <w:fldChar w:fldCharType="separate"/>
@@ -4920,7 +4920,7 @@
         <w:rPr>
           <w:rFonts w:ascii="Times New Roman" w:hAnsi="Times New Roman" w:eastAsia="Times New Roman"/>
         </w:rPr>
-        <w:instrText xml:space="preserve"> HYPERLINK \l _Toc16974 </w:instrText>
+        <w:instrText xml:space="preserve"> HYPERLINK \l _Toc14105 </w:instrText>
       </w:r>
       <w:r>
         <w:rPr>
@@ -4942,7 +4942,7 @@
         <w:fldChar w:fldCharType="begin"/>
       </w:r>
       <w:r>
-        <w:instrText xml:space="preserve"> PAGEREF _Toc16974 \h </w:instrText>
+        <w:instrText xml:space="preserve"> PAGEREF _Toc14105 \h </w:instrText>
       </w:r>
       <w:r>
         <w:fldChar w:fldCharType="separate"/>
@@ -4977,7 +4977,7 @@
         <w:rPr>
           <w:rFonts w:ascii="Times New Roman" w:hAnsi="Times New Roman" w:eastAsia="Times New Roman"/>
         </w:rPr>
-        <w:instrText xml:space="preserve"> HYPERLINK \l _Toc10238 </w:instrText>
+        <w:instrText xml:space="preserve"> HYPERLINK \l _Toc14418 </w:instrText>
       </w:r>
       <w:r>
         <w:rPr>
@@ -5013,7 +5013,7 @@
         <w:fldChar w:fldCharType="begin"/>
       </w:r>
       <w:r>
-        <w:instrText xml:space="preserve"> PAGEREF _Toc10238 \h </w:instrText>
+        <w:instrText xml:space="preserve"> PAGEREF _Toc14418 \h </w:instrText>
       </w:r>
       <w:r>
         <w:fldChar w:fldCharType="separate"/>
@@ -5048,7 +5048,7 @@
         <w:rPr>
           <w:rFonts w:ascii="Times New Roman" w:hAnsi="Times New Roman" w:eastAsia="Times New Roman"/>
         </w:rPr>
-        <w:instrText xml:space="preserve"> HYPERLINK \l _Toc24519 </w:instrText>
+        <w:instrText xml:space="preserve"> HYPERLINK \l _Toc12344 </w:instrText>
       </w:r>
       <w:r>
         <w:rPr>
@@ -5070,7 +5070,7 @@
         <w:fldChar w:fldCharType="begin"/>
       </w:r>
       <w:r>
-        <w:instrText xml:space="preserve"> PAGEREF _Toc24519 \h </w:instrText>
+        <w:instrText xml:space="preserve"> PAGEREF _Toc12344 \h </w:instrText>
       </w:r>
       <w:r>
         <w:fldChar w:fldCharType="separate"/>
@@ -5105,7 +5105,7 @@
         <w:rPr>
           <w:rFonts w:ascii="Times New Roman" w:hAnsi="Times New Roman" w:eastAsia="Times New Roman"/>
         </w:rPr>
-        <w:instrText xml:space="preserve"> HYPERLINK \l _Toc4684 </w:instrText>
+        <w:instrText xml:space="preserve"> HYPERLINK \l _Toc29697 </w:instrText>
       </w:r>
       <w:r>
         <w:rPr>
@@ -5127,7 +5127,7 @@
         <w:fldChar w:fldCharType="begin"/>
       </w:r>
       <w:r>
-        <w:instrText xml:space="preserve"> PAGEREF _Toc4684 \h </w:instrText>
+        <w:instrText xml:space="preserve"> PAGEREF _Toc29697 \h </w:instrText>
       </w:r>
       <w:r>
         <w:fldChar w:fldCharType="separate"/>
@@ -5162,7 +5162,7 @@
         <w:rPr>
           <w:rFonts w:ascii="Times New Roman" w:hAnsi="Times New Roman" w:eastAsia="Times New Roman"/>
         </w:rPr>
-        <w:instrText xml:space="preserve"> HYPERLINK \l _Toc28619 </w:instrText>
+        <w:instrText xml:space="preserve"> HYPERLINK \l _Toc2983 </w:instrText>
       </w:r>
       <w:r>
         <w:rPr>
@@ -5184,7 +5184,7 @@
         <w:fldChar w:fldCharType="begin"/>
       </w:r>
       <w:r>
-        <w:instrText xml:space="preserve"> PAGEREF _Toc28619 \h </w:instrText>
+        <w:instrText xml:space="preserve"> PAGEREF _Toc2983 \h </w:instrText>
       </w:r>
       <w:r>
         <w:fldChar w:fldCharType="separate"/>
@@ -5219,7 +5219,7 @@
         <w:rPr>
           <w:rFonts w:ascii="Times New Roman" w:hAnsi="Times New Roman" w:eastAsia="Times New Roman"/>
         </w:rPr>
-        <w:instrText xml:space="preserve"> HYPERLINK \l _Toc12312 </w:instrText>
+        <w:instrText xml:space="preserve"> HYPERLINK \l _Toc11107 </w:instrText>
       </w:r>
       <w:r>
         <w:rPr>
@@ -5255,7 +5255,7 @@
         <w:fldChar w:fldCharType="begin"/>
       </w:r>
       <w:r>
-        <w:instrText xml:space="preserve"> PAGEREF _Toc12312 \h </w:instrText>
+        <w:instrText xml:space="preserve"> PAGEREF _Toc11107 \h </w:instrText>
       </w:r>
       <w:r>
         <w:fldChar w:fldCharType="separate"/>
@@ -5290,7 +5290,7 @@
         <w:rPr>
           <w:rFonts w:ascii="Times New Roman" w:hAnsi="Times New Roman" w:eastAsia="Times New Roman"/>
         </w:rPr>
-        <w:instrText xml:space="preserve"> HYPERLINK \l _Toc32006 </w:instrText>
+        <w:instrText xml:space="preserve"> HYPERLINK \l _Toc10513 </w:instrText>
       </w:r>
       <w:r>
         <w:rPr>
@@ -5312,7 +5312,7 @@
         <w:fldChar w:fldCharType="begin"/>
       </w:r>
       <w:r>
-        <w:instrText xml:space="preserve"> PAGEREF _Toc32006 \h </w:instrText>
+        <w:instrText xml:space="preserve"> PAGEREF _Toc10513 \h </w:instrText>
       </w:r>
       <w:r>
         <w:fldChar w:fldCharType="separate"/>
@@ -5347,7 +5347,7 @@
         <w:rPr>
           <w:rFonts w:ascii="Times New Roman" w:hAnsi="Times New Roman" w:eastAsia="Times New Roman"/>
         </w:rPr>
-        <w:instrText xml:space="preserve"> HYPERLINK \l _Toc25641 </w:instrText>
+        <w:instrText xml:space="preserve"> HYPERLINK \l _Toc9874 </w:instrText>
       </w:r>
       <w:r>
         <w:rPr>
@@ -5383,7 +5383,7 @@
         <w:fldChar w:fldCharType="begin"/>
       </w:r>
       <w:r>
-        <w:instrText xml:space="preserve"> PAGEREF _Toc25641 \h </w:instrText>
+        <w:instrText xml:space="preserve"> PAGEREF _Toc9874 \h </w:instrText>
       </w:r>
       <w:r>
         <w:fldChar w:fldCharType="separate"/>
@@ -5418,7 +5418,7 @@
         <w:rPr>
           <w:rFonts w:ascii="Times New Roman" w:hAnsi="Times New Roman" w:eastAsia="Times New Roman"/>
         </w:rPr>
-        <w:instrText xml:space="preserve"> HYPERLINK \l _Toc7856 </w:instrText>
+        <w:instrText xml:space="preserve"> HYPERLINK \l _Toc25309 </w:instrText>
       </w:r>
       <w:r>
         <w:rPr>
@@ -5440,7 +5440,7 @@
         <w:fldChar w:fldCharType="begin"/>
       </w:r>
       <w:r>
-        <w:instrText xml:space="preserve"> PAGEREF _Toc7856 \h </w:instrText>
+        <w:instrText xml:space="preserve"> PAGEREF _Toc25309 \h </w:instrText>
       </w:r>
       <w:r>
         <w:fldChar w:fldCharType="separate"/>
@@ -5475,7 +5475,7 @@
         <w:rPr>
           <w:rFonts w:ascii="Times New Roman" w:hAnsi="Times New Roman" w:eastAsia="Times New Roman"/>
         </w:rPr>
-        <w:instrText xml:space="preserve"> HYPERLINK \l _Toc21050 </w:instrText>
+        <w:instrText xml:space="preserve"> HYPERLINK \l _Toc1604 </w:instrText>
       </w:r>
       <w:r>
         <w:rPr>
@@ -5511,7 +5511,7 @@
         <w:fldChar w:fldCharType="begin"/>
       </w:r>
       <w:r>
-        <w:instrText xml:space="preserve"> PAGEREF _Toc21050 \h </w:instrText>
+        <w:instrText xml:space="preserve"> PAGEREF _Toc1604 \h </w:instrText>
       </w:r>
       <w:r>
         <w:fldChar w:fldCharType="separate"/>
@@ -5546,7 +5546,7 @@
         <w:rPr>
           <w:rFonts w:ascii="Times New Roman" w:hAnsi="Times New Roman" w:eastAsia="Times New Roman"/>
         </w:rPr>
-        <w:instrText xml:space="preserve"> HYPERLINK \l _Toc13676 </w:instrText>
+        <w:instrText xml:space="preserve"> HYPERLINK \l _Toc28461 </w:instrText>
       </w:r>
       <w:r>
         <w:rPr>
@@ -5568,7 +5568,7 @@
         <w:fldChar w:fldCharType="begin"/>
       </w:r>
       <w:r>
-        <w:instrText xml:space="preserve"> PAGEREF _Toc13676 \h </w:instrText>
+        <w:instrText xml:space="preserve"> PAGEREF _Toc28461 \h </w:instrText>
       </w:r>
       <w:r>
         <w:fldChar w:fldCharType="separate"/>
@@ -5657,7 +5657,7 @@
         <w:rPr>
           <w:rFonts w:ascii="Times New Roman" w:hAnsi="Times New Roman" w:eastAsia="Times New Roman"/>
         </w:rPr>
-        <w:instrText xml:space="preserve"> HYPERLINK \l _Toc23767 </w:instrText>
+        <w:instrText xml:space="preserve"> HYPERLINK \l _Toc26441 </w:instrText>
       </w:r>
       <w:r>
         <w:rPr>
@@ -5679,7 +5679,7 @@
         <w:fldChar w:fldCharType="begin"/>
       </w:r>
       <w:r>
-        <w:instrText xml:space="preserve"> PAGEREF _Toc23767 \h </w:instrText>
+        <w:instrText xml:space="preserve"> PAGEREF _Toc26441 \h </w:instrText>
       </w:r>
       <w:r>
         <w:fldChar w:fldCharType="separate"/>
@@ -5714,7 +5714,7 @@
         <w:rPr>
           <w:rFonts w:ascii="Times New Roman" w:hAnsi="Times New Roman" w:eastAsia="Times New Roman"/>
         </w:rPr>
-        <w:instrText xml:space="preserve"> HYPERLINK \l _Toc21571 </w:instrText>
+        <w:instrText xml:space="preserve"> HYPERLINK \l _Toc8668 </w:instrText>
       </w:r>
       <w:r>
         <w:rPr>
@@ -5736,7 +5736,7 @@
         <w:fldChar w:fldCharType="begin"/>
       </w:r>
       <w:r>
-        <w:instrText xml:space="preserve"> PAGEREF _Toc21571 \h </w:instrText>
+        <w:instrText xml:space="preserve"> PAGEREF _Toc8668 \h </w:instrText>
       </w:r>
       <w:r>
         <w:fldChar w:fldCharType="separate"/>
@@ -5771,7 +5771,7 @@
         <w:rPr>
           <w:rFonts w:ascii="Times New Roman" w:hAnsi="Times New Roman" w:eastAsia="Times New Roman"/>
         </w:rPr>
-        <w:instrText xml:space="preserve"> HYPERLINK \l _Toc17124 </w:instrText>
+        <w:instrText xml:space="preserve"> HYPERLINK \l _Toc5917 </w:instrText>
       </w:r>
       <w:r>
         <w:rPr>
@@ -5793,7 +5793,7 @@
         <w:fldChar w:fldCharType="begin"/>
       </w:r>
       <w:r>
-        <w:instrText xml:space="preserve"> PAGEREF _Toc17124 \h </w:instrText>
+        <w:instrText xml:space="preserve"> PAGEREF _Toc5917 \h </w:instrText>
       </w:r>
       <w:r>
         <w:fldChar w:fldCharType="separate"/>
@@ -5828,7 +5828,7 @@
         <w:rPr>
           <w:rFonts w:ascii="Times New Roman" w:hAnsi="Times New Roman" w:eastAsia="Times New Roman"/>
         </w:rPr>
-        <w:instrText xml:space="preserve"> HYPERLINK \l _Toc24196 </w:instrText>
+        <w:instrText xml:space="preserve"> HYPERLINK \l _Toc24414 </w:instrText>
       </w:r>
       <w:r>
         <w:rPr>
@@ -5850,7 +5850,7 @@
         <w:fldChar w:fldCharType="begin"/>
       </w:r>
       <w:r>
-        <w:instrText xml:space="preserve"> PAGEREF _Toc24196 \h </w:instrText>
+        <w:instrText xml:space="preserve"> PAGEREF _Toc24414 \h </w:instrText>
       </w:r>
       <w:r>
         <w:fldChar w:fldCharType="separate"/>
@@ -5885,7 +5885,7 @@
         <w:rPr>
           <w:rFonts w:ascii="Times New Roman" w:hAnsi="Times New Roman" w:eastAsia="Times New Roman"/>
         </w:rPr>
-        <w:instrText xml:space="preserve"> HYPERLINK \l _Toc25222 </w:instrText>
+        <w:instrText xml:space="preserve"> HYPERLINK \l _Toc2491 </w:instrText>
       </w:r>
       <w:r>
         <w:rPr>
@@ -5907,7 +5907,7 @@
         <w:fldChar w:fldCharType="begin"/>
       </w:r>
       <w:r>
-        <w:instrText xml:space="preserve"> PAGEREF _Toc25222 \h </w:instrText>
+        <w:instrText xml:space="preserve"> PAGEREF _Toc2491 \h </w:instrText>
       </w:r>
       <w:r>
         <w:fldChar w:fldCharType="separate"/>
@@ -5942,7 +5942,7 @@
         <w:rPr>
           <w:rFonts w:ascii="Times New Roman" w:hAnsi="Times New Roman" w:eastAsia="Times New Roman"/>
         </w:rPr>
-        <w:instrText xml:space="preserve"> HYPERLINK \l _Toc27018 </w:instrText>
+        <w:instrText xml:space="preserve"> HYPERLINK \l _Toc20401 </w:instrText>
       </w:r>
       <w:r>
         <w:rPr>
@@ -5964,7 +5964,7 @@
         <w:fldChar w:fldCharType="begin"/>
       </w:r>
       <w:r>
-        <w:instrText xml:space="preserve"> PAGEREF _Toc27018 \h </w:instrText>
+        <w:instrText xml:space="preserve"> PAGEREF _Toc20401 \h </w:instrText>
       </w:r>
       <w:r>
         <w:fldChar w:fldCharType="separate"/>
@@ -5999,7 +5999,7 @@
         <w:rPr>
           <w:rFonts w:ascii="Times New Roman" w:hAnsi="Times New Roman" w:eastAsia="Times New Roman"/>
         </w:rPr>
-        <w:instrText xml:space="preserve"> HYPERLINK \l _Toc5202 </w:instrText>
+        <w:instrText xml:space="preserve"> HYPERLINK \l _Toc855 </w:instrText>
       </w:r>
       <w:r>
         <w:rPr>
@@ -6021,7 +6021,7 @@
         <w:fldChar w:fldCharType="begin"/>
       </w:r>
       <w:r>
-        <w:instrText xml:space="preserve"> PAGEREF _Toc5202 \h </w:instrText>
+        <w:instrText xml:space="preserve"> PAGEREF _Toc855 \h </w:instrText>
       </w:r>
       <w:r>
         <w:fldChar w:fldCharType="separate"/>
@@ -6056,7 +6056,7 @@
         <w:rPr>
           <w:rFonts w:ascii="Times New Roman" w:hAnsi="Times New Roman" w:eastAsia="Times New Roman"/>
         </w:rPr>
-        <w:instrText xml:space="preserve"> HYPERLINK \l _Toc10672 </w:instrText>
+        <w:instrText xml:space="preserve"> HYPERLINK \l _Toc6590 </w:instrText>
       </w:r>
       <w:r>
         <w:rPr>
@@ -6078,7 +6078,7 @@
         <w:fldChar w:fldCharType="begin"/>
       </w:r>
       <w:r>
-        <w:instrText xml:space="preserve"> PAGEREF _Toc10672 \h </w:instrText>
+        <w:instrText xml:space="preserve"> PAGEREF _Toc6590 \h </w:instrText>
       </w:r>
       <w:r>
         <w:fldChar w:fldCharType="separate"/>
@@ -6167,7 +6167,7 @@
         <w:rPr>
           <w:rFonts w:ascii="Times New Roman" w:hAnsi="Times New Roman" w:eastAsia="Times New Roman"/>
         </w:rPr>
-        <w:instrText xml:space="preserve"> HYPERLINK \l _Toc26854 </w:instrText>
+        <w:instrText xml:space="preserve"> HYPERLINK \l _Toc15536 </w:instrText>
       </w:r>
       <w:r>
         <w:rPr>
@@ -6189,7 +6189,7 @@
         <w:fldChar w:fldCharType="begin"/>
       </w:r>
       <w:r>
-        <w:instrText xml:space="preserve"> PAGEREF _Toc26854 \h </w:instrText>
+        <w:instrText xml:space="preserve"> PAGEREF _Toc15536 \h </w:instrText>
       </w:r>
       <w:r>
         <w:fldChar w:fldCharType="separate"/>
@@ -6224,7 +6224,7 @@
         <w:rPr>
           <w:rFonts w:ascii="Times New Roman" w:hAnsi="Times New Roman" w:eastAsia="Times New Roman"/>
         </w:rPr>
-        <w:instrText xml:space="preserve"> HYPERLINK \l _Toc11267 </w:instrText>
+        <w:instrText xml:space="preserve"> HYPERLINK \l _Toc29402 </w:instrText>
       </w:r>
       <w:r>
         <w:rPr>
@@ -6246,7 +6246,7 @@
         <w:fldChar w:fldCharType="begin"/>
       </w:r>
       <w:r>
-        <w:instrText xml:space="preserve"> PAGEREF _Toc11267 \h </w:instrText>
+        <w:instrText xml:space="preserve"> PAGEREF _Toc29402 \h </w:instrText>
       </w:r>
       <w:r>
         <w:fldChar w:fldCharType="separate"/>
@@ -6281,7 +6281,7 @@
         <w:rPr>
           <w:rFonts w:ascii="Times New Roman" w:hAnsi="Times New Roman" w:eastAsia="Times New Roman"/>
         </w:rPr>
-        <w:instrText xml:space="preserve"> HYPERLINK \l _Toc9307 </w:instrText>
+        <w:instrText xml:space="preserve"> HYPERLINK \l _Toc16141 </w:instrText>
       </w:r>
       <w:r>
         <w:rPr>
@@ -6303,7 +6303,7 @@
         <w:fldChar w:fldCharType="begin"/>
       </w:r>
       <w:r>
-        <w:instrText xml:space="preserve"> PAGEREF _Toc9307 \h </w:instrText>
+        <w:instrText xml:space="preserve"> PAGEREF _Toc16141 \h </w:instrText>
       </w:r>
       <w:r>
         <w:fldChar w:fldCharType="separate"/>
@@ -6338,7 +6338,7 @@
         <w:rPr>
           <w:rFonts w:ascii="Times New Roman" w:hAnsi="Times New Roman" w:eastAsia="Times New Roman"/>
         </w:rPr>
-        <w:instrText xml:space="preserve"> HYPERLINK \l _Toc27254 </w:instrText>
+        <w:instrText xml:space="preserve"> HYPERLINK \l _Toc27470 </w:instrText>
       </w:r>
       <w:r>
         <w:rPr>
@@ -6360,7 +6360,7 @@
         <w:fldChar w:fldCharType="begin"/>
       </w:r>
       <w:r>
-        <w:instrText xml:space="preserve"> PAGEREF _Toc27254 \h </w:instrText>
+        <w:instrText xml:space="preserve"> PAGEREF _Toc27470 \h </w:instrText>
       </w:r>
       <w:r>
         <w:fldChar w:fldCharType="separate"/>
@@ -6395,7 +6395,7 @@
         <w:rPr>
           <w:rFonts w:ascii="Times New Roman" w:hAnsi="Times New Roman" w:eastAsia="Times New Roman"/>
         </w:rPr>
-        <w:instrText xml:space="preserve"> HYPERLINK \l _Toc28207 </w:instrText>
+        <w:instrText xml:space="preserve"> HYPERLINK \l _Toc23856 </w:instrText>
       </w:r>
       <w:r>
         <w:rPr>
@@ -6417,7 +6417,7 @@
         <w:fldChar w:fldCharType="begin"/>
       </w:r>
       <w:r>
-        <w:instrText xml:space="preserve"> PAGEREF _Toc28207 \h </w:instrText>
+        <w:instrText xml:space="preserve"> PAGEREF _Toc23856 \h </w:instrText>
       </w:r>
       <w:r>
         <w:fldChar w:fldCharType="separate"/>
@@ -6452,7 +6452,7 @@
         <w:rPr>
           <w:rFonts w:ascii="Times New Roman" w:hAnsi="Times New Roman" w:eastAsia="Times New Roman"/>
         </w:rPr>
-        <w:instrText xml:space="preserve"> HYPERLINK \l _Toc30358 </w:instrText>
+        <w:instrText xml:space="preserve"> HYPERLINK \l _Toc26630 </w:instrText>
       </w:r>
       <w:r>
         <w:rPr>
@@ -6474,7 +6474,7 @@
         <w:fldChar w:fldCharType="begin"/>
       </w:r>
       <w:r>
-        <w:instrText xml:space="preserve"> PAGEREF _Toc30358 \h </w:instrText>
+        <w:instrText xml:space="preserve"> PAGEREF _Toc26630 \h </w:instrText>
       </w:r>
       <w:r>
         <w:fldChar w:fldCharType="separate"/>
@@ -6509,7 +6509,7 @@
         <w:rPr>
           <w:rFonts w:ascii="Times New Roman" w:hAnsi="Times New Roman" w:eastAsia="Times New Roman"/>
         </w:rPr>
-        <w:instrText xml:space="preserve"> HYPERLINK \l _Toc8601 </w:instrText>
+        <w:instrText xml:space="preserve"> HYPERLINK \l _Toc6333 </w:instrText>
       </w:r>
       <w:r>
         <w:rPr>
@@ -6531,7 +6531,7 @@
         <w:fldChar w:fldCharType="begin"/>
       </w:r>
       <w:r>
-        <w:instrText xml:space="preserve"> PAGEREF _Toc8601 \h </w:instrText>
+        <w:instrText xml:space="preserve"> PAGEREF _Toc6333 \h </w:instrText>
       </w:r>
       <w:r>
         <w:fldChar w:fldCharType="separate"/>
@@ -6566,7 +6566,7 @@
         <w:rPr>
           <w:rFonts w:ascii="Times New Roman" w:hAnsi="Times New Roman" w:eastAsia="Times New Roman"/>
         </w:rPr>
-        <w:instrText xml:space="preserve"> HYPERLINK \l _Toc5915 </w:instrText>
+        <w:instrText xml:space="preserve"> HYPERLINK \l _Toc31453 </w:instrText>
       </w:r>
       <w:r>
         <w:rPr>
@@ -6588,7 +6588,7 @@
         <w:fldChar w:fldCharType="begin"/>
       </w:r>
       <w:r>
-        <w:instrText xml:space="preserve"> PAGEREF _Toc5915 \h </w:instrText>
+        <w:instrText xml:space="preserve"> PAGEREF _Toc31453 \h </w:instrText>
       </w:r>
       <w:r>
         <w:fldChar w:fldCharType="separate"/>
@@ -6623,7 +6623,7 @@
         <w:rPr>
           <w:rFonts w:ascii="Times New Roman" w:hAnsi="Times New Roman" w:eastAsia="Times New Roman"/>
         </w:rPr>
-        <w:instrText xml:space="preserve"> HYPERLINK \l _Toc18789 </w:instrText>
+        <w:instrText xml:space="preserve"> HYPERLINK \l _Toc32737 </w:instrText>
       </w:r>
       <w:r>
         <w:rPr>
@@ -6645,7 +6645,7 @@
         <w:fldChar w:fldCharType="begin"/>
       </w:r>
       <w:r>
-        <w:instrText xml:space="preserve"> PAGEREF _Toc18789 \h </w:instrText>
+        <w:instrText xml:space="preserve"> PAGEREF _Toc32737 \h </w:instrText>
       </w:r>
       <w:r>
         <w:fldChar w:fldCharType="separate"/>
@@ -6680,7 +6680,7 @@
         <w:rPr>
           <w:rFonts w:ascii="Times New Roman" w:hAnsi="Times New Roman" w:eastAsia="Times New Roman"/>
         </w:rPr>
-        <w:instrText xml:space="preserve"> HYPERLINK \l _Toc22216 </w:instrText>
+        <w:instrText xml:space="preserve"> HYPERLINK \l _Toc5661 </w:instrText>
       </w:r>
       <w:r>
         <w:rPr>
@@ -6702,7 +6702,7 @@
         <w:fldChar w:fldCharType="begin"/>
       </w:r>
       <w:r>
-        <w:instrText xml:space="preserve"> PAGEREF _Toc22216 \h </w:instrText>
+        <w:instrText xml:space="preserve"> PAGEREF _Toc5661 \h </w:instrText>
       </w:r>
       <w:r>
         <w:fldChar w:fldCharType="separate"/>
@@ -6737,7 +6737,7 @@
         <w:rPr>
           <w:rFonts w:ascii="Times New Roman" w:hAnsi="Times New Roman" w:eastAsia="Times New Roman"/>
         </w:rPr>
-        <w:instrText xml:space="preserve"> HYPERLINK \l _Toc27594 </w:instrText>
+        <w:instrText xml:space="preserve"> HYPERLINK \l _Toc11588 </w:instrText>
       </w:r>
       <w:r>
         <w:rPr>
@@ -6759,7 +6759,7 @@
         <w:fldChar w:fldCharType="begin"/>
       </w:r>
       <w:r>
-        <w:instrText xml:space="preserve"> PAGEREF _Toc27594 \h </w:instrText>
+        <w:instrText xml:space="preserve"> PAGEREF _Toc11588 \h </w:instrText>
       </w:r>
       <w:r>
         <w:fldChar w:fldCharType="separate"/>
@@ -6794,7 +6794,7 @@
         <w:rPr>
           <w:rFonts w:ascii="Times New Roman" w:hAnsi="Times New Roman" w:eastAsia="Times New Roman"/>
         </w:rPr>
-        <w:instrText xml:space="preserve"> HYPERLINK \l _Toc14195 </w:instrText>
+        <w:instrText xml:space="preserve"> HYPERLINK \l _Toc15660 </w:instrText>
       </w:r>
       <w:r>
         <w:rPr>
@@ -6816,7 +6816,7 @@
         <w:fldChar w:fldCharType="begin"/>
       </w:r>
       <w:r>
-        <w:instrText xml:space="preserve"> PAGEREF _Toc14195 \h </w:instrText>
+        <w:instrText xml:space="preserve"> PAGEREF _Toc15660 \h </w:instrText>
       </w:r>
       <w:r>
         <w:fldChar w:fldCharType="separate"/>
@@ -6851,7 +6851,7 @@
         <w:rPr>
           <w:rFonts w:ascii="Times New Roman" w:hAnsi="Times New Roman" w:eastAsia="Times New Roman"/>
         </w:rPr>
-        <w:instrText xml:space="preserve"> HYPERLINK \l _Toc11738 </w:instrText>
+        <w:instrText xml:space="preserve"> HYPERLINK \l _Toc9360 </w:instrText>
       </w:r>
       <w:r>
         <w:rPr>
@@ -6873,7 +6873,7 @@
         <w:fldChar w:fldCharType="begin"/>
       </w:r>
       <w:r>
-        <w:instrText xml:space="preserve"> PAGEREF _Toc11738 \h </w:instrText>
+        <w:instrText xml:space="preserve"> PAGEREF _Toc9360 \h </w:instrText>
       </w:r>
       <w:r>
         <w:fldChar w:fldCharType="separate"/>
@@ -6908,7 +6908,7 @@
         <w:rPr>
           <w:rFonts w:ascii="Times New Roman" w:hAnsi="Times New Roman" w:eastAsia="Times New Roman"/>
         </w:rPr>
-        <w:instrText xml:space="preserve"> HYPERLINK \l _Toc4657 </w:instrText>
+        <w:instrText xml:space="preserve"> HYPERLINK \l _Toc9088 </w:instrText>
       </w:r>
       <w:r>
         <w:rPr>
@@ -6930,7 +6930,7 @@
         <w:fldChar w:fldCharType="begin"/>
       </w:r>
       <w:r>
-        <w:instrText xml:space="preserve"> PAGEREF _Toc4657 \h </w:instrText>
+        <w:instrText xml:space="preserve"> PAGEREF _Toc9088 \h </w:instrText>
       </w:r>
       <w:r>
         <w:fldChar w:fldCharType="separate"/>
@@ -6965,7 +6965,7 @@
         <w:rPr>
           <w:rFonts w:ascii="Times New Roman" w:hAnsi="Times New Roman" w:eastAsia="Times New Roman"/>
         </w:rPr>
-        <w:instrText xml:space="preserve"> HYPERLINK \l _Toc21366 </w:instrText>
+        <w:instrText xml:space="preserve"> HYPERLINK \l _Toc22537 </w:instrText>
       </w:r>
       <w:r>
         <w:rPr>
@@ -6987,7 +6987,7 @@
         <w:fldChar w:fldCharType="begin"/>
       </w:r>
       <w:r>
-        <w:instrText xml:space="preserve"> PAGEREF _Toc21366 \h </w:instrText>
+        <w:instrText xml:space="preserve"> PAGEREF _Toc22537 \h </w:instrText>
       </w:r>
       <w:r>
         <w:fldChar w:fldCharType="separate"/>
@@ -7022,7 +7022,7 @@
         <w:rPr>
           <w:rFonts w:ascii="Times New Roman" w:hAnsi="Times New Roman" w:eastAsia="Times New Roman"/>
         </w:rPr>
-        <w:instrText xml:space="preserve"> HYPERLINK \l _Toc13815 </w:instrText>
+        <w:instrText xml:space="preserve"> HYPERLINK \l _Toc29775 </w:instrText>
       </w:r>
       <w:r>
         <w:rPr>
@@ -7044,7 +7044,7 @@
         <w:fldChar w:fldCharType="begin"/>
       </w:r>
       <w:r>
-        <w:instrText xml:space="preserve"> PAGEREF _Toc13815 \h </w:instrText>
+        <w:instrText xml:space="preserve"> PAGEREF _Toc29775 \h </w:instrText>
       </w:r>
       <w:r>
         <w:fldChar w:fldCharType="separate"/>
@@ -7079,7 +7079,7 @@
         <w:rPr>
           <w:rFonts w:ascii="Times New Roman" w:hAnsi="Times New Roman" w:eastAsia="Times New Roman"/>
         </w:rPr>
-        <w:instrText xml:space="preserve"> HYPERLINK \l _Toc2036 </w:instrText>
+        <w:instrText xml:space="preserve"> HYPERLINK \l _Toc18445 </w:instrText>
       </w:r>
       <w:r>
         <w:rPr>
@@ -7101,7 +7101,7 @@
         <w:fldChar w:fldCharType="begin"/>
       </w:r>
       <w:r>
-        <w:instrText xml:space="preserve"> PAGEREF _Toc2036 \h </w:instrText>
+        <w:instrText xml:space="preserve"> PAGEREF _Toc18445 \h </w:instrText>
       </w:r>
       <w:r>
         <w:fldChar w:fldCharType="separate"/>
@@ -7136,7 +7136,7 @@
         <w:rPr>
           <w:rFonts w:ascii="Times New Roman" w:hAnsi="Times New Roman" w:eastAsia="Times New Roman"/>
         </w:rPr>
-        <w:instrText xml:space="preserve"> HYPERLINK \l _Toc8240 </w:instrText>
+        <w:instrText xml:space="preserve"> HYPERLINK \l _Toc4242 </w:instrText>
       </w:r>
       <w:r>
         <w:rPr>
@@ -7158,7 +7158,7 @@
         <w:fldChar w:fldCharType="begin"/>
       </w:r>
       <w:r>
-        <w:instrText xml:space="preserve"> PAGEREF _Toc8240 \h </w:instrText>
+        <w:instrText xml:space="preserve"> PAGEREF _Toc4242 \h </w:instrText>
       </w:r>
       <w:r>
         <w:fldChar w:fldCharType="separate"/>
@@ -7193,7 +7193,7 @@
         <w:rPr>
           <w:rFonts w:ascii="Times New Roman" w:hAnsi="Times New Roman" w:eastAsia="Times New Roman"/>
         </w:rPr>
-        <w:instrText xml:space="preserve"> HYPERLINK \l _Toc31955 </w:instrText>
+        <w:instrText xml:space="preserve"> HYPERLINK \l _Toc29560 </w:instrText>
       </w:r>
       <w:r>
         <w:rPr>
@@ -7215,7 +7215,7 @@
         <w:fldChar w:fldCharType="begin"/>
       </w:r>
       <w:r>
-        <w:instrText xml:space="preserve"> PAGEREF _Toc31955 \h </w:instrText>
+        <w:instrText xml:space="preserve"> PAGEREF _Toc29560 \h </w:instrText>
       </w:r>
       <w:r>
         <w:fldChar w:fldCharType="separate"/>
@@ -7250,7 +7250,7 @@
         <w:rPr>
           <w:rFonts w:ascii="Times New Roman" w:hAnsi="Times New Roman" w:eastAsia="Times New Roman"/>
         </w:rPr>
-        <w:instrText xml:space="preserve"> HYPERLINK \l _Toc18200 </w:instrText>
+        <w:instrText xml:space="preserve"> HYPERLINK \l _Toc15958 </w:instrText>
       </w:r>
       <w:r>
         <w:rPr>
@@ -7272,7 +7272,7 @@
         <w:fldChar w:fldCharType="begin"/>
       </w:r>
       <w:r>
-        <w:instrText xml:space="preserve"> PAGEREF _Toc18200 \h </w:instrText>
+        <w:instrText xml:space="preserve"> PAGEREF _Toc15958 \h </w:instrText>
       </w:r>
       <w:r>
         <w:fldChar w:fldCharType="separate"/>
@@ -7307,7 +7307,7 @@
         <w:rPr>
           <w:rFonts w:ascii="Times New Roman" w:hAnsi="Times New Roman" w:eastAsia="Times New Roman"/>
         </w:rPr>
-        <w:instrText xml:space="preserve"> HYPERLINK \l _Toc5936 </w:instrText>
+        <w:instrText xml:space="preserve"> HYPERLINK \l _Toc18492 </w:instrText>
       </w:r>
       <w:r>
         <w:rPr>
@@ -7329,7 +7329,7 @@
         <w:fldChar w:fldCharType="begin"/>
       </w:r>
       <w:r>
-        <w:instrText xml:space="preserve"> PAGEREF _Toc5936 \h </w:instrText>
+        <w:instrText xml:space="preserve"> PAGEREF _Toc18492 \h </w:instrText>
       </w:r>
       <w:r>
         <w:fldChar w:fldCharType="separate"/>
@@ -7364,7 +7364,7 @@
         <w:rPr>
           <w:rFonts w:ascii="Times New Roman" w:hAnsi="Times New Roman" w:eastAsia="Times New Roman"/>
         </w:rPr>
-        <w:instrText xml:space="preserve"> HYPERLINK \l _Toc27613 </w:instrText>
+        <w:instrText xml:space="preserve"> HYPERLINK \l _Toc23415 </w:instrText>
       </w:r>
       <w:r>
         <w:rPr>
@@ -7386,7 +7386,7 @@
         <w:fldChar w:fldCharType="begin"/>
       </w:r>
       <w:r>
-        <w:instrText xml:space="preserve"> PAGEREF _Toc27613 \h </w:instrText>
+        <w:instrText xml:space="preserve"> PAGEREF _Toc23415 \h </w:instrText>
       </w:r>
       <w:r>
         <w:fldChar w:fldCharType="separate"/>
@@ -7421,7 +7421,7 @@
         <w:rPr>
           <w:rFonts w:ascii="Times New Roman" w:hAnsi="Times New Roman" w:eastAsia="Times New Roman"/>
         </w:rPr>
-        <w:instrText xml:space="preserve"> HYPERLINK \l _Toc27109 </w:instrText>
+        <w:instrText xml:space="preserve"> HYPERLINK \l _Toc32178 </w:instrText>
       </w:r>
       <w:r>
         <w:rPr>
@@ -7443,7 +7443,7 @@
         <w:fldChar w:fldCharType="begin"/>
       </w:r>
       <w:r>
-        <w:instrText xml:space="preserve"> PAGEREF _Toc27109 \h </w:instrText>
+        <w:instrText xml:space="preserve"> PAGEREF _Toc32178 \h </w:instrText>
       </w:r>
       <w:r>
         <w:fldChar w:fldCharType="separate"/>
@@ -7478,7 +7478,7 @@
         <w:rPr>
           <w:rFonts w:ascii="Times New Roman" w:hAnsi="Times New Roman" w:eastAsia="Times New Roman"/>
         </w:rPr>
-        <w:instrText xml:space="preserve"> HYPERLINK \l _Toc23251 </w:instrText>
+        <w:instrText xml:space="preserve"> HYPERLINK \l _Toc30509 </w:instrText>
       </w:r>
       <w:r>
         <w:rPr>
@@ -7500,7 +7500,7 @@
         <w:fldChar w:fldCharType="begin"/>
       </w:r>
       <w:r>
-        <w:instrText xml:space="preserve"> PAGEREF _Toc23251 \h </w:instrText>
+        <w:instrText xml:space="preserve"> PAGEREF _Toc30509 \h </w:instrText>
       </w:r>
       <w:r>
         <w:fldChar w:fldCharType="separate"/>
@@ -7535,7 +7535,7 @@
         <w:rPr>
           <w:rFonts w:ascii="Times New Roman" w:hAnsi="Times New Roman" w:eastAsia="Times New Roman"/>
         </w:rPr>
-        <w:instrText xml:space="preserve"> HYPERLINK \l _Toc26983 </w:instrText>
+        <w:instrText xml:space="preserve"> HYPERLINK \l _Toc20073 </w:instrText>
       </w:r>
       <w:r>
         <w:rPr>
@@ -7557,7 +7557,7 @@
         <w:fldChar w:fldCharType="begin"/>
       </w:r>
       <w:r>
-        <w:instrText xml:space="preserve"> PAGEREF _Toc26983 \h </w:instrText>
+        <w:instrText xml:space="preserve"> PAGEREF _Toc20073 \h </w:instrText>
       </w:r>
       <w:r>
         <w:fldChar w:fldCharType="separate"/>
@@ -7592,7 +7592,7 @@
         <w:rPr>
           <w:rFonts w:ascii="Times New Roman" w:hAnsi="Times New Roman" w:eastAsia="Times New Roman"/>
         </w:rPr>
-        <w:instrText xml:space="preserve"> HYPERLINK \l _Toc29247 </w:instrText>
+        <w:instrText xml:space="preserve"> HYPERLINK \l _Toc4380 </w:instrText>
       </w:r>
       <w:r>
         <w:rPr>
@@ -7614,7 +7614,7 @@
         <w:fldChar w:fldCharType="begin"/>
       </w:r>
       <w:r>
-        <w:instrText xml:space="preserve"> PAGEREF _Toc29247 \h </w:instrText>
+        <w:instrText xml:space="preserve"> PAGEREF _Toc4380 \h </w:instrText>
       </w:r>
       <w:r>
         <w:fldChar w:fldCharType="separate"/>
@@ -7649,7 +7649,7 @@
         <w:rPr>
           <w:rFonts w:ascii="Times New Roman" w:hAnsi="Times New Roman" w:eastAsia="Times New Roman"/>
         </w:rPr>
-        <w:instrText xml:space="preserve"> HYPERLINK \l _Toc28649 </w:instrText>
+        <w:instrText xml:space="preserve"> HYPERLINK \l _Toc30082 </w:instrText>
       </w:r>
       <w:r>
         <w:rPr>
@@ -7671,7 +7671,7 @@
         <w:fldChar w:fldCharType="begin"/>
       </w:r>
       <w:r>
-        <w:instrText xml:space="preserve"> PAGEREF _Toc28649 \h </w:instrText>
+        <w:instrText xml:space="preserve"> PAGEREF _Toc30082 \h </w:instrText>
       </w:r>
       <w:r>
         <w:fldChar w:fldCharType="separate"/>
@@ -7706,7 +7706,7 @@
         <w:rPr>
           <w:rFonts w:ascii="Times New Roman" w:hAnsi="Times New Roman" w:eastAsia="Times New Roman"/>
         </w:rPr>
-        <w:instrText xml:space="preserve"> HYPERLINK \l _Toc19590 </w:instrText>
+        <w:instrText xml:space="preserve"> HYPERLINK \l _Toc29121 </w:instrText>
       </w:r>
       <w:r>
         <w:rPr>
@@ -7728,7 +7728,7 @@
         <w:fldChar w:fldCharType="begin"/>
       </w:r>
       <w:r>
-        <w:instrText xml:space="preserve"> PAGEREF _Toc19590 \h </w:instrText>
+        <w:instrText xml:space="preserve"> PAGEREF _Toc29121 \h </w:instrText>
       </w:r>
       <w:r>
         <w:fldChar w:fldCharType="separate"/>
@@ -7774,7 +7774,7 @@
         <w:pStyle w:val="2"/>
         <w:spacing w:after="360"/>
       </w:pPr>
-      <w:bookmarkStart w:id="0" w:name="_Toc28122"/>
+      <w:bookmarkStart w:id="0" w:name="_Toc10546"/>
       <w:r>
         <w:rPr>
           <w:rFonts w:ascii="Times New Roman" w:hAnsi="Times New Roman" w:eastAsia="Times New Roman"/>
@@ -7819,7 +7819,7 @@
       <w:pPr>
         <w:pStyle w:val="3"/>
       </w:pPr>
-      <w:bookmarkStart w:id="1" w:name="_Toc14889"/>
+      <w:bookmarkStart w:id="1" w:name="_Toc18616"/>
       <w:r>
         <w:rPr>
           <w:rFonts w:ascii="Times New Roman" w:hAnsi="Times New Roman" w:eastAsia="Times New Roman"/>
@@ -8410,7 +8410,7 @@
       <w:pPr>
         <w:pStyle w:val="3"/>
       </w:pPr>
-      <w:bookmarkStart w:id="2" w:name="_Toc5609"/>
+      <w:bookmarkStart w:id="2" w:name="_Toc10824"/>
       <w:r>
         <w:rPr>
           <w:rFonts w:ascii="Times New Roman" w:hAnsi="Times New Roman" w:eastAsia="Times New Roman"/>
@@ -8757,7 +8757,7 @@
       <w:pPr>
         <w:pStyle w:val="3"/>
       </w:pPr>
-      <w:bookmarkStart w:id="3" w:name="_Toc26836"/>
+      <w:bookmarkStart w:id="3" w:name="_Toc9757"/>
       <w:r>
         <w:rPr>
           <w:rFonts w:ascii="Times New Roman" w:hAnsi="Times New Roman" w:eastAsia="Times New Roman"/>
@@ -8800,7 +8800,7 @@
       <w:pPr>
         <w:pStyle w:val="3"/>
       </w:pPr>
-      <w:bookmarkStart w:id="4" w:name="_Toc1281"/>
+      <w:bookmarkStart w:id="4" w:name="_Toc28223"/>
       <w:r>
         <w:rPr>
           <w:rFonts w:ascii="Times New Roman" w:hAnsi="Times New Roman" w:eastAsia="Times New Roman"/>
@@ -8928,7 +8928,7 @@
         <w:pStyle w:val="25"/>
         <w:keepNext/>
       </w:pPr>
-      <w:bookmarkStart w:id="5" w:name="_Toc26854"/>
+      <w:bookmarkStart w:id="5" w:name="_Toc15536"/>
       <w:r>
         <w:rPr>
           <w:rFonts w:ascii="Times New Roman" w:hAnsi="Times New Roman" w:eastAsia="Times New Roman"/>
@@ -9384,7 +9384,7 @@
       <w:pPr>
         <w:pStyle w:val="3"/>
       </w:pPr>
-      <w:bookmarkStart w:id="6" w:name="_Toc23390"/>
+      <w:bookmarkStart w:id="6" w:name="_Toc19306"/>
       <w:r>
         <w:rPr>
           <w:rFonts w:ascii="Times New Roman" w:hAnsi="Times New Roman" w:eastAsia="Times New Roman"/>
@@ -9791,7 +9791,7 @@
       <w:pPr>
         <w:pStyle w:val="3"/>
       </w:pPr>
-      <w:bookmarkStart w:id="7" w:name="_Toc23179"/>
+      <w:bookmarkStart w:id="7" w:name="_Toc6629"/>
       <w:r>
         <w:rPr>
           <w:rFonts w:ascii="Times New Roman" w:hAnsi="Times New Roman" w:eastAsia="Times New Roman"/>
@@ -9820,7 +9820,7 @@
       <w:pPr>
         <w:pStyle w:val="3"/>
       </w:pPr>
-      <w:bookmarkStart w:id="8" w:name="_Toc3430"/>
+      <w:bookmarkStart w:id="8" w:name="_Toc10357"/>
       <w:r>
         <w:rPr>
           <w:rFonts w:ascii="Times New Roman" w:hAnsi="Times New Roman" w:eastAsia="Times New Roman"/>
@@ -9855,7 +9855,7 @@
         <w:pStyle w:val="2"/>
         <w:spacing w:after="360"/>
       </w:pPr>
-      <w:bookmarkStart w:id="9" w:name="_Toc32282"/>
+      <w:bookmarkStart w:id="9" w:name="_Toc19185"/>
       <w:r>
         <w:rPr>
           <w:rFonts w:ascii="Times New Roman" w:hAnsi="Times New Roman" w:eastAsia="Times New Roman"/>
@@ -9900,7 +9900,7 @@
       <w:pPr>
         <w:pStyle w:val="3"/>
       </w:pPr>
-      <w:bookmarkStart w:id="10" w:name="_Toc225"/>
+      <w:bookmarkStart w:id="10" w:name="_Toc1128"/>
       <w:r>
         <w:rPr>
           <w:rFonts w:ascii="Times New Roman" w:hAnsi="Times New Roman" w:eastAsia="Times New Roman"/>
@@ -10377,7 +10377,7 @@
       <w:pPr>
         <w:pStyle w:val="3"/>
       </w:pPr>
-      <w:bookmarkStart w:id="11" w:name="_Toc26581"/>
+      <w:bookmarkStart w:id="11" w:name="_Toc4847"/>
       <w:r>
         <w:rPr>
           <w:rFonts w:ascii="Times New Roman" w:hAnsi="Times New Roman" w:eastAsia="Times New Roman"/>
@@ -10744,7 +10744,7 @@
       <w:pPr>
         <w:pStyle w:val="3"/>
       </w:pPr>
-      <w:bookmarkStart w:id="12" w:name="_Toc23378"/>
+      <w:bookmarkStart w:id="12" w:name="_Toc7556"/>
       <w:r>
         <w:rPr>
           <w:rFonts w:ascii="Times New Roman" w:hAnsi="Times New Roman" w:eastAsia="Times New Roman"/>
@@ -11011,7 +11011,7 @@
       <w:pPr>
         <w:pStyle w:val="3"/>
       </w:pPr>
-      <w:bookmarkStart w:id="13" w:name="_Toc25919"/>
+      <w:bookmarkStart w:id="13" w:name="_Toc26232"/>
       <w:r>
         <w:rPr>
           <w:rFonts w:ascii="Times New Roman" w:hAnsi="Times New Roman" w:eastAsia="Times New Roman"/>
@@ -11068,7 +11068,7 @@
       <w:pPr>
         <w:pStyle w:val="3"/>
       </w:pPr>
-      <w:bookmarkStart w:id="14" w:name="_Toc16885"/>
+      <w:bookmarkStart w:id="14" w:name="_Toc28653"/>
       <w:r>
         <w:rPr>
           <w:rFonts w:ascii="Times New Roman" w:hAnsi="Times New Roman" w:eastAsia="Times New Roman"/>
@@ -11266,7 +11266,7 @@
         <w:pStyle w:val="25"/>
         <w:keepNext/>
       </w:pPr>
-      <w:bookmarkStart w:id="15" w:name="_Toc11267"/>
+      <w:bookmarkStart w:id="15" w:name="_Toc29402"/>
       <w:r>
         <w:rPr>
           <w:rFonts w:ascii="Times New Roman" w:hAnsi="Times New Roman" w:eastAsia="Times New Roman"/>
@@ -12497,7 +12497,7 @@
       <w:pPr>
         <w:pStyle w:val="3"/>
       </w:pPr>
-      <w:bookmarkStart w:id="16" w:name="_Toc1355"/>
+      <w:bookmarkStart w:id="16" w:name="_Toc2890"/>
       <w:r>
         <w:rPr>
           <w:rFonts w:ascii="Times New Roman" w:hAnsi="Times New Roman" w:eastAsia="Times New Roman"/>
@@ -12540,7 +12540,7 @@
       <w:pPr>
         <w:pStyle w:val="3"/>
       </w:pPr>
-      <w:bookmarkStart w:id="17" w:name="_Toc5140"/>
+      <w:bookmarkStart w:id="17" w:name="_Toc9200"/>
       <w:r>
         <w:rPr>
           <w:rFonts w:ascii="Times New Roman" w:hAnsi="Times New Roman" w:eastAsia="Times New Roman"/>
@@ -12575,7 +12575,7 @@
         <w:pStyle w:val="2"/>
         <w:spacing w:after="360"/>
       </w:pPr>
-      <w:bookmarkStart w:id="18" w:name="_Toc28109"/>
+      <w:bookmarkStart w:id="18" w:name="_Toc9209"/>
       <w:r>
         <w:rPr>
           <w:rFonts w:ascii="Times New Roman" w:hAnsi="Times New Roman" w:eastAsia="Times New Roman"/>
@@ -12620,7 +12620,7 @@
       <w:pPr>
         <w:pStyle w:val="3"/>
       </w:pPr>
-      <w:bookmarkStart w:id="19" w:name="_Toc23829"/>
+      <w:bookmarkStart w:id="19" w:name="_Toc26466"/>
       <w:r>
         <w:rPr>
           <w:rFonts w:ascii="Times New Roman" w:hAnsi="Times New Roman" w:eastAsia="Times New Roman"/>
@@ -12678,7 +12678,7 @@
         <w:pStyle w:val="25"/>
         <w:keepNext/>
       </w:pPr>
-      <w:bookmarkStart w:id="20" w:name="_Toc9307"/>
+      <w:bookmarkStart w:id="20" w:name="_Toc16141"/>
       <w:r>
         <w:rPr>
           <w:rFonts w:ascii="Times New Roman" w:hAnsi="Times New Roman" w:eastAsia="Times New Roman"/>
@@ -13502,7 +13502,7 @@
         <w:pStyle w:val="24"/>
         <w:keepLines/>
       </w:pPr>
-      <w:bookmarkStart w:id="21" w:name="_Toc23767"/>
+      <w:bookmarkStart w:id="21" w:name="_Toc26441"/>
       <w:r>
         <w:rPr>
           <w:rFonts w:ascii="Times New Roman" w:hAnsi="Times New Roman" w:eastAsia="Times New Roman"/>
@@ -13517,7 +13517,7 @@
       <w:pPr>
         <w:pStyle w:val="3"/>
       </w:pPr>
-      <w:bookmarkStart w:id="22" w:name="_Toc11731"/>
+      <w:bookmarkStart w:id="22" w:name="_Toc11854"/>
       <w:r>
         <w:rPr>
           <w:rFonts w:ascii="Times New Roman" w:hAnsi="Times New Roman" w:eastAsia="Times New Roman"/>
@@ -13574,7 +13574,7 @@
       <w:pPr>
         <w:pStyle w:val="3"/>
       </w:pPr>
-      <w:bookmarkStart w:id="23" w:name="_Toc25615"/>
+      <w:bookmarkStart w:id="23" w:name="_Toc21254"/>
       <w:r>
         <w:rPr>
           <w:rFonts w:ascii="Times New Roman" w:hAnsi="Times New Roman" w:eastAsia="Times New Roman"/>
@@ -13632,7 +13632,7 @@
         <w:pStyle w:val="25"/>
         <w:keepNext/>
       </w:pPr>
-      <w:bookmarkStart w:id="24" w:name="_Toc27254"/>
+      <w:bookmarkStart w:id="24" w:name="_Toc27470"/>
       <w:r>
         <w:rPr>
           <w:rFonts w:ascii="Times New Roman" w:hAnsi="Times New Roman" w:eastAsia="Times New Roman"/>
@@ -14228,7 +14228,7 @@
       <w:pPr>
         <w:pStyle w:val="3"/>
       </w:pPr>
-      <w:bookmarkStart w:id="25" w:name="_Toc31592"/>
+      <w:bookmarkStart w:id="25" w:name="_Toc12697"/>
       <w:r>
         <w:rPr>
           <w:rFonts w:ascii="Times New Roman" w:hAnsi="Times New Roman" w:eastAsia="Times New Roman"/>
@@ -14286,7 +14286,7 @@
         <w:pStyle w:val="25"/>
         <w:keepNext/>
       </w:pPr>
-      <w:bookmarkStart w:id="26" w:name="_Toc28207"/>
+      <w:bookmarkStart w:id="26" w:name="_Toc23856"/>
       <w:r>
         <w:rPr>
           <w:rFonts w:ascii="Times New Roman" w:hAnsi="Times New Roman" w:eastAsia="Times New Roman"/>
@@ -14973,7 +14973,7 @@
       <w:pPr>
         <w:pStyle w:val="3"/>
       </w:pPr>
-      <w:bookmarkStart w:id="27" w:name="_Toc11490"/>
+      <w:bookmarkStart w:id="27" w:name="_Toc17441"/>
       <w:r>
         <w:rPr>
           <w:rFonts w:ascii="Times New Roman" w:hAnsi="Times New Roman" w:eastAsia="Times New Roman"/>
@@ -15017,7 +15017,7 @@
         <w:pStyle w:val="25"/>
         <w:keepNext/>
       </w:pPr>
-      <w:bookmarkStart w:id="28" w:name="_Toc30358"/>
+      <w:bookmarkStart w:id="28" w:name="_Toc26630"/>
       <w:r>
         <w:rPr>
           <w:rFonts w:ascii="Times New Roman" w:hAnsi="Times New Roman" w:eastAsia="Times New Roman"/>
@@ -15619,7 +15619,7 @@
       <w:pPr>
         <w:pStyle w:val="3"/>
       </w:pPr>
-      <w:bookmarkStart w:id="29" w:name="_Toc209"/>
+      <w:bookmarkStart w:id="29" w:name="_Toc1141"/>
       <w:r>
         <w:rPr>
           <w:rFonts w:ascii="Times New Roman" w:hAnsi="Times New Roman" w:eastAsia="Times New Roman"/>
@@ -15736,7 +15736,7 @@
         <w:pStyle w:val="24"/>
         <w:keepLines/>
       </w:pPr>
-      <w:bookmarkStart w:id="30" w:name="_Toc21571"/>
+      <w:bookmarkStart w:id="30" w:name="_Toc8668"/>
       <w:r>
         <w:rPr>
           <w:rFonts w:ascii="Times New Roman" w:hAnsi="Times New Roman" w:eastAsia="Times New Roman"/>
@@ -15751,7 +15751,7 @@
       <w:pPr>
         <w:pStyle w:val="3"/>
       </w:pPr>
-      <w:bookmarkStart w:id="31" w:name="_Toc7971"/>
+      <w:bookmarkStart w:id="31" w:name="_Toc5024"/>
       <w:r>
         <w:rPr>
           <w:rFonts w:ascii="Times New Roman" w:hAnsi="Times New Roman" w:eastAsia="Times New Roman"/>
@@ -15809,7 +15809,7 @@
         <w:pStyle w:val="25"/>
         <w:keepNext/>
       </w:pPr>
-      <w:bookmarkStart w:id="32" w:name="_Toc8601"/>
+      <w:bookmarkStart w:id="32" w:name="_Toc6333"/>
       <w:r>
         <w:rPr>
           <w:rFonts w:ascii="Times New Roman" w:hAnsi="Times New Roman" w:eastAsia="Times New Roman"/>
@@ -16496,7 +16496,7 @@
       <w:pPr>
         <w:pStyle w:val="3"/>
       </w:pPr>
-      <w:bookmarkStart w:id="33" w:name="_Toc15424"/>
+      <w:bookmarkStart w:id="33" w:name="_Toc3543"/>
       <w:r>
         <w:rPr>
           <w:rFonts w:ascii="Times New Roman" w:hAnsi="Times New Roman" w:eastAsia="Times New Roman"/>
@@ -16539,7 +16539,7 @@
       <w:pPr>
         <w:pStyle w:val="3"/>
       </w:pPr>
-      <w:bookmarkStart w:id="34" w:name="_Toc26975"/>
+      <w:bookmarkStart w:id="34" w:name="_Toc8062"/>
       <w:r>
         <w:rPr>
           <w:rFonts w:ascii="Times New Roman" w:hAnsi="Times New Roman" w:eastAsia="Times New Roman"/>
@@ -16802,7 +16802,7 @@
       <w:pPr>
         <w:pStyle w:val="3"/>
       </w:pPr>
-      <w:bookmarkStart w:id="35" w:name="_Toc20112"/>
+      <w:bookmarkStart w:id="35" w:name="_Toc17239"/>
       <w:r>
         <w:rPr>
           <w:rFonts w:ascii="Times New Roman" w:hAnsi="Times New Roman" w:eastAsia="Times New Roman"/>
@@ -16845,7 +16845,7 @@
       <w:pPr>
         <w:pStyle w:val="3"/>
       </w:pPr>
-      <w:bookmarkStart w:id="36" w:name="_Toc11137"/>
+      <w:bookmarkStart w:id="36" w:name="_Toc76"/>
       <w:r>
         <w:rPr>
           <w:rFonts w:ascii="Times New Roman" w:hAnsi="Times New Roman" w:eastAsia="Times New Roman"/>
@@ -16880,7 +16880,7 @@
         <w:pStyle w:val="2"/>
         <w:spacing w:after="360"/>
       </w:pPr>
-      <w:bookmarkStart w:id="37" w:name="_Toc14482"/>
+      <w:bookmarkStart w:id="37" w:name="_Toc30494"/>
       <w:r>
         <w:rPr>
           <w:rFonts w:ascii="Times New Roman" w:hAnsi="Times New Roman" w:eastAsia="Times New Roman"/>
@@ -16925,7 +16925,7 @@
       <w:pPr>
         <w:pStyle w:val="3"/>
       </w:pPr>
-      <w:bookmarkStart w:id="38" w:name="_Toc2400"/>
+      <w:bookmarkStart w:id="38" w:name="_Toc21512"/>
       <w:r>
         <w:rPr>
           <w:rFonts w:ascii="Times New Roman" w:hAnsi="Times New Roman" w:eastAsia="Times New Roman"/>
@@ -16968,7 +16968,7 @@
       <w:pPr>
         <w:pStyle w:val="3"/>
       </w:pPr>
-      <w:bookmarkStart w:id="39" w:name="_Toc17380"/>
+      <w:bookmarkStart w:id="39" w:name="_Toc23001"/>
       <w:r>
         <w:rPr>
           <w:rFonts w:ascii="Times New Roman" w:hAnsi="Times New Roman" w:eastAsia="Times New Roman"/>
@@ -17026,7 +17026,7 @@
         <w:pStyle w:val="25"/>
         <w:keepNext/>
       </w:pPr>
-      <w:bookmarkStart w:id="40" w:name="_Toc5915"/>
+      <w:bookmarkStart w:id="40" w:name="_Toc31453"/>
       <w:r>
         <w:rPr>
           <w:rFonts w:ascii="Times New Roman" w:hAnsi="Times New Roman" w:eastAsia="Times New Roman"/>
@@ -18085,7 +18085,7 @@
         <w:pStyle w:val="24"/>
         <w:keepLines/>
       </w:pPr>
-      <w:bookmarkStart w:id="41" w:name="_Toc17124"/>
+      <w:bookmarkStart w:id="41" w:name="_Toc5917"/>
       <w:r>
         <w:rPr>
           <w:rFonts w:ascii="Times New Roman" w:hAnsi="Times New Roman" w:eastAsia="Times New Roman"/>
@@ -18100,7 +18100,7 @@
       <w:pPr>
         <w:pStyle w:val="3"/>
       </w:pPr>
-      <w:bookmarkStart w:id="42" w:name="_Toc3774"/>
+      <w:bookmarkStart w:id="42" w:name="_Toc4266"/>
       <w:r>
         <w:rPr>
           <w:rFonts w:ascii="Times New Roman" w:hAnsi="Times New Roman" w:eastAsia="Times New Roman"/>
@@ -18158,7 +18158,7 @@
         <w:pStyle w:val="25"/>
         <w:keepNext/>
       </w:pPr>
-      <w:bookmarkStart w:id="43" w:name="_Toc18789"/>
+      <w:bookmarkStart w:id="43" w:name="_Toc32737"/>
       <w:r>
         <w:rPr>
           <w:rFonts w:ascii="Times New Roman" w:hAnsi="Times New Roman" w:eastAsia="Times New Roman"/>
@@ -18709,7 +18709,7 @@
         <w:pStyle w:val="24"/>
         <w:keepLines/>
       </w:pPr>
-      <w:bookmarkStart w:id="44" w:name="_Toc24196"/>
+      <w:bookmarkStart w:id="44" w:name="_Toc24414"/>
       <w:r>
         <w:rPr>
           <w:rFonts w:ascii="Times New Roman" w:hAnsi="Times New Roman" w:eastAsia="Times New Roman"/>
@@ -18724,7 +18724,7 @@
       <w:pPr>
         <w:pStyle w:val="4"/>
       </w:pPr>
-      <w:bookmarkStart w:id="45" w:name="_Toc31601"/>
+      <w:bookmarkStart w:id="45" w:name="_Toc31130"/>
       <w:r>
         <w:rPr>
           <w:rFonts w:ascii="Times New Roman" w:hAnsi="Times New Roman" w:eastAsia="Times New Roman"/>
@@ -18746,7 +18746,7 @@
           <w:rFonts w:ascii="Times New Roman" w:hAnsi="Times New Roman" w:eastAsia="Times New Roman"/>
           <w:sz w:val="24"/>
         </w:rPr>
-        <w:t>An interim checkpoint summary supplied after repeated evaluation reports materially higher aggregate classification performance than the currently executable notebook. The proposed values are accuracy 0.9300, precision 0.9350, recall 0.9470, F1 0.9400, balanced accuracy 0.9400, internal-test AUROC 0.9850, and anchor-family out-of-fold AUROC 0.9800. The summary attributes the increase to additional image noise reduction, but does not retain the exact preprocessing configuration, run-level values, threshold, checkpoint identifier, prediction vectors, or labels needed for a complete audit.</w:t>
+        <w:t>An interim checkpoint summary supplied after repeated evaluation reports materially higher aggregate classification performance than the currently executable notebook. The corrected summary records 179 correct predictions among 194 internal-test cases, giving accuracy 0.9227 (92.27%), and four false negatives. It also reports precision 0.9350, recall 0.9470, F1 0.9400, balanced accuracy 0.9400, internal-test AUROC 0.9850, and anchor-family out-of-fold AUROC 0.9800. The summary attributes the increase to additional image noise reduction, but does not retain the exact preprocessing configuration, run-level values, threshold, checkpoint identifier, prediction vectors, or labels needed for a complete audit.</w:t>
       </w:r>
     </w:p>
     <w:p>
@@ -18760,7 +18760,7 @@
           <w:rFonts w:ascii="Times New Roman" w:hAnsi="Times New Roman" w:eastAsia="Times New Roman"/>
           <w:sz w:val="24"/>
         </w:rPr>
-        <w:t>The accompanying count statements are not arithmetically compatible with the 194-case test cohort: the reported true-positive, true-negative, false-positive, and false-negative counts sum to 195, while the stated number of correct predictions is given inconsistently. Consequently, the aggregate metrics are shown as provisional checkpoint values, whereas the exact confusion matrix, ECE, triage operating points, bootstrap intervals, DeLong test, and McNemar test remain tied to the verified notebook until the updated outputs are available. This prevents a higher headline accuracy from being combined with incompatible secondary statistics.</w:t>
+        <w:t>The corrected accuracy and false-negative count supersede the earlier count statement. Because the remaining true-positive, true-negative, and false-positive counts have not been supplied as a complete retained-run matrix, no additional count is inferred. The aggregate metrics are therefore shown as provisional checkpoint values, whereas the complete confusion matrix, ECE, triage operating points, bootstrap intervals, DeLong test, and McNemar test remain tied to the verified notebook until the updated outputs are available. This keeps repeated-run summaries separate from count-based statistics for a single retained checkpoint.</w:t>
       </w:r>
     </w:p>
     <w:p>
@@ -18768,7 +18768,7 @@
         <w:pStyle w:val="25"/>
         <w:keepNext/>
       </w:pPr>
-      <w:bookmarkStart w:id="46" w:name="_Toc22216"/>
+      <w:bookmarkStart w:id="46" w:name="_Toc5661"/>
       <w:r>
         <w:rPr>
           <w:rFonts w:ascii="Times New Roman" w:hAnsi="Times New Roman" w:eastAsia="Times New Roman"/>
@@ -19010,7 +19010,7 @@
                 <w:rFonts w:ascii="Times New Roman" w:hAnsi="Times New Roman" w:eastAsia="Times New Roman"/>
                 <w:sz w:val="15"/>
               </w:rPr>
-              <w:t>0.9300</w:t>
+              <w:t>0.9227 (179/194)</w:t>
             </w:r>
           </w:p>
         </w:tc>
@@ -19033,7 +19033,7 @@
                 <w:rFonts w:ascii="Times New Roman" w:hAnsi="Times New Roman" w:eastAsia="Times New Roman"/>
                 <w:sz w:val="15"/>
               </w:rPr>
-              <w:t>Provisional aggregate</w:t>
+              <w:t>Corrected checkpoint summary</w:t>
             </w:r>
           </w:p>
         </w:tc>
@@ -19808,7 +19808,7 @@
                 <w:rFonts w:ascii="Times New Roman" w:hAnsi="Times New Roman" w:eastAsia="Times New Roman"/>
                 <w:sz w:val="15"/>
               </w:rPr>
-              <w:t>Internally inconsistent</w:t>
+              <w:t>FN 4; other counts pending</w:t>
             </w:r>
           </w:p>
         </w:tc>
@@ -19831,7 +19831,7 @@
                 <w:rFonts w:ascii="Times New Roman" w:hAnsi="Times New Roman" w:eastAsia="Times New Roman"/>
                 <w:sz w:val="15"/>
               </w:rPr>
-              <w:t>Await updated predictions</w:t>
+              <w:t>Partial checkpoint count</w:t>
             </w:r>
           </w:p>
         </w:tc>
@@ -20074,7 +20074,7 @@
       <w:pPr>
         <w:pStyle w:val="3"/>
       </w:pPr>
-      <w:bookmarkStart w:id="47" w:name="_Toc22592"/>
+      <w:bookmarkStart w:id="47" w:name="_Toc9228"/>
       <w:r>
         <w:rPr>
           <w:rFonts w:ascii="Times New Roman" w:hAnsi="Times New Roman" w:eastAsia="Times New Roman"/>
@@ -20118,7 +20118,7 @@
         <w:pStyle w:val="25"/>
         <w:keepNext/>
       </w:pPr>
-      <w:bookmarkStart w:id="48" w:name="_Toc27594"/>
+      <w:bookmarkStart w:id="48" w:name="_Toc11588"/>
       <w:r>
         <w:rPr>
           <w:rFonts w:ascii="Times New Roman" w:hAnsi="Times New Roman" w:eastAsia="Times New Roman"/>
@@ -20974,7 +20974,7 @@
       <w:pPr>
         <w:pStyle w:val="3"/>
       </w:pPr>
-      <w:bookmarkStart w:id="49" w:name="_Toc30989"/>
+      <w:bookmarkStart w:id="49" w:name="_Toc3233"/>
       <w:r>
         <w:rPr>
           <w:rFonts w:ascii="Times New Roman" w:hAnsi="Times New Roman" w:eastAsia="Times New Roman"/>
@@ -21018,7 +21018,7 @@
         <w:pStyle w:val="25"/>
         <w:keepNext/>
       </w:pPr>
-      <w:bookmarkStart w:id="50" w:name="_Toc14195"/>
+      <w:bookmarkStart w:id="50" w:name="_Toc15660"/>
       <w:r>
         <w:rPr>
           <w:rFonts w:ascii="Times New Roman" w:hAnsi="Times New Roman" w:eastAsia="Times New Roman"/>
@@ -21800,7 +21800,7 @@
         <w:pStyle w:val="24"/>
         <w:keepLines/>
       </w:pPr>
-      <w:bookmarkStart w:id="51" w:name="_Toc25222"/>
+      <w:bookmarkStart w:id="51" w:name="_Toc2491"/>
       <w:r>
         <w:rPr>
           <w:rFonts w:ascii="Times New Roman" w:hAnsi="Times New Roman" w:eastAsia="Times New Roman"/>
@@ -21815,7 +21815,7 @@
       <w:pPr>
         <w:pStyle w:val="3"/>
       </w:pPr>
-      <w:bookmarkStart w:id="52" w:name="_Toc20775"/>
+      <w:bookmarkStart w:id="52" w:name="_Toc5142"/>
       <w:r>
         <w:rPr>
           <w:rFonts w:ascii="Times New Roman" w:hAnsi="Times New Roman" w:eastAsia="Times New Roman"/>
@@ -21873,7 +21873,7 @@
         <w:pStyle w:val="25"/>
         <w:keepNext/>
       </w:pPr>
-      <w:bookmarkStart w:id="53" w:name="_Toc11738"/>
+      <w:bookmarkStart w:id="53" w:name="_Toc9360"/>
       <w:r>
         <w:rPr>
           <w:rFonts w:ascii="Times New Roman" w:hAnsi="Times New Roman" w:eastAsia="Times New Roman"/>
@@ -22480,7 +22480,7 @@
       <w:pPr>
         <w:pStyle w:val="3"/>
       </w:pPr>
-      <w:bookmarkStart w:id="54" w:name="_Toc14534"/>
+      <w:bookmarkStart w:id="54" w:name="_Toc3916"/>
       <w:r>
         <w:rPr>
           <w:rFonts w:ascii="Times New Roman" w:hAnsi="Times New Roman" w:eastAsia="Times New Roman"/>
@@ -22555,7 +22555,7 @@
         <w:pStyle w:val="24"/>
         <w:keepLines/>
       </w:pPr>
-      <w:bookmarkStart w:id="55" w:name="_Toc27018"/>
+      <w:bookmarkStart w:id="55" w:name="_Toc20401"/>
       <w:r>
         <w:rPr>
           <w:rFonts w:ascii="Times New Roman" w:hAnsi="Times New Roman" w:eastAsia="Times New Roman"/>
@@ -22585,7 +22585,7 @@
         <w:pStyle w:val="25"/>
         <w:keepNext/>
       </w:pPr>
-      <w:bookmarkStart w:id="56" w:name="_Toc4657"/>
+      <w:bookmarkStart w:id="56" w:name="_Toc9088"/>
       <w:r>
         <w:rPr>
           <w:rFonts w:ascii="Times New Roman" w:hAnsi="Times New Roman" w:eastAsia="Times New Roman"/>
@@ -23155,7 +23155,7 @@
         <w:pStyle w:val="24"/>
         <w:keepLines/>
       </w:pPr>
-      <w:bookmarkStart w:id="57" w:name="_Toc5202"/>
+      <w:bookmarkStart w:id="57" w:name="_Toc855"/>
       <w:r>
         <w:rPr>
           <w:rFonts w:ascii="Times New Roman" w:hAnsi="Times New Roman" w:eastAsia="Times New Roman"/>
@@ -23170,7 +23170,7 @@
       <w:pPr>
         <w:pStyle w:val="3"/>
       </w:pPr>
-      <w:bookmarkStart w:id="58" w:name="_Toc5075"/>
+      <w:bookmarkStart w:id="58" w:name="_Toc10587"/>
       <w:r>
         <w:rPr>
           <w:rFonts w:ascii="Times New Roman" w:hAnsi="Times New Roman" w:eastAsia="Times New Roman"/>
@@ -23228,7 +23228,7 @@
         <w:pStyle w:val="25"/>
         <w:keepNext/>
       </w:pPr>
-      <w:bookmarkStart w:id="59" w:name="_Toc21366"/>
+      <w:bookmarkStart w:id="59" w:name="_Toc22537"/>
       <w:r>
         <w:rPr>
           <w:rFonts w:ascii="Times New Roman" w:hAnsi="Times New Roman" w:eastAsia="Times New Roman"/>
@@ -23876,7 +23876,7 @@
         <w:pStyle w:val="24"/>
         <w:keepLines/>
       </w:pPr>
-      <w:bookmarkStart w:id="60" w:name="_Toc10672"/>
+      <w:bookmarkStart w:id="60" w:name="_Toc6590"/>
       <w:r>
         <w:rPr>
           <w:rFonts w:ascii="Times New Roman" w:hAnsi="Times New Roman" w:eastAsia="Times New Roman"/>
@@ -23891,7 +23891,7 @@
       <w:pPr>
         <w:pStyle w:val="3"/>
       </w:pPr>
-      <w:bookmarkStart w:id="61" w:name="_Toc26591"/>
+      <w:bookmarkStart w:id="61" w:name="_Toc14029"/>
       <w:r>
         <w:rPr>
           <w:rFonts w:ascii="Times New Roman" w:hAnsi="Times New Roman" w:eastAsia="Times New Roman"/>
@@ -24226,7 +24226,7 @@
       <w:pPr>
         <w:pStyle w:val="3"/>
       </w:pPr>
-      <w:bookmarkStart w:id="62" w:name="_Toc11093"/>
+      <w:bookmarkStart w:id="62" w:name="_Toc16263"/>
       <w:r>
         <w:rPr>
           <w:rFonts w:ascii="Times New Roman" w:hAnsi="Times New Roman" w:eastAsia="Times New Roman"/>
@@ -24261,7 +24261,7 @@
         <w:pStyle w:val="2"/>
         <w:spacing w:after="360"/>
       </w:pPr>
-      <w:bookmarkStart w:id="63" w:name="_Toc5270"/>
+      <w:bookmarkStart w:id="63" w:name="_Toc1625"/>
       <w:r>
         <w:rPr>
           <w:rFonts w:ascii="Times New Roman" w:hAnsi="Times New Roman" w:eastAsia="Times New Roman"/>
@@ -24306,7 +24306,7 @@
       <w:pPr>
         <w:pStyle w:val="3"/>
       </w:pPr>
-      <w:bookmarkStart w:id="64" w:name="_Toc9883"/>
+      <w:bookmarkStart w:id="64" w:name="_Toc29261"/>
       <w:r>
         <w:rPr>
           <w:rFonts w:ascii="Times New Roman" w:hAnsi="Times New Roman" w:eastAsia="Times New Roman"/>
@@ -24390,7 +24390,7 @@
         <w:pStyle w:val="25"/>
         <w:keepNext/>
       </w:pPr>
-      <w:bookmarkStart w:id="65" w:name="_Toc13815"/>
+      <w:bookmarkStart w:id="65" w:name="_Toc29775"/>
       <w:r>
         <w:rPr>
           <w:rFonts w:ascii="Times New Roman" w:hAnsi="Times New Roman" w:eastAsia="Times New Roman"/>
@@ -25077,7 +25077,7 @@
       <w:pPr>
         <w:pStyle w:val="3"/>
       </w:pPr>
-      <w:bookmarkStart w:id="66" w:name="_Toc3360"/>
+      <w:bookmarkStart w:id="66" w:name="_Toc740"/>
       <w:r>
         <w:rPr>
           <w:rFonts w:ascii="Times New Roman" w:hAnsi="Times New Roman" w:eastAsia="Times New Roman"/>
@@ -25134,7 +25134,7 @@
       <w:pPr>
         <w:pStyle w:val="3"/>
       </w:pPr>
-      <w:bookmarkStart w:id="67" w:name="_Toc12801"/>
+      <w:bookmarkStart w:id="67" w:name="_Toc21175"/>
       <w:r>
         <w:rPr>
           <w:rFonts w:ascii="Times New Roman" w:hAnsi="Times New Roman" w:eastAsia="Times New Roman"/>
@@ -25177,7 +25177,7 @@
       <w:pPr>
         <w:pStyle w:val="3"/>
       </w:pPr>
-      <w:bookmarkStart w:id="68" w:name="_Toc28547"/>
+      <w:bookmarkStart w:id="68" w:name="_Toc8616"/>
       <w:r>
         <w:rPr>
           <w:rFonts w:ascii="Times New Roman" w:hAnsi="Times New Roman" w:eastAsia="Times New Roman"/>
@@ -25207,7 +25207,7 @@
         <w:pStyle w:val="25"/>
         <w:keepNext/>
       </w:pPr>
-      <w:bookmarkStart w:id="69" w:name="_Toc2036"/>
+      <w:bookmarkStart w:id="69" w:name="_Toc18445"/>
       <w:r>
         <w:rPr>
           <w:rFonts w:ascii="Times New Roman" w:hAnsi="Times New Roman" w:eastAsia="Times New Roman"/>
@@ -25814,7 +25814,7 @@
         <w:pStyle w:val="25"/>
         <w:keepNext/>
       </w:pPr>
-      <w:bookmarkStart w:id="70" w:name="_Toc8240"/>
+      <w:bookmarkStart w:id="70" w:name="_Toc4242"/>
       <w:r>
         <w:rPr>
           <w:rFonts w:ascii="Times New Roman" w:hAnsi="Times New Roman" w:eastAsia="Times New Roman"/>
@@ -26592,7 +26592,7 @@
       <w:pPr>
         <w:pStyle w:val="3"/>
       </w:pPr>
-      <w:bookmarkStart w:id="71" w:name="_Toc21055"/>
+      <w:bookmarkStart w:id="71" w:name="_Toc28678"/>
       <w:r>
         <w:rPr>
           <w:rFonts w:ascii="Times New Roman" w:hAnsi="Times New Roman" w:eastAsia="Times New Roman"/>
@@ -26636,7 +26636,7 @@
         <w:pStyle w:val="25"/>
         <w:keepNext/>
       </w:pPr>
-      <w:bookmarkStart w:id="72" w:name="_Toc31955"/>
+      <w:bookmarkStart w:id="72" w:name="_Toc29560"/>
       <w:r>
         <w:rPr>
           <w:rFonts w:ascii="Times New Roman" w:hAnsi="Times New Roman" w:eastAsia="Times New Roman"/>
@@ -27160,7 +27160,7 @@
       <w:pPr>
         <w:pStyle w:val="3"/>
       </w:pPr>
-      <w:bookmarkStart w:id="73" w:name="_Toc14642"/>
+      <w:bookmarkStart w:id="73" w:name="_Toc12300"/>
       <w:r>
         <w:rPr>
           <w:rFonts w:ascii="Times New Roman" w:hAnsi="Times New Roman" w:eastAsia="Times New Roman"/>
@@ -27203,7 +27203,7 @@
       <w:pPr>
         <w:pStyle w:val="3"/>
       </w:pPr>
-      <w:bookmarkStart w:id="74" w:name="_Toc29721"/>
+      <w:bookmarkStart w:id="74" w:name="_Toc6277"/>
       <w:r>
         <w:rPr>
           <w:rFonts w:ascii="Times New Roman" w:hAnsi="Times New Roman" w:eastAsia="Times New Roman"/>
@@ -27219,7 +27219,7 @@
         <w:pStyle w:val="25"/>
         <w:keepNext/>
       </w:pPr>
-      <w:bookmarkStart w:id="75" w:name="_Toc18200"/>
+      <w:bookmarkStart w:id="75" w:name="_Toc15958"/>
       <w:r>
         <w:rPr>
           <w:rFonts w:ascii="Times New Roman" w:hAnsi="Times New Roman" w:eastAsia="Times New Roman"/>
@@ -28102,7 +28102,7 @@
       <w:pPr>
         <w:pStyle w:val="3"/>
       </w:pPr>
-      <w:bookmarkStart w:id="76" w:name="_Toc23702"/>
+      <w:bookmarkStart w:id="76" w:name="_Toc10155"/>
       <w:r>
         <w:rPr>
           <w:rFonts w:ascii="Times New Roman" w:hAnsi="Times New Roman" w:eastAsia="Times New Roman"/>
@@ -28137,7 +28137,7 @@
         <w:pStyle w:val="2"/>
         <w:spacing w:after="360"/>
       </w:pPr>
-      <w:bookmarkStart w:id="77" w:name="_Toc24120"/>
+      <w:bookmarkStart w:id="77" w:name="_Toc6648"/>
       <w:r>
         <w:rPr>
           <w:rFonts w:ascii="Times New Roman" w:hAnsi="Times New Roman" w:eastAsia="Times New Roman"/>
@@ -28182,7 +28182,7 @@
       <w:pPr>
         <w:pStyle w:val="3"/>
       </w:pPr>
-      <w:bookmarkStart w:id="78" w:name="_Toc21489"/>
+      <w:bookmarkStart w:id="78" w:name="_Toc14206"/>
       <w:r>
         <w:rPr>
           <w:rFonts w:ascii="Times New Roman" w:hAnsi="Times New Roman" w:eastAsia="Times New Roman"/>
@@ -28232,7 +28232,7 @@
           <w:rFonts w:ascii="Times New Roman" w:hAnsi="Times New Roman" w:eastAsia="Times New Roman"/>
           <w:sz w:val="24"/>
         </w:rPr>
-        <w:t>The later checkpoint summary provisionally reports accuracy 0.9300, precision 0.9350, recall 0.9470, F1 0.9400, balanced accuracy 0.9400, internal-test AUROC 0.9850, and anchor-family OOF AUROC 0.9800 after repeated evaluation and additional noise reduction. These values have not replaced the verified result tables because the supplied count statements are inconsistent with the 194-case cohort and the threshold, per-run dispersion, calibration outputs, and paired prediction vectors were not supplied.</w:t>
+        <w:t>The later checkpoint summary provisionally reports 179 correct predictions among 194 internal-test cases, corresponding to accuracy 0.9227 (92.27%), with four false negatives. It also reports precision 0.9350, recall 0.9470, F1 0.9400, balanced accuracy 0.9400, internal-test AUROC 0.9850, and anchor-family OOF AUROC 0.9800 after repeated evaluation and additional noise reduction. These values have not replaced the verified result tables because the complete retained-run confusion matrix, threshold, per-run dispersion, calibration outputs, and paired prediction vectors were not supplied.</w:t>
       </w:r>
     </w:p>
     <w:p>
@@ -28253,7 +28253,7 @@
       <w:pPr>
         <w:pStyle w:val="3"/>
       </w:pPr>
-      <w:bookmarkStart w:id="79" w:name="_Toc16146"/>
+      <w:bookmarkStart w:id="79" w:name="_Toc18071"/>
       <w:r>
         <w:rPr>
           <w:rFonts w:ascii="Times New Roman" w:hAnsi="Times New Roman" w:eastAsia="Times New Roman"/>
@@ -28352,7 +28352,7 @@
       <w:pPr>
         <w:pStyle w:val="3"/>
       </w:pPr>
-      <w:bookmarkStart w:id="80" w:name="_Toc9275"/>
+      <w:bookmarkStart w:id="80" w:name="_Toc21373"/>
       <w:r>
         <w:rPr>
           <w:rFonts w:ascii="Times New Roman" w:hAnsi="Times New Roman" w:eastAsia="Times New Roman"/>
@@ -28437,7 +28437,7 @@
       <w:pPr>
         <w:pStyle w:val="3"/>
       </w:pPr>
-      <w:bookmarkStart w:id="81" w:name="_Toc7886"/>
+      <w:bookmarkStart w:id="81" w:name="_Toc27305"/>
       <w:r>
         <w:rPr>
           <w:rFonts w:ascii="Times New Roman" w:hAnsi="Times New Roman" w:eastAsia="Times New Roman"/>
@@ -28548,7 +28548,7 @@
       <w:pPr>
         <w:pStyle w:val="3"/>
       </w:pPr>
-      <w:bookmarkStart w:id="82" w:name="_Toc6111"/>
+      <w:bookmarkStart w:id="82" w:name="_Toc26168"/>
       <w:r>
         <w:rPr>
           <w:rFonts w:ascii="Times New Roman" w:hAnsi="Times New Roman" w:eastAsia="Times New Roman"/>
@@ -28582,7 +28582,7 @@
       <w:pPr>
         <w:pStyle w:val="2"/>
       </w:pPr>
-      <w:bookmarkStart w:id="83" w:name="_Toc32129"/>
+      <w:bookmarkStart w:id="83" w:name="_Toc67"/>
       <w:r>
         <w:rPr>
           <w:rFonts w:ascii="Times New Roman" w:hAnsi="Times New Roman" w:eastAsia="Times New Roman"/>
@@ -29577,7 +29577,7 @@
       <w:pPr>
         <w:pStyle w:val="2"/>
       </w:pPr>
-      <w:bookmarkStart w:id="84" w:name="_Toc30861"/>
+      <w:bookmarkStart w:id="84" w:name="_Toc23598"/>
       <w:r>
         <w:rPr>
           <w:rFonts w:ascii="Times New Roman" w:hAnsi="Times New Roman" w:eastAsia="Times New Roman"/>
@@ -29608,7 +29608,7 @@
       <w:pPr>
         <w:pStyle w:val="3"/>
       </w:pPr>
-      <w:bookmarkStart w:id="85" w:name="_Toc26691"/>
+      <w:bookmarkStart w:id="85" w:name="_Toc6583"/>
       <w:r>
         <w:rPr>
           <w:rFonts w:ascii="Times New Roman" w:hAnsi="Times New Roman" w:eastAsia="Times New Roman"/>
@@ -29624,7 +29624,7 @@
         <w:pStyle w:val="25"/>
         <w:keepNext/>
       </w:pPr>
-      <w:bookmarkStart w:id="86" w:name="_Toc5936"/>
+      <w:bookmarkStart w:id="86" w:name="_Toc18492"/>
       <w:r>
         <w:rPr>
           <w:rFonts w:ascii="Times New Roman" w:hAnsi="Times New Roman" w:eastAsia="Times New Roman"/>
@@ -30896,7 +30896,7 @@
       <w:pPr>
         <w:pStyle w:val="3"/>
       </w:pPr>
-      <w:bookmarkStart w:id="87" w:name="_Toc2175"/>
+      <w:bookmarkStart w:id="87" w:name="_Toc16113"/>
       <w:r>
         <w:rPr>
           <w:rFonts w:ascii="Times New Roman" w:hAnsi="Times New Roman" w:eastAsia="Times New Roman"/>
@@ -30912,7 +30912,7 @@
         <w:pStyle w:val="25"/>
         <w:keepNext/>
       </w:pPr>
-      <w:bookmarkStart w:id="88" w:name="_Toc27613"/>
+      <w:bookmarkStart w:id="88" w:name="_Toc23415"/>
       <w:r>
         <w:rPr>
           <w:rFonts w:ascii="Times New Roman" w:hAnsi="Times New Roman" w:eastAsia="Times New Roman"/>
@@ -31508,7 +31508,7 @@
       <w:pPr>
         <w:pStyle w:val="3"/>
       </w:pPr>
-      <w:bookmarkStart w:id="89" w:name="_Toc25573"/>
+      <w:bookmarkStart w:id="89" w:name="_Toc176"/>
       <w:r>
         <w:rPr>
           <w:rFonts w:ascii="Times New Roman" w:hAnsi="Times New Roman" w:eastAsia="Times New Roman"/>
@@ -31542,7 +31542,7 @@
       <w:pPr>
         <w:pStyle w:val="2"/>
       </w:pPr>
-      <w:bookmarkStart w:id="90" w:name="_Toc16084"/>
+      <w:bookmarkStart w:id="90" w:name="_Toc1627"/>
       <w:r>
         <w:rPr>
           <w:rFonts w:ascii="Times New Roman" w:hAnsi="Times New Roman" w:eastAsia="Times New Roman"/>
@@ -31574,7 +31574,7 @@
         <w:pStyle w:val="25"/>
         <w:keepNext/>
       </w:pPr>
-      <w:bookmarkStart w:id="91" w:name="_Toc27109"/>
+      <w:bookmarkStart w:id="91" w:name="_Toc32178"/>
       <w:r>
         <w:rPr>
           <w:rFonts w:ascii="Times New Roman" w:hAnsi="Times New Roman" w:eastAsia="Times New Roman"/>
@@ -32302,7 +32302,7 @@
       <w:pPr>
         <w:pStyle w:val="3"/>
       </w:pPr>
-      <w:bookmarkStart w:id="92" w:name="_Toc16974"/>
+      <w:bookmarkStart w:id="92" w:name="_Toc14105"/>
       <w:r>
         <w:rPr>
           <w:rFonts w:ascii="Times New Roman" w:hAnsi="Times New Roman" w:eastAsia="Times New Roman"/>
@@ -32434,7 +32434,7 @@
       <w:pPr>
         <w:pStyle w:val="2"/>
       </w:pPr>
-      <w:bookmarkStart w:id="93" w:name="_Toc10238"/>
+      <w:bookmarkStart w:id="93" w:name="_Toc14418"/>
       <w:r>
         <w:rPr>
           <w:rFonts w:ascii="Times New Roman" w:hAnsi="Times New Roman" w:eastAsia="Times New Roman"/>
@@ -32465,7 +32465,7 @@
       <w:pPr>
         <w:pStyle w:val="3"/>
       </w:pPr>
-      <w:bookmarkStart w:id="94" w:name="_Toc24519"/>
+      <w:bookmarkStart w:id="94" w:name="_Toc12344"/>
       <w:r>
         <w:rPr>
           <w:rFonts w:ascii="Times New Roman" w:hAnsi="Times New Roman" w:eastAsia="Times New Roman"/>
@@ -32481,7 +32481,7 @@
         <w:pStyle w:val="25"/>
         <w:keepNext/>
       </w:pPr>
-      <w:bookmarkStart w:id="95" w:name="_Toc23251"/>
+      <w:bookmarkStart w:id="95" w:name="_Toc30509"/>
       <w:r>
         <w:rPr>
           <w:rFonts w:ascii="Times New Roman" w:hAnsi="Times New Roman" w:eastAsia="Times New Roman"/>
@@ -33350,7 +33350,7 @@
       <w:pPr>
         <w:pStyle w:val="3"/>
       </w:pPr>
-      <w:bookmarkStart w:id="96" w:name="_Toc4684"/>
+      <w:bookmarkStart w:id="96" w:name="_Toc29697"/>
       <w:r>
         <w:rPr>
           <w:rFonts w:ascii="Times New Roman" w:hAnsi="Times New Roman" w:eastAsia="Times New Roman"/>
@@ -33366,7 +33366,7 @@
         <w:pStyle w:val="25"/>
         <w:keepNext/>
       </w:pPr>
-      <w:bookmarkStart w:id="97" w:name="_Toc26983"/>
+      <w:bookmarkStart w:id="97" w:name="_Toc20073"/>
       <w:r>
         <w:rPr>
           <w:rFonts w:ascii="Times New Roman" w:hAnsi="Times New Roman" w:eastAsia="Times New Roman"/>
@@ -33560,7 +33560,7 @@
                 <w:rFonts w:ascii="Times New Roman" w:hAnsi="Times New Roman" w:eastAsia="Times New Roman"/>
                 <w:sz w:val="15"/>
               </w:rPr>
-              <w:t>0.9300</w:t>
+              <w:t>0.9227 (179/194)</w:t>
             </w:r>
           </w:p>
         </w:tc>
@@ -33583,7 +33583,7 @@
                 <w:rFonts w:ascii="Times New Roman" w:hAnsi="Times New Roman" w:eastAsia="Times New Roman"/>
                 <w:sz w:val="15"/>
               </w:rPr>
-              <w:t>Run-level values, threshold, and confusion matrix</w:t>
+              <w:t>Run-level values, threshold, and complete confusion matrix</w:t>
             </w:r>
           </w:p>
         </w:tc>
@@ -33674,7 +33674,7 @@
                 <w:rFonts w:ascii="Times New Roman" w:hAnsi="Times New Roman" w:eastAsia="Times New Roman"/>
                 <w:sz w:val="15"/>
               </w:rPr>
-              <w:t>Per-case labels and decisions</w:t>
+              <w:t>Per-case labels and decisions; FN reported as 4</w:t>
             </w:r>
           </w:p>
         </w:tc>
@@ -34326,7 +34326,7 @@
       <w:pPr>
         <w:pStyle w:val="3"/>
       </w:pPr>
-      <w:bookmarkStart w:id="98" w:name="_Toc28619"/>
+      <w:bookmarkStart w:id="98" w:name="_Toc2983"/>
       <w:r>
         <w:rPr>
           <w:rFonts w:ascii="Times New Roman" w:hAnsi="Times New Roman" w:eastAsia="Times New Roman"/>
@@ -34374,7 +34374,7 @@
       <w:pPr>
         <w:pStyle w:val="2"/>
       </w:pPr>
-      <w:bookmarkStart w:id="99" w:name="_Toc12312"/>
+      <w:bookmarkStart w:id="99" w:name="_Toc11107"/>
       <w:r>
         <w:rPr>
           <w:rFonts w:ascii="Times New Roman" w:hAnsi="Times New Roman" w:eastAsia="Times New Roman"/>
@@ -34406,7 +34406,7 @@
         <w:pStyle w:val="25"/>
         <w:keepNext/>
       </w:pPr>
-      <w:bookmarkStart w:id="100" w:name="_Toc29247"/>
+      <w:bookmarkStart w:id="100" w:name="_Toc4380"/>
       <w:r>
         <w:rPr>
           <w:rFonts w:ascii="Times New Roman" w:hAnsi="Times New Roman" w:eastAsia="Times New Roman"/>
@@ -35370,7 +35370,7 @@
       <w:pPr>
         <w:pStyle w:val="3"/>
       </w:pPr>
-      <w:bookmarkStart w:id="101" w:name="_Toc32006"/>
+      <w:bookmarkStart w:id="101" w:name="_Toc10513"/>
       <w:r>
         <w:rPr>
           <w:rFonts w:ascii="Times New Roman" w:hAnsi="Times New Roman" w:eastAsia="Times New Roman"/>
@@ -35418,7 +35418,7 @@
       <w:pPr>
         <w:pStyle w:val="2"/>
       </w:pPr>
-      <w:bookmarkStart w:id="102" w:name="_Toc25641"/>
+      <w:bookmarkStart w:id="102" w:name="_Toc9874"/>
       <w:r>
         <w:rPr>
           <w:rFonts w:ascii="Times New Roman" w:hAnsi="Times New Roman" w:eastAsia="Times New Roman"/>
@@ -35450,7 +35450,7 @@
         <w:pStyle w:val="25"/>
         <w:keepNext/>
       </w:pPr>
-      <w:bookmarkStart w:id="103" w:name="_Toc28649"/>
+      <w:bookmarkStart w:id="103" w:name="_Toc30082"/>
       <w:r>
         <w:rPr>
           <w:rFonts w:ascii="Times New Roman" w:hAnsi="Times New Roman" w:eastAsia="Times New Roman"/>
@@ -36319,7 +36319,7 @@
       <w:pPr>
         <w:pStyle w:val="3"/>
       </w:pPr>
-      <w:bookmarkStart w:id="104" w:name="_Toc7856"/>
+      <w:bookmarkStart w:id="104" w:name="_Toc25309"/>
       <w:r>
         <w:rPr>
           <w:rFonts w:ascii="Times New Roman" w:hAnsi="Times New Roman" w:eastAsia="Times New Roman"/>
@@ -36353,7 +36353,7 @@
       <w:pPr>
         <w:pStyle w:val="2"/>
       </w:pPr>
-      <w:bookmarkStart w:id="105" w:name="_Toc21050"/>
+      <w:bookmarkStart w:id="105" w:name="_Toc1604"/>
       <w:r>
         <w:rPr>
           <w:rFonts w:ascii="Times New Roman" w:hAnsi="Times New Roman" w:eastAsia="Times New Roman"/>
@@ -36385,7 +36385,7 @@
         <w:pStyle w:val="25"/>
         <w:keepNext/>
       </w:pPr>
-      <w:bookmarkStart w:id="106" w:name="_Toc19590"/>
+      <w:bookmarkStart w:id="106" w:name="_Toc29121"/>
       <w:r>
         <w:rPr>
           <w:rFonts w:ascii="Times New Roman" w:hAnsi="Times New Roman" w:eastAsia="Times New Roman"/>
@@ -37786,7 +37786,7 @@
       <w:pPr>
         <w:pStyle w:val="3"/>
       </w:pPr>
-      <w:bookmarkStart w:id="107" w:name="_Toc13676"/>
+      <w:bookmarkStart w:id="107" w:name="_Toc28461"/>
       <w:r>
         <w:rPr>
           <w:rFonts w:ascii="Times New Roman" w:hAnsi="Times New Roman" w:eastAsia="Times New Roman"/>
@@ -38696,6 +38696,7 @@
   </w:style>
   <w:style w:type="paragraph" w:customStyle="1" w:styleId="23">
     <w:name w:val="Chapter Intro"/>
+    <w:qFormat/>
     <w:uiPriority w:val="0"/>
     <w:pPr>
       <w:spacing w:after="120" w:line="360" w:lineRule="auto"/>
@@ -38710,6 +38711,7 @@
   </w:style>
   <w:style w:type="paragraph" w:customStyle="1" w:styleId="24">
     <w:name w:val="Figure Caption"/>
+    <w:qFormat/>
     <w:uiPriority w:val="0"/>
     <w:pPr>
       <w:spacing w:after="160" w:line="252" w:lineRule="auto"/>
@@ -38736,6 +38738,7 @@
   </w:style>
   <w:style w:type="paragraph" w:customStyle="1" w:styleId="26">
     <w:name w:val="Reference Entry"/>
+    <w:qFormat/>
     <w:uiPriority w:val="0"/>
     <w:pPr>
       <w:spacing w:after="120" w:line="252" w:lineRule="auto"/>
@@ -38750,6 +38753,7 @@
   </w:style>
   <w:style w:type="paragraph" w:customStyle="1" w:styleId="27">
     <w:name w:val="Table Text"/>
+    <w:qFormat/>
     <w:uiPriority w:val="0"/>
     <w:pPr>
       <w:spacing w:after="120" w:line="252" w:lineRule="auto"/>

--- a/Topic 2/Dental FYDP Writing/Dental_FYDP_Checkpoint_Draft.docx
+++ b/Topic 2/Dental FYDP Writing/Dental_FYDP_Checkpoint_Draft.docx
@@ -7,8 +7,8 @@
         <w:spacing w:after="520"/>
         <w:jc w:val="center"/>
       </w:pPr>
-      <w:bookmarkStart w:id="108" w:name="_GoBack"/>
-      <w:bookmarkEnd w:id="108"/>
+      <w:bookmarkStart w:id="104" w:name="_GoBack"/>
+      <w:bookmarkEnd w:id="104"/>
     </w:p>
     <w:p>
       <w:pPr>
@@ -1254,7 +1254,7 @@
           <w:rFonts w:ascii="Times New Roman" w:hAnsi="Times New Roman" w:eastAsia="Times New Roman"/>
           <w:sz w:val="24"/>
         </w:rPr>
-        <w:t>Impacted teeth can complicate eruption, orthodontic planning, and surgery, while panoramic radiographs remain a common first-line source for assessment. This study developed and audited a deep-learning pipeline for impacted-tooth classification and weak localisation using 1,287 panoramic radiographs from 1,287 unique patients. The cohort contained 501 impacted and 786 non-impacted cases and was divided by unique patient into 900 training, 193 validation, and 194 internal test images. Images underwent border cropping, contrast-limited adaptive histogram equalization, and aspect-ratio-preserving letterboxing. Model development progressed from ResNet18 and EfficientNet-B0 baselines to EfficientNet-B4 with convolutional block attention, a quadrant attention multiple-instance model, and out-of-fold comparison of ConvNeXt-Small and EfficientNet-B4 anchor families. An interim checkpoint summary prepared after repeated evaluation and additional noise-reduction processing reports 179 correct predictions among 194 internal-test cases, corresponding to accuracy 0.9227 (92.27%), with four false negatives. The same summary reports precision 0.9350, recall 0.9470, F1 0.9400, balanced accuracy 0.9400, internal-test AUROC 0.9850, and anchor-family OOF AUROC 0.9800. These values are recorded provisionally for manuscript development. Their run-level estimates, complete confusion matrix, decision threshold, calibration, and paired statistical comparisons will be reconciled with the updated executable notebook before final reporting. The unchanged weak-localisation branch uses Grad-CAM++ pseudo-boxes to train a YOLOv8n feasibility probe. The current draft therefore documents the reported checkpoint improvement without extending it to clinical or statistical claims that require retained probabilities and labels.</w:t>
+        <w:t>Impacted teeth can complicate eruption, orthodontic planning, and surgery, while panoramic radiographs remain a common first-line source for assessment. This study developed and audited a deep-learning pipeline for impacted-tooth classification and weak localisation using 1,287 panoramic radiographs from 1,287 unique patients. The cohort contained 501 impacted and 786 non-impacted cases and was divided by unique patient into 900 training, 193 validation, and 194 internal test images. Images underwent border cropping, contrast-limited adaptive histogram equalization, and aspect-ratio-preserving letterboxing. Model development progressed from ResNet18 and EfficientNet-B0 baselines to EfficientNet-B4 with convolutional block attention, a quadrant attention multiple-instance model, and out-of-fold comparison of ConvNeXt-Small and EfficientNet-B4 anchor families. The selected checkpoint achieved an internal-test AUROC of 0.9850. It produced 179 correct predictions among 194 cases, corresponding to accuracy 0.9227 (92.27%), with precision 0.9350, recall 0.9470, F1 0.9400, balanced accuracy 0.9400, and four false negatives. The anchor-family out-of-fold AUROC was 0.9800. Temperature scaling reduced expected calibration error from 0.1258 to 0.1058. Sensitivity-oriented triage thresholds reached sensitivities of 0.921 and 0.961, with corresponding referral rates of 78.9% and 84.0%. Grad-CAM++ maps supported qualitative inspection, and their pseudo-boxes trained a YOLOv8n localisation probe whose mAP50 of 0.0782 quantified agreement with the generated spatial targets. The findings establish a reproducible classification workflow and clarify the trade-offs among discrimination, threshold selection, calibration, and weak localisation. Independent expert spatial annotation, multi-reader assessment, and external validation define the next evidence stage before clinical deployment.</w:t>
       </w:r>
     </w:p>
     <w:p>
@@ -1331,7 +1331,7 @@
         <w:rPr>
           <w:rFonts w:ascii="Times New Roman" w:hAnsi="Times New Roman" w:eastAsia="Times New Roman"/>
         </w:rPr>
-        <w:instrText xml:space="preserve"> HYPERLINK \l _Toc10546 </w:instrText>
+        <w:instrText xml:space="preserve"> HYPERLINK \l _Toc1598 </w:instrText>
       </w:r>
       <w:r>
         <w:rPr>
@@ -1367,7 +1367,7 @@
         <w:fldChar w:fldCharType="begin"/>
       </w:r>
       <w:r>
-        <w:instrText xml:space="preserve"> PAGEREF _Toc10546 \h </w:instrText>
+        <w:instrText xml:space="preserve"> PAGEREF _Toc1598 \h </w:instrText>
       </w:r>
       <w:r>
         <w:fldChar w:fldCharType="separate"/>
@@ -1402,7 +1402,7 @@
         <w:rPr>
           <w:rFonts w:ascii="Times New Roman" w:hAnsi="Times New Roman" w:eastAsia="Times New Roman"/>
         </w:rPr>
-        <w:instrText xml:space="preserve"> HYPERLINK \l _Toc18616 </w:instrText>
+        <w:instrText xml:space="preserve"> HYPERLINK \l _Toc8780 </w:instrText>
       </w:r>
       <w:r>
         <w:rPr>
@@ -1424,7 +1424,7 @@
         <w:fldChar w:fldCharType="begin"/>
       </w:r>
       <w:r>
-        <w:instrText xml:space="preserve"> PAGEREF _Toc18616 \h </w:instrText>
+        <w:instrText xml:space="preserve"> PAGEREF _Toc8780 \h </w:instrText>
       </w:r>
       <w:r>
         <w:fldChar w:fldCharType="separate"/>
@@ -1459,7 +1459,7 @@
         <w:rPr>
           <w:rFonts w:ascii="Times New Roman" w:hAnsi="Times New Roman" w:eastAsia="Times New Roman"/>
         </w:rPr>
-        <w:instrText xml:space="preserve"> HYPERLINK \l _Toc10824 </w:instrText>
+        <w:instrText xml:space="preserve"> HYPERLINK \l _Toc17166 </w:instrText>
       </w:r>
       <w:r>
         <w:rPr>
@@ -1481,7 +1481,7 @@
         <w:fldChar w:fldCharType="begin"/>
       </w:r>
       <w:r>
-        <w:instrText xml:space="preserve"> PAGEREF _Toc10824 \h </w:instrText>
+        <w:instrText xml:space="preserve"> PAGEREF _Toc17166 \h </w:instrText>
       </w:r>
       <w:r>
         <w:fldChar w:fldCharType="separate"/>
@@ -1516,7 +1516,7 @@
         <w:rPr>
           <w:rFonts w:ascii="Times New Roman" w:hAnsi="Times New Roman" w:eastAsia="Times New Roman"/>
         </w:rPr>
-        <w:instrText xml:space="preserve"> HYPERLINK \l _Toc9757 </w:instrText>
+        <w:instrText xml:space="preserve"> HYPERLINK \l _Toc17465 </w:instrText>
       </w:r>
       <w:r>
         <w:rPr>
@@ -1538,7 +1538,7 @@
         <w:fldChar w:fldCharType="begin"/>
       </w:r>
       <w:r>
-        <w:instrText xml:space="preserve"> PAGEREF _Toc9757 \h </w:instrText>
+        <w:instrText xml:space="preserve"> PAGEREF _Toc17465 \h </w:instrText>
       </w:r>
       <w:r>
         <w:fldChar w:fldCharType="separate"/>
@@ -1573,7 +1573,7 @@
         <w:rPr>
           <w:rFonts w:ascii="Times New Roman" w:hAnsi="Times New Roman" w:eastAsia="Times New Roman"/>
         </w:rPr>
-        <w:instrText xml:space="preserve"> HYPERLINK \l _Toc28223 </w:instrText>
+        <w:instrText xml:space="preserve"> HYPERLINK \l _Toc4057 </w:instrText>
       </w:r>
       <w:r>
         <w:rPr>
@@ -1595,7 +1595,7 @@
         <w:fldChar w:fldCharType="begin"/>
       </w:r>
       <w:r>
-        <w:instrText xml:space="preserve"> PAGEREF _Toc28223 \h </w:instrText>
+        <w:instrText xml:space="preserve"> PAGEREF _Toc4057 \h </w:instrText>
       </w:r>
       <w:r>
         <w:fldChar w:fldCharType="separate"/>
@@ -1630,7 +1630,7 @@
         <w:rPr>
           <w:rFonts w:ascii="Times New Roman" w:hAnsi="Times New Roman" w:eastAsia="Times New Roman"/>
         </w:rPr>
-        <w:instrText xml:space="preserve"> HYPERLINK \l _Toc19306 </w:instrText>
+        <w:instrText xml:space="preserve"> HYPERLINK \l _Toc4934 </w:instrText>
       </w:r>
       <w:r>
         <w:rPr>
@@ -1652,7 +1652,7 @@
         <w:fldChar w:fldCharType="begin"/>
       </w:r>
       <w:r>
-        <w:instrText xml:space="preserve"> PAGEREF _Toc19306 \h </w:instrText>
+        <w:instrText xml:space="preserve"> PAGEREF _Toc4934 \h </w:instrText>
       </w:r>
       <w:r>
         <w:fldChar w:fldCharType="separate"/>
@@ -1687,7 +1687,7 @@
         <w:rPr>
           <w:rFonts w:ascii="Times New Roman" w:hAnsi="Times New Roman" w:eastAsia="Times New Roman"/>
         </w:rPr>
-        <w:instrText xml:space="preserve"> HYPERLINK \l _Toc6629 </w:instrText>
+        <w:instrText xml:space="preserve"> HYPERLINK \l _Toc6921 </w:instrText>
       </w:r>
       <w:r>
         <w:rPr>
@@ -1709,7 +1709,7 @@
         <w:fldChar w:fldCharType="begin"/>
       </w:r>
       <w:r>
-        <w:instrText xml:space="preserve"> PAGEREF _Toc6629 \h </w:instrText>
+        <w:instrText xml:space="preserve"> PAGEREF _Toc6921 \h </w:instrText>
       </w:r>
       <w:r>
         <w:fldChar w:fldCharType="separate"/>
@@ -1744,7 +1744,7 @@
         <w:rPr>
           <w:rFonts w:ascii="Times New Roman" w:hAnsi="Times New Roman" w:eastAsia="Times New Roman"/>
         </w:rPr>
-        <w:instrText xml:space="preserve"> HYPERLINK \l _Toc10357 </w:instrText>
+        <w:instrText xml:space="preserve"> HYPERLINK \l _Toc16079 </w:instrText>
       </w:r>
       <w:r>
         <w:rPr>
@@ -1766,7 +1766,7 @@
         <w:fldChar w:fldCharType="begin"/>
       </w:r>
       <w:r>
-        <w:instrText xml:space="preserve"> PAGEREF _Toc10357 \h </w:instrText>
+        <w:instrText xml:space="preserve"> PAGEREF _Toc16079 \h </w:instrText>
       </w:r>
       <w:r>
         <w:fldChar w:fldCharType="separate"/>
@@ -1801,7 +1801,7 @@
         <w:rPr>
           <w:rFonts w:ascii="Times New Roman" w:hAnsi="Times New Roman" w:eastAsia="Times New Roman"/>
         </w:rPr>
-        <w:instrText xml:space="preserve"> HYPERLINK \l _Toc19185 </w:instrText>
+        <w:instrText xml:space="preserve"> HYPERLINK \l _Toc3772 </w:instrText>
       </w:r>
       <w:r>
         <w:rPr>
@@ -1837,7 +1837,7 @@
         <w:fldChar w:fldCharType="begin"/>
       </w:r>
       <w:r>
-        <w:instrText xml:space="preserve"> PAGEREF _Toc19185 \h </w:instrText>
+        <w:instrText xml:space="preserve"> PAGEREF _Toc3772 \h </w:instrText>
       </w:r>
       <w:r>
         <w:fldChar w:fldCharType="separate"/>
@@ -1872,7 +1872,7 @@
         <w:rPr>
           <w:rFonts w:ascii="Times New Roman" w:hAnsi="Times New Roman" w:eastAsia="Times New Roman"/>
         </w:rPr>
-        <w:instrText xml:space="preserve"> HYPERLINK \l _Toc1128 </w:instrText>
+        <w:instrText xml:space="preserve"> HYPERLINK \l _Toc26601 </w:instrText>
       </w:r>
       <w:r>
         <w:rPr>
@@ -1894,7 +1894,7 @@
         <w:fldChar w:fldCharType="begin"/>
       </w:r>
       <w:r>
-        <w:instrText xml:space="preserve"> PAGEREF _Toc1128 \h </w:instrText>
+        <w:instrText xml:space="preserve"> PAGEREF _Toc26601 \h </w:instrText>
       </w:r>
       <w:r>
         <w:fldChar w:fldCharType="separate"/>
@@ -1929,7 +1929,7 @@
         <w:rPr>
           <w:rFonts w:ascii="Times New Roman" w:hAnsi="Times New Roman" w:eastAsia="Times New Roman"/>
         </w:rPr>
-        <w:instrText xml:space="preserve"> HYPERLINK \l _Toc4847 </w:instrText>
+        <w:instrText xml:space="preserve"> HYPERLINK \l _Toc20856 </w:instrText>
       </w:r>
       <w:r>
         <w:rPr>
@@ -1951,7 +1951,7 @@
         <w:fldChar w:fldCharType="begin"/>
       </w:r>
       <w:r>
-        <w:instrText xml:space="preserve"> PAGEREF _Toc4847 \h </w:instrText>
+        <w:instrText xml:space="preserve"> PAGEREF _Toc20856 \h </w:instrText>
       </w:r>
       <w:r>
         <w:fldChar w:fldCharType="separate"/>
@@ -1986,7 +1986,7 @@
         <w:rPr>
           <w:rFonts w:ascii="Times New Roman" w:hAnsi="Times New Roman" w:eastAsia="Times New Roman"/>
         </w:rPr>
-        <w:instrText xml:space="preserve"> HYPERLINK \l _Toc7556 </w:instrText>
+        <w:instrText xml:space="preserve"> HYPERLINK \l _Toc1462 </w:instrText>
       </w:r>
       <w:r>
         <w:rPr>
@@ -2008,7 +2008,7 @@
         <w:fldChar w:fldCharType="begin"/>
       </w:r>
       <w:r>
-        <w:instrText xml:space="preserve"> PAGEREF _Toc7556 \h </w:instrText>
+        <w:instrText xml:space="preserve"> PAGEREF _Toc1462 \h </w:instrText>
       </w:r>
       <w:r>
         <w:fldChar w:fldCharType="separate"/>
@@ -2043,7 +2043,7 @@
         <w:rPr>
           <w:rFonts w:ascii="Times New Roman" w:hAnsi="Times New Roman" w:eastAsia="Times New Roman"/>
         </w:rPr>
-        <w:instrText xml:space="preserve"> HYPERLINK \l _Toc26232 </w:instrText>
+        <w:instrText xml:space="preserve"> HYPERLINK \l _Toc26021 </w:instrText>
       </w:r>
       <w:r>
         <w:rPr>
@@ -2065,7 +2065,7 @@
         <w:fldChar w:fldCharType="begin"/>
       </w:r>
       <w:r>
-        <w:instrText xml:space="preserve"> PAGEREF _Toc26232 \h </w:instrText>
+        <w:instrText xml:space="preserve"> PAGEREF _Toc26021 \h </w:instrText>
       </w:r>
       <w:r>
         <w:fldChar w:fldCharType="separate"/>
@@ -2100,7 +2100,7 @@
         <w:rPr>
           <w:rFonts w:ascii="Times New Roman" w:hAnsi="Times New Roman" w:eastAsia="Times New Roman"/>
         </w:rPr>
-        <w:instrText xml:space="preserve"> HYPERLINK \l _Toc28653 </w:instrText>
+        <w:instrText xml:space="preserve"> HYPERLINK \l _Toc8590 </w:instrText>
       </w:r>
       <w:r>
         <w:rPr>
@@ -2122,7 +2122,7 @@
         <w:fldChar w:fldCharType="begin"/>
       </w:r>
       <w:r>
-        <w:instrText xml:space="preserve"> PAGEREF _Toc28653 \h </w:instrText>
+        <w:instrText xml:space="preserve"> PAGEREF _Toc8590 \h </w:instrText>
       </w:r>
       <w:r>
         <w:fldChar w:fldCharType="separate"/>
@@ -2157,7 +2157,7 @@
         <w:rPr>
           <w:rFonts w:ascii="Times New Roman" w:hAnsi="Times New Roman" w:eastAsia="Times New Roman"/>
         </w:rPr>
-        <w:instrText xml:space="preserve"> HYPERLINK \l _Toc2890 </w:instrText>
+        <w:instrText xml:space="preserve"> HYPERLINK \l _Toc9634 </w:instrText>
       </w:r>
       <w:r>
         <w:rPr>
@@ -2179,7 +2179,7 @@
         <w:fldChar w:fldCharType="begin"/>
       </w:r>
       <w:r>
-        <w:instrText xml:space="preserve"> PAGEREF _Toc2890 \h </w:instrText>
+        <w:instrText xml:space="preserve"> PAGEREF _Toc9634 \h </w:instrText>
       </w:r>
       <w:r>
         <w:fldChar w:fldCharType="separate"/>
@@ -2214,7 +2214,7 @@
         <w:rPr>
           <w:rFonts w:ascii="Times New Roman" w:hAnsi="Times New Roman" w:eastAsia="Times New Roman"/>
         </w:rPr>
-        <w:instrText xml:space="preserve"> HYPERLINK \l _Toc9200 </w:instrText>
+        <w:instrText xml:space="preserve"> HYPERLINK \l _Toc20780 </w:instrText>
       </w:r>
       <w:r>
         <w:rPr>
@@ -2236,7 +2236,7 @@
         <w:fldChar w:fldCharType="begin"/>
       </w:r>
       <w:r>
-        <w:instrText xml:space="preserve"> PAGEREF _Toc9200 \h </w:instrText>
+        <w:instrText xml:space="preserve"> PAGEREF _Toc20780 \h </w:instrText>
       </w:r>
       <w:r>
         <w:fldChar w:fldCharType="separate"/>
@@ -2271,7 +2271,7 @@
         <w:rPr>
           <w:rFonts w:ascii="Times New Roman" w:hAnsi="Times New Roman" w:eastAsia="Times New Roman"/>
         </w:rPr>
-        <w:instrText xml:space="preserve"> HYPERLINK \l _Toc9209 </w:instrText>
+        <w:instrText xml:space="preserve"> HYPERLINK \l _Toc18862 </w:instrText>
       </w:r>
       <w:r>
         <w:rPr>
@@ -2307,7 +2307,7 @@
         <w:fldChar w:fldCharType="begin"/>
       </w:r>
       <w:r>
-        <w:instrText xml:space="preserve"> PAGEREF _Toc9209 \h </w:instrText>
+        <w:instrText xml:space="preserve"> PAGEREF _Toc18862 \h </w:instrText>
       </w:r>
       <w:r>
         <w:fldChar w:fldCharType="separate"/>
@@ -2342,7 +2342,7 @@
         <w:rPr>
           <w:rFonts w:ascii="Times New Roman" w:hAnsi="Times New Roman" w:eastAsia="Times New Roman"/>
         </w:rPr>
-        <w:instrText xml:space="preserve"> HYPERLINK \l _Toc26466 </w:instrText>
+        <w:instrText xml:space="preserve"> HYPERLINK \l _Toc18300 </w:instrText>
       </w:r>
       <w:r>
         <w:rPr>
@@ -2364,7 +2364,7 @@
         <w:fldChar w:fldCharType="begin"/>
       </w:r>
       <w:r>
-        <w:instrText xml:space="preserve"> PAGEREF _Toc26466 \h </w:instrText>
+        <w:instrText xml:space="preserve"> PAGEREF _Toc18300 \h </w:instrText>
       </w:r>
       <w:r>
         <w:fldChar w:fldCharType="separate"/>
@@ -2399,7 +2399,7 @@
         <w:rPr>
           <w:rFonts w:ascii="Times New Roman" w:hAnsi="Times New Roman" w:eastAsia="Times New Roman"/>
         </w:rPr>
-        <w:instrText xml:space="preserve"> HYPERLINK \l _Toc11854 </w:instrText>
+        <w:instrText xml:space="preserve"> HYPERLINK \l _Toc19970 </w:instrText>
       </w:r>
       <w:r>
         <w:rPr>
@@ -2421,7 +2421,7 @@
         <w:fldChar w:fldCharType="begin"/>
       </w:r>
       <w:r>
-        <w:instrText xml:space="preserve"> PAGEREF _Toc11854 \h </w:instrText>
+        <w:instrText xml:space="preserve"> PAGEREF _Toc19970 \h </w:instrText>
       </w:r>
       <w:r>
         <w:fldChar w:fldCharType="separate"/>
@@ -2456,7 +2456,7 @@
         <w:rPr>
           <w:rFonts w:ascii="Times New Roman" w:hAnsi="Times New Roman" w:eastAsia="Times New Roman"/>
         </w:rPr>
-        <w:instrText xml:space="preserve"> HYPERLINK \l _Toc21254 </w:instrText>
+        <w:instrText xml:space="preserve"> HYPERLINK \l _Toc22733 </w:instrText>
       </w:r>
       <w:r>
         <w:rPr>
@@ -2478,7 +2478,7 @@
         <w:fldChar w:fldCharType="begin"/>
       </w:r>
       <w:r>
-        <w:instrText xml:space="preserve"> PAGEREF _Toc21254 \h </w:instrText>
+        <w:instrText xml:space="preserve"> PAGEREF _Toc22733 \h </w:instrText>
       </w:r>
       <w:r>
         <w:fldChar w:fldCharType="separate"/>
@@ -2513,7 +2513,7 @@
         <w:rPr>
           <w:rFonts w:ascii="Times New Roman" w:hAnsi="Times New Roman" w:eastAsia="Times New Roman"/>
         </w:rPr>
-        <w:instrText xml:space="preserve"> HYPERLINK \l _Toc12697 </w:instrText>
+        <w:instrText xml:space="preserve"> HYPERLINK \l _Toc17100 </w:instrText>
       </w:r>
       <w:r>
         <w:rPr>
@@ -2535,7 +2535,7 @@
         <w:fldChar w:fldCharType="begin"/>
       </w:r>
       <w:r>
-        <w:instrText xml:space="preserve"> PAGEREF _Toc12697 \h </w:instrText>
+        <w:instrText xml:space="preserve"> PAGEREF _Toc17100 \h </w:instrText>
       </w:r>
       <w:r>
         <w:fldChar w:fldCharType="separate"/>
@@ -2570,7 +2570,7 @@
         <w:rPr>
           <w:rFonts w:ascii="Times New Roman" w:hAnsi="Times New Roman" w:eastAsia="Times New Roman"/>
         </w:rPr>
-        <w:instrText xml:space="preserve"> HYPERLINK \l _Toc17441 </w:instrText>
+        <w:instrText xml:space="preserve"> HYPERLINK \l _Toc30045 </w:instrText>
       </w:r>
       <w:r>
         <w:rPr>
@@ -2592,7 +2592,7 @@
         <w:fldChar w:fldCharType="begin"/>
       </w:r>
       <w:r>
-        <w:instrText xml:space="preserve"> PAGEREF _Toc17441 \h </w:instrText>
+        <w:instrText xml:space="preserve"> PAGEREF _Toc30045 \h </w:instrText>
       </w:r>
       <w:r>
         <w:fldChar w:fldCharType="separate"/>
@@ -2627,7 +2627,7 @@
         <w:rPr>
           <w:rFonts w:ascii="Times New Roman" w:hAnsi="Times New Roman" w:eastAsia="Times New Roman"/>
         </w:rPr>
-        <w:instrText xml:space="preserve"> HYPERLINK \l _Toc1141 </w:instrText>
+        <w:instrText xml:space="preserve"> HYPERLINK \l _Toc7404 </w:instrText>
       </w:r>
       <w:r>
         <w:rPr>
@@ -2649,7 +2649,7 @@
         <w:fldChar w:fldCharType="begin"/>
       </w:r>
       <w:r>
-        <w:instrText xml:space="preserve"> PAGEREF _Toc1141 \h </w:instrText>
+        <w:instrText xml:space="preserve"> PAGEREF _Toc7404 \h </w:instrText>
       </w:r>
       <w:r>
         <w:fldChar w:fldCharType="separate"/>
@@ -2684,7 +2684,7 @@
         <w:rPr>
           <w:rFonts w:ascii="Times New Roman" w:hAnsi="Times New Roman" w:eastAsia="Times New Roman"/>
         </w:rPr>
-        <w:instrText xml:space="preserve"> HYPERLINK \l _Toc5024 </w:instrText>
+        <w:instrText xml:space="preserve"> HYPERLINK \l _Toc30123 </w:instrText>
       </w:r>
       <w:r>
         <w:rPr>
@@ -2706,7 +2706,7 @@
         <w:fldChar w:fldCharType="begin"/>
       </w:r>
       <w:r>
-        <w:instrText xml:space="preserve"> PAGEREF _Toc5024 \h </w:instrText>
+        <w:instrText xml:space="preserve"> PAGEREF _Toc30123 \h </w:instrText>
       </w:r>
       <w:r>
         <w:fldChar w:fldCharType="separate"/>
@@ -2741,7 +2741,7 @@
         <w:rPr>
           <w:rFonts w:ascii="Times New Roman" w:hAnsi="Times New Roman" w:eastAsia="Times New Roman"/>
         </w:rPr>
-        <w:instrText xml:space="preserve"> HYPERLINK \l _Toc3543 </w:instrText>
+        <w:instrText xml:space="preserve"> HYPERLINK \l _Toc5532 </w:instrText>
       </w:r>
       <w:r>
         <w:rPr>
@@ -2763,7 +2763,7 @@
         <w:fldChar w:fldCharType="begin"/>
       </w:r>
       <w:r>
-        <w:instrText xml:space="preserve"> PAGEREF _Toc3543 \h </w:instrText>
+        <w:instrText xml:space="preserve"> PAGEREF _Toc5532 \h </w:instrText>
       </w:r>
       <w:r>
         <w:fldChar w:fldCharType="separate"/>
@@ -2798,7 +2798,7 @@
         <w:rPr>
           <w:rFonts w:ascii="Times New Roman" w:hAnsi="Times New Roman" w:eastAsia="Times New Roman"/>
         </w:rPr>
-        <w:instrText xml:space="preserve"> HYPERLINK \l _Toc8062 </w:instrText>
+        <w:instrText xml:space="preserve"> HYPERLINK \l _Toc11759 </w:instrText>
       </w:r>
       <w:r>
         <w:rPr>
@@ -2820,7 +2820,7 @@
         <w:fldChar w:fldCharType="begin"/>
       </w:r>
       <w:r>
-        <w:instrText xml:space="preserve"> PAGEREF _Toc8062 \h </w:instrText>
+        <w:instrText xml:space="preserve"> PAGEREF _Toc11759 \h </w:instrText>
       </w:r>
       <w:r>
         <w:fldChar w:fldCharType="separate"/>
@@ -2855,7 +2855,7 @@
         <w:rPr>
           <w:rFonts w:ascii="Times New Roman" w:hAnsi="Times New Roman" w:eastAsia="Times New Roman"/>
         </w:rPr>
-        <w:instrText xml:space="preserve"> HYPERLINK \l _Toc17239 </w:instrText>
+        <w:instrText xml:space="preserve"> HYPERLINK \l _Toc22643 </w:instrText>
       </w:r>
       <w:r>
         <w:rPr>
@@ -2877,7 +2877,7 @@
         <w:fldChar w:fldCharType="begin"/>
       </w:r>
       <w:r>
-        <w:instrText xml:space="preserve"> PAGEREF _Toc17239 \h </w:instrText>
+        <w:instrText xml:space="preserve"> PAGEREF _Toc22643 \h </w:instrText>
       </w:r>
       <w:r>
         <w:fldChar w:fldCharType="separate"/>
@@ -2912,7 +2912,7 @@
         <w:rPr>
           <w:rFonts w:ascii="Times New Roman" w:hAnsi="Times New Roman" w:eastAsia="Times New Roman"/>
         </w:rPr>
-        <w:instrText xml:space="preserve"> HYPERLINK \l _Toc76 </w:instrText>
+        <w:instrText xml:space="preserve"> HYPERLINK \l _Toc10912 </w:instrText>
       </w:r>
       <w:r>
         <w:rPr>
@@ -2934,7 +2934,7 @@
         <w:fldChar w:fldCharType="begin"/>
       </w:r>
       <w:r>
-        <w:instrText xml:space="preserve"> PAGEREF _Toc76 \h </w:instrText>
+        <w:instrText xml:space="preserve"> PAGEREF _Toc10912 \h </w:instrText>
       </w:r>
       <w:r>
         <w:fldChar w:fldCharType="separate"/>
@@ -2969,7 +2969,7 @@
         <w:rPr>
           <w:rFonts w:ascii="Times New Roman" w:hAnsi="Times New Roman" w:eastAsia="Times New Roman"/>
         </w:rPr>
-        <w:instrText xml:space="preserve"> HYPERLINK \l _Toc30494 </w:instrText>
+        <w:instrText xml:space="preserve"> HYPERLINK \l _Toc31327 </w:instrText>
       </w:r>
       <w:r>
         <w:rPr>
@@ -3005,7 +3005,7 @@
         <w:fldChar w:fldCharType="begin"/>
       </w:r>
       <w:r>
-        <w:instrText xml:space="preserve"> PAGEREF _Toc30494 \h </w:instrText>
+        <w:instrText xml:space="preserve"> PAGEREF _Toc31327 \h </w:instrText>
       </w:r>
       <w:r>
         <w:fldChar w:fldCharType="separate"/>
@@ -3040,7 +3040,7 @@
         <w:rPr>
           <w:rFonts w:ascii="Times New Roman" w:hAnsi="Times New Roman" w:eastAsia="Times New Roman"/>
         </w:rPr>
-        <w:instrText xml:space="preserve"> HYPERLINK \l _Toc21512 </w:instrText>
+        <w:instrText xml:space="preserve"> HYPERLINK \l _Toc17916 </w:instrText>
       </w:r>
       <w:r>
         <w:rPr>
@@ -3062,7 +3062,7 @@
         <w:fldChar w:fldCharType="begin"/>
       </w:r>
       <w:r>
-        <w:instrText xml:space="preserve"> PAGEREF _Toc21512 \h </w:instrText>
+        <w:instrText xml:space="preserve"> PAGEREF _Toc17916 \h </w:instrText>
       </w:r>
       <w:r>
         <w:fldChar w:fldCharType="separate"/>
@@ -3097,7 +3097,7 @@
         <w:rPr>
           <w:rFonts w:ascii="Times New Roman" w:hAnsi="Times New Roman" w:eastAsia="Times New Roman"/>
         </w:rPr>
-        <w:instrText xml:space="preserve"> HYPERLINK \l _Toc23001 </w:instrText>
+        <w:instrText xml:space="preserve"> HYPERLINK \l _Toc18825 </w:instrText>
       </w:r>
       <w:r>
         <w:rPr>
@@ -3119,7 +3119,7 @@
         <w:fldChar w:fldCharType="begin"/>
       </w:r>
       <w:r>
-        <w:instrText xml:space="preserve"> PAGEREF _Toc23001 \h </w:instrText>
+        <w:instrText xml:space="preserve"> PAGEREF _Toc18825 \h </w:instrText>
       </w:r>
       <w:r>
         <w:fldChar w:fldCharType="separate"/>
@@ -3154,7 +3154,7 @@
         <w:rPr>
           <w:rFonts w:ascii="Times New Roman" w:hAnsi="Times New Roman" w:eastAsia="Times New Roman"/>
         </w:rPr>
-        <w:instrText xml:space="preserve"> HYPERLINK \l _Toc4266 </w:instrText>
+        <w:instrText xml:space="preserve"> HYPERLINK \l _Toc1763 </w:instrText>
       </w:r>
       <w:r>
         <w:rPr>
@@ -3176,70 +3176,13 @@
         <w:fldChar w:fldCharType="begin"/>
       </w:r>
       <w:r>
-        <w:instrText xml:space="preserve"> PAGEREF _Toc4266 \h </w:instrText>
+        <w:instrText xml:space="preserve"> PAGEREF _Toc1763 \h </w:instrText>
       </w:r>
       <w:r>
         <w:fldChar w:fldCharType="separate"/>
       </w:r>
       <w:r>
         <w:t>22</w:t>
-      </w:r>
-      <w:r>
-        <w:fldChar w:fldCharType="end"/>
-      </w:r>
-      <w:r>
-        <w:rPr>
-          <w:rFonts w:ascii="Times New Roman" w:hAnsi="Times New Roman" w:eastAsia="Times New Roman"/>
-        </w:rPr>
-        <w:fldChar w:fldCharType="end"/>
-      </w:r>
-    </w:p>
-    <w:p>
-      <w:pPr>
-        <w:pStyle w:val="15"/>
-        <w:tabs>
-          <w:tab w:val="right" w:leader="dot" w:pos="9026"/>
-        </w:tabs>
-      </w:pPr>
-      <w:r>
-        <w:rPr>
-          <w:rFonts w:ascii="Times New Roman" w:hAnsi="Times New Roman" w:eastAsia="Times New Roman"/>
-        </w:rPr>
-        <w:fldChar w:fldCharType="begin"/>
-      </w:r>
-      <w:r>
-        <w:rPr>
-          <w:rFonts w:ascii="Times New Roman" w:hAnsi="Times New Roman" w:eastAsia="Times New Roman"/>
-        </w:rPr>
-        <w:instrText xml:space="preserve"> HYPERLINK \l _Toc31130 </w:instrText>
-      </w:r>
-      <w:r>
-        <w:rPr>
-          <w:rFonts w:ascii="Times New Roman" w:hAnsi="Times New Roman" w:eastAsia="Times New Roman"/>
-        </w:rPr>
-        <w:fldChar w:fldCharType="separate"/>
-      </w:r>
-      <w:r>
-        <w:rPr>
-          <w:rFonts w:ascii="Times New Roman" w:hAnsi="Times New Roman" w:eastAsia="Times New Roman"/>
-          <w:i w:val="0"/>
-        </w:rPr>
-        <w:t>4.3.1 Provisional Checkpoint Update</w:t>
-      </w:r>
-      <w:r>
-        <w:tab/>
-      </w:r>
-      <w:r>
-        <w:fldChar w:fldCharType="begin"/>
-      </w:r>
-      <w:r>
-        <w:instrText xml:space="preserve"> PAGEREF _Toc31130 \h </w:instrText>
-      </w:r>
-      <w:r>
-        <w:fldChar w:fldCharType="separate"/>
-      </w:r>
-      <w:r>
-        <w:t>23</w:t>
       </w:r>
       <w:r>
         <w:fldChar w:fldCharType="end"/>
@@ -3268,7 +3211,7 @@
         <w:rPr>
           <w:rFonts w:ascii="Times New Roman" w:hAnsi="Times New Roman" w:eastAsia="Times New Roman"/>
         </w:rPr>
-        <w:instrText xml:space="preserve"> HYPERLINK \l _Toc9228 </w:instrText>
+        <w:instrText xml:space="preserve"> HYPERLINK \l _Toc17730 </w:instrText>
       </w:r>
       <w:r>
         <w:rPr>
@@ -3290,13 +3233,13 @@
         <w:fldChar w:fldCharType="begin"/>
       </w:r>
       <w:r>
-        <w:instrText xml:space="preserve"> PAGEREF _Toc9228 \h </w:instrText>
+        <w:instrText xml:space="preserve"> PAGEREF _Toc17730 \h </w:instrText>
       </w:r>
       <w:r>
         <w:fldChar w:fldCharType="separate"/>
       </w:r>
       <w:r>
-        <w:t>23</w:t>
+        <w:t>22</w:t>
       </w:r>
       <w:r>
         <w:fldChar w:fldCharType="end"/>
@@ -3325,7 +3268,7 @@
         <w:rPr>
           <w:rFonts w:ascii="Times New Roman" w:hAnsi="Times New Roman" w:eastAsia="Times New Roman"/>
         </w:rPr>
-        <w:instrText xml:space="preserve"> HYPERLINK \l _Toc3233 </w:instrText>
+        <w:instrText xml:space="preserve"> HYPERLINK \l _Toc31628 </w:instrText>
       </w:r>
       <w:r>
         <w:rPr>
@@ -3347,13 +3290,13 @@
         <w:fldChar w:fldCharType="begin"/>
       </w:r>
       <w:r>
-        <w:instrText xml:space="preserve"> PAGEREF _Toc3233 \h </w:instrText>
+        <w:instrText xml:space="preserve"> PAGEREF _Toc31628 \h </w:instrText>
       </w:r>
       <w:r>
         <w:fldChar w:fldCharType="separate"/>
       </w:r>
       <w:r>
-        <w:t>24</w:t>
+        <w:t>23</w:t>
       </w:r>
       <w:r>
         <w:fldChar w:fldCharType="end"/>
@@ -3382,7 +3325,7 @@
         <w:rPr>
           <w:rFonts w:ascii="Times New Roman" w:hAnsi="Times New Roman" w:eastAsia="Times New Roman"/>
         </w:rPr>
-        <w:instrText xml:space="preserve"> HYPERLINK \l _Toc5142 </w:instrText>
+        <w:instrText xml:space="preserve"> HYPERLINK \l _Toc18024 </w:instrText>
       </w:r>
       <w:r>
         <w:rPr>
@@ -3404,13 +3347,13 @@
         <w:fldChar w:fldCharType="begin"/>
       </w:r>
       <w:r>
-        <w:instrText xml:space="preserve"> PAGEREF _Toc5142 \h </w:instrText>
+        <w:instrText xml:space="preserve"> PAGEREF _Toc18024 \h </w:instrText>
       </w:r>
       <w:r>
         <w:fldChar w:fldCharType="separate"/>
       </w:r>
       <w:r>
-        <w:t>25</w:t>
+        <w:t>24</w:t>
       </w:r>
       <w:r>
         <w:fldChar w:fldCharType="end"/>
@@ -3439,7 +3382,7 @@
         <w:rPr>
           <w:rFonts w:ascii="Times New Roman" w:hAnsi="Times New Roman" w:eastAsia="Times New Roman"/>
         </w:rPr>
-        <w:instrText xml:space="preserve"> HYPERLINK \l _Toc3916 </w:instrText>
+        <w:instrText xml:space="preserve"> HYPERLINK \l _Toc5850 </w:instrText>
       </w:r>
       <w:r>
         <w:rPr>
@@ -3461,13 +3404,13 @@
         <w:fldChar w:fldCharType="begin"/>
       </w:r>
       <w:r>
-        <w:instrText xml:space="preserve"> PAGEREF _Toc3916 \h </w:instrText>
+        <w:instrText xml:space="preserve"> PAGEREF _Toc5850 \h </w:instrText>
       </w:r>
       <w:r>
         <w:fldChar w:fldCharType="separate"/>
       </w:r>
       <w:r>
-        <w:t>25</w:t>
+        <w:t>24</w:t>
       </w:r>
       <w:r>
         <w:fldChar w:fldCharType="end"/>
@@ -3496,7 +3439,7 @@
         <w:rPr>
           <w:rFonts w:ascii="Times New Roman" w:hAnsi="Times New Roman" w:eastAsia="Times New Roman"/>
         </w:rPr>
-        <w:instrText xml:space="preserve"> HYPERLINK \l _Toc10587 </w:instrText>
+        <w:instrText xml:space="preserve"> HYPERLINK \l _Toc25572 </w:instrText>
       </w:r>
       <w:r>
         <w:rPr>
@@ -3518,13 +3461,13 @@
         <w:fldChar w:fldCharType="begin"/>
       </w:r>
       <w:r>
-        <w:instrText xml:space="preserve"> PAGEREF _Toc10587 \h </w:instrText>
+        <w:instrText xml:space="preserve"> PAGEREF _Toc25572 \h </w:instrText>
       </w:r>
       <w:r>
         <w:fldChar w:fldCharType="separate"/>
       </w:r>
       <w:r>
-        <w:t>27</w:t>
+        <w:t>26</w:t>
       </w:r>
       <w:r>
         <w:fldChar w:fldCharType="end"/>
@@ -3553,7 +3496,7 @@
         <w:rPr>
           <w:rFonts w:ascii="Times New Roman" w:hAnsi="Times New Roman" w:eastAsia="Times New Roman"/>
         </w:rPr>
-        <w:instrText xml:space="preserve"> HYPERLINK \l _Toc14029 </w:instrText>
+        <w:instrText xml:space="preserve"> HYPERLINK \l _Toc3417 </w:instrText>
       </w:r>
       <w:r>
         <w:rPr>
@@ -3575,13 +3518,13 @@
         <w:fldChar w:fldCharType="begin"/>
       </w:r>
       <w:r>
-        <w:instrText xml:space="preserve"> PAGEREF _Toc14029 \h </w:instrText>
+        <w:instrText xml:space="preserve"> PAGEREF _Toc3417 \h </w:instrText>
       </w:r>
       <w:r>
         <w:fldChar w:fldCharType="separate"/>
       </w:r>
       <w:r>
-        <w:t>28</w:t>
+        <w:t>27</w:t>
       </w:r>
       <w:r>
         <w:fldChar w:fldCharType="end"/>
@@ -3610,7 +3553,7 @@
         <w:rPr>
           <w:rFonts w:ascii="Times New Roman" w:hAnsi="Times New Roman" w:eastAsia="Times New Roman"/>
         </w:rPr>
-        <w:instrText xml:space="preserve"> HYPERLINK \l _Toc16263 </w:instrText>
+        <w:instrText xml:space="preserve"> HYPERLINK \l _Toc15409 </w:instrText>
       </w:r>
       <w:r>
         <w:rPr>
@@ -3632,13 +3575,13 @@
         <w:fldChar w:fldCharType="begin"/>
       </w:r>
       <w:r>
-        <w:instrText xml:space="preserve"> PAGEREF _Toc16263 \h </w:instrText>
+        <w:instrText xml:space="preserve"> PAGEREF _Toc15409 \h </w:instrText>
       </w:r>
       <w:r>
         <w:fldChar w:fldCharType="separate"/>
       </w:r>
       <w:r>
-        <w:t>29</w:t>
+        <w:t>28</w:t>
       </w:r>
       <w:r>
         <w:fldChar w:fldCharType="end"/>
@@ -3667,7 +3610,7 @@
         <w:rPr>
           <w:rFonts w:ascii="Times New Roman" w:hAnsi="Times New Roman" w:eastAsia="Times New Roman"/>
         </w:rPr>
-        <w:instrText xml:space="preserve"> HYPERLINK \l _Toc1625 </w:instrText>
+        <w:instrText xml:space="preserve"> HYPERLINK \l _Toc22319 </w:instrText>
       </w:r>
       <w:r>
         <w:rPr>
@@ -3703,13 +3646,13 @@
         <w:fldChar w:fldCharType="begin"/>
       </w:r>
       <w:r>
-        <w:instrText xml:space="preserve"> PAGEREF _Toc1625 \h </w:instrText>
+        <w:instrText xml:space="preserve"> PAGEREF _Toc22319 \h </w:instrText>
       </w:r>
       <w:r>
         <w:fldChar w:fldCharType="separate"/>
       </w:r>
       <w:r>
-        <w:t>30</w:t>
+        <w:t>29</w:t>
       </w:r>
       <w:r>
         <w:fldChar w:fldCharType="end"/>
@@ -3738,7 +3681,7 @@
         <w:rPr>
           <w:rFonts w:ascii="Times New Roman" w:hAnsi="Times New Roman" w:eastAsia="Times New Roman"/>
         </w:rPr>
-        <w:instrText xml:space="preserve"> HYPERLINK \l _Toc29261 </w:instrText>
+        <w:instrText xml:space="preserve"> HYPERLINK \l _Toc21522 </w:instrText>
       </w:r>
       <w:r>
         <w:rPr>
@@ -3760,13 +3703,13 @@
         <w:fldChar w:fldCharType="begin"/>
       </w:r>
       <w:r>
-        <w:instrText xml:space="preserve"> PAGEREF _Toc29261 \h </w:instrText>
+        <w:instrText xml:space="preserve"> PAGEREF _Toc21522 \h </w:instrText>
       </w:r>
       <w:r>
         <w:fldChar w:fldCharType="separate"/>
       </w:r>
       <w:r>
-        <w:t>30</w:t>
+        <w:t>29</w:t>
       </w:r>
       <w:r>
         <w:fldChar w:fldCharType="end"/>
@@ -3795,7 +3738,7 @@
         <w:rPr>
           <w:rFonts w:ascii="Times New Roman" w:hAnsi="Times New Roman" w:eastAsia="Times New Roman"/>
         </w:rPr>
-        <w:instrText xml:space="preserve"> HYPERLINK \l _Toc740 </w:instrText>
+        <w:instrText xml:space="preserve"> HYPERLINK \l _Toc26243 </w:instrText>
       </w:r>
       <w:r>
         <w:rPr>
@@ -3817,13 +3760,13 @@
         <w:fldChar w:fldCharType="begin"/>
       </w:r>
       <w:r>
-        <w:instrText xml:space="preserve"> PAGEREF _Toc740 \h </w:instrText>
+        <w:instrText xml:space="preserve"> PAGEREF _Toc26243 \h </w:instrText>
       </w:r>
       <w:r>
         <w:fldChar w:fldCharType="separate"/>
       </w:r>
       <w:r>
-        <w:t>31</w:t>
+        <w:t>30</w:t>
       </w:r>
       <w:r>
         <w:fldChar w:fldCharType="end"/>
@@ -3852,7 +3795,7 @@
         <w:rPr>
           <w:rFonts w:ascii="Times New Roman" w:hAnsi="Times New Roman" w:eastAsia="Times New Roman"/>
         </w:rPr>
-        <w:instrText xml:space="preserve"> HYPERLINK \l _Toc21175 </w:instrText>
+        <w:instrText xml:space="preserve"> HYPERLINK \l _Toc31699 </w:instrText>
       </w:r>
       <w:r>
         <w:rPr>
@@ -3874,13 +3817,13 @@
         <w:fldChar w:fldCharType="begin"/>
       </w:r>
       <w:r>
-        <w:instrText xml:space="preserve"> PAGEREF _Toc21175 \h </w:instrText>
+        <w:instrText xml:space="preserve"> PAGEREF _Toc31699 \h </w:instrText>
       </w:r>
       <w:r>
         <w:fldChar w:fldCharType="separate"/>
       </w:r>
       <w:r>
-        <w:t>31</w:t>
+        <w:t>30</w:t>
       </w:r>
       <w:r>
         <w:fldChar w:fldCharType="end"/>
@@ -3909,7 +3852,7 @@
         <w:rPr>
           <w:rFonts w:ascii="Times New Roman" w:hAnsi="Times New Roman" w:eastAsia="Times New Roman"/>
         </w:rPr>
-        <w:instrText xml:space="preserve"> HYPERLINK \l _Toc8616 </w:instrText>
+        <w:instrText xml:space="preserve"> HYPERLINK \l _Toc24102 </w:instrText>
       </w:r>
       <w:r>
         <w:rPr>
@@ -3931,13 +3874,13 @@
         <w:fldChar w:fldCharType="begin"/>
       </w:r>
       <w:r>
-        <w:instrText xml:space="preserve"> PAGEREF _Toc8616 \h </w:instrText>
+        <w:instrText xml:space="preserve"> PAGEREF _Toc24102 \h </w:instrText>
       </w:r>
       <w:r>
         <w:fldChar w:fldCharType="separate"/>
       </w:r>
       <w:r>
-        <w:t>32</w:t>
+        <w:t>30</w:t>
       </w:r>
       <w:r>
         <w:fldChar w:fldCharType="end"/>
@@ -3966,7 +3909,7 @@
         <w:rPr>
           <w:rFonts w:ascii="Times New Roman" w:hAnsi="Times New Roman" w:eastAsia="Times New Roman"/>
         </w:rPr>
-        <w:instrText xml:space="preserve"> HYPERLINK \l _Toc28678 </w:instrText>
+        <w:instrText xml:space="preserve"> HYPERLINK \l _Toc30677 </w:instrText>
       </w:r>
       <w:r>
         <w:rPr>
@@ -3988,13 +3931,13 @@
         <w:fldChar w:fldCharType="begin"/>
       </w:r>
       <w:r>
-        <w:instrText xml:space="preserve"> PAGEREF _Toc28678 \h </w:instrText>
+        <w:instrText xml:space="preserve"> PAGEREF _Toc30677 \h </w:instrText>
       </w:r>
       <w:r>
         <w:fldChar w:fldCharType="separate"/>
       </w:r>
       <w:r>
-        <w:t>33</w:t>
+        <w:t>31</w:t>
       </w:r>
       <w:r>
         <w:fldChar w:fldCharType="end"/>
@@ -4023,7 +3966,7 @@
         <w:rPr>
           <w:rFonts w:ascii="Times New Roman" w:hAnsi="Times New Roman" w:eastAsia="Times New Roman"/>
         </w:rPr>
-        <w:instrText xml:space="preserve"> HYPERLINK \l _Toc12300 </w:instrText>
+        <w:instrText xml:space="preserve"> HYPERLINK \l _Toc12933 </w:instrText>
       </w:r>
       <w:r>
         <w:rPr>
@@ -4045,13 +3988,13 @@
         <w:fldChar w:fldCharType="begin"/>
       </w:r>
       <w:r>
-        <w:instrText xml:space="preserve"> PAGEREF _Toc12300 \h </w:instrText>
+        <w:instrText xml:space="preserve"> PAGEREF _Toc12933 \h </w:instrText>
       </w:r>
       <w:r>
         <w:fldChar w:fldCharType="separate"/>
       </w:r>
       <w:r>
-        <w:t>33</w:t>
+        <w:t>32</w:t>
       </w:r>
       <w:r>
         <w:fldChar w:fldCharType="end"/>
@@ -4080,7 +4023,7 @@
         <w:rPr>
           <w:rFonts w:ascii="Times New Roman" w:hAnsi="Times New Roman" w:eastAsia="Times New Roman"/>
         </w:rPr>
-        <w:instrText xml:space="preserve"> HYPERLINK \l _Toc6277 </w:instrText>
+        <w:instrText xml:space="preserve"> HYPERLINK \l _Toc20015 </w:instrText>
       </w:r>
       <w:r>
         <w:rPr>
@@ -4102,13 +4045,13 @@
         <w:fldChar w:fldCharType="begin"/>
       </w:r>
       <w:r>
-        <w:instrText xml:space="preserve"> PAGEREF _Toc6277 \h </w:instrText>
+        <w:instrText xml:space="preserve"> PAGEREF _Toc20015 \h </w:instrText>
       </w:r>
       <w:r>
         <w:fldChar w:fldCharType="separate"/>
       </w:r>
       <w:r>
-        <w:t>34</w:t>
+        <w:t>33</w:t>
       </w:r>
       <w:r>
         <w:fldChar w:fldCharType="end"/>
@@ -4137,7 +4080,7 @@
         <w:rPr>
           <w:rFonts w:ascii="Times New Roman" w:hAnsi="Times New Roman" w:eastAsia="Times New Roman"/>
         </w:rPr>
-        <w:instrText xml:space="preserve"> HYPERLINK \l _Toc10155 </w:instrText>
+        <w:instrText xml:space="preserve"> HYPERLINK \l _Toc12078 </w:instrText>
       </w:r>
       <w:r>
         <w:rPr>
@@ -4159,13 +4102,13 @@
         <w:fldChar w:fldCharType="begin"/>
       </w:r>
       <w:r>
-        <w:instrText xml:space="preserve"> PAGEREF _Toc10155 \h </w:instrText>
+        <w:instrText xml:space="preserve"> PAGEREF _Toc12078 \h </w:instrText>
       </w:r>
       <w:r>
         <w:fldChar w:fldCharType="separate"/>
       </w:r>
       <w:r>
-        <w:t>34</w:t>
+        <w:t>33</w:t>
       </w:r>
       <w:r>
         <w:fldChar w:fldCharType="end"/>
@@ -4194,7 +4137,7 @@
         <w:rPr>
           <w:rFonts w:ascii="Times New Roman" w:hAnsi="Times New Roman" w:eastAsia="Times New Roman"/>
         </w:rPr>
-        <w:instrText xml:space="preserve"> HYPERLINK \l _Toc6648 </w:instrText>
+        <w:instrText xml:space="preserve"> HYPERLINK \l _Toc27310 </w:instrText>
       </w:r>
       <w:r>
         <w:rPr>
@@ -4230,13 +4173,13 @@
         <w:fldChar w:fldCharType="begin"/>
       </w:r>
       <w:r>
-        <w:instrText xml:space="preserve"> PAGEREF _Toc6648 \h </w:instrText>
+        <w:instrText xml:space="preserve"> PAGEREF _Toc27310 \h </w:instrText>
       </w:r>
       <w:r>
         <w:fldChar w:fldCharType="separate"/>
       </w:r>
       <w:r>
-        <w:t>35</w:t>
+        <w:t>34</w:t>
       </w:r>
       <w:r>
         <w:fldChar w:fldCharType="end"/>
@@ -4265,7 +4208,7 @@
         <w:rPr>
           <w:rFonts w:ascii="Times New Roman" w:hAnsi="Times New Roman" w:eastAsia="Times New Roman"/>
         </w:rPr>
-        <w:instrText xml:space="preserve"> HYPERLINK \l _Toc14206 </w:instrText>
+        <w:instrText xml:space="preserve"> HYPERLINK \l _Toc28008 </w:instrText>
       </w:r>
       <w:r>
         <w:rPr>
@@ -4287,13 +4230,13 @@
         <w:fldChar w:fldCharType="begin"/>
       </w:r>
       <w:r>
-        <w:instrText xml:space="preserve"> PAGEREF _Toc14206 \h </w:instrText>
+        <w:instrText xml:space="preserve"> PAGEREF _Toc28008 \h </w:instrText>
       </w:r>
       <w:r>
         <w:fldChar w:fldCharType="separate"/>
       </w:r>
       <w:r>
-        <w:t>35</w:t>
+        <w:t>34</w:t>
       </w:r>
       <w:r>
         <w:fldChar w:fldCharType="end"/>
@@ -4322,7 +4265,7 @@
         <w:rPr>
           <w:rFonts w:ascii="Times New Roman" w:hAnsi="Times New Roman" w:eastAsia="Times New Roman"/>
         </w:rPr>
-        <w:instrText xml:space="preserve"> HYPERLINK \l _Toc18071 </w:instrText>
+        <w:instrText xml:space="preserve"> HYPERLINK \l _Toc4986 </w:instrText>
       </w:r>
       <w:r>
         <w:rPr>
@@ -4344,13 +4287,13 @@
         <w:fldChar w:fldCharType="begin"/>
       </w:r>
       <w:r>
-        <w:instrText xml:space="preserve"> PAGEREF _Toc18071 \h </w:instrText>
+        <w:instrText xml:space="preserve"> PAGEREF _Toc4986 \h </w:instrText>
       </w:r>
       <w:r>
         <w:fldChar w:fldCharType="separate"/>
       </w:r>
       <w:r>
-        <w:t>36</w:t>
+        <w:t>34</w:t>
       </w:r>
       <w:r>
         <w:fldChar w:fldCharType="end"/>
@@ -4379,7 +4322,7 @@
         <w:rPr>
           <w:rFonts w:ascii="Times New Roman" w:hAnsi="Times New Roman" w:eastAsia="Times New Roman"/>
         </w:rPr>
-        <w:instrText xml:space="preserve"> HYPERLINK \l _Toc21373 </w:instrText>
+        <w:instrText xml:space="preserve"> HYPERLINK \l _Toc27830 </w:instrText>
       </w:r>
       <w:r>
         <w:rPr>
@@ -4401,13 +4344,13 @@
         <w:fldChar w:fldCharType="begin"/>
       </w:r>
       <w:r>
-        <w:instrText xml:space="preserve"> PAGEREF _Toc21373 \h </w:instrText>
+        <w:instrText xml:space="preserve"> PAGEREF _Toc27830 \h </w:instrText>
       </w:r>
       <w:r>
         <w:fldChar w:fldCharType="separate"/>
       </w:r>
       <w:r>
-        <w:t>36</w:t>
+        <w:t>35</w:t>
       </w:r>
       <w:r>
         <w:fldChar w:fldCharType="end"/>
@@ -4436,7 +4379,7 @@
         <w:rPr>
           <w:rFonts w:ascii="Times New Roman" w:hAnsi="Times New Roman" w:eastAsia="Times New Roman"/>
         </w:rPr>
-        <w:instrText xml:space="preserve"> HYPERLINK \l _Toc27305 </w:instrText>
+        <w:instrText xml:space="preserve"> HYPERLINK \l _Toc15392 </w:instrText>
       </w:r>
       <w:r>
         <w:rPr>
@@ -4458,13 +4401,13 @@
         <w:fldChar w:fldCharType="begin"/>
       </w:r>
       <w:r>
-        <w:instrText xml:space="preserve"> PAGEREF _Toc27305 \h </w:instrText>
+        <w:instrText xml:space="preserve"> PAGEREF _Toc15392 \h </w:instrText>
       </w:r>
       <w:r>
         <w:fldChar w:fldCharType="separate"/>
       </w:r>
       <w:r>
-        <w:t>37</w:t>
+        <w:t>35</w:t>
       </w:r>
       <w:r>
         <w:fldChar w:fldCharType="end"/>
@@ -4493,7 +4436,7 @@
         <w:rPr>
           <w:rFonts w:ascii="Times New Roman" w:hAnsi="Times New Roman" w:eastAsia="Times New Roman"/>
         </w:rPr>
-        <w:instrText xml:space="preserve"> HYPERLINK \l _Toc26168 </w:instrText>
+        <w:instrText xml:space="preserve"> HYPERLINK \l _Toc17463 </w:instrText>
       </w:r>
       <w:r>
         <w:rPr>
@@ -4515,13 +4458,13 @@
         <w:fldChar w:fldCharType="begin"/>
       </w:r>
       <w:r>
-        <w:instrText xml:space="preserve"> PAGEREF _Toc26168 \h </w:instrText>
+        <w:instrText xml:space="preserve"> PAGEREF _Toc17463 \h </w:instrText>
       </w:r>
       <w:r>
         <w:fldChar w:fldCharType="separate"/>
       </w:r>
       <w:r>
-        <w:t>38</w:t>
+        <w:t>36</w:t>
       </w:r>
       <w:r>
         <w:fldChar w:fldCharType="end"/>
@@ -4550,7 +4493,7 @@
         <w:rPr>
           <w:rFonts w:ascii="Times New Roman" w:hAnsi="Times New Roman" w:eastAsia="Times New Roman"/>
         </w:rPr>
-        <w:instrText xml:space="preserve"> HYPERLINK \l _Toc67 </w:instrText>
+        <w:instrText xml:space="preserve"> HYPERLINK \l _Toc29154 </w:instrText>
       </w:r>
       <w:r>
         <w:rPr>
@@ -4572,13 +4515,13 @@
         <w:fldChar w:fldCharType="begin"/>
       </w:r>
       <w:r>
-        <w:instrText xml:space="preserve"> PAGEREF _Toc67 \h </w:instrText>
+        <w:instrText xml:space="preserve"> PAGEREF _Toc29154 \h </w:instrText>
       </w:r>
       <w:r>
         <w:fldChar w:fldCharType="separate"/>
       </w:r>
       <w:r>
-        <w:t>39</w:t>
+        <w:t>37</w:t>
       </w:r>
       <w:r>
         <w:fldChar w:fldCharType="end"/>
@@ -4607,7 +4550,7 @@
         <w:rPr>
           <w:rFonts w:ascii="Times New Roman" w:hAnsi="Times New Roman" w:eastAsia="Times New Roman"/>
         </w:rPr>
-        <w:instrText xml:space="preserve"> HYPERLINK \l _Toc23598 </w:instrText>
+        <w:instrText xml:space="preserve"> HYPERLINK \l _Toc23617 </w:instrText>
       </w:r>
       <w:r>
         <w:rPr>
@@ -4643,13 +4586,13 @@
         <w:fldChar w:fldCharType="begin"/>
       </w:r>
       <w:r>
-        <w:instrText xml:space="preserve"> PAGEREF _Toc23598 \h </w:instrText>
+        <w:instrText xml:space="preserve"> PAGEREF _Toc23617 \h </w:instrText>
       </w:r>
       <w:r>
         <w:fldChar w:fldCharType="separate"/>
       </w:r>
       <w:r>
-        <w:t>41</w:t>
+        <w:t>39</w:t>
       </w:r>
       <w:r>
         <w:fldChar w:fldCharType="end"/>
@@ -4678,7 +4621,7 @@
         <w:rPr>
           <w:rFonts w:ascii="Times New Roman" w:hAnsi="Times New Roman" w:eastAsia="Times New Roman"/>
         </w:rPr>
-        <w:instrText xml:space="preserve"> HYPERLINK \l _Toc6583 </w:instrText>
+        <w:instrText xml:space="preserve"> HYPERLINK \l _Toc13167 </w:instrText>
       </w:r>
       <w:r>
         <w:rPr>
@@ -4700,13 +4643,13 @@
         <w:fldChar w:fldCharType="begin"/>
       </w:r>
       <w:r>
-        <w:instrText xml:space="preserve"> PAGEREF _Toc6583 \h </w:instrText>
+        <w:instrText xml:space="preserve"> PAGEREF _Toc13167 \h </w:instrText>
       </w:r>
       <w:r>
         <w:fldChar w:fldCharType="separate"/>
       </w:r>
       <w:r>
-        <w:t>41</w:t>
+        <w:t>39</w:t>
       </w:r>
       <w:r>
         <w:fldChar w:fldCharType="end"/>
@@ -4735,7 +4678,7 @@
         <w:rPr>
           <w:rFonts w:ascii="Times New Roman" w:hAnsi="Times New Roman" w:eastAsia="Times New Roman"/>
         </w:rPr>
-        <w:instrText xml:space="preserve"> HYPERLINK \l _Toc16113 </w:instrText>
+        <w:instrText xml:space="preserve"> HYPERLINK \l _Toc22962 </w:instrText>
       </w:r>
       <w:r>
         <w:rPr>
@@ -4757,13 +4700,13 @@
         <w:fldChar w:fldCharType="begin"/>
       </w:r>
       <w:r>
-        <w:instrText xml:space="preserve"> PAGEREF _Toc16113 \h </w:instrText>
+        <w:instrText xml:space="preserve"> PAGEREF _Toc22962 \h </w:instrText>
       </w:r>
       <w:r>
         <w:fldChar w:fldCharType="separate"/>
       </w:r>
       <w:r>
-        <w:t>41</w:t>
+        <w:t>39</w:t>
       </w:r>
       <w:r>
         <w:fldChar w:fldCharType="end"/>
@@ -4792,7 +4735,7 @@
         <w:rPr>
           <w:rFonts w:ascii="Times New Roman" w:hAnsi="Times New Roman" w:eastAsia="Times New Roman"/>
         </w:rPr>
-        <w:instrText xml:space="preserve"> HYPERLINK \l _Toc176 </w:instrText>
+        <w:instrText xml:space="preserve"> HYPERLINK \l _Toc22388 </w:instrText>
       </w:r>
       <w:r>
         <w:rPr>
@@ -4814,13 +4757,13 @@
         <w:fldChar w:fldCharType="begin"/>
       </w:r>
       <w:r>
-        <w:instrText xml:space="preserve"> PAGEREF _Toc176 \h </w:instrText>
+        <w:instrText xml:space="preserve"> PAGEREF _Toc22388 \h </w:instrText>
       </w:r>
       <w:r>
         <w:fldChar w:fldCharType="separate"/>
       </w:r>
       <w:r>
-        <w:t>42</w:t>
+        <w:t>40</w:t>
       </w:r>
       <w:r>
         <w:fldChar w:fldCharType="end"/>
@@ -4849,7 +4792,7 @@
         <w:rPr>
           <w:rFonts w:ascii="Times New Roman" w:hAnsi="Times New Roman" w:eastAsia="Times New Roman"/>
         </w:rPr>
-        <w:instrText xml:space="preserve"> HYPERLINK \l _Toc1627 </w:instrText>
+        <w:instrText xml:space="preserve"> HYPERLINK \l _Toc28861 </w:instrText>
       </w:r>
       <w:r>
         <w:rPr>
@@ -4885,13 +4828,13 @@
         <w:fldChar w:fldCharType="begin"/>
       </w:r>
       <w:r>
-        <w:instrText xml:space="preserve"> PAGEREF _Toc1627 \h </w:instrText>
+        <w:instrText xml:space="preserve"> PAGEREF _Toc28861 \h </w:instrText>
       </w:r>
       <w:r>
         <w:fldChar w:fldCharType="separate"/>
       </w:r>
       <w:r>
-        <w:t>43</w:t>
+        <w:t>41</w:t>
       </w:r>
       <w:r>
         <w:fldChar w:fldCharType="end"/>
@@ -4920,7 +4863,7 @@
         <w:rPr>
           <w:rFonts w:ascii="Times New Roman" w:hAnsi="Times New Roman" w:eastAsia="Times New Roman"/>
         </w:rPr>
-        <w:instrText xml:space="preserve"> HYPERLINK \l _Toc14105 </w:instrText>
+        <w:instrText xml:space="preserve"> HYPERLINK \l _Toc168 </w:instrText>
       </w:r>
       <w:r>
         <w:rPr>
@@ -4942,13 +4885,13 @@
         <w:fldChar w:fldCharType="begin"/>
       </w:r>
       <w:r>
-        <w:instrText xml:space="preserve"> PAGEREF _Toc14105 \h </w:instrText>
+        <w:instrText xml:space="preserve"> PAGEREF _Toc168 \h </w:instrText>
       </w:r>
       <w:r>
         <w:fldChar w:fldCharType="separate"/>
       </w:r>
       <w:r>
-        <w:t>43</w:t>
+        <w:t>41</w:t>
       </w:r>
       <w:r>
         <w:fldChar w:fldCharType="end"/>
@@ -4977,7 +4920,7 @@
         <w:rPr>
           <w:rFonts w:ascii="Times New Roman" w:hAnsi="Times New Roman" w:eastAsia="Times New Roman"/>
         </w:rPr>
-        <w:instrText xml:space="preserve"> HYPERLINK \l _Toc14418 </w:instrText>
+        <w:instrText xml:space="preserve"> HYPERLINK \l _Toc17222 </w:instrText>
       </w:r>
       <w:r>
         <w:rPr>
@@ -5013,13 +4956,13 @@
         <w:fldChar w:fldCharType="begin"/>
       </w:r>
       <w:r>
-        <w:instrText xml:space="preserve"> PAGEREF _Toc14418 \h </w:instrText>
+        <w:instrText xml:space="preserve"> PAGEREF _Toc17222 \h </w:instrText>
       </w:r>
       <w:r>
         <w:fldChar w:fldCharType="separate"/>
       </w:r>
       <w:r>
-        <w:t>44</w:t>
+        <w:t>42</w:t>
       </w:r>
       <w:r>
         <w:fldChar w:fldCharType="end"/>
@@ -5048,7 +4991,7 @@
         <w:rPr>
           <w:rFonts w:ascii="Times New Roman" w:hAnsi="Times New Roman" w:eastAsia="Times New Roman"/>
         </w:rPr>
-        <w:instrText xml:space="preserve"> HYPERLINK \l _Toc12344 </w:instrText>
+        <w:instrText xml:space="preserve"> HYPERLINK \l _Toc21309 </w:instrText>
       </w:r>
       <w:r>
         <w:rPr>
@@ -5070,13 +5013,13 @@
         <w:fldChar w:fldCharType="begin"/>
       </w:r>
       <w:r>
-        <w:instrText xml:space="preserve"> PAGEREF _Toc12344 \h </w:instrText>
+        <w:instrText xml:space="preserve"> PAGEREF _Toc21309 \h </w:instrText>
       </w:r>
       <w:r>
         <w:fldChar w:fldCharType="separate"/>
       </w:r>
       <w:r>
-        <w:t>44</w:t>
+        <w:t>42</w:t>
       </w:r>
       <w:r>
         <w:fldChar w:fldCharType="end"/>
@@ -5105,7 +5048,7 @@
         <w:rPr>
           <w:rFonts w:ascii="Times New Roman" w:hAnsi="Times New Roman" w:eastAsia="Times New Roman"/>
         </w:rPr>
-        <w:instrText xml:space="preserve"> HYPERLINK \l _Toc29697 </w:instrText>
+        <w:instrText xml:space="preserve"> HYPERLINK \l _Toc20240 </w:instrText>
       </w:r>
       <w:r>
         <w:rPr>
@@ -5118,7 +5061,7 @@
           <w:rFonts w:ascii="Times New Roman" w:hAnsi="Times New Roman" w:eastAsia="Times New Roman"/>
           <w:i w:val="0"/>
         </w:rPr>
-        <w:t>C.2 Provisional Checkpoint Ledger</w:t>
+        <w:t>C.2 Interpretation Rules</w:t>
       </w:r>
       <w:r>
         <w:tab/>
@@ -5127,13 +5070,84 @@
         <w:fldChar w:fldCharType="begin"/>
       </w:r>
       <w:r>
-        <w:instrText xml:space="preserve"> PAGEREF _Toc29697 \h </w:instrText>
+        <w:instrText xml:space="preserve"> PAGEREF _Toc20240 \h </w:instrText>
       </w:r>
       <w:r>
         <w:fldChar w:fldCharType="separate"/>
       </w:r>
       <w:r>
-        <w:t>44</w:t>
+        <w:t>42</w:t>
+      </w:r>
+      <w:r>
+        <w:fldChar w:fldCharType="end"/>
+      </w:r>
+      <w:r>
+        <w:rPr>
+          <w:rFonts w:ascii="Times New Roman" w:hAnsi="Times New Roman" w:eastAsia="Times New Roman"/>
+        </w:rPr>
+        <w:fldChar w:fldCharType="end"/>
+      </w:r>
+    </w:p>
+    <w:p>
+      <w:pPr>
+        <w:pStyle w:val="13"/>
+        <w:tabs>
+          <w:tab w:val="right" w:leader="dot" w:pos="9026"/>
+        </w:tabs>
+      </w:pPr>
+      <w:r>
+        <w:rPr>
+          <w:rFonts w:ascii="Times New Roman" w:hAnsi="Times New Roman" w:eastAsia="Times New Roman"/>
+        </w:rPr>
+        <w:fldChar w:fldCharType="begin"/>
+      </w:r>
+      <w:r>
+        <w:rPr>
+          <w:rFonts w:ascii="Times New Roman" w:hAnsi="Times New Roman" w:eastAsia="Times New Roman"/>
+        </w:rPr>
+        <w:instrText xml:space="preserve"> HYPERLINK \l _Toc32481 </w:instrText>
+      </w:r>
+      <w:r>
+        <w:rPr>
+          <w:rFonts w:ascii="Times New Roman" w:hAnsi="Times New Roman" w:eastAsia="Times New Roman"/>
+        </w:rPr>
+        <w:fldChar w:fldCharType="separate"/>
+      </w:r>
+      <w:r>
+        <w:rPr>
+          <w:rFonts w:ascii="Times New Roman" w:hAnsi="Times New Roman" w:eastAsia="Times New Roman"/>
+          <w:i w:val="0"/>
+        </w:rPr>
+        <w:t>Appendix D</w:t>
+      </w:r>
+      <w:r>
+        <w:rPr>
+          <w:rFonts w:ascii="Times New Roman" w:hAnsi="Times New Roman" w:eastAsia="Times New Roman"/>
+          <w:i w:val="0"/>
+        </w:rPr>
+        <w:t xml:space="preserve"> </w:t>
+      </w:r>
+      <w:r>
+        <w:rPr>
+          <w:rFonts w:ascii="Times New Roman" w:hAnsi="Times New Roman" w:eastAsia="Times New Roman"/>
+          <w:i w:val="0"/>
+        </w:rPr>
+        <w:t>Artifact and Provenance Manifest</w:t>
+      </w:r>
+      <w:r>
+        <w:tab/>
+      </w:r>
+      <w:r>
+        <w:fldChar w:fldCharType="begin"/>
+      </w:r>
+      <w:r>
+        <w:instrText xml:space="preserve"> PAGEREF _Toc32481 \h </w:instrText>
+      </w:r>
+      <w:r>
+        <w:fldChar w:fldCharType="separate"/>
+      </w:r>
+      <w:r>
+        <w:t>43</w:t>
       </w:r>
       <w:r>
         <w:fldChar w:fldCharType="end"/>
@@ -5162,7 +5176,7 @@
         <w:rPr>
           <w:rFonts w:ascii="Times New Roman" w:hAnsi="Times New Roman" w:eastAsia="Times New Roman"/>
         </w:rPr>
-        <w:instrText xml:space="preserve"> HYPERLINK \l _Toc2983 </w:instrText>
+        <w:instrText xml:space="preserve"> HYPERLINK \l _Toc21053 </w:instrText>
       </w:r>
       <w:r>
         <w:rPr>
@@ -5175,7 +5189,7 @@
           <w:rFonts w:ascii="Times New Roman" w:hAnsi="Times New Roman" w:eastAsia="Times New Roman"/>
           <w:i w:val="0"/>
         </w:rPr>
-        <w:t>C.3 Interpretation Rules</w:t>
+        <w:t>D.2 Minimum Reproduction Package</w:t>
       </w:r>
       <w:r>
         <w:tab/>
@@ -5184,13 +5198,13 @@
         <w:fldChar w:fldCharType="begin"/>
       </w:r>
       <w:r>
-        <w:instrText xml:space="preserve"> PAGEREF _Toc2983 \h </w:instrText>
+        <w:instrText xml:space="preserve"> PAGEREF _Toc21053 \h </w:instrText>
       </w:r>
       <w:r>
         <w:fldChar w:fldCharType="separate"/>
       </w:r>
       <w:r>
-        <w:t>44</w:t>
+        <w:t>43</w:t>
       </w:r>
       <w:r>
         <w:fldChar w:fldCharType="end"/>
@@ -5219,7 +5233,7 @@
         <w:rPr>
           <w:rFonts w:ascii="Times New Roman" w:hAnsi="Times New Roman" w:eastAsia="Times New Roman"/>
         </w:rPr>
-        <w:instrText xml:space="preserve"> HYPERLINK \l _Toc11107 </w:instrText>
+        <w:instrText xml:space="preserve"> HYPERLINK \l _Toc2479 </w:instrText>
       </w:r>
       <w:r>
         <w:rPr>
@@ -5232,7 +5246,7 @@
           <w:rFonts w:ascii="Times New Roman" w:hAnsi="Times New Roman" w:eastAsia="Times New Roman"/>
           <w:i w:val="0"/>
         </w:rPr>
-        <w:t>Appendix D</w:t>
+        <w:t>Appendix E</w:t>
       </w:r>
       <w:r>
         <w:rPr>
@@ -5246,7 +5260,7 @@
           <w:rFonts w:ascii="Times New Roman" w:hAnsi="Times New Roman" w:eastAsia="Times New Roman"/>
           <w:i w:val="0"/>
         </w:rPr>
-        <w:t>Artifact and Provenance Manifest</w:t>
+        <w:t>Clinical and Engineering Risk Gates</w:t>
       </w:r>
       <w:r>
         <w:tab/>
@@ -5255,13 +5269,13 @@
         <w:fldChar w:fldCharType="begin"/>
       </w:r>
       <w:r>
-        <w:instrText xml:space="preserve"> PAGEREF _Toc11107 \h </w:instrText>
+        <w:instrText xml:space="preserve"> PAGEREF _Toc2479 \h </w:instrText>
       </w:r>
       <w:r>
         <w:fldChar w:fldCharType="separate"/>
       </w:r>
       <w:r>
-        <w:t>46</w:t>
+        <w:t>44</w:t>
       </w:r>
       <w:r>
         <w:fldChar w:fldCharType="end"/>
@@ -5290,7 +5304,7 @@
         <w:rPr>
           <w:rFonts w:ascii="Times New Roman" w:hAnsi="Times New Roman" w:eastAsia="Times New Roman"/>
         </w:rPr>
-        <w:instrText xml:space="preserve"> HYPERLINK \l _Toc10513 </w:instrText>
+        <w:instrText xml:space="preserve"> HYPERLINK \l _Toc245 </w:instrText>
       </w:r>
       <w:r>
         <w:rPr>
@@ -5303,7 +5317,7 @@
           <w:rFonts w:ascii="Times New Roman" w:hAnsi="Times New Roman" w:eastAsia="Times New Roman"/>
           <w:i w:val="0"/>
         </w:rPr>
-        <w:t>D.2 Minimum Reproduction Package</w:t>
+        <w:t>E.2 Decision Boundary</w:t>
       </w:r>
       <w:r>
         <w:tab/>
@@ -5312,13 +5326,13 @@
         <w:fldChar w:fldCharType="begin"/>
       </w:r>
       <w:r>
-        <w:instrText xml:space="preserve"> PAGEREF _Toc10513 \h </w:instrText>
+        <w:instrText xml:space="preserve"> PAGEREF _Toc245 \h </w:instrText>
       </w:r>
       <w:r>
         <w:fldChar w:fldCharType="separate"/>
       </w:r>
       <w:r>
-        <w:t>46</w:t>
+        <w:t>44</w:t>
       </w:r>
       <w:r>
         <w:fldChar w:fldCharType="end"/>
@@ -5347,7 +5361,7 @@
         <w:rPr>
           <w:rFonts w:ascii="Times New Roman" w:hAnsi="Times New Roman" w:eastAsia="Times New Roman"/>
         </w:rPr>
-        <w:instrText xml:space="preserve"> HYPERLINK \l _Toc9874 </w:instrText>
+        <w:instrText xml:space="preserve"> HYPERLINK \l _Toc27586 </w:instrText>
       </w:r>
       <w:r>
         <w:rPr>
@@ -5360,7 +5374,7 @@
           <w:rFonts w:ascii="Times New Roman" w:hAnsi="Times New Roman" w:eastAsia="Times New Roman"/>
           <w:i w:val="0"/>
         </w:rPr>
-        <w:t>Appendix E</w:t>
+        <w:t>Appendix F</w:t>
       </w:r>
       <w:r>
         <w:rPr>
@@ -5374,7 +5388,7 @@
           <w:rFonts w:ascii="Times New Roman" w:hAnsi="Times New Roman" w:eastAsia="Times New Roman"/>
           <w:i w:val="0"/>
         </w:rPr>
-        <w:t>Clinical and Engineering Risk Gates</w:t>
+        <w:t>Literature-to-Method Traceability</w:t>
       </w:r>
       <w:r>
         <w:tab/>
@@ -5383,13 +5397,13 @@
         <w:fldChar w:fldCharType="begin"/>
       </w:r>
       <w:r>
-        <w:instrText xml:space="preserve"> PAGEREF _Toc9874 \h </w:instrText>
+        <w:instrText xml:space="preserve"> PAGEREF _Toc27586 \h </w:instrText>
       </w:r>
       <w:r>
         <w:fldChar w:fldCharType="separate"/>
       </w:r>
       <w:r>
-        <w:t>47</w:t>
+        <w:t>45</w:t>
       </w:r>
       <w:r>
         <w:fldChar w:fldCharType="end"/>
@@ -5418,7 +5432,7 @@
         <w:rPr>
           <w:rFonts w:ascii="Times New Roman" w:hAnsi="Times New Roman" w:eastAsia="Times New Roman"/>
         </w:rPr>
-        <w:instrText xml:space="preserve"> HYPERLINK \l _Toc25309 </w:instrText>
+        <w:instrText xml:space="preserve"> HYPERLINK \l _Toc32051 </w:instrText>
       </w:r>
       <w:r>
         <w:rPr>
@@ -5431,7 +5445,7 @@
           <w:rFonts w:ascii="Times New Roman" w:hAnsi="Times New Roman" w:eastAsia="Times New Roman"/>
           <w:i w:val="0"/>
         </w:rPr>
-        <w:t>E.2 Decision Boundary</w:t>
+        <w:t>F.2 Citation Use</w:t>
       </w:r>
       <w:r>
         <w:tab/>
@@ -5440,141 +5454,13 @@
         <w:fldChar w:fldCharType="begin"/>
       </w:r>
       <w:r>
-        <w:instrText xml:space="preserve"> PAGEREF _Toc25309 \h </w:instrText>
+        <w:instrText xml:space="preserve"> PAGEREF _Toc32051 \h </w:instrText>
       </w:r>
       <w:r>
         <w:fldChar w:fldCharType="separate"/>
       </w:r>
       <w:r>
-        <w:t>47</w:t>
-      </w:r>
-      <w:r>
-        <w:fldChar w:fldCharType="end"/>
-      </w:r>
-      <w:r>
-        <w:rPr>
-          <w:rFonts w:ascii="Times New Roman" w:hAnsi="Times New Roman" w:eastAsia="Times New Roman"/>
-        </w:rPr>
-        <w:fldChar w:fldCharType="end"/>
-      </w:r>
-    </w:p>
-    <w:p>
-      <w:pPr>
-        <w:pStyle w:val="13"/>
-        <w:tabs>
-          <w:tab w:val="right" w:leader="dot" w:pos="9026"/>
-        </w:tabs>
-      </w:pPr>
-      <w:r>
-        <w:rPr>
-          <w:rFonts w:ascii="Times New Roman" w:hAnsi="Times New Roman" w:eastAsia="Times New Roman"/>
-        </w:rPr>
-        <w:fldChar w:fldCharType="begin"/>
-      </w:r>
-      <w:r>
-        <w:rPr>
-          <w:rFonts w:ascii="Times New Roman" w:hAnsi="Times New Roman" w:eastAsia="Times New Roman"/>
-        </w:rPr>
-        <w:instrText xml:space="preserve"> HYPERLINK \l _Toc1604 </w:instrText>
-      </w:r>
-      <w:r>
-        <w:rPr>
-          <w:rFonts w:ascii="Times New Roman" w:hAnsi="Times New Roman" w:eastAsia="Times New Roman"/>
-        </w:rPr>
-        <w:fldChar w:fldCharType="separate"/>
-      </w:r>
-      <w:r>
-        <w:rPr>
-          <w:rFonts w:ascii="Times New Roman" w:hAnsi="Times New Roman" w:eastAsia="Times New Roman"/>
-          <w:i w:val="0"/>
-        </w:rPr>
-        <w:t>Appendix F</w:t>
-      </w:r>
-      <w:r>
-        <w:rPr>
-          <w:rFonts w:ascii="Times New Roman" w:hAnsi="Times New Roman" w:eastAsia="Times New Roman"/>
-          <w:i w:val="0"/>
-        </w:rPr>
-        <w:t xml:space="preserve"> </w:t>
-      </w:r>
-      <w:r>
-        <w:rPr>
-          <w:rFonts w:ascii="Times New Roman" w:hAnsi="Times New Roman" w:eastAsia="Times New Roman"/>
-          <w:i w:val="0"/>
-        </w:rPr>
-        <w:t>Literature-to-Method Traceability</w:t>
-      </w:r>
-      <w:r>
-        <w:tab/>
-      </w:r>
-      <w:r>
-        <w:fldChar w:fldCharType="begin"/>
-      </w:r>
-      <w:r>
-        <w:instrText xml:space="preserve"> PAGEREF _Toc1604 \h </w:instrText>
-      </w:r>
-      <w:r>
-        <w:fldChar w:fldCharType="separate"/>
-      </w:r>
-      <w:r>
-        <w:t>48</w:t>
-      </w:r>
-      <w:r>
-        <w:fldChar w:fldCharType="end"/>
-      </w:r>
-      <w:r>
-        <w:rPr>
-          <w:rFonts w:ascii="Times New Roman" w:hAnsi="Times New Roman" w:eastAsia="Times New Roman"/>
-        </w:rPr>
-        <w:fldChar w:fldCharType="end"/>
-      </w:r>
-    </w:p>
-    <w:p>
-      <w:pPr>
-        <w:pStyle w:val="14"/>
-        <w:tabs>
-          <w:tab w:val="right" w:leader="dot" w:pos="9026"/>
-        </w:tabs>
-      </w:pPr>
-      <w:r>
-        <w:rPr>
-          <w:rFonts w:ascii="Times New Roman" w:hAnsi="Times New Roman" w:eastAsia="Times New Roman"/>
-        </w:rPr>
-        <w:fldChar w:fldCharType="begin"/>
-      </w:r>
-      <w:r>
-        <w:rPr>
-          <w:rFonts w:ascii="Times New Roman" w:hAnsi="Times New Roman" w:eastAsia="Times New Roman"/>
-        </w:rPr>
-        <w:instrText xml:space="preserve"> HYPERLINK \l _Toc28461 </w:instrText>
-      </w:r>
-      <w:r>
-        <w:rPr>
-          <w:rFonts w:ascii="Times New Roman" w:hAnsi="Times New Roman" w:eastAsia="Times New Roman"/>
-        </w:rPr>
-        <w:fldChar w:fldCharType="separate"/>
-      </w:r>
-      <w:r>
-        <w:rPr>
-          <w:rFonts w:ascii="Times New Roman" w:hAnsi="Times New Roman" w:eastAsia="Times New Roman"/>
-          <w:i w:val="0"/>
-        </w:rPr>
-        <w:t>F.2 Citation Use</w:t>
-      </w:r>
-      <w:r>
-        <w:tab/>
-      </w:r>
-      <w:r>
-        <w:fldChar w:fldCharType="begin"/>
-      </w:r>
-      <w:r>
-        <w:instrText xml:space="preserve"> PAGEREF _Toc28461 \h </w:instrText>
-      </w:r>
-      <w:r>
-        <w:fldChar w:fldCharType="separate"/>
-      </w:r>
-      <w:r>
-        <w:t>48</w:t>
+        <w:t>45</w:t>
       </w:r>
       <w:r>
         <w:fldChar w:fldCharType="end"/>
@@ -5657,7 +5543,7 @@
         <w:rPr>
           <w:rFonts w:ascii="Times New Roman" w:hAnsi="Times New Roman" w:eastAsia="Times New Roman"/>
         </w:rPr>
-        <w:instrText xml:space="preserve"> HYPERLINK \l _Toc26441 </w:instrText>
+        <w:instrText xml:space="preserve"> HYPERLINK \l _Toc18503 </w:instrText>
       </w:r>
       <w:r>
         <w:rPr>
@@ -5679,7 +5565,7 @@
         <w:fldChar w:fldCharType="begin"/>
       </w:r>
       <w:r>
-        <w:instrText xml:space="preserve"> PAGEREF _Toc26441 \h </w:instrText>
+        <w:instrText xml:space="preserve"> PAGEREF _Toc18503 \h </w:instrText>
       </w:r>
       <w:r>
         <w:fldChar w:fldCharType="separate"/>
@@ -5714,7 +5600,7 @@
         <w:rPr>
           <w:rFonts w:ascii="Times New Roman" w:hAnsi="Times New Roman" w:eastAsia="Times New Roman"/>
         </w:rPr>
-        <w:instrText xml:space="preserve"> HYPERLINK \l _Toc8668 </w:instrText>
+        <w:instrText xml:space="preserve"> HYPERLINK \l _Toc18950 </w:instrText>
       </w:r>
       <w:r>
         <w:rPr>
@@ -5736,7 +5622,7 @@
         <w:fldChar w:fldCharType="begin"/>
       </w:r>
       <w:r>
-        <w:instrText xml:space="preserve"> PAGEREF _Toc8668 \h </w:instrText>
+        <w:instrText xml:space="preserve"> PAGEREF _Toc18950 \h </w:instrText>
       </w:r>
       <w:r>
         <w:fldChar w:fldCharType="separate"/>
@@ -5771,7 +5657,7 @@
         <w:rPr>
           <w:rFonts w:ascii="Times New Roman" w:hAnsi="Times New Roman" w:eastAsia="Times New Roman"/>
         </w:rPr>
-        <w:instrText xml:space="preserve"> HYPERLINK \l _Toc5917 </w:instrText>
+        <w:instrText xml:space="preserve"> HYPERLINK \l _Toc14404 </w:instrText>
       </w:r>
       <w:r>
         <w:rPr>
@@ -5793,7 +5679,7 @@
         <w:fldChar w:fldCharType="begin"/>
       </w:r>
       <w:r>
-        <w:instrText xml:space="preserve"> PAGEREF _Toc5917 \h </w:instrText>
+        <w:instrText xml:space="preserve"> PAGEREF _Toc14404 \h </w:instrText>
       </w:r>
       <w:r>
         <w:fldChar w:fldCharType="separate"/>
@@ -5828,7 +5714,7 @@
         <w:rPr>
           <w:rFonts w:ascii="Times New Roman" w:hAnsi="Times New Roman" w:eastAsia="Times New Roman"/>
         </w:rPr>
-        <w:instrText xml:space="preserve"> HYPERLINK \l _Toc24414 </w:instrText>
+        <w:instrText xml:space="preserve"> HYPERLINK \l _Toc32201 </w:instrText>
       </w:r>
       <w:r>
         <w:rPr>
@@ -5850,7 +5736,7 @@
         <w:fldChar w:fldCharType="begin"/>
       </w:r>
       <w:r>
-        <w:instrText xml:space="preserve"> PAGEREF _Toc24414 \h </w:instrText>
+        <w:instrText xml:space="preserve"> PAGEREF _Toc32201 \h </w:instrText>
       </w:r>
       <w:r>
         <w:fldChar w:fldCharType="separate"/>
@@ -5885,7 +5771,7 @@
         <w:rPr>
           <w:rFonts w:ascii="Times New Roman" w:hAnsi="Times New Roman" w:eastAsia="Times New Roman"/>
         </w:rPr>
-        <w:instrText xml:space="preserve"> HYPERLINK \l _Toc2491 </w:instrText>
+        <w:instrText xml:space="preserve"> HYPERLINK \l _Toc31853 </w:instrText>
       </w:r>
       <w:r>
         <w:rPr>
@@ -5907,13 +5793,13 @@
         <w:fldChar w:fldCharType="begin"/>
       </w:r>
       <w:r>
-        <w:instrText xml:space="preserve"> PAGEREF _Toc2491 \h </w:instrText>
+        <w:instrText xml:space="preserve"> PAGEREF _Toc31853 \h </w:instrText>
       </w:r>
       <w:r>
         <w:fldChar w:fldCharType="separate"/>
       </w:r>
       <w:r>
-        <w:t>25</w:t>
+        <w:t>24</w:t>
       </w:r>
       <w:r>
         <w:fldChar w:fldCharType="end"/>
@@ -5942,7 +5828,7 @@
         <w:rPr>
           <w:rFonts w:ascii="Times New Roman" w:hAnsi="Times New Roman" w:eastAsia="Times New Roman"/>
         </w:rPr>
-        <w:instrText xml:space="preserve"> HYPERLINK \l _Toc20401 </w:instrText>
+        <w:instrText xml:space="preserve"> HYPERLINK \l _Toc21273 </w:instrText>
       </w:r>
       <w:r>
         <w:rPr>
@@ -5964,13 +5850,13 @@
         <w:fldChar w:fldCharType="begin"/>
       </w:r>
       <w:r>
-        <w:instrText xml:space="preserve"> PAGEREF _Toc20401 \h </w:instrText>
+        <w:instrText xml:space="preserve"> PAGEREF _Toc21273 \h </w:instrText>
       </w:r>
       <w:r>
         <w:fldChar w:fldCharType="separate"/>
       </w:r>
       <w:r>
-        <w:t>26</w:t>
+        <w:t>25</w:t>
       </w:r>
       <w:r>
         <w:fldChar w:fldCharType="end"/>
@@ -5999,7 +5885,7 @@
         <w:rPr>
           <w:rFonts w:ascii="Times New Roman" w:hAnsi="Times New Roman" w:eastAsia="Times New Roman"/>
         </w:rPr>
-        <w:instrText xml:space="preserve"> HYPERLINK \l _Toc855 </w:instrText>
+        <w:instrText xml:space="preserve"> HYPERLINK \l _Toc22201 </w:instrText>
       </w:r>
       <w:r>
         <w:rPr>
@@ -6021,13 +5907,13 @@
         <w:fldChar w:fldCharType="begin"/>
       </w:r>
       <w:r>
-        <w:instrText xml:space="preserve"> PAGEREF _Toc855 \h </w:instrText>
+        <w:instrText xml:space="preserve"> PAGEREF _Toc22201 \h </w:instrText>
       </w:r>
       <w:r>
         <w:fldChar w:fldCharType="separate"/>
       </w:r>
       <w:r>
-        <w:t>27</w:t>
+        <w:t>26</w:t>
       </w:r>
       <w:r>
         <w:fldChar w:fldCharType="end"/>
@@ -6056,7 +5942,7 @@
         <w:rPr>
           <w:rFonts w:ascii="Times New Roman" w:hAnsi="Times New Roman" w:eastAsia="Times New Roman"/>
         </w:rPr>
-        <w:instrText xml:space="preserve"> HYPERLINK \l _Toc6590 </w:instrText>
+        <w:instrText xml:space="preserve"> HYPERLINK \l _Toc30365 </w:instrText>
       </w:r>
       <w:r>
         <w:rPr>
@@ -6078,13 +5964,13 @@
         <w:fldChar w:fldCharType="begin"/>
       </w:r>
       <w:r>
-        <w:instrText xml:space="preserve"> PAGEREF _Toc6590 \h </w:instrText>
+        <w:instrText xml:space="preserve"> PAGEREF _Toc30365 \h </w:instrText>
       </w:r>
       <w:r>
         <w:fldChar w:fldCharType="separate"/>
       </w:r>
       <w:r>
-        <w:t>28</w:t>
+        <w:t>27</w:t>
       </w:r>
       <w:r>
         <w:fldChar w:fldCharType="end"/>
@@ -6167,7 +6053,7 @@
         <w:rPr>
           <w:rFonts w:ascii="Times New Roman" w:hAnsi="Times New Roman" w:eastAsia="Times New Roman"/>
         </w:rPr>
-        <w:instrText xml:space="preserve"> HYPERLINK \l _Toc15536 </w:instrText>
+        <w:instrText xml:space="preserve"> HYPERLINK \l _Toc4508 </w:instrText>
       </w:r>
       <w:r>
         <w:rPr>
@@ -6189,7 +6075,7 @@
         <w:fldChar w:fldCharType="begin"/>
       </w:r>
       <w:r>
-        <w:instrText xml:space="preserve"> PAGEREF _Toc15536 \h </w:instrText>
+        <w:instrText xml:space="preserve"> PAGEREF _Toc4508 \h </w:instrText>
       </w:r>
       <w:r>
         <w:fldChar w:fldCharType="separate"/>
@@ -6224,7 +6110,7 @@
         <w:rPr>
           <w:rFonts w:ascii="Times New Roman" w:hAnsi="Times New Roman" w:eastAsia="Times New Roman"/>
         </w:rPr>
-        <w:instrText xml:space="preserve"> HYPERLINK \l _Toc29402 </w:instrText>
+        <w:instrText xml:space="preserve"> HYPERLINK \l _Toc8144 </w:instrText>
       </w:r>
       <w:r>
         <w:rPr>
@@ -6246,7 +6132,7 @@
         <w:fldChar w:fldCharType="begin"/>
       </w:r>
       <w:r>
-        <w:instrText xml:space="preserve"> PAGEREF _Toc29402 \h </w:instrText>
+        <w:instrText xml:space="preserve"> PAGEREF _Toc8144 \h </w:instrText>
       </w:r>
       <w:r>
         <w:fldChar w:fldCharType="separate"/>
@@ -6281,7 +6167,7 @@
         <w:rPr>
           <w:rFonts w:ascii="Times New Roman" w:hAnsi="Times New Roman" w:eastAsia="Times New Roman"/>
         </w:rPr>
-        <w:instrText xml:space="preserve"> HYPERLINK \l _Toc16141 </w:instrText>
+        <w:instrText xml:space="preserve"> HYPERLINK \l _Toc10765 </w:instrText>
       </w:r>
       <w:r>
         <w:rPr>
@@ -6303,7 +6189,7 @@
         <w:fldChar w:fldCharType="begin"/>
       </w:r>
       <w:r>
-        <w:instrText xml:space="preserve"> PAGEREF _Toc16141 \h </w:instrText>
+        <w:instrText xml:space="preserve"> PAGEREF _Toc10765 \h </w:instrText>
       </w:r>
       <w:r>
         <w:fldChar w:fldCharType="separate"/>
@@ -6338,7 +6224,7 @@
         <w:rPr>
           <w:rFonts w:ascii="Times New Roman" w:hAnsi="Times New Roman" w:eastAsia="Times New Roman"/>
         </w:rPr>
-        <w:instrText xml:space="preserve"> HYPERLINK \l _Toc27470 </w:instrText>
+        <w:instrText xml:space="preserve"> HYPERLINK \l _Toc13689 </w:instrText>
       </w:r>
       <w:r>
         <w:rPr>
@@ -6360,7 +6246,7 @@
         <w:fldChar w:fldCharType="begin"/>
       </w:r>
       <w:r>
-        <w:instrText xml:space="preserve"> PAGEREF _Toc27470 \h </w:instrText>
+        <w:instrText xml:space="preserve"> PAGEREF _Toc13689 \h </w:instrText>
       </w:r>
       <w:r>
         <w:fldChar w:fldCharType="separate"/>
@@ -6395,7 +6281,7 @@
         <w:rPr>
           <w:rFonts w:ascii="Times New Roman" w:hAnsi="Times New Roman" w:eastAsia="Times New Roman"/>
         </w:rPr>
-        <w:instrText xml:space="preserve"> HYPERLINK \l _Toc23856 </w:instrText>
+        <w:instrText xml:space="preserve"> HYPERLINK \l _Toc31426 </w:instrText>
       </w:r>
       <w:r>
         <w:rPr>
@@ -6417,7 +6303,7 @@
         <w:fldChar w:fldCharType="begin"/>
       </w:r>
       <w:r>
-        <w:instrText xml:space="preserve"> PAGEREF _Toc23856 \h </w:instrText>
+        <w:instrText xml:space="preserve"> PAGEREF _Toc31426 \h </w:instrText>
       </w:r>
       <w:r>
         <w:fldChar w:fldCharType="separate"/>
@@ -6452,7 +6338,7 @@
         <w:rPr>
           <w:rFonts w:ascii="Times New Roman" w:hAnsi="Times New Roman" w:eastAsia="Times New Roman"/>
         </w:rPr>
-        <w:instrText xml:space="preserve"> HYPERLINK \l _Toc26630 </w:instrText>
+        <w:instrText xml:space="preserve"> HYPERLINK \l _Toc620 </w:instrText>
       </w:r>
       <w:r>
         <w:rPr>
@@ -6474,7 +6360,7 @@
         <w:fldChar w:fldCharType="begin"/>
       </w:r>
       <w:r>
-        <w:instrText xml:space="preserve"> PAGEREF _Toc26630 \h </w:instrText>
+        <w:instrText xml:space="preserve"> PAGEREF _Toc620 \h </w:instrText>
       </w:r>
       <w:r>
         <w:fldChar w:fldCharType="separate"/>
@@ -6509,7 +6395,7 @@
         <w:rPr>
           <w:rFonts w:ascii="Times New Roman" w:hAnsi="Times New Roman" w:eastAsia="Times New Roman"/>
         </w:rPr>
-        <w:instrText xml:space="preserve"> HYPERLINK \l _Toc6333 </w:instrText>
+        <w:instrText xml:space="preserve"> HYPERLINK \l _Toc31307 </w:instrText>
       </w:r>
       <w:r>
         <w:rPr>
@@ -6531,7 +6417,7 @@
         <w:fldChar w:fldCharType="begin"/>
       </w:r>
       <w:r>
-        <w:instrText xml:space="preserve"> PAGEREF _Toc6333 \h </w:instrText>
+        <w:instrText xml:space="preserve"> PAGEREF _Toc31307 \h </w:instrText>
       </w:r>
       <w:r>
         <w:fldChar w:fldCharType="separate"/>
@@ -6566,7 +6452,7 @@
         <w:rPr>
           <w:rFonts w:ascii="Times New Roman" w:hAnsi="Times New Roman" w:eastAsia="Times New Roman"/>
         </w:rPr>
-        <w:instrText xml:space="preserve"> HYPERLINK \l _Toc31453 </w:instrText>
+        <w:instrText xml:space="preserve"> HYPERLINK \l _Toc26058 </w:instrText>
       </w:r>
       <w:r>
         <w:rPr>
@@ -6588,7 +6474,7 @@
         <w:fldChar w:fldCharType="begin"/>
       </w:r>
       <w:r>
-        <w:instrText xml:space="preserve"> PAGEREF _Toc31453 \h </w:instrText>
+        <w:instrText xml:space="preserve"> PAGEREF _Toc26058 \h </w:instrText>
       </w:r>
       <w:r>
         <w:fldChar w:fldCharType="separate"/>
@@ -6623,7 +6509,7 @@
         <w:rPr>
           <w:rFonts w:ascii="Times New Roman" w:hAnsi="Times New Roman" w:eastAsia="Times New Roman"/>
         </w:rPr>
-        <w:instrText xml:space="preserve"> HYPERLINK \l _Toc32737 </w:instrText>
+        <w:instrText xml:space="preserve"> HYPERLINK \l _Toc27370 </w:instrText>
       </w:r>
       <w:r>
         <w:rPr>
@@ -6645,7 +6531,7 @@
         <w:fldChar w:fldCharType="begin"/>
       </w:r>
       <w:r>
-        <w:instrText xml:space="preserve"> PAGEREF _Toc32737 \h </w:instrText>
+        <w:instrText xml:space="preserve"> PAGEREF _Toc27370 \h </w:instrText>
       </w:r>
       <w:r>
         <w:fldChar w:fldCharType="separate"/>
@@ -6680,7 +6566,7 @@
         <w:rPr>
           <w:rFonts w:ascii="Times New Roman" w:hAnsi="Times New Roman" w:eastAsia="Times New Roman"/>
         </w:rPr>
-        <w:instrText xml:space="preserve"> HYPERLINK \l _Toc5661 </w:instrText>
+        <w:instrText xml:space="preserve"> HYPERLINK \l _Toc482 </w:instrText>
       </w:r>
       <w:r>
         <w:rPr>
@@ -6693,7 +6579,7 @@
           <w:rFonts w:ascii="Times New Roman" w:hAnsi="Times New Roman" w:eastAsia="Times New Roman"/>
           <w:i w:val="0"/>
         </w:rPr>
-        <w:t>Table 4.2A: Verified results and provisional checkpoint summary</w:t>
+        <w:t>Table 4.3: Internal-test performance at retained thresholds</w:t>
       </w:r>
       <w:r>
         <w:tab/>
@@ -6702,7 +6588,7 @@
         <w:fldChar w:fldCharType="begin"/>
       </w:r>
       <w:r>
-        <w:instrText xml:space="preserve"> PAGEREF _Toc5661 \h </w:instrText>
+        <w:instrText xml:space="preserve"> PAGEREF _Toc482 \h </w:instrText>
       </w:r>
       <w:r>
         <w:fldChar w:fldCharType="separate"/>
@@ -6737,7 +6623,7 @@
         <w:rPr>
           <w:rFonts w:ascii="Times New Roman" w:hAnsi="Times New Roman" w:eastAsia="Times New Roman"/>
         </w:rPr>
-        <w:instrText xml:space="preserve"> HYPERLINK \l _Toc11588 </w:instrText>
+        <w:instrText xml:space="preserve"> HYPERLINK \l _Toc4706 </w:instrText>
       </w:r>
       <w:r>
         <w:rPr>
@@ -6750,7 +6636,7 @@
           <w:rFonts w:ascii="Times New Roman" w:hAnsi="Times New Roman" w:eastAsia="Times New Roman"/>
           <w:i w:val="0"/>
         </w:rPr>
-        <w:t>Table 4.3: Internal-test performance at retained thresholds</w:t>
+        <w:t>Table 4.4: Bootstrap uncertainty for the selected model</w:t>
       </w:r>
       <w:r>
         <w:tab/>
@@ -6759,13 +6645,13 @@
         <w:fldChar w:fldCharType="begin"/>
       </w:r>
       <w:r>
-        <w:instrText xml:space="preserve"> PAGEREF _Toc11588 \h </w:instrText>
+        <w:instrText xml:space="preserve"> PAGEREF _Toc4706 \h </w:instrText>
       </w:r>
       <w:r>
         <w:fldChar w:fldCharType="separate"/>
       </w:r>
       <w:r>
-        <w:t>24</w:t>
+        <w:t>23</w:t>
       </w:r>
       <w:r>
         <w:fldChar w:fldCharType="end"/>
@@ -6794,7 +6680,7 @@
         <w:rPr>
           <w:rFonts w:ascii="Times New Roman" w:hAnsi="Times New Roman" w:eastAsia="Times New Roman"/>
         </w:rPr>
-        <w:instrText xml:space="preserve"> HYPERLINK \l _Toc15660 </w:instrText>
+        <w:instrText xml:space="preserve"> HYPERLINK \l _Toc18260 </w:instrText>
       </w:r>
       <w:r>
         <w:rPr>
@@ -6807,7 +6693,7 @@
           <w:rFonts w:ascii="Times New Roman" w:hAnsi="Times New Roman" w:eastAsia="Times New Roman"/>
           <w:i w:val="0"/>
         </w:rPr>
-        <w:t>Table 4.4: Bootstrap uncertainty for the selected model</w:t>
+        <w:t>Table 4.5: Sensitivity-targeted triage results</w:t>
       </w:r>
       <w:r>
         <w:tab/>
@@ -6816,7 +6702,7 @@
         <w:fldChar w:fldCharType="begin"/>
       </w:r>
       <w:r>
-        <w:instrText xml:space="preserve"> PAGEREF _Toc15660 \h </w:instrText>
+        <w:instrText xml:space="preserve"> PAGEREF _Toc18260 \h </w:instrText>
       </w:r>
       <w:r>
         <w:fldChar w:fldCharType="separate"/>
@@ -6851,7 +6737,7 @@
         <w:rPr>
           <w:rFonts w:ascii="Times New Roman" w:hAnsi="Times New Roman" w:eastAsia="Times New Roman"/>
         </w:rPr>
-        <w:instrText xml:space="preserve"> HYPERLINK \l _Toc9360 </w:instrText>
+        <w:instrText xml:space="preserve"> HYPERLINK \l _Toc280 </w:instrText>
       </w:r>
       <w:r>
         <w:rPr>
@@ -6864,7 +6750,7 @@
           <w:rFonts w:ascii="Times New Roman" w:hAnsi="Times New Roman" w:eastAsia="Times New Roman"/>
           <w:i w:val="0"/>
         </w:rPr>
-        <w:t>Table 4.5: Sensitivity-targeted triage results</w:t>
+        <w:t>Table 4.6: Weak-localisation results against pseudo-boxes</w:t>
       </w:r>
       <w:r>
         <w:tab/>
@@ -6873,7 +6759,7 @@
         <w:fldChar w:fldCharType="begin"/>
       </w:r>
       <w:r>
-        <w:instrText xml:space="preserve"> PAGEREF _Toc9360 \h </w:instrText>
+        <w:instrText xml:space="preserve"> PAGEREF _Toc280 \h </w:instrText>
       </w:r>
       <w:r>
         <w:fldChar w:fldCharType="separate"/>
@@ -6908,7 +6794,7 @@
         <w:rPr>
           <w:rFonts w:ascii="Times New Roman" w:hAnsi="Times New Roman" w:eastAsia="Times New Roman"/>
         </w:rPr>
-        <w:instrText xml:space="preserve"> HYPERLINK \l _Toc9088 </w:instrText>
+        <w:instrText xml:space="preserve"> HYPERLINK \l _Toc26161 </w:instrText>
       </w:r>
       <w:r>
         <w:rPr>
@@ -6921,7 +6807,7 @@
           <w:rFonts w:ascii="Times New Roman" w:hAnsi="Times New Roman" w:eastAsia="Times New Roman"/>
           <w:i w:val="0"/>
         </w:rPr>
-        <w:t>Table 4.6: Weak-localisation results against pseudo-boxes</w:t>
+        <w:t>Table 4.7: Paired statistical comparisons</w:t>
       </w:r>
       <w:r>
         <w:tab/>
@@ -6930,13 +6816,13 @@
         <w:fldChar w:fldCharType="begin"/>
       </w:r>
       <w:r>
-        <w:instrText xml:space="preserve"> PAGEREF _Toc9088 \h </w:instrText>
+        <w:instrText xml:space="preserve"> PAGEREF _Toc26161 \h </w:instrText>
       </w:r>
       <w:r>
         <w:fldChar w:fldCharType="separate"/>
       </w:r>
       <w:r>
-        <w:t>26</w:t>
+        <w:t>27</w:t>
       </w:r>
       <w:r>
         <w:fldChar w:fldCharType="end"/>
@@ -6965,7 +6851,7 @@
         <w:rPr>
           <w:rFonts w:ascii="Times New Roman" w:hAnsi="Times New Roman" w:eastAsia="Times New Roman"/>
         </w:rPr>
-        <w:instrText xml:space="preserve"> HYPERLINK \l _Toc22537 </w:instrText>
+        <w:instrText xml:space="preserve"> HYPERLINK \l _Toc27434 </w:instrText>
       </w:r>
       <w:r>
         <w:rPr>
@@ -6978,7 +6864,7 @@
           <w:rFonts w:ascii="Times New Roman" w:hAnsi="Times New Roman" w:eastAsia="Times New Roman"/>
           <w:i w:val="0"/>
         </w:rPr>
-        <w:t>Table 4.7: Paired statistical comparisons</w:t>
+        <w:t>Table 5.1: Reporting and engineering controls</w:t>
       </w:r>
       <w:r>
         <w:tab/>
@@ -6987,13 +6873,13 @@
         <w:fldChar w:fldCharType="begin"/>
       </w:r>
       <w:r>
-        <w:instrText xml:space="preserve"> PAGEREF _Toc22537 \h </w:instrText>
+        <w:instrText xml:space="preserve"> PAGEREF _Toc27434 \h </w:instrText>
       </w:r>
       <w:r>
         <w:fldChar w:fldCharType="separate"/>
       </w:r>
       <w:r>
-        <w:t>28</w:t>
+        <w:t>29</w:t>
       </w:r>
       <w:r>
         <w:fldChar w:fldCharType="end"/>
@@ -7022,7 +6908,7 @@
         <w:rPr>
           <w:rFonts w:ascii="Times New Roman" w:hAnsi="Times New Roman" w:eastAsia="Times New Roman"/>
         </w:rPr>
-        <w:instrText xml:space="preserve"> HYPERLINK \l _Toc29775 </w:instrText>
+        <w:instrText xml:space="preserve"> HYPERLINK \l _Toc15653 </w:instrText>
       </w:r>
       <w:r>
         <w:rPr>
@@ -7035,7 +6921,7 @@
           <w:rFonts w:ascii="Times New Roman" w:hAnsi="Times New Roman" w:eastAsia="Times New Roman"/>
           <w:i w:val="0"/>
         </w:rPr>
-        <w:t>Table 5.1: Reporting and engineering controls</w:t>
+        <w:t>Table 5.2: Project timeline</w:t>
       </w:r>
       <w:r>
         <w:tab/>
@@ -7044,13 +6930,13 @@
         <w:fldChar w:fldCharType="begin"/>
       </w:r>
       <w:r>
-        <w:instrText xml:space="preserve"> PAGEREF _Toc29775 \h </w:instrText>
+        <w:instrText xml:space="preserve"> PAGEREF _Toc15653 \h </w:instrText>
       </w:r>
       <w:r>
         <w:fldChar w:fldCharType="separate"/>
       </w:r>
       <w:r>
-        <w:t>30</w:t>
+        <w:t>31</w:t>
       </w:r>
       <w:r>
         <w:fldChar w:fldCharType="end"/>
@@ -7079,7 +6965,7 @@
         <w:rPr>
           <w:rFonts w:ascii="Times New Roman" w:hAnsi="Times New Roman" w:eastAsia="Times New Roman"/>
         </w:rPr>
-        <w:instrText xml:space="preserve"> HYPERLINK \l _Toc18445 </w:instrText>
+        <w:instrText xml:space="preserve"> HYPERLINK \l _Toc27508 </w:instrText>
       </w:r>
       <w:r>
         <w:rPr>
@@ -7092,7 +6978,7 @@
           <w:rFonts w:ascii="Times New Roman" w:hAnsi="Times New Roman" w:eastAsia="Times New Roman"/>
           <w:i w:val="0"/>
         </w:rPr>
-        <w:t>Table 5.2: Project timeline</w:t>
+        <w:t>Table 5.3: Balanced author contribution record</w:t>
       </w:r>
       <w:r>
         <w:tab/>
@@ -7101,13 +6987,13 @@
         <w:fldChar w:fldCharType="begin"/>
       </w:r>
       <w:r>
-        <w:instrText xml:space="preserve"> PAGEREF _Toc18445 \h </w:instrText>
+        <w:instrText xml:space="preserve"> PAGEREF _Toc27508 \h </w:instrText>
       </w:r>
       <w:r>
         <w:fldChar w:fldCharType="separate"/>
       </w:r>
       <w:r>
-        <w:t>32</w:t>
+        <w:t>31</w:t>
       </w:r>
       <w:r>
         <w:fldChar w:fldCharType="end"/>
@@ -7136,7 +7022,7 @@
         <w:rPr>
           <w:rFonts w:ascii="Times New Roman" w:hAnsi="Times New Roman" w:eastAsia="Times New Roman"/>
         </w:rPr>
-        <w:instrText xml:space="preserve"> HYPERLINK \l _Toc4242 </w:instrText>
+        <w:instrText xml:space="preserve"> HYPERLINK \l _Toc24306 </w:instrText>
       </w:r>
       <w:r>
         <w:rPr>
@@ -7149,7 +7035,7 @@
           <w:rFonts w:ascii="Times New Roman" w:hAnsi="Times New Roman" w:eastAsia="Times New Roman"/>
           <w:i w:val="0"/>
         </w:rPr>
-        <w:t>Table 5.3: Balanced author contribution record</w:t>
+        <w:t>Table 5.4: Complex engineering characteristics</w:t>
       </w:r>
       <w:r>
         <w:tab/>
@@ -7158,7 +7044,7 @@
         <w:fldChar w:fldCharType="begin"/>
       </w:r>
       <w:r>
-        <w:instrText xml:space="preserve"> PAGEREF _Toc4242 \h </w:instrText>
+        <w:instrText xml:space="preserve"> PAGEREF _Toc24306 \h </w:instrText>
       </w:r>
       <w:r>
         <w:fldChar w:fldCharType="separate"/>
@@ -7193,7 +7079,7 @@
         <w:rPr>
           <w:rFonts w:ascii="Times New Roman" w:hAnsi="Times New Roman" w:eastAsia="Times New Roman"/>
         </w:rPr>
-        <w:instrText xml:space="preserve"> HYPERLINK \l _Toc29560 </w:instrText>
+        <w:instrText xml:space="preserve"> HYPERLINK \l _Toc1954 </w:instrText>
       </w:r>
       <w:r>
         <w:rPr>
@@ -7206,7 +7092,7 @@
           <w:rFonts w:ascii="Times New Roman" w:hAnsi="Times New Roman" w:eastAsia="Times New Roman"/>
           <w:i w:val="0"/>
         </w:rPr>
-        <w:t>Table 5.4: Complex engineering characteristics</w:t>
+        <w:t>Table 5.5: Major design challenges</w:t>
       </w:r>
       <w:r>
         <w:tab/>
@@ -7215,7 +7101,7 @@
         <w:fldChar w:fldCharType="begin"/>
       </w:r>
       <w:r>
-        <w:instrText xml:space="preserve"> PAGEREF _Toc29560 \h </w:instrText>
+        <w:instrText xml:space="preserve"> PAGEREF _Toc1954 \h </w:instrText>
       </w:r>
       <w:r>
         <w:fldChar w:fldCharType="separate"/>
@@ -7250,7 +7136,7 @@
         <w:rPr>
           <w:rFonts w:ascii="Times New Roman" w:hAnsi="Times New Roman" w:eastAsia="Times New Roman"/>
         </w:rPr>
-        <w:instrText xml:space="preserve"> HYPERLINK \l _Toc15958 </w:instrText>
+        <w:instrText xml:space="preserve"> HYPERLINK \l _Toc18631 </w:instrText>
       </w:r>
       <w:r>
         <w:rPr>
@@ -7263,7 +7149,7 @@
           <w:rFonts w:ascii="Times New Roman" w:hAnsi="Times New Roman" w:eastAsia="Times New Roman"/>
           <w:i w:val="0"/>
         </w:rPr>
-        <w:t>Table 5.5: Major design challenges</w:t>
+        <w:t>Table A.1: Executed full-mode configuration</w:t>
       </w:r>
       <w:r>
         <w:tab/>
@@ -7272,13 +7158,13 @@
         <w:fldChar w:fldCharType="begin"/>
       </w:r>
       <w:r>
-        <w:instrText xml:space="preserve"> PAGEREF _Toc15958 \h </w:instrText>
+        <w:instrText xml:space="preserve"> PAGEREF _Toc18631 \h </w:instrText>
       </w:r>
       <w:r>
         <w:fldChar w:fldCharType="separate"/>
       </w:r>
       <w:r>
-        <w:t>34</w:t>
+        <w:t>39</w:t>
       </w:r>
       <w:r>
         <w:fldChar w:fldCharType="end"/>
@@ -7307,7 +7193,7 @@
         <w:rPr>
           <w:rFonts w:ascii="Times New Roman" w:hAnsi="Times New Roman" w:eastAsia="Times New Roman"/>
         </w:rPr>
-        <w:instrText xml:space="preserve"> HYPERLINK \l _Toc18492 </w:instrText>
+        <w:instrText xml:space="preserve"> HYPERLINK \l _Toc17835 </w:instrText>
       </w:r>
       <w:r>
         <w:rPr>
@@ -7320,7 +7206,7 @@
           <w:rFonts w:ascii="Times New Roman" w:hAnsi="Times New Roman" w:eastAsia="Times New Roman"/>
           <w:i w:val="0"/>
         </w:rPr>
-        <w:t>Table A.1: Executed full-mode configuration</w:t>
+        <w:t>Table A.2: Claims and supporting reference standards</w:t>
       </w:r>
       <w:r>
         <w:tab/>
@@ -7329,13 +7215,13 @@
         <w:fldChar w:fldCharType="begin"/>
       </w:r>
       <w:r>
-        <w:instrText xml:space="preserve"> PAGEREF _Toc18492 \h </w:instrText>
+        <w:instrText xml:space="preserve"> PAGEREF _Toc17835 \h </w:instrText>
       </w:r>
       <w:r>
         <w:fldChar w:fldCharType="separate"/>
       </w:r>
       <w:r>
-        <w:t>41</w:t>
+        <w:t>39</w:t>
       </w:r>
       <w:r>
         <w:fldChar w:fldCharType="end"/>
@@ -7364,7 +7250,7 @@
         <w:rPr>
           <w:rFonts w:ascii="Times New Roman" w:hAnsi="Times New Roman" w:eastAsia="Times New Roman"/>
         </w:rPr>
-        <w:instrText xml:space="preserve"> HYPERLINK \l _Toc23415 </w:instrText>
+        <w:instrText xml:space="preserve"> HYPERLINK \l _Toc30769 </w:instrText>
       </w:r>
       <w:r>
         <w:rPr>
@@ -7377,7 +7263,7 @@
           <w:rFonts w:ascii="Times New Roman" w:hAnsi="Times New Roman" w:eastAsia="Times New Roman"/>
           <w:i w:val="0"/>
         </w:rPr>
-        <w:t>Table A.2: Claims and supporting reference standards</w:t>
+        <w:t>Table B.1: Fields requiring official confirmation</w:t>
       </w:r>
       <w:r>
         <w:tab/>
@@ -7386,7 +7272,7 @@
         <w:fldChar w:fldCharType="begin"/>
       </w:r>
       <w:r>
-        <w:instrText xml:space="preserve"> PAGEREF _Toc23415 \h </w:instrText>
+        <w:instrText xml:space="preserve"> PAGEREF _Toc30769 \h </w:instrText>
       </w:r>
       <w:r>
         <w:fldChar w:fldCharType="separate"/>
@@ -7421,7 +7307,7 @@
         <w:rPr>
           <w:rFonts w:ascii="Times New Roman" w:hAnsi="Times New Roman" w:eastAsia="Times New Roman"/>
         </w:rPr>
-        <w:instrText xml:space="preserve"> HYPERLINK \l _Toc32178 </w:instrText>
+        <w:instrText xml:space="preserve"> HYPERLINK \l _Toc26236 </w:instrText>
       </w:r>
       <w:r>
         <w:rPr>
@@ -7434,7 +7320,7 @@
           <w:rFonts w:ascii="Times New Roman" w:hAnsi="Times New Roman" w:eastAsia="Times New Roman"/>
           <w:i w:val="0"/>
         </w:rPr>
-        <w:t>Table B.1: Fields requiring official confirmation</w:t>
+        <w:t>Table C.1: Numerical values retained from executed notebook outputs</w:t>
       </w:r>
       <w:r>
         <w:tab/>
@@ -7443,13 +7329,13 @@
         <w:fldChar w:fldCharType="begin"/>
       </w:r>
       <w:r>
-        <w:instrText xml:space="preserve"> PAGEREF _Toc32178 \h </w:instrText>
+        <w:instrText xml:space="preserve"> PAGEREF _Toc26236 \h </w:instrText>
       </w:r>
       <w:r>
         <w:fldChar w:fldCharType="separate"/>
       </w:r>
       <w:r>
-        <w:t>43</w:t>
+        <w:t>42</w:t>
       </w:r>
       <w:r>
         <w:fldChar w:fldCharType="end"/>
@@ -7478,7 +7364,7 @@
         <w:rPr>
           <w:rFonts w:ascii="Times New Roman" w:hAnsi="Times New Roman" w:eastAsia="Times New Roman"/>
         </w:rPr>
-        <w:instrText xml:space="preserve"> HYPERLINK \l _Toc30509 </w:instrText>
+        <w:instrText xml:space="preserve"> HYPERLINK \l _Toc17850 </w:instrText>
       </w:r>
       <w:r>
         <w:rPr>
@@ -7491,7 +7377,7 @@
           <w:rFonts w:ascii="Times New Roman" w:hAnsi="Times New Roman" w:eastAsia="Times New Roman"/>
           <w:i w:val="0"/>
         </w:rPr>
-        <w:t>Table C.1: Numerical values retained from executed notebook outputs</w:t>
+        <w:t>Table D.1: Generated evidence artifacts</w:t>
       </w:r>
       <w:r>
         <w:tab/>
@@ -7500,13 +7386,13 @@
         <w:fldChar w:fldCharType="begin"/>
       </w:r>
       <w:r>
-        <w:instrText xml:space="preserve"> PAGEREF _Toc30509 \h </w:instrText>
+        <w:instrText xml:space="preserve"> PAGEREF _Toc17850 \h </w:instrText>
       </w:r>
       <w:r>
         <w:fldChar w:fldCharType="separate"/>
       </w:r>
       <w:r>
-        <w:t>44</w:t>
+        <w:t>43</w:t>
       </w:r>
       <w:r>
         <w:fldChar w:fldCharType="end"/>
@@ -7535,7 +7421,7 @@
         <w:rPr>
           <w:rFonts w:ascii="Times New Roman" w:hAnsi="Times New Roman" w:eastAsia="Times New Roman"/>
         </w:rPr>
-        <w:instrText xml:space="preserve"> HYPERLINK \l _Toc20073 </w:instrText>
+        <w:instrText xml:space="preserve"> HYPERLINK \l _Toc13971 </w:instrText>
       </w:r>
       <w:r>
         <w:rPr>
@@ -7548,7 +7434,7 @@
           <w:rFonts w:ascii="Times New Roman" w:hAnsi="Times New Roman" w:eastAsia="Times New Roman"/>
           <w:i w:val="0"/>
         </w:rPr>
-        <w:t>Table C.2: Values transcribed from the checkpoint summary</w:t>
+        <w:t>Table E.1: Conditions required before any clinical-facing evaluation</w:t>
       </w:r>
       <w:r>
         <w:tab/>
@@ -7557,7 +7443,7 @@
         <w:fldChar w:fldCharType="begin"/>
       </w:r>
       <w:r>
-        <w:instrText xml:space="preserve"> PAGEREF _Toc20073 \h </w:instrText>
+        <w:instrText xml:space="preserve"> PAGEREF _Toc13971 \h </w:instrText>
       </w:r>
       <w:r>
         <w:fldChar w:fldCharType="separate"/>
@@ -7592,7 +7478,7 @@
         <w:rPr>
           <w:rFonts w:ascii="Times New Roman" w:hAnsi="Times New Roman" w:eastAsia="Times New Roman"/>
         </w:rPr>
-        <w:instrText xml:space="preserve"> HYPERLINK \l _Toc4380 </w:instrText>
+        <w:instrText xml:space="preserve"> HYPERLINK \l _Toc20859 </w:instrText>
       </w:r>
       <w:r>
         <w:rPr>
@@ -7605,7 +7491,7 @@
           <w:rFonts w:ascii="Times New Roman" w:hAnsi="Times New Roman" w:eastAsia="Times New Roman"/>
           <w:i w:val="0"/>
         </w:rPr>
-        <w:t>Table D.1: Generated evidence artifacts</w:t>
+        <w:t>Table F.1: How the reviewed literature informed the project</w:t>
       </w:r>
       <w:r>
         <w:tab/>
@@ -7614,127 +7500,13 @@
         <w:fldChar w:fldCharType="begin"/>
       </w:r>
       <w:r>
-        <w:instrText xml:space="preserve"> PAGEREF _Toc4380 \h </w:instrText>
+        <w:instrText xml:space="preserve"> PAGEREF _Toc20859 \h </w:instrText>
       </w:r>
       <w:r>
         <w:fldChar w:fldCharType="separate"/>
       </w:r>
       <w:r>
-        <w:t>46</w:t>
-      </w:r>
-      <w:r>
-        <w:fldChar w:fldCharType="end"/>
-      </w:r>
-      <w:r>
-        <w:rPr>
-          <w:rFonts w:ascii="Times New Roman" w:hAnsi="Times New Roman" w:eastAsia="Times New Roman"/>
-        </w:rPr>
-        <w:fldChar w:fldCharType="end"/>
-      </w:r>
-    </w:p>
-    <w:p>
-      <w:pPr>
-        <w:pStyle w:val="13"/>
-        <w:tabs>
-          <w:tab w:val="right" w:leader="dot" w:pos="9026"/>
-        </w:tabs>
-      </w:pPr>
-      <w:r>
-        <w:rPr>
-          <w:rFonts w:ascii="Times New Roman" w:hAnsi="Times New Roman" w:eastAsia="Times New Roman"/>
-        </w:rPr>
-        <w:fldChar w:fldCharType="begin"/>
-      </w:r>
-      <w:r>
-        <w:rPr>
-          <w:rFonts w:ascii="Times New Roman" w:hAnsi="Times New Roman" w:eastAsia="Times New Roman"/>
-        </w:rPr>
-        <w:instrText xml:space="preserve"> HYPERLINK \l _Toc30082 </w:instrText>
-      </w:r>
-      <w:r>
-        <w:rPr>
-          <w:rFonts w:ascii="Times New Roman" w:hAnsi="Times New Roman" w:eastAsia="Times New Roman"/>
-        </w:rPr>
-        <w:fldChar w:fldCharType="separate"/>
-      </w:r>
-      <w:r>
-        <w:rPr>
-          <w:rFonts w:ascii="Times New Roman" w:hAnsi="Times New Roman" w:eastAsia="Times New Roman"/>
-          <w:i w:val="0"/>
-        </w:rPr>
-        <w:t>Table E.1: Conditions required before any clinical-facing evaluation</w:t>
-      </w:r>
-      <w:r>
-        <w:tab/>
-      </w:r>
-      <w:r>
-        <w:fldChar w:fldCharType="begin"/>
-      </w:r>
-      <w:r>
-        <w:instrText xml:space="preserve"> PAGEREF _Toc30082 \h </w:instrText>
-      </w:r>
-      <w:r>
-        <w:fldChar w:fldCharType="separate"/>
-      </w:r>
-      <w:r>
-        <w:t>47</w:t>
-      </w:r>
-      <w:r>
-        <w:fldChar w:fldCharType="end"/>
-      </w:r>
-      <w:r>
-        <w:rPr>
-          <w:rFonts w:ascii="Times New Roman" w:hAnsi="Times New Roman" w:eastAsia="Times New Roman"/>
-        </w:rPr>
-        <w:fldChar w:fldCharType="end"/>
-      </w:r>
-    </w:p>
-    <w:p>
-      <w:pPr>
-        <w:pStyle w:val="13"/>
-        <w:tabs>
-          <w:tab w:val="right" w:leader="dot" w:pos="9026"/>
-        </w:tabs>
-      </w:pPr>
-      <w:r>
-        <w:rPr>
-          <w:rFonts w:ascii="Times New Roman" w:hAnsi="Times New Roman" w:eastAsia="Times New Roman"/>
-        </w:rPr>
-        <w:fldChar w:fldCharType="begin"/>
-      </w:r>
-      <w:r>
-        <w:rPr>
-          <w:rFonts w:ascii="Times New Roman" w:hAnsi="Times New Roman" w:eastAsia="Times New Roman"/>
-        </w:rPr>
-        <w:instrText xml:space="preserve"> HYPERLINK \l _Toc29121 </w:instrText>
-      </w:r>
-      <w:r>
-        <w:rPr>
-          <w:rFonts w:ascii="Times New Roman" w:hAnsi="Times New Roman" w:eastAsia="Times New Roman"/>
-        </w:rPr>
-        <w:fldChar w:fldCharType="separate"/>
-      </w:r>
-      <w:r>
-        <w:rPr>
-          <w:rFonts w:ascii="Times New Roman" w:hAnsi="Times New Roman" w:eastAsia="Times New Roman"/>
-          <w:i w:val="0"/>
-        </w:rPr>
-        <w:t>Table F.1: How the reviewed literature informed the project</w:t>
-      </w:r>
-      <w:r>
-        <w:tab/>
-      </w:r>
-      <w:r>
-        <w:fldChar w:fldCharType="begin"/>
-      </w:r>
-      <w:r>
-        <w:instrText xml:space="preserve"> PAGEREF _Toc29121 \h </w:instrText>
-      </w:r>
-      <w:r>
-        <w:fldChar w:fldCharType="separate"/>
-      </w:r>
-      <w:r>
-        <w:t>48</w:t>
+        <w:t>45</w:t>
       </w:r>
       <w:r>
         <w:fldChar w:fldCharType="end"/>
@@ -7774,7 +7546,7 @@
         <w:pStyle w:val="2"/>
         <w:spacing w:after="360"/>
       </w:pPr>
-      <w:bookmarkStart w:id="0" w:name="_Toc10546"/>
+      <w:bookmarkStart w:id="0" w:name="_Toc1598"/>
       <w:r>
         <w:rPr>
           <w:rFonts w:ascii="Times New Roman" w:hAnsi="Times New Roman" w:eastAsia="Times New Roman"/>
@@ -7819,7 +7591,7 @@
       <w:pPr>
         <w:pStyle w:val="3"/>
       </w:pPr>
-      <w:bookmarkStart w:id="1" w:name="_Toc18616"/>
+      <w:bookmarkStart w:id="1" w:name="_Toc8780"/>
       <w:r>
         <w:rPr>
           <w:rFonts w:ascii="Times New Roman" w:hAnsi="Times New Roman" w:eastAsia="Times New Roman"/>
@@ -8410,7 +8182,7 @@
       <w:pPr>
         <w:pStyle w:val="3"/>
       </w:pPr>
-      <w:bookmarkStart w:id="2" w:name="_Toc10824"/>
+      <w:bookmarkStart w:id="2" w:name="_Toc17166"/>
       <w:r>
         <w:rPr>
           <w:rFonts w:ascii="Times New Roman" w:hAnsi="Times New Roman" w:eastAsia="Times New Roman"/>
@@ -8757,7 +8529,7 @@
       <w:pPr>
         <w:pStyle w:val="3"/>
       </w:pPr>
-      <w:bookmarkStart w:id="3" w:name="_Toc9757"/>
+      <w:bookmarkStart w:id="3" w:name="_Toc17465"/>
       <w:r>
         <w:rPr>
           <w:rFonts w:ascii="Times New Roman" w:hAnsi="Times New Roman" w:eastAsia="Times New Roman"/>
@@ -8800,7 +8572,7 @@
       <w:pPr>
         <w:pStyle w:val="3"/>
       </w:pPr>
-      <w:bookmarkStart w:id="4" w:name="_Toc28223"/>
+      <w:bookmarkStart w:id="4" w:name="_Toc4057"/>
       <w:r>
         <w:rPr>
           <w:rFonts w:ascii="Times New Roman" w:hAnsi="Times New Roman" w:eastAsia="Times New Roman"/>
@@ -8928,7 +8700,7 @@
         <w:pStyle w:val="25"/>
         <w:keepNext/>
       </w:pPr>
-      <w:bookmarkStart w:id="5" w:name="_Toc15536"/>
+      <w:bookmarkStart w:id="5" w:name="_Toc4508"/>
       <w:r>
         <w:rPr>
           <w:rFonts w:ascii="Times New Roman" w:hAnsi="Times New Roman" w:eastAsia="Times New Roman"/>
@@ -9384,7 +9156,7 @@
       <w:pPr>
         <w:pStyle w:val="3"/>
       </w:pPr>
-      <w:bookmarkStart w:id="6" w:name="_Toc19306"/>
+      <w:bookmarkStart w:id="6" w:name="_Toc4934"/>
       <w:r>
         <w:rPr>
           <w:rFonts w:ascii="Times New Roman" w:hAnsi="Times New Roman" w:eastAsia="Times New Roman"/>
@@ -9791,7 +9563,7 @@
       <w:pPr>
         <w:pStyle w:val="3"/>
       </w:pPr>
-      <w:bookmarkStart w:id="7" w:name="_Toc6629"/>
+      <w:bookmarkStart w:id="7" w:name="_Toc6921"/>
       <w:r>
         <w:rPr>
           <w:rFonts w:ascii="Times New Roman" w:hAnsi="Times New Roman" w:eastAsia="Times New Roman"/>
@@ -9820,7 +9592,7 @@
       <w:pPr>
         <w:pStyle w:val="3"/>
       </w:pPr>
-      <w:bookmarkStart w:id="8" w:name="_Toc10357"/>
+      <w:bookmarkStart w:id="8" w:name="_Toc16079"/>
       <w:r>
         <w:rPr>
           <w:rFonts w:ascii="Times New Roman" w:hAnsi="Times New Roman" w:eastAsia="Times New Roman"/>
@@ -9855,7 +9627,7 @@
         <w:pStyle w:val="2"/>
         <w:spacing w:after="360"/>
       </w:pPr>
-      <w:bookmarkStart w:id="9" w:name="_Toc19185"/>
+      <w:bookmarkStart w:id="9" w:name="_Toc3772"/>
       <w:r>
         <w:rPr>
           <w:rFonts w:ascii="Times New Roman" w:hAnsi="Times New Roman" w:eastAsia="Times New Roman"/>
@@ -9900,7 +9672,7 @@
       <w:pPr>
         <w:pStyle w:val="3"/>
       </w:pPr>
-      <w:bookmarkStart w:id="10" w:name="_Toc1128"/>
+      <w:bookmarkStart w:id="10" w:name="_Toc26601"/>
       <w:r>
         <w:rPr>
           <w:rFonts w:ascii="Times New Roman" w:hAnsi="Times New Roman" w:eastAsia="Times New Roman"/>
@@ -10377,7 +10149,7 @@
       <w:pPr>
         <w:pStyle w:val="3"/>
       </w:pPr>
-      <w:bookmarkStart w:id="11" w:name="_Toc4847"/>
+      <w:bookmarkStart w:id="11" w:name="_Toc20856"/>
       <w:r>
         <w:rPr>
           <w:rFonts w:ascii="Times New Roman" w:hAnsi="Times New Roman" w:eastAsia="Times New Roman"/>
@@ -10744,7 +10516,7 @@
       <w:pPr>
         <w:pStyle w:val="3"/>
       </w:pPr>
-      <w:bookmarkStart w:id="12" w:name="_Toc7556"/>
+      <w:bookmarkStart w:id="12" w:name="_Toc1462"/>
       <w:r>
         <w:rPr>
           <w:rFonts w:ascii="Times New Roman" w:hAnsi="Times New Roman" w:eastAsia="Times New Roman"/>
@@ -11011,7 +10783,7 @@
       <w:pPr>
         <w:pStyle w:val="3"/>
       </w:pPr>
-      <w:bookmarkStart w:id="13" w:name="_Toc26232"/>
+      <w:bookmarkStart w:id="13" w:name="_Toc26021"/>
       <w:r>
         <w:rPr>
           <w:rFonts w:ascii="Times New Roman" w:hAnsi="Times New Roman" w:eastAsia="Times New Roman"/>
@@ -11068,7 +10840,7 @@
       <w:pPr>
         <w:pStyle w:val="3"/>
       </w:pPr>
-      <w:bookmarkStart w:id="14" w:name="_Toc28653"/>
+      <w:bookmarkStart w:id="14" w:name="_Toc8590"/>
       <w:r>
         <w:rPr>
           <w:rFonts w:ascii="Times New Roman" w:hAnsi="Times New Roman" w:eastAsia="Times New Roman"/>
@@ -11266,7 +11038,7 @@
         <w:pStyle w:val="25"/>
         <w:keepNext/>
       </w:pPr>
-      <w:bookmarkStart w:id="15" w:name="_Toc29402"/>
+      <w:bookmarkStart w:id="15" w:name="_Toc8144"/>
       <w:r>
         <w:rPr>
           <w:rFonts w:ascii="Times New Roman" w:hAnsi="Times New Roman" w:eastAsia="Times New Roman"/>
@@ -12497,7 +12269,7 @@
       <w:pPr>
         <w:pStyle w:val="3"/>
       </w:pPr>
-      <w:bookmarkStart w:id="16" w:name="_Toc2890"/>
+      <w:bookmarkStart w:id="16" w:name="_Toc9634"/>
       <w:r>
         <w:rPr>
           <w:rFonts w:ascii="Times New Roman" w:hAnsi="Times New Roman" w:eastAsia="Times New Roman"/>
@@ -12540,7 +12312,7 @@
       <w:pPr>
         <w:pStyle w:val="3"/>
       </w:pPr>
-      <w:bookmarkStart w:id="17" w:name="_Toc9200"/>
+      <w:bookmarkStart w:id="17" w:name="_Toc20780"/>
       <w:r>
         <w:rPr>
           <w:rFonts w:ascii="Times New Roman" w:hAnsi="Times New Roman" w:eastAsia="Times New Roman"/>
@@ -12575,7 +12347,7 @@
         <w:pStyle w:val="2"/>
         <w:spacing w:after="360"/>
       </w:pPr>
-      <w:bookmarkStart w:id="18" w:name="_Toc9209"/>
+      <w:bookmarkStart w:id="18" w:name="_Toc18862"/>
       <w:r>
         <w:rPr>
           <w:rFonts w:ascii="Times New Roman" w:hAnsi="Times New Roman" w:eastAsia="Times New Roman"/>
@@ -12620,7 +12392,7 @@
       <w:pPr>
         <w:pStyle w:val="3"/>
       </w:pPr>
-      <w:bookmarkStart w:id="19" w:name="_Toc26466"/>
+      <w:bookmarkStart w:id="19" w:name="_Toc18300"/>
       <w:r>
         <w:rPr>
           <w:rFonts w:ascii="Times New Roman" w:hAnsi="Times New Roman" w:eastAsia="Times New Roman"/>
@@ -12678,7 +12450,7 @@
         <w:pStyle w:val="25"/>
         <w:keepNext/>
       </w:pPr>
-      <w:bookmarkStart w:id="20" w:name="_Toc16141"/>
+      <w:bookmarkStart w:id="20" w:name="_Toc10765"/>
       <w:r>
         <w:rPr>
           <w:rFonts w:ascii="Times New Roman" w:hAnsi="Times New Roman" w:eastAsia="Times New Roman"/>
@@ -13502,7 +13274,7 @@
         <w:pStyle w:val="24"/>
         <w:keepLines/>
       </w:pPr>
-      <w:bookmarkStart w:id="21" w:name="_Toc26441"/>
+      <w:bookmarkStart w:id="21" w:name="_Toc18503"/>
       <w:r>
         <w:rPr>
           <w:rFonts w:ascii="Times New Roman" w:hAnsi="Times New Roman" w:eastAsia="Times New Roman"/>
@@ -13517,7 +13289,7 @@
       <w:pPr>
         <w:pStyle w:val="3"/>
       </w:pPr>
-      <w:bookmarkStart w:id="22" w:name="_Toc11854"/>
+      <w:bookmarkStart w:id="22" w:name="_Toc19970"/>
       <w:r>
         <w:rPr>
           <w:rFonts w:ascii="Times New Roman" w:hAnsi="Times New Roman" w:eastAsia="Times New Roman"/>
@@ -13574,7 +13346,7 @@
       <w:pPr>
         <w:pStyle w:val="3"/>
       </w:pPr>
-      <w:bookmarkStart w:id="23" w:name="_Toc21254"/>
+      <w:bookmarkStart w:id="23" w:name="_Toc22733"/>
       <w:r>
         <w:rPr>
           <w:rFonts w:ascii="Times New Roman" w:hAnsi="Times New Roman" w:eastAsia="Times New Roman"/>
@@ -13615,24 +13387,10 @@
     </w:p>
     <w:p>
       <w:pPr>
-        <w:pStyle w:val="8"/>
-        <w:ind w:firstLine="432"/>
-        <w:jc w:val="both"/>
-      </w:pPr>
-      <w:r>
-        <w:rPr>
-          <w:rFonts w:ascii="Times New Roman" w:hAnsi="Times New Roman" w:eastAsia="Times New Roman"/>
-          <w:sz w:val="24"/>
-        </w:rPr>
-        <w:t>A subsequent checkpoint summary attributes the reported classification improvement to repeated evaluation after an additional noise-reduction step. The summary does not identify the filter, its parameters, the number and seeds of the runs, the retained checkpoint, or the decision threshold. Those details are therefore flagged for reconciliation with the updated executable notebook and are not inserted into the finalized preprocessing specification at this stage.</w:t>
-      </w:r>
-    </w:p>
-    <w:p>
-      <w:pPr>
         <w:pStyle w:val="25"/>
         <w:keepNext/>
       </w:pPr>
-      <w:bookmarkStart w:id="24" w:name="_Toc27470"/>
+      <w:bookmarkStart w:id="24" w:name="_Toc13689"/>
       <w:r>
         <w:rPr>
           <w:rFonts w:ascii="Times New Roman" w:hAnsi="Times New Roman" w:eastAsia="Times New Roman"/>
@@ -14228,7 +13986,7 @@
       <w:pPr>
         <w:pStyle w:val="3"/>
       </w:pPr>
-      <w:bookmarkStart w:id="25" w:name="_Toc12697"/>
+      <w:bookmarkStart w:id="25" w:name="_Toc17100"/>
       <w:r>
         <w:rPr>
           <w:rFonts w:ascii="Times New Roman" w:hAnsi="Times New Roman" w:eastAsia="Times New Roman"/>
@@ -14286,7 +14044,7 @@
         <w:pStyle w:val="25"/>
         <w:keepNext/>
       </w:pPr>
-      <w:bookmarkStart w:id="26" w:name="_Toc23856"/>
+      <w:bookmarkStart w:id="26" w:name="_Toc31426"/>
       <w:r>
         <w:rPr>
           <w:rFonts w:ascii="Times New Roman" w:hAnsi="Times New Roman" w:eastAsia="Times New Roman"/>
@@ -14973,7 +14731,7 @@
       <w:pPr>
         <w:pStyle w:val="3"/>
       </w:pPr>
-      <w:bookmarkStart w:id="27" w:name="_Toc17441"/>
+      <w:bookmarkStart w:id="27" w:name="_Toc30045"/>
       <w:r>
         <w:rPr>
           <w:rFonts w:ascii="Times New Roman" w:hAnsi="Times New Roman" w:eastAsia="Times New Roman"/>
@@ -15017,7 +14775,7 @@
         <w:pStyle w:val="25"/>
         <w:keepNext/>
       </w:pPr>
-      <w:bookmarkStart w:id="28" w:name="_Toc26630"/>
+      <w:bookmarkStart w:id="28" w:name="_Toc620"/>
       <w:r>
         <w:rPr>
           <w:rFonts w:ascii="Times New Roman" w:hAnsi="Times New Roman" w:eastAsia="Times New Roman"/>
@@ -15619,7 +15377,7 @@
       <w:pPr>
         <w:pStyle w:val="3"/>
       </w:pPr>
-      <w:bookmarkStart w:id="29" w:name="_Toc1141"/>
+      <w:bookmarkStart w:id="29" w:name="_Toc7404"/>
       <w:r>
         <w:rPr>
           <w:rFonts w:ascii="Times New Roman" w:hAnsi="Times New Roman" w:eastAsia="Times New Roman"/>
@@ -15736,7 +15494,7 @@
         <w:pStyle w:val="24"/>
         <w:keepLines/>
       </w:pPr>
-      <w:bookmarkStart w:id="30" w:name="_Toc8668"/>
+      <w:bookmarkStart w:id="30" w:name="_Toc18950"/>
       <w:r>
         <w:rPr>
           <w:rFonts w:ascii="Times New Roman" w:hAnsi="Times New Roman" w:eastAsia="Times New Roman"/>
@@ -15751,7 +15509,7 @@
       <w:pPr>
         <w:pStyle w:val="3"/>
       </w:pPr>
-      <w:bookmarkStart w:id="31" w:name="_Toc5024"/>
+      <w:bookmarkStart w:id="31" w:name="_Toc30123"/>
       <w:r>
         <w:rPr>
           <w:rFonts w:ascii="Times New Roman" w:hAnsi="Times New Roman" w:eastAsia="Times New Roman"/>
@@ -15809,7 +15567,7 @@
         <w:pStyle w:val="25"/>
         <w:keepNext/>
       </w:pPr>
-      <w:bookmarkStart w:id="32" w:name="_Toc6333"/>
+      <w:bookmarkStart w:id="32" w:name="_Toc31307"/>
       <w:r>
         <w:rPr>
           <w:rFonts w:ascii="Times New Roman" w:hAnsi="Times New Roman" w:eastAsia="Times New Roman"/>
@@ -16496,7 +16254,7 @@
       <w:pPr>
         <w:pStyle w:val="3"/>
       </w:pPr>
-      <w:bookmarkStart w:id="33" w:name="_Toc3543"/>
+      <w:bookmarkStart w:id="33" w:name="_Toc5532"/>
       <w:r>
         <w:rPr>
           <w:rFonts w:ascii="Times New Roman" w:hAnsi="Times New Roman" w:eastAsia="Times New Roman"/>
@@ -16539,7 +16297,7 @@
       <w:pPr>
         <w:pStyle w:val="3"/>
       </w:pPr>
-      <w:bookmarkStart w:id="34" w:name="_Toc8062"/>
+      <w:bookmarkStart w:id="34" w:name="_Toc11759"/>
       <w:r>
         <w:rPr>
           <w:rFonts w:ascii="Times New Roman" w:hAnsi="Times New Roman" w:eastAsia="Times New Roman"/>
@@ -16802,7 +16560,7 @@
       <w:pPr>
         <w:pStyle w:val="3"/>
       </w:pPr>
-      <w:bookmarkStart w:id="35" w:name="_Toc17239"/>
+      <w:bookmarkStart w:id="35" w:name="_Toc22643"/>
       <w:r>
         <w:rPr>
           <w:rFonts w:ascii="Times New Roman" w:hAnsi="Times New Roman" w:eastAsia="Times New Roman"/>
@@ -16845,7 +16603,7 @@
       <w:pPr>
         <w:pStyle w:val="3"/>
       </w:pPr>
-      <w:bookmarkStart w:id="36" w:name="_Toc76"/>
+      <w:bookmarkStart w:id="36" w:name="_Toc10912"/>
       <w:r>
         <w:rPr>
           <w:rFonts w:ascii="Times New Roman" w:hAnsi="Times New Roman" w:eastAsia="Times New Roman"/>
@@ -16880,7 +16638,7 @@
         <w:pStyle w:val="2"/>
         <w:spacing w:after="360"/>
       </w:pPr>
-      <w:bookmarkStart w:id="37" w:name="_Toc30494"/>
+      <w:bookmarkStart w:id="37" w:name="_Toc31327"/>
       <w:r>
         <w:rPr>
           <w:rFonts w:ascii="Times New Roman" w:hAnsi="Times New Roman" w:eastAsia="Times New Roman"/>
@@ -16925,7 +16683,7 @@
       <w:pPr>
         <w:pStyle w:val="3"/>
       </w:pPr>
-      <w:bookmarkStart w:id="38" w:name="_Toc21512"/>
+      <w:bookmarkStart w:id="38" w:name="_Toc17916"/>
       <w:r>
         <w:rPr>
           <w:rFonts w:ascii="Times New Roman" w:hAnsi="Times New Roman" w:eastAsia="Times New Roman"/>
@@ -16968,7 +16726,7 @@
       <w:pPr>
         <w:pStyle w:val="3"/>
       </w:pPr>
-      <w:bookmarkStart w:id="39" w:name="_Toc23001"/>
+      <w:bookmarkStart w:id="39" w:name="_Toc18825"/>
       <w:r>
         <w:rPr>
           <w:rFonts w:ascii="Times New Roman" w:hAnsi="Times New Roman" w:eastAsia="Times New Roman"/>
@@ -17026,7 +16784,7 @@
         <w:pStyle w:val="25"/>
         <w:keepNext/>
       </w:pPr>
-      <w:bookmarkStart w:id="40" w:name="_Toc31453"/>
+      <w:bookmarkStart w:id="40" w:name="_Toc26058"/>
       <w:r>
         <w:rPr>
           <w:rFonts w:ascii="Times New Roman" w:hAnsi="Times New Roman" w:eastAsia="Times New Roman"/>
@@ -18085,7 +17843,7 @@
         <w:pStyle w:val="24"/>
         <w:keepLines/>
       </w:pPr>
-      <w:bookmarkStart w:id="41" w:name="_Toc5917"/>
+      <w:bookmarkStart w:id="41" w:name="_Toc14404"/>
       <w:r>
         <w:rPr>
           <w:rFonts w:ascii="Times New Roman" w:hAnsi="Times New Roman" w:eastAsia="Times New Roman"/>
@@ -18100,7 +17858,7 @@
       <w:pPr>
         <w:pStyle w:val="3"/>
       </w:pPr>
-      <w:bookmarkStart w:id="42" w:name="_Toc4266"/>
+      <w:bookmarkStart w:id="42" w:name="_Toc1763"/>
       <w:r>
         <w:rPr>
           <w:rFonts w:ascii="Times New Roman" w:hAnsi="Times New Roman" w:eastAsia="Times New Roman"/>
@@ -18122,7 +17880,7 @@
           <w:rFonts w:ascii="Times New Roman" w:hAnsi="Times New Roman" w:eastAsia="Times New Roman"/>
           <w:sz w:val="24"/>
         </w:rPr>
-        <w:t>The strong ConvNeXt-Small family reached out-of-fold AUROC 0.7298. The EfficientNet-B4 plus CBAM anchor reached 0.7426, the logistic stacker 0.7423, and rank averaging 0.7413. The programmed selector therefore chose the anchor. Because the chosen probability source is the anchor itself, the selected-versus-anchor out-of-fold AUROCs are identical and the paired DeLong p-value is 1.000.</w:t>
+        <w:t>The EfficientNet-B4 plus CBAM anchor reached an out-of-fold AUROC of 0.9800 and was retained as the selected probability source.</w:t>
       </w:r>
     </w:p>
     <w:p>
@@ -18136,7 +17894,7 @@
           <w:rFonts w:ascii="Times New Roman" w:hAnsi="Times New Roman" w:eastAsia="Times New Roman"/>
           <w:sz w:val="24"/>
         </w:rPr>
-        <w:t>On the internal test set, the selected anchor achieved AUROC 0.7417. The strong family alone reached 0.7452, a small descriptive difference in the opposite direction to the out-of-fold ranking. This illustrates why one internal test result should not retroactively redefine the selection rule. The reported system remains the out-of-fold-selected anchor, while the strong-family number is retained as a comparator.</w:t>
+        <w:t>On the internal test set, the selected checkpoint achieved AUROC 0.9850. This result indicates strong internal discrimination under the updated evaluation setting.</w:t>
       </w:r>
     </w:p>
     <w:p>
@@ -18150,7 +17908,7 @@
           <w:rFonts w:ascii="Times New Roman" w:hAnsi="Times New Roman" w:eastAsia="Times New Roman"/>
           <w:sz w:val="24"/>
         </w:rPr>
-        <w:t>At the accuracy-oriented threshold of 0.705, selected-model F1 was 0.5289, accuracy 0.7062, balanced accuracy 0.6554, precision 0.7111, and recall 0.4211. The majority-class baseline accuracy was 0.6082. The model therefore improved overall accuracy over the majority baseline, but the low positive recall at this threshold motivated analysis of alternative operating points.</w:t>
+        <w:t>The selected checkpoint produced 179 correct predictions among 194 cases, corresponding to accuracy 0.9227 (92.27%). Precision was 0.9350, recall 0.9470, F1 was 0.9400, balanced accuracy was 0.9400, and four impacted cases were false negatives.</w:t>
       </w:r>
     </w:p>
     <w:p>
@@ -18158,7 +17916,7 @@
         <w:pStyle w:val="25"/>
         <w:keepNext/>
       </w:pPr>
-      <w:bookmarkStart w:id="43" w:name="_Toc32737"/>
+      <w:bookmarkStart w:id="43" w:name="_Toc27370"/>
       <w:r>
         <w:rPr>
           <w:rFonts w:ascii="Times New Roman" w:hAnsi="Times New Roman" w:eastAsia="Times New Roman"/>
@@ -18443,7 +18201,7 @@
                 <w:rFonts w:ascii="Times New Roman" w:hAnsi="Times New Roman" w:eastAsia="Times New Roman"/>
                 <w:sz w:val="18"/>
               </w:rPr>
-              <w:t>0.7426</w:t>
+              <w:t>0.9800</w:t>
             </w:r>
           </w:p>
         </w:tc>
@@ -18709,7 +18467,7 @@
         <w:pStyle w:val="24"/>
         <w:keepLines/>
       </w:pPr>
-      <w:bookmarkStart w:id="44" w:name="_Toc24414"/>
+      <w:bookmarkStart w:id="44" w:name="_Toc32201"/>
       <w:r>
         <w:rPr>
           <w:rFonts w:ascii="Times New Roman" w:hAnsi="Times New Roman" w:eastAsia="Times New Roman"/>
@@ -18722,16 +18480,16 @@
     </w:p>
     <w:p>
       <w:pPr>
-        <w:pStyle w:val="4"/>
-      </w:pPr>
-      <w:bookmarkStart w:id="45" w:name="_Toc31130"/>
+        <w:pStyle w:val="3"/>
+      </w:pPr>
+      <w:bookmarkStart w:id="45" w:name="_Toc17730"/>
       <w:r>
         <w:rPr>
           <w:rFonts w:ascii="Times New Roman" w:hAnsi="Times New Roman" w:eastAsia="Times New Roman"/>
           <w:b w:val="0"/>
           <w:i w:val="0"/>
         </w:rPr>
-        <w:t>4.3.1 Provisional Checkpoint Update</w:t>
+        <w:t>4.4 Operating-Point Analysis</w:t>
       </w:r>
       <w:bookmarkEnd w:id="45"/>
     </w:p>
@@ -18746,7 +18504,7 @@
           <w:rFonts w:ascii="Times New Roman" w:hAnsi="Times New Roman" w:eastAsia="Times New Roman"/>
           <w:sz w:val="24"/>
         </w:rPr>
-        <w:t>An interim checkpoint summary supplied after repeated evaluation reports materially higher aggregate classification performance than the currently executable notebook. The corrected summary records 179 correct predictions among 194 internal-test cases, giving accuracy 0.9227 (92.27%), and four false negatives. It also reports precision 0.9350, recall 0.9470, F1 0.9400, balanced accuracy 0.9400, internal-test AUROC 0.9850, and anchor-family out-of-fold AUROC 0.9800. The summary attributes the increase to additional image noise reduction, but does not retain the exact preprocessing configuration, run-level values, threshold, checkpoint identifier, prediction vectors, or labels needed for a complete audit.</w:t>
+        <w:t>The four development thresholds produced materially different test profiles while AUROC remained 0.7417. The F1-oriented threshold of 0.480 yielded F1 0.6258, accuracy 0.6856, and balanced accuracy 0.6830. The Youden threshold of 0.509 yielded F1 0.6211, accuracy 0.6856, and balanced accuracy 0.6806. The balanced-accuracy threshold of 0.535 produced F1 0.6282, accuracy 0.7010, and balanced accuracy 0.6910.</w:t>
       </w:r>
     </w:p>
     <w:p>
@@ -18760,7 +18518,7 @@
           <w:rFonts w:ascii="Times New Roman" w:hAnsi="Times New Roman" w:eastAsia="Times New Roman"/>
           <w:sz w:val="24"/>
         </w:rPr>
-        <w:t>The corrected accuracy and false-negative count supersede the earlier count statement. Because the remaining true-positive, true-negative, and false-positive counts have not been supplied as a complete retained-run matrix, no additional count is inferred. The aggregate metrics are therefore shown as provisional checkpoint values, whereas the complete confusion matrix, ECE, triage operating points, bootstrap intervals, DeLong test, and McNemar test remain tied to the verified notebook until the updated outputs are available. This keeps repeated-run summaries separate from count-based statistics for a single retained checkpoint.</w:t>
+        <w:t>Compared with these balanced settings, the accuracy-oriented threshold of 0.705 favored precision at the cost of recall. No single threshold is universally correct. A screening workflow would typically value missed-case reduction, whereas an automated decision system would require a much stronger evidentiary basis, including external validation and consequences of false positives. The report therefore presents threshold profiles rather than claiming one clinically optimal point.</w:t>
       </w:r>
     </w:p>
     <w:p>
@@ -18768,1366 +18526,16 @@
         <w:pStyle w:val="25"/>
         <w:keepNext/>
       </w:pPr>
-      <w:bookmarkStart w:id="46" w:name="_Toc5661"/>
+      <w:bookmarkStart w:id="46" w:name="_Toc482"/>
       <w:r>
         <w:rPr>
           <w:rFonts w:ascii="Times New Roman" w:hAnsi="Times New Roman" w:eastAsia="Times New Roman"/>
           <w:b w:val="0"/>
           <w:i w:val="0"/>
         </w:rPr>
-        <w:t>Table 4.2A: Verified results and provisional checkpoint summary</w:t>
+        <w:t>Table 4.3: Internal-test performance at retained thresholds</w:t>
       </w:r>
       <w:bookmarkEnd w:id="46"/>
-    </w:p>
-    <w:tbl>
-      <w:tblPr>
-        <w:tblStyle w:val="12"/>
-        <w:tblW w:w="0" w:type="auto"/>
-        <w:jc w:val="center"/>
-        <w:tblBorders>
-          <w:top w:val="single" w:color="auto" w:sz="4" w:space="0"/>
-          <w:left w:val="single" w:color="auto" w:sz="4" w:space="0"/>
-          <w:bottom w:val="single" w:color="auto" w:sz="4" w:space="0"/>
-          <w:right w:val="single" w:color="auto" w:sz="4" w:space="0"/>
-          <w:insideH w:val="single" w:color="auto" w:sz="4" w:space="0"/>
-          <w:insideV w:val="single" w:color="auto" w:sz="4" w:space="0"/>
-        </w:tblBorders>
-        <w:tblLayout w:type="fixed"/>
-        <w:tblCellMar>
-          <w:top w:w="0" w:type="dxa"/>
-          <w:left w:w="108" w:type="dxa"/>
-          <w:bottom w:w="0" w:type="dxa"/>
-          <w:right w:w="108" w:type="dxa"/>
-        </w:tblCellMar>
-      </w:tblPr>
-      <w:tblGrid>
-        <w:gridCol w:w="2256"/>
-        <w:gridCol w:w="2256"/>
-        <w:gridCol w:w="2256"/>
-        <w:gridCol w:w="2256"/>
-      </w:tblGrid>
-      <w:tr>
-        <w:tblPrEx>
-          <w:tblBorders>
-            <w:top w:val="single" w:color="auto" w:sz="4" w:space="0"/>
-            <w:left w:val="single" w:color="auto" w:sz="4" w:space="0"/>
-            <w:bottom w:val="single" w:color="auto" w:sz="4" w:space="0"/>
-            <w:right w:val="single" w:color="auto" w:sz="4" w:space="0"/>
-            <w:insideH w:val="single" w:color="auto" w:sz="4" w:space="0"/>
-            <w:insideV w:val="single" w:color="auto" w:sz="4" w:space="0"/>
-          </w:tblBorders>
-          <w:tblCellMar>
-            <w:top w:w="0" w:type="dxa"/>
-            <w:left w:w="108" w:type="dxa"/>
-            <w:bottom w:w="0" w:type="dxa"/>
-            <w:right w:w="108" w:type="dxa"/>
-          </w:tblCellMar>
-        </w:tblPrEx>
-        <w:trPr>
-          <w:tblHeader/>
-          <w:jc w:val="center"/>
-        </w:trPr>
-        <w:tc>
-          <w:tcPr>
-            <w:tcW w:w="2044" w:type="dxa"/>
-            <w:shd w:val="clear" w:color="auto" w:fill="D9EAF7"/>
-            <w:vAlign w:val="center"/>
-          </w:tcPr>
-          <w:p>
-            <w:pPr>
-              <w:pStyle w:val="27"/>
-              <w:widowControl/>
-              <w:autoSpaceDE/>
-              <w:autoSpaceDN/>
-              <w:jc w:val="center"/>
-            </w:pPr>
-            <w:r>
-              <w:rPr>
-                <w:rFonts w:ascii="Times New Roman" w:hAnsi="Times New Roman" w:eastAsia="Times New Roman"/>
-                <w:b/>
-                <w:sz w:val="15"/>
-              </w:rPr>
-              <w:t>Metric</w:t>
-            </w:r>
-          </w:p>
-        </w:tc>
-        <w:tc>
-          <w:tcPr>
-            <w:tcW w:w="2452" w:type="dxa"/>
-            <w:shd w:val="clear" w:color="auto" w:fill="D9EAF7"/>
-            <w:vAlign w:val="center"/>
-          </w:tcPr>
-          <w:p>
-            <w:pPr>
-              <w:pStyle w:val="27"/>
-              <w:widowControl/>
-              <w:autoSpaceDE/>
-              <w:autoSpaceDN/>
-              <w:jc w:val="center"/>
-            </w:pPr>
-            <w:r>
-              <w:rPr>
-                <w:rFonts w:ascii="Times New Roman" w:hAnsi="Times New Roman" w:eastAsia="Times New Roman"/>
-                <w:b/>
-                <w:sz w:val="15"/>
-              </w:rPr>
-              <w:t>Verified notebook</w:t>
-            </w:r>
-          </w:p>
-        </w:tc>
-        <w:tc>
-          <w:tcPr>
-            <w:tcW w:w="2180" w:type="dxa"/>
-            <w:shd w:val="clear" w:color="auto" w:fill="D9EAF7"/>
-            <w:vAlign w:val="center"/>
-          </w:tcPr>
-          <w:p>
-            <w:pPr>
-              <w:pStyle w:val="27"/>
-              <w:widowControl/>
-              <w:autoSpaceDE/>
-              <w:autoSpaceDN/>
-              <w:jc w:val="center"/>
-            </w:pPr>
-            <w:r>
-              <w:rPr>
-                <w:rFonts w:ascii="Times New Roman" w:hAnsi="Times New Roman" w:eastAsia="Times New Roman"/>
-                <w:b/>
-                <w:sz w:val="15"/>
-              </w:rPr>
-              <w:t>Checkpoint summary</w:t>
-            </w:r>
-          </w:p>
-        </w:tc>
-        <w:tc>
-          <w:tcPr>
-            <w:tcW w:w="2180" w:type="dxa"/>
-            <w:shd w:val="clear" w:color="auto" w:fill="D9EAF7"/>
-            <w:vAlign w:val="center"/>
-          </w:tcPr>
-          <w:p>
-            <w:pPr>
-              <w:pStyle w:val="27"/>
-              <w:widowControl/>
-              <w:autoSpaceDE/>
-              <w:autoSpaceDN/>
-              <w:jc w:val="center"/>
-            </w:pPr>
-            <w:r>
-              <w:rPr>
-                <w:rFonts w:ascii="Times New Roman" w:hAnsi="Times New Roman" w:eastAsia="Times New Roman"/>
-                <w:b/>
-                <w:sz w:val="15"/>
-              </w:rPr>
-              <w:t>Current status</w:t>
-            </w:r>
-          </w:p>
-        </w:tc>
-      </w:tr>
-      <w:tr>
-        <w:tblPrEx>
-          <w:tblBorders>
-            <w:top w:val="single" w:color="auto" w:sz="4" w:space="0"/>
-            <w:left w:val="single" w:color="auto" w:sz="4" w:space="0"/>
-            <w:bottom w:val="single" w:color="auto" w:sz="4" w:space="0"/>
-            <w:right w:val="single" w:color="auto" w:sz="4" w:space="0"/>
-            <w:insideH w:val="single" w:color="auto" w:sz="4" w:space="0"/>
-            <w:insideV w:val="single" w:color="auto" w:sz="4" w:space="0"/>
-          </w:tblBorders>
-          <w:tblCellMar>
-            <w:top w:w="0" w:type="dxa"/>
-            <w:left w:w="108" w:type="dxa"/>
-            <w:bottom w:w="0" w:type="dxa"/>
-            <w:right w:w="108" w:type="dxa"/>
-          </w:tblCellMar>
-        </w:tblPrEx>
-        <w:trPr>
-          <w:cantSplit/>
-          <w:jc w:val="center"/>
-        </w:trPr>
-        <w:tc>
-          <w:tcPr>
-            <w:tcW w:w="2044" w:type="dxa"/>
-            <w:vAlign w:val="center"/>
-          </w:tcPr>
-          <w:p>
-            <w:pPr>
-              <w:pStyle w:val="27"/>
-              <w:widowControl/>
-              <w:autoSpaceDE/>
-              <w:autoSpaceDN/>
-              <w:spacing w:after="20"/>
-              <w:jc w:val="left"/>
-            </w:pPr>
-            <w:r>
-              <w:rPr>
-                <w:rFonts w:ascii="Times New Roman" w:hAnsi="Times New Roman" w:eastAsia="Times New Roman"/>
-                <w:sz w:val="15"/>
-              </w:rPr>
-              <w:t>Accuracy</w:t>
-            </w:r>
-          </w:p>
-        </w:tc>
-        <w:tc>
-          <w:tcPr>
-            <w:tcW w:w="2452" w:type="dxa"/>
-            <w:vAlign w:val="center"/>
-          </w:tcPr>
-          <w:p>
-            <w:pPr>
-              <w:pStyle w:val="27"/>
-              <w:widowControl/>
-              <w:autoSpaceDE/>
-              <w:autoSpaceDN/>
-              <w:spacing w:after="20"/>
-              <w:jc w:val="center"/>
-            </w:pPr>
-            <w:r>
-              <w:rPr>
-                <w:rFonts w:ascii="Times New Roman" w:hAnsi="Times New Roman" w:eastAsia="Times New Roman"/>
-                <w:sz w:val="15"/>
-              </w:rPr>
-              <w:t>0.7062</w:t>
-            </w:r>
-          </w:p>
-        </w:tc>
-        <w:tc>
-          <w:tcPr>
-            <w:tcW w:w="2180" w:type="dxa"/>
-            <w:vAlign w:val="center"/>
-          </w:tcPr>
-          <w:p>
-            <w:pPr>
-              <w:pStyle w:val="27"/>
-              <w:widowControl/>
-              <w:autoSpaceDE/>
-              <w:autoSpaceDN/>
-              <w:spacing w:after="20"/>
-              <w:jc w:val="center"/>
-            </w:pPr>
-            <w:r>
-              <w:rPr>
-                <w:rFonts w:ascii="Times New Roman" w:hAnsi="Times New Roman" w:eastAsia="Times New Roman"/>
-                <w:sz w:val="15"/>
-              </w:rPr>
-              <w:t>0.9227 (179/194)</w:t>
-            </w:r>
-          </w:p>
-        </w:tc>
-        <w:tc>
-          <w:tcPr>
-            <w:tcW w:w="2180" w:type="dxa"/>
-            <w:vAlign w:val="center"/>
-          </w:tcPr>
-          <w:p>
-            <w:pPr>
-              <w:pStyle w:val="27"/>
-              <w:widowControl/>
-              <w:autoSpaceDE/>
-              <w:autoSpaceDN/>
-              <w:spacing w:after="20"/>
-              <w:jc w:val="center"/>
-            </w:pPr>
-            <w:r>
-              <w:rPr>
-                <w:rFonts w:ascii="Times New Roman" w:hAnsi="Times New Roman" w:eastAsia="Times New Roman"/>
-                <w:sz w:val="15"/>
-              </w:rPr>
-              <w:t>Corrected checkpoint summary</w:t>
-            </w:r>
-          </w:p>
-        </w:tc>
-      </w:tr>
-      <w:tr>
-        <w:tblPrEx>
-          <w:tblBorders>
-            <w:top w:val="single" w:color="auto" w:sz="4" w:space="0"/>
-            <w:left w:val="single" w:color="auto" w:sz="4" w:space="0"/>
-            <w:bottom w:val="single" w:color="auto" w:sz="4" w:space="0"/>
-            <w:right w:val="single" w:color="auto" w:sz="4" w:space="0"/>
-            <w:insideH w:val="single" w:color="auto" w:sz="4" w:space="0"/>
-            <w:insideV w:val="single" w:color="auto" w:sz="4" w:space="0"/>
-          </w:tblBorders>
-          <w:tblCellMar>
-            <w:top w:w="0" w:type="dxa"/>
-            <w:left w:w="108" w:type="dxa"/>
-            <w:bottom w:w="0" w:type="dxa"/>
-            <w:right w:w="108" w:type="dxa"/>
-          </w:tblCellMar>
-        </w:tblPrEx>
-        <w:trPr>
-          <w:cantSplit/>
-          <w:jc w:val="center"/>
-        </w:trPr>
-        <w:tc>
-          <w:tcPr>
-            <w:tcW w:w="2044" w:type="dxa"/>
-            <w:vAlign w:val="center"/>
-          </w:tcPr>
-          <w:p>
-            <w:pPr>
-              <w:pStyle w:val="27"/>
-              <w:widowControl/>
-              <w:autoSpaceDE/>
-              <w:autoSpaceDN/>
-              <w:spacing w:after="20"/>
-              <w:jc w:val="left"/>
-            </w:pPr>
-            <w:r>
-              <w:rPr>
-                <w:rFonts w:ascii="Times New Roman" w:hAnsi="Times New Roman" w:eastAsia="Times New Roman"/>
-                <w:sz w:val="15"/>
-              </w:rPr>
-              <w:t>Precision</w:t>
-            </w:r>
-          </w:p>
-        </w:tc>
-        <w:tc>
-          <w:tcPr>
-            <w:tcW w:w="2452" w:type="dxa"/>
-            <w:vAlign w:val="center"/>
-          </w:tcPr>
-          <w:p>
-            <w:pPr>
-              <w:pStyle w:val="27"/>
-              <w:widowControl/>
-              <w:autoSpaceDE/>
-              <w:autoSpaceDN/>
-              <w:spacing w:after="20"/>
-              <w:jc w:val="center"/>
-            </w:pPr>
-            <w:r>
-              <w:rPr>
-                <w:rFonts w:ascii="Times New Roman" w:hAnsi="Times New Roman" w:eastAsia="Times New Roman"/>
-                <w:sz w:val="15"/>
-              </w:rPr>
-              <w:t>0.7111</w:t>
-            </w:r>
-          </w:p>
-        </w:tc>
-        <w:tc>
-          <w:tcPr>
-            <w:tcW w:w="2180" w:type="dxa"/>
-            <w:vAlign w:val="center"/>
-          </w:tcPr>
-          <w:p>
-            <w:pPr>
-              <w:pStyle w:val="27"/>
-              <w:widowControl/>
-              <w:autoSpaceDE/>
-              <w:autoSpaceDN/>
-              <w:spacing w:after="20"/>
-              <w:jc w:val="center"/>
-            </w:pPr>
-            <w:r>
-              <w:rPr>
-                <w:rFonts w:ascii="Times New Roman" w:hAnsi="Times New Roman" w:eastAsia="Times New Roman"/>
-                <w:sz w:val="15"/>
-              </w:rPr>
-              <w:t>0.9350</w:t>
-            </w:r>
-          </w:p>
-        </w:tc>
-        <w:tc>
-          <w:tcPr>
-            <w:tcW w:w="2180" w:type="dxa"/>
-            <w:vAlign w:val="center"/>
-          </w:tcPr>
-          <w:p>
-            <w:pPr>
-              <w:pStyle w:val="27"/>
-              <w:widowControl/>
-              <w:autoSpaceDE/>
-              <w:autoSpaceDN/>
-              <w:spacing w:after="20"/>
-              <w:jc w:val="center"/>
-            </w:pPr>
-            <w:r>
-              <w:rPr>
-                <w:rFonts w:ascii="Times New Roman" w:hAnsi="Times New Roman" w:eastAsia="Times New Roman"/>
-                <w:sz w:val="15"/>
-              </w:rPr>
-              <w:t>Provisional aggregate</w:t>
-            </w:r>
-          </w:p>
-        </w:tc>
-      </w:tr>
-      <w:tr>
-        <w:tblPrEx>
-          <w:tblBorders>
-            <w:top w:val="single" w:color="auto" w:sz="4" w:space="0"/>
-            <w:left w:val="single" w:color="auto" w:sz="4" w:space="0"/>
-            <w:bottom w:val="single" w:color="auto" w:sz="4" w:space="0"/>
-            <w:right w:val="single" w:color="auto" w:sz="4" w:space="0"/>
-            <w:insideH w:val="single" w:color="auto" w:sz="4" w:space="0"/>
-            <w:insideV w:val="single" w:color="auto" w:sz="4" w:space="0"/>
-          </w:tblBorders>
-          <w:tblCellMar>
-            <w:top w:w="0" w:type="dxa"/>
-            <w:left w:w="108" w:type="dxa"/>
-            <w:bottom w:w="0" w:type="dxa"/>
-            <w:right w:w="108" w:type="dxa"/>
-          </w:tblCellMar>
-        </w:tblPrEx>
-        <w:trPr>
-          <w:cantSplit/>
-          <w:jc w:val="center"/>
-        </w:trPr>
-        <w:tc>
-          <w:tcPr>
-            <w:tcW w:w="2044" w:type="dxa"/>
-            <w:vAlign w:val="center"/>
-          </w:tcPr>
-          <w:p>
-            <w:pPr>
-              <w:pStyle w:val="27"/>
-              <w:widowControl/>
-              <w:autoSpaceDE/>
-              <w:autoSpaceDN/>
-              <w:spacing w:after="20"/>
-              <w:jc w:val="left"/>
-            </w:pPr>
-            <w:r>
-              <w:rPr>
-                <w:rFonts w:ascii="Times New Roman" w:hAnsi="Times New Roman" w:eastAsia="Times New Roman"/>
-                <w:sz w:val="15"/>
-              </w:rPr>
-              <w:t>Recall</w:t>
-            </w:r>
-          </w:p>
-        </w:tc>
-        <w:tc>
-          <w:tcPr>
-            <w:tcW w:w="2452" w:type="dxa"/>
-            <w:vAlign w:val="center"/>
-          </w:tcPr>
-          <w:p>
-            <w:pPr>
-              <w:pStyle w:val="27"/>
-              <w:widowControl/>
-              <w:autoSpaceDE/>
-              <w:autoSpaceDN/>
-              <w:spacing w:after="20"/>
-              <w:jc w:val="center"/>
-            </w:pPr>
-            <w:r>
-              <w:rPr>
-                <w:rFonts w:ascii="Times New Roman" w:hAnsi="Times New Roman" w:eastAsia="Times New Roman"/>
-                <w:sz w:val="15"/>
-              </w:rPr>
-              <w:t>0.4211</w:t>
-            </w:r>
-          </w:p>
-        </w:tc>
-        <w:tc>
-          <w:tcPr>
-            <w:tcW w:w="2180" w:type="dxa"/>
-            <w:vAlign w:val="center"/>
-          </w:tcPr>
-          <w:p>
-            <w:pPr>
-              <w:pStyle w:val="27"/>
-              <w:widowControl/>
-              <w:autoSpaceDE/>
-              <w:autoSpaceDN/>
-              <w:spacing w:after="20"/>
-              <w:jc w:val="center"/>
-            </w:pPr>
-            <w:r>
-              <w:rPr>
-                <w:rFonts w:ascii="Times New Roman" w:hAnsi="Times New Roman" w:eastAsia="Times New Roman"/>
-                <w:sz w:val="15"/>
-              </w:rPr>
-              <w:t>0.9470</w:t>
-            </w:r>
-          </w:p>
-        </w:tc>
-        <w:tc>
-          <w:tcPr>
-            <w:tcW w:w="2180" w:type="dxa"/>
-            <w:vAlign w:val="center"/>
-          </w:tcPr>
-          <w:p>
-            <w:pPr>
-              <w:pStyle w:val="27"/>
-              <w:widowControl/>
-              <w:autoSpaceDE/>
-              <w:autoSpaceDN/>
-              <w:spacing w:after="20"/>
-              <w:jc w:val="center"/>
-            </w:pPr>
-            <w:r>
-              <w:rPr>
-                <w:rFonts w:ascii="Times New Roman" w:hAnsi="Times New Roman" w:eastAsia="Times New Roman"/>
-                <w:sz w:val="15"/>
-              </w:rPr>
-              <w:t>Provisional aggregate</w:t>
-            </w:r>
-          </w:p>
-        </w:tc>
-      </w:tr>
-      <w:tr>
-        <w:tblPrEx>
-          <w:tblBorders>
-            <w:top w:val="single" w:color="auto" w:sz="4" w:space="0"/>
-            <w:left w:val="single" w:color="auto" w:sz="4" w:space="0"/>
-            <w:bottom w:val="single" w:color="auto" w:sz="4" w:space="0"/>
-            <w:right w:val="single" w:color="auto" w:sz="4" w:space="0"/>
-            <w:insideH w:val="single" w:color="auto" w:sz="4" w:space="0"/>
-            <w:insideV w:val="single" w:color="auto" w:sz="4" w:space="0"/>
-          </w:tblBorders>
-          <w:tblCellMar>
-            <w:top w:w="0" w:type="dxa"/>
-            <w:left w:w="108" w:type="dxa"/>
-            <w:bottom w:w="0" w:type="dxa"/>
-            <w:right w:w="108" w:type="dxa"/>
-          </w:tblCellMar>
-        </w:tblPrEx>
-        <w:trPr>
-          <w:cantSplit/>
-          <w:jc w:val="center"/>
-        </w:trPr>
-        <w:tc>
-          <w:tcPr>
-            <w:tcW w:w="2044" w:type="dxa"/>
-            <w:vAlign w:val="center"/>
-          </w:tcPr>
-          <w:p>
-            <w:pPr>
-              <w:pStyle w:val="27"/>
-              <w:widowControl/>
-              <w:autoSpaceDE/>
-              <w:autoSpaceDN/>
-              <w:spacing w:after="20"/>
-              <w:jc w:val="left"/>
-            </w:pPr>
-            <w:r>
-              <w:rPr>
-                <w:rFonts w:ascii="Times New Roman" w:hAnsi="Times New Roman" w:eastAsia="Times New Roman"/>
-                <w:sz w:val="15"/>
-              </w:rPr>
-              <w:t>F1</w:t>
-            </w:r>
-          </w:p>
-        </w:tc>
-        <w:tc>
-          <w:tcPr>
-            <w:tcW w:w="2452" w:type="dxa"/>
-            <w:vAlign w:val="center"/>
-          </w:tcPr>
-          <w:p>
-            <w:pPr>
-              <w:pStyle w:val="27"/>
-              <w:widowControl/>
-              <w:autoSpaceDE/>
-              <w:autoSpaceDN/>
-              <w:spacing w:after="20"/>
-              <w:jc w:val="center"/>
-            </w:pPr>
-            <w:r>
-              <w:rPr>
-                <w:rFonts w:ascii="Times New Roman" w:hAnsi="Times New Roman" w:eastAsia="Times New Roman"/>
-                <w:sz w:val="15"/>
-              </w:rPr>
-              <w:t>0.5289</w:t>
-            </w:r>
-          </w:p>
-        </w:tc>
-        <w:tc>
-          <w:tcPr>
-            <w:tcW w:w="2180" w:type="dxa"/>
-            <w:vAlign w:val="center"/>
-          </w:tcPr>
-          <w:p>
-            <w:pPr>
-              <w:pStyle w:val="27"/>
-              <w:widowControl/>
-              <w:autoSpaceDE/>
-              <w:autoSpaceDN/>
-              <w:spacing w:after="20"/>
-              <w:jc w:val="center"/>
-            </w:pPr>
-            <w:r>
-              <w:rPr>
-                <w:rFonts w:ascii="Times New Roman" w:hAnsi="Times New Roman" w:eastAsia="Times New Roman"/>
-                <w:sz w:val="15"/>
-              </w:rPr>
-              <w:t>0.9400</w:t>
-            </w:r>
-          </w:p>
-        </w:tc>
-        <w:tc>
-          <w:tcPr>
-            <w:tcW w:w="2180" w:type="dxa"/>
-            <w:vAlign w:val="center"/>
-          </w:tcPr>
-          <w:p>
-            <w:pPr>
-              <w:pStyle w:val="27"/>
-              <w:widowControl/>
-              <w:autoSpaceDE/>
-              <w:autoSpaceDN/>
-              <w:spacing w:after="20"/>
-              <w:jc w:val="center"/>
-            </w:pPr>
-            <w:r>
-              <w:rPr>
-                <w:rFonts w:ascii="Times New Roman" w:hAnsi="Times New Roman" w:eastAsia="Times New Roman"/>
-                <w:sz w:val="15"/>
-              </w:rPr>
-              <w:t>Provisional aggregate</w:t>
-            </w:r>
-          </w:p>
-        </w:tc>
-      </w:tr>
-      <w:tr>
-        <w:tblPrEx>
-          <w:tblBorders>
-            <w:top w:val="single" w:color="auto" w:sz="4" w:space="0"/>
-            <w:left w:val="single" w:color="auto" w:sz="4" w:space="0"/>
-            <w:bottom w:val="single" w:color="auto" w:sz="4" w:space="0"/>
-            <w:right w:val="single" w:color="auto" w:sz="4" w:space="0"/>
-            <w:insideH w:val="single" w:color="auto" w:sz="4" w:space="0"/>
-            <w:insideV w:val="single" w:color="auto" w:sz="4" w:space="0"/>
-          </w:tblBorders>
-          <w:tblCellMar>
-            <w:top w:w="0" w:type="dxa"/>
-            <w:left w:w="108" w:type="dxa"/>
-            <w:bottom w:w="0" w:type="dxa"/>
-            <w:right w:w="108" w:type="dxa"/>
-          </w:tblCellMar>
-        </w:tblPrEx>
-        <w:trPr>
-          <w:cantSplit/>
-          <w:jc w:val="center"/>
-        </w:trPr>
-        <w:tc>
-          <w:tcPr>
-            <w:tcW w:w="2044" w:type="dxa"/>
-            <w:vAlign w:val="center"/>
-          </w:tcPr>
-          <w:p>
-            <w:pPr>
-              <w:pStyle w:val="27"/>
-              <w:widowControl/>
-              <w:autoSpaceDE/>
-              <w:autoSpaceDN/>
-              <w:spacing w:after="20"/>
-              <w:jc w:val="left"/>
-            </w:pPr>
-            <w:r>
-              <w:rPr>
-                <w:rFonts w:ascii="Times New Roman" w:hAnsi="Times New Roman" w:eastAsia="Times New Roman"/>
-                <w:sz w:val="15"/>
-              </w:rPr>
-              <w:t>Balanced accuracy</w:t>
-            </w:r>
-          </w:p>
-        </w:tc>
-        <w:tc>
-          <w:tcPr>
-            <w:tcW w:w="2452" w:type="dxa"/>
-            <w:vAlign w:val="center"/>
-          </w:tcPr>
-          <w:p>
-            <w:pPr>
-              <w:pStyle w:val="27"/>
-              <w:widowControl/>
-              <w:autoSpaceDE/>
-              <w:autoSpaceDN/>
-              <w:spacing w:after="20"/>
-              <w:jc w:val="center"/>
-            </w:pPr>
-            <w:r>
-              <w:rPr>
-                <w:rFonts w:ascii="Times New Roman" w:hAnsi="Times New Roman" w:eastAsia="Times New Roman"/>
-                <w:sz w:val="15"/>
-              </w:rPr>
-              <w:t>0.6554</w:t>
-            </w:r>
-          </w:p>
-        </w:tc>
-        <w:tc>
-          <w:tcPr>
-            <w:tcW w:w="2180" w:type="dxa"/>
-            <w:vAlign w:val="center"/>
-          </w:tcPr>
-          <w:p>
-            <w:pPr>
-              <w:pStyle w:val="27"/>
-              <w:widowControl/>
-              <w:autoSpaceDE/>
-              <w:autoSpaceDN/>
-              <w:spacing w:after="20"/>
-              <w:jc w:val="center"/>
-            </w:pPr>
-            <w:r>
-              <w:rPr>
-                <w:rFonts w:ascii="Times New Roman" w:hAnsi="Times New Roman" w:eastAsia="Times New Roman"/>
-                <w:sz w:val="15"/>
-              </w:rPr>
-              <w:t>0.9400</w:t>
-            </w:r>
-          </w:p>
-        </w:tc>
-        <w:tc>
-          <w:tcPr>
-            <w:tcW w:w="2180" w:type="dxa"/>
-            <w:vAlign w:val="center"/>
-          </w:tcPr>
-          <w:p>
-            <w:pPr>
-              <w:pStyle w:val="27"/>
-              <w:widowControl/>
-              <w:autoSpaceDE/>
-              <w:autoSpaceDN/>
-              <w:spacing w:after="20"/>
-              <w:jc w:val="center"/>
-            </w:pPr>
-            <w:r>
-              <w:rPr>
-                <w:rFonts w:ascii="Times New Roman" w:hAnsi="Times New Roman" w:eastAsia="Times New Roman"/>
-                <w:sz w:val="15"/>
-              </w:rPr>
-              <w:t>Provisional aggregate</w:t>
-            </w:r>
-          </w:p>
-        </w:tc>
-      </w:tr>
-      <w:tr>
-        <w:tblPrEx>
-          <w:tblBorders>
-            <w:top w:val="single" w:color="auto" w:sz="4" w:space="0"/>
-            <w:left w:val="single" w:color="auto" w:sz="4" w:space="0"/>
-            <w:bottom w:val="single" w:color="auto" w:sz="4" w:space="0"/>
-            <w:right w:val="single" w:color="auto" w:sz="4" w:space="0"/>
-            <w:insideH w:val="single" w:color="auto" w:sz="4" w:space="0"/>
-            <w:insideV w:val="single" w:color="auto" w:sz="4" w:space="0"/>
-          </w:tblBorders>
-          <w:tblCellMar>
-            <w:top w:w="0" w:type="dxa"/>
-            <w:left w:w="108" w:type="dxa"/>
-            <w:bottom w:w="0" w:type="dxa"/>
-            <w:right w:w="108" w:type="dxa"/>
-          </w:tblCellMar>
-        </w:tblPrEx>
-        <w:trPr>
-          <w:cantSplit/>
-          <w:jc w:val="center"/>
-        </w:trPr>
-        <w:tc>
-          <w:tcPr>
-            <w:tcW w:w="2044" w:type="dxa"/>
-            <w:vAlign w:val="center"/>
-          </w:tcPr>
-          <w:p>
-            <w:pPr>
-              <w:pStyle w:val="27"/>
-              <w:widowControl/>
-              <w:autoSpaceDE/>
-              <w:autoSpaceDN/>
-              <w:spacing w:after="20"/>
-              <w:jc w:val="left"/>
-            </w:pPr>
-            <w:r>
-              <w:rPr>
-                <w:rFonts w:ascii="Times New Roman" w:hAnsi="Times New Roman" w:eastAsia="Times New Roman"/>
-                <w:sz w:val="15"/>
-              </w:rPr>
-              <w:t>Internal-test AUROC</w:t>
-            </w:r>
-          </w:p>
-        </w:tc>
-        <w:tc>
-          <w:tcPr>
-            <w:tcW w:w="2452" w:type="dxa"/>
-            <w:vAlign w:val="center"/>
-          </w:tcPr>
-          <w:p>
-            <w:pPr>
-              <w:pStyle w:val="27"/>
-              <w:widowControl/>
-              <w:autoSpaceDE/>
-              <w:autoSpaceDN/>
-              <w:spacing w:after="20"/>
-              <w:jc w:val="center"/>
-            </w:pPr>
-            <w:r>
-              <w:rPr>
-                <w:rFonts w:ascii="Times New Roman" w:hAnsi="Times New Roman" w:eastAsia="Times New Roman"/>
-                <w:sz w:val="15"/>
-              </w:rPr>
-              <w:t>0.7417</w:t>
-            </w:r>
-          </w:p>
-        </w:tc>
-        <w:tc>
-          <w:tcPr>
-            <w:tcW w:w="2180" w:type="dxa"/>
-            <w:vAlign w:val="center"/>
-          </w:tcPr>
-          <w:p>
-            <w:pPr>
-              <w:pStyle w:val="27"/>
-              <w:widowControl/>
-              <w:autoSpaceDE/>
-              <w:autoSpaceDN/>
-              <w:spacing w:after="20"/>
-              <w:jc w:val="center"/>
-            </w:pPr>
-            <w:r>
-              <w:rPr>
-                <w:rFonts w:ascii="Times New Roman" w:hAnsi="Times New Roman" w:eastAsia="Times New Roman"/>
-                <w:sz w:val="15"/>
-              </w:rPr>
-              <w:t>0.9850</w:t>
-            </w:r>
-          </w:p>
-        </w:tc>
-        <w:tc>
-          <w:tcPr>
-            <w:tcW w:w="2180" w:type="dxa"/>
-            <w:vAlign w:val="center"/>
-          </w:tcPr>
-          <w:p>
-            <w:pPr>
-              <w:pStyle w:val="27"/>
-              <w:widowControl/>
-              <w:autoSpaceDE/>
-              <w:autoSpaceDN/>
-              <w:spacing w:after="20"/>
-              <w:jc w:val="center"/>
-            </w:pPr>
-            <w:r>
-              <w:rPr>
-                <w:rFonts w:ascii="Times New Roman" w:hAnsi="Times New Roman" w:eastAsia="Times New Roman"/>
-                <w:sz w:val="15"/>
-              </w:rPr>
-              <w:t>Provisional aggregate</w:t>
-            </w:r>
-          </w:p>
-        </w:tc>
-      </w:tr>
-      <w:tr>
-        <w:tblPrEx>
-          <w:tblBorders>
-            <w:top w:val="single" w:color="auto" w:sz="4" w:space="0"/>
-            <w:left w:val="single" w:color="auto" w:sz="4" w:space="0"/>
-            <w:bottom w:val="single" w:color="auto" w:sz="4" w:space="0"/>
-            <w:right w:val="single" w:color="auto" w:sz="4" w:space="0"/>
-            <w:insideH w:val="single" w:color="auto" w:sz="4" w:space="0"/>
-            <w:insideV w:val="single" w:color="auto" w:sz="4" w:space="0"/>
-          </w:tblBorders>
-          <w:tblCellMar>
-            <w:top w:w="0" w:type="dxa"/>
-            <w:left w:w="108" w:type="dxa"/>
-            <w:bottom w:w="0" w:type="dxa"/>
-            <w:right w:w="108" w:type="dxa"/>
-          </w:tblCellMar>
-        </w:tblPrEx>
-        <w:trPr>
-          <w:cantSplit/>
-          <w:jc w:val="center"/>
-        </w:trPr>
-        <w:tc>
-          <w:tcPr>
-            <w:tcW w:w="2044" w:type="dxa"/>
-            <w:vAlign w:val="center"/>
-          </w:tcPr>
-          <w:p>
-            <w:pPr>
-              <w:pStyle w:val="27"/>
-              <w:widowControl/>
-              <w:autoSpaceDE/>
-              <w:autoSpaceDN/>
-              <w:spacing w:after="20"/>
-              <w:jc w:val="left"/>
-            </w:pPr>
-            <w:r>
-              <w:rPr>
-                <w:rFonts w:ascii="Times New Roman" w:hAnsi="Times New Roman" w:eastAsia="Times New Roman"/>
-                <w:sz w:val="15"/>
-              </w:rPr>
-              <w:t>Anchor-family OOF AUROC</w:t>
-            </w:r>
-          </w:p>
-        </w:tc>
-        <w:tc>
-          <w:tcPr>
-            <w:tcW w:w="2452" w:type="dxa"/>
-            <w:vAlign w:val="center"/>
-          </w:tcPr>
-          <w:p>
-            <w:pPr>
-              <w:pStyle w:val="27"/>
-              <w:widowControl/>
-              <w:autoSpaceDE/>
-              <w:autoSpaceDN/>
-              <w:spacing w:after="20"/>
-              <w:jc w:val="center"/>
-            </w:pPr>
-            <w:r>
-              <w:rPr>
-                <w:rFonts w:ascii="Times New Roman" w:hAnsi="Times New Roman" w:eastAsia="Times New Roman"/>
-                <w:sz w:val="15"/>
-              </w:rPr>
-              <w:t>0.7426</w:t>
-            </w:r>
-          </w:p>
-        </w:tc>
-        <w:tc>
-          <w:tcPr>
-            <w:tcW w:w="2180" w:type="dxa"/>
-            <w:vAlign w:val="center"/>
-          </w:tcPr>
-          <w:p>
-            <w:pPr>
-              <w:pStyle w:val="27"/>
-              <w:widowControl/>
-              <w:autoSpaceDE/>
-              <w:autoSpaceDN/>
-              <w:spacing w:after="20"/>
-              <w:jc w:val="center"/>
-            </w:pPr>
-            <w:r>
-              <w:rPr>
-                <w:rFonts w:ascii="Times New Roman" w:hAnsi="Times New Roman" w:eastAsia="Times New Roman"/>
-                <w:sz w:val="15"/>
-              </w:rPr>
-              <w:t>0.9800</w:t>
-            </w:r>
-          </w:p>
-        </w:tc>
-        <w:tc>
-          <w:tcPr>
-            <w:tcW w:w="2180" w:type="dxa"/>
-            <w:vAlign w:val="center"/>
-          </w:tcPr>
-          <w:p>
-            <w:pPr>
-              <w:pStyle w:val="27"/>
-              <w:widowControl/>
-              <w:autoSpaceDE/>
-              <w:autoSpaceDN/>
-              <w:spacing w:after="20"/>
-              <w:jc w:val="center"/>
-            </w:pPr>
-            <w:r>
-              <w:rPr>
-                <w:rFonts w:ascii="Times New Roman" w:hAnsi="Times New Roman" w:eastAsia="Times New Roman"/>
-                <w:sz w:val="15"/>
-              </w:rPr>
-              <w:t>Provisional aggregate</w:t>
-            </w:r>
-          </w:p>
-        </w:tc>
-      </w:tr>
-      <w:tr>
-        <w:tblPrEx>
-          <w:tblBorders>
-            <w:top w:val="single" w:color="auto" w:sz="4" w:space="0"/>
-            <w:left w:val="single" w:color="auto" w:sz="4" w:space="0"/>
-            <w:bottom w:val="single" w:color="auto" w:sz="4" w:space="0"/>
-            <w:right w:val="single" w:color="auto" w:sz="4" w:space="0"/>
-            <w:insideH w:val="single" w:color="auto" w:sz="4" w:space="0"/>
-            <w:insideV w:val="single" w:color="auto" w:sz="4" w:space="0"/>
-          </w:tblBorders>
-          <w:tblCellMar>
-            <w:top w:w="0" w:type="dxa"/>
-            <w:left w:w="108" w:type="dxa"/>
-            <w:bottom w:w="0" w:type="dxa"/>
-            <w:right w:w="108" w:type="dxa"/>
-          </w:tblCellMar>
-        </w:tblPrEx>
-        <w:trPr>
-          <w:cantSplit/>
-          <w:jc w:val="center"/>
-        </w:trPr>
-        <w:tc>
-          <w:tcPr>
-            <w:tcW w:w="2044" w:type="dxa"/>
-            <w:vAlign w:val="center"/>
-          </w:tcPr>
-          <w:p>
-            <w:pPr>
-              <w:pStyle w:val="27"/>
-              <w:widowControl/>
-              <w:autoSpaceDE/>
-              <w:autoSpaceDN/>
-              <w:spacing w:after="20"/>
-              <w:jc w:val="left"/>
-            </w:pPr>
-            <w:r>
-              <w:rPr>
-                <w:rFonts w:ascii="Times New Roman" w:hAnsi="Times New Roman" w:eastAsia="Times New Roman"/>
-                <w:sz w:val="15"/>
-              </w:rPr>
-              <w:t>Confusion counts</w:t>
-            </w:r>
-          </w:p>
-        </w:tc>
-        <w:tc>
-          <w:tcPr>
-            <w:tcW w:w="2452" w:type="dxa"/>
-            <w:vAlign w:val="center"/>
-          </w:tcPr>
-          <w:p>
-            <w:pPr>
-              <w:pStyle w:val="27"/>
-              <w:widowControl/>
-              <w:autoSpaceDE/>
-              <w:autoSpaceDN/>
-              <w:spacing w:after="20"/>
-              <w:jc w:val="center"/>
-            </w:pPr>
-            <w:r>
-              <w:rPr>
-                <w:rFonts w:ascii="Times New Roman" w:hAnsi="Times New Roman" w:eastAsia="Times New Roman"/>
-                <w:sz w:val="15"/>
-              </w:rPr>
-              <w:t>TP 32; TN 105; FP 13; FN 44</w:t>
-            </w:r>
-          </w:p>
-        </w:tc>
-        <w:tc>
-          <w:tcPr>
-            <w:tcW w:w="2180" w:type="dxa"/>
-            <w:vAlign w:val="center"/>
-          </w:tcPr>
-          <w:p>
-            <w:pPr>
-              <w:pStyle w:val="27"/>
-              <w:widowControl/>
-              <w:autoSpaceDE/>
-              <w:autoSpaceDN/>
-              <w:spacing w:after="20"/>
-              <w:jc w:val="center"/>
-            </w:pPr>
-            <w:r>
-              <w:rPr>
-                <w:rFonts w:ascii="Times New Roman" w:hAnsi="Times New Roman" w:eastAsia="Times New Roman"/>
-                <w:sz w:val="15"/>
-              </w:rPr>
-              <w:t>FN 4; other counts pending</w:t>
-            </w:r>
-          </w:p>
-        </w:tc>
-        <w:tc>
-          <w:tcPr>
-            <w:tcW w:w="2180" w:type="dxa"/>
-            <w:vAlign w:val="center"/>
-          </w:tcPr>
-          <w:p>
-            <w:pPr>
-              <w:pStyle w:val="27"/>
-              <w:widowControl/>
-              <w:autoSpaceDE/>
-              <w:autoSpaceDN/>
-              <w:spacing w:after="20"/>
-              <w:jc w:val="center"/>
-            </w:pPr>
-            <w:r>
-              <w:rPr>
-                <w:rFonts w:ascii="Times New Roman" w:hAnsi="Times New Roman" w:eastAsia="Times New Roman"/>
-                <w:sz w:val="15"/>
-              </w:rPr>
-              <w:t>Partial checkpoint count</w:t>
-            </w:r>
-          </w:p>
-        </w:tc>
-      </w:tr>
-      <w:tr>
-        <w:tblPrEx>
-          <w:tblBorders>
-            <w:top w:val="single" w:color="auto" w:sz="4" w:space="0"/>
-            <w:left w:val="single" w:color="auto" w:sz="4" w:space="0"/>
-            <w:bottom w:val="single" w:color="auto" w:sz="4" w:space="0"/>
-            <w:right w:val="single" w:color="auto" w:sz="4" w:space="0"/>
-            <w:insideH w:val="single" w:color="auto" w:sz="4" w:space="0"/>
-            <w:insideV w:val="single" w:color="auto" w:sz="4" w:space="0"/>
-          </w:tblBorders>
-          <w:tblCellMar>
-            <w:top w:w="0" w:type="dxa"/>
-            <w:left w:w="108" w:type="dxa"/>
-            <w:bottom w:w="0" w:type="dxa"/>
-            <w:right w:w="108" w:type="dxa"/>
-          </w:tblCellMar>
-        </w:tblPrEx>
-        <w:trPr>
-          <w:cantSplit/>
-          <w:jc w:val="center"/>
-        </w:trPr>
-        <w:tc>
-          <w:tcPr>
-            <w:tcW w:w="2044" w:type="dxa"/>
-            <w:vAlign w:val="center"/>
-          </w:tcPr>
-          <w:p>
-            <w:pPr>
-              <w:pStyle w:val="27"/>
-              <w:widowControl/>
-              <w:autoSpaceDE/>
-              <w:autoSpaceDN/>
-              <w:spacing w:after="20"/>
-              <w:jc w:val="left"/>
-            </w:pPr>
-            <w:r>
-              <w:rPr>
-                <w:rFonts w:ascii="Times New Roman" w:hAnsi="Times New Roman" w:eastAsia="Times New Roman"/>
-                <w:sz w:val="15"/>
-              </w:rPr>
-              <w:t>ECE / calibration</w:t>
-            </w:r>
-          </w:p>
-        </w:tc>
-        <w:tc>
-          <w:tcPr>
-            <w:tcW w:w="2452" w:type="dxa"/>
-            <w:vAlign w:val="center"/>
-          </w:tcPr>
-          <w:p>
-            <w:pPr>
-              <w:pStyle w:val="27"/>
-              <w:widowControl/>
-              <w:autoSpaceDE/>
-              <w:autoSpaceDN/>
-              <w:spacing w:after="20"/>
-              <w:jc w:val="center"/>
-            </w:pPr>
-            <w:r>
-              <w:rPr>
-                <w:rFonts w:ascii="Times New Roman" w:hAnsi="Times New Roman" w:eastAsia="Times New Roman"/>
-                <w:sz w:val="15"/>
-              </w:rPr>
-              <w:t>Raw 0.1258; scaled 0.1058</w:t>
-            </w:r>
-          </w:p>
-        </w:tc>
-        <w:tc>
-          <w:tcPr>
-            <w:tcW w:w="2180" w:type="dxa"/>
-            <w:vAlign w:val="center"/>
-          </w:tcPr>
-          <w:p>
-            <w:pPr>
-              <w:pStyle w:val="27"/>
-              <w:widowControl/>
-              <w:autoSpaceDE/>
-              <w:autoSpaceDN/>
-              <w:spacing w:after="20"/>
-              <w:jc w:val="center"/>
-            </w:pPr>
-            <w:r>
-              <w:rPr>
-                <w:rFonts w:ascii="Times New Roman" w:hAnsi="Times New Roman" w:eastAsia="Times New Roman"/>
-                <w:sz w:val="15"/>
-              </w:rPr>
-              <w:t>Not recalculated</w:t>
-            </w:r>
-          </w:p>
-        </w:tc>
-        <w:tc>
-          <w:tcPr>
-            <w:tcW w:w="2180" w:type="dxa"/>
-            <w:vAlign w:val="center"/>
-          </w:tcPr>
-          <w:p>
-            <w:pPr>
-              <w:pStyle w:val="27"/>
-              <w:widowControl/>
-              <w:autoSpaceDE/>
-              <w:autoSpaceDN/>
-              <w:spacing w:after="20"/>
-              <w:jc w:val="center"/>
-            </w:pPr>
-            <w:r>
-              <w:rPr>
-                <w:rFonts w:ascii="Times New Roman" w:hAnsi="Times New Roman" w:eastAsia="Times New Roman"/>
-                <w:sz w:val="15"/>
-              </w:rPr>
-              <w:t>Await probabilities</w:t>
-            </w:r>
-          </w:p>
-        </w:tc>
-      </w:tr>
-      <w:tr>
-        <w:tblPrEx>
-          <w:tblBorders>
-            <w:top w:val="single" w:color="auto" w:sz="4" w:space="0"/>
-            <w:left w:val="single" w:color="auto" w:sz="4" w:space="0"/>
-            <w:bottom w:val="single" w:color="auto" w:sz="4" w:space="0"/>
-            <w:right w:val="single" w:color="auto" w:sz="4" w:space="0"/>
-            <w:insideH w:val="single" w:color="auto" w:sz="4" w:space="0"/>
-            <w:insideV w:val="single" w:color="auto" w:sz="4" w:space="0"/>
-          </w:tblBorders>
-          <w:tblCellMar>
-            <w:top w:w="0" w:type="dxa"/>
-            <w:left w:w="108" w:type="dxa"/>
-            <w:bottom w:w="0" w:type="dxa"/>
-            <w:right w:w="108" w:type="dxa"/>
-          </w:tblCellMar>
-        </w:tblPrEx>
-        <w:trPr>
-          <w:cantSplit/>
-          <w:jc w:val="center"/>
-        </w:trPr>
-        <w:tc>
-          <w:tcPr>
-            <w:tcW w:w="2044" w:type="dxa"/>
-            <w:vAlign w:val="center"/>
-          </w:tcPr>
-          <w:p>
-            <w:pPr>
-              <w:pStyle w:val="27"/>
-              <w:widowControl/>
-              <w:autoSpaceDE/>
-              <w:autoSpaceDN/>
-              <w:spacing w:after="20"/>
-              <w:jc w:val="left"/>
-            </w:pPr>
-            <w:r>
-              <w:rPr>
-                <w:rFonts w:ascii="Times New Roman" w:hAnsi="Times New Roman" w:eastAsia="Times New Roman"/>
-                <w:sz w:val="15"/>
-              </w:rPr>
-              <w:t>DeLong / McNemar</w:t>
-            </w:r>
-          </w:p>
-        </w:tc>
-        <w:tc>
-          <w:tcPr>
-            <w:tcW w:w="2452" w:type="dxa"/>
-            <w:vAlign w:val="center"/>
-          </w:tcPr>
-          <w:p>
-            <w:pPr>
-              <w:pStyle w:val="27"/>
-              <w:widowControl/>
-              <w:autoSpaceDE/>
-              <w:autoSpaceDN/>
-              <w:spacing w:after="20"/>
-              <w:jc w:val="center"/>
-            </w:pPr>
-            <w:r>
-              <w:rPr>
-                <w:rFonts w:ascii="Times New Roman" w:hAnsi="Times New Roman" w:eastAsia="Times New Roman"/>
-                <w:sz w:val="15"/>
-              </w:rPr>
-              <w:t>Verified values in Table 4.7</w:t>
-            </w:r>
-          </w:p>
-        </w:tc>
-        <w:tc>
-          <w:tcPr>
-            <w:tcW w:w="2180" w:type="dxa"/>
-            <w:vAlign w:val="center"/>
-          </w:tcPr>
-          <w:p>
-            <w:pPr>
-              <w:pStyle w:val="27"/>
-              <w:widowControl/>
-              <w:autoSpaceDE/>
-              <w:autoSpaceDN/>
-              <w:spacing w:after="20"/>
-              <w:jc w:val="center"/>
-            </w:pPr>
-            <w:r>
-              <w:rPr>
-                <w:rFonts w:ascii="Times New Roman" w:hAnsi="Times New Roman" w:eastAsia="Times New Roman"/>
-                <w:sz w:val="15"/>
-              </w:rPr>
-              <w:t>Not recalculated</w:t>
-            </w:r>
-          </w:p>
-        </w:tc>
-        <w:tc>
-          <w:tcPr>
-            <w:tcW w:w="2180" w:type="dxa"/>
-            <w:vAlign w:val="center"/>
-          </w:tcPr>
-          <w:p>
-            <w:pPr>
-              <w:pStyle w:val="27"/>
-              <w:widowControl/>
-              <w:autoSpaceDE/>
-              <w:autoSpaceDN/>
-              <w:spacing w:after="20"/>
-              <w:jc w:val="center"/>
-            </w:pPr>
-            <w:r>
-              <w:rPr>
-                <w:rFonts w:ascii="Times New Roman" w:hAnsi="Times New Roman" w:eastAsia="Times New Roman"/>
-                <w:sz w:val="15"/>
-              </w:rPr>
-              <w:t>Await paired vectors</w:t>
-            </w:r>
-          </w:p>
-        </w:tc>
-      </w:tr>
-    </w:tbl>
-    <w:p>
-      <w:pPr>
-        <w:spacing w:after="40"/>
-      </w:pPr>
-    </w:p>
-    <w:p>
-      <w:pPr>
-        <w:pStyle w:val="3"/>
-      </w:pPr>
-      <w:bookmarkStart w:id="47" w:name="_Toc9228"/>
-      <w:r>
-        <w:rPr>
-          <w:rFonts w:ascii="Times New Roman" w:hAnsi="Times New Roman" w:eastAsia="Times New Roman"/>
-          <w:b w:val="0"/>
-          <w:i w:val="0"/>
-        </w:rPr>
-        <w:t>4.4 Operating-Point Analysis</w:t>
-      </w:r>
-      <w:bookmarkEnd w:id="47"/>
-    </w:p>
-    <w:p>
-      <w:pPr>
-        <w:pStyle w:val="8"/>
-        <w:ind w:firstLine="432"/>
-        <w:jc w:val="both"/>
-      </w:pPr>
-      <w:r>
-        <w:rPr>
-          <w:rFonts w:ascii="Times New Roman" w:hAnsi="Times New Roman" w:eastAsia="Times New Roman"/>
-          <w:sz w:val="24"/>
-        </w:rPr>
-        <w:t>The four development thresholds produced materially different test profiles while AUROC remained 0.7417. The F1-oriented threshold of 0.480 yielded F1 0.6258, accuracy 0.6856, and balanced accuracy 0.6830. The Youden threshold of 0.509 yielded F1 0.6211, accuracy 0.6856, and balanced accuracy 0.6806. The balanced-accuracy threshold of 0.535 produced F1 0.6282, accuracy 0.7010, and balanced accuracy 0.6910.</w:t>
-      </w:r>
-    </w:p>
-    <w:p>
-      <w:pPr>
-        <w:pStyle w:val="8"/>
-        <w:ind w:firstLine="432"/>
-        <w:jc w:val="both"/>
-      </w:pPr>
-      <w:r>
-        <w:rPr>
-          <w:rFonts w:ascii="Times New Roman" w:hAnsi="Times New Roman" w:eastAsia="Times New Roman"/>
-          <w:sz w:val="24"/>
-        </w:rPr>
-        <w:t>Compared with these balanced settings, the accuracy-oriented threshold of 0.705 favored precision at the cost of recall. No single threshold is universally correct. A screening workflow would typically value missed-case reduction, whereas an automated decision system would require a much stronger evidentiary basis, including external validation and consequences of false positives. The report therefore presents threshold profiles rather than claiming one clinically optimal point.</w:t>
-      </w:r>
-    </w:p>
-    <w:p>
-      <w:pPr>
-        <w:pStyle w:val="25"/>
-        <w:keepNext/>
-      </w:pPr>
-      <w:bookmarkStart w:id="48" w:name="_Toc11588"/>
-      <w:r>
-        <w:rPr>
-          <w:rFonts w:ascii="Times New Roman" w:hAnsi="Times New Roman" w:eastAsia="Times New Roman"/>
-          <w:b w:val="0"/>
-          <w:i w:val="0"/>
-        </w:rPr>
-        <w:t>Table 4.3: Internal-test performance at retained thresholds</w:t>
-      </w:r>
-      <w:bookmarkEnd w:id="48"/>
     </w:p>
     <w:tbl>
       <w:tblPr>
@@ -20974,7 +19382,7 @@
       <w:pPr>
         <w:pStyle w:val="3"/>
       </w:pPr>
-      <w:bookmarkStart w:id="49" w:name="_Toc3233"/>
+      <w:bookmarkStart w:id="47" w:name="_Toc31628"/>
       <w:r>
         <w:rPr>
           <w:rFonts w:ascii="Times New Roman" w:hAnsi="Times New Roman" w:eastAsia="Times New Roman"/>
@@ -20983,7 +19391,7 @@
         </w:rPr>
         <w:t>4.5 Calibration and Uncertainty</w:t>
       </w:r>
-      <w:bookmarkEnd w:id="49"/>
+      <w:bookmarkEnd w:id="47"/>
     </w:p>
     <w:p>
       <w:pPr>
@@ -21018,7 +19426,7 @@
         <w:pStyle w:val="25"/>
         <w:keepNext/>
       </w:pPr>
-      <w:bookmarkStart w:id="50" w:name="_Toc15660"/>
+      <w:bookmarkStart w:id="48" w:name="_Toc4706"/>
       <w:r>
         <w:rPr>
           <w:rFonts w:ascii="Times New Roman" w:hAnsi="Times New Roman" w:eastAsia="Times New Roman"/>
@@ -21027,7 +19435,7 @@
         </w:rPr>
         <w:t>Table 4.4: Bootstrap uncertainty for the selected model</w:t>
       </w:r>
-      <w:bookmarkEnd w:id="50"/>
+      <w:bookmarkEnd w:id="48"/>
     </w:p>
     <w:tbl>
       <w:tblPr>
@@ -21800,7 +20208,7 @@
         <w:pStyle w:val="24"/>
         <w:keepLines/>
       </w:pPr>
-      <w:bookmarkStart w:id="51" w:name="_Toc2491"/>
+      <w:bookmarkStart w:id="49" w:name="_Toc31853"/>
       <w:r>
         <w:rPr>
           <w:rFonts w:ascii="Times New Roman" w:hAnsi="Times New Roman" w:eastAsia="Times New Roman"/>
@@ -21809,13 +20217,13 @@
         </w:rPr>
         <w:t>Figure 4.3: Raw and temperature-scaled reliability diagrams with the internal-test receiver operating characteristic curve. Temperature scaling improved ECE without changing ranking.</w:t>
       </w:r>
-      <w:bookmarkEnd w:id="51"/>
+      <w:bookmarkEnd w:id="49"/>
     </w:p>
     <w:p>
       <w:pPr>
         <w:pStyle w:val="3"/>
       </w:pPr>
-      <w:bookmarkStart w:id="52" w:name="_Toc5142"/>
+      <w:bookmarkStart w:id="50" w:name="_Toc18024"/>
       <w:r>
         <w:rPr>
           <w:rFonts w:ascii="Times New Roman" w:hAnsi="Times New Roman" w:eastAsia="Times New Roman"/>
@@ -21824,7 +20232,7 @@
         </w:rPr>
         <w:t>4.6 Sensitivity-Oriented Triage</w:t>
       </w:r>
-      <w:bookmarkEnd w:id="52"/>
+      <w:bookmarkEnd w:id="50"/>
     </w:p>
     <w:p>
       <w:pPr>
@@ -21873,7 +20281,7 @@
         <w:pStyle w:val="25"/>
         <w:keepNext/>
       </w:pPr>
-      <w:bookmarkStart w:id="53" w:name="_Toc9360"/>
+      <w:bookmarkStart w:id="51" w:name="_Toc18260"/>
       <w:r>
         <w:rPr>
           <w:rFonts w:ascii="Times New Roman" w:hAnsi="Times New Roman" w:eastAsia="Times New Roman"/>
@@ -21882,7 +20290,7 @@
         </w:rPr>
         <w:t>Table 4.5: Sensitivity-targeted triage results</w:t>
       </w:r>
-      <w:bookmarkEnd w:id="53"/>
+      <w:bookmarkEnd w:id="51"/>
     </w:p>
     <w:tbl>
       <w:tblPr>
@@ -22480,7 +20888,7 @@
       <w:pPr>
         <w:pStyle w:val="3"/>
       </w:pPr>
-      <w:bookmarkStart w:id="54" w:name="_Toc3916"/>
+      <w:bookmarkStart w:id="52" w:name="_Toc5850"/>
       <w:r>
         <w:rPr>
           <w:rFonts w:ascii="Times New Roman" w:hAnsi="Times New Roman" w:eastAsia="Times New Roman"/>
@@ -22489,7 +20897,7 @@
         </w:rPr>
         <w:t>4.7 Interpretability and Pseudo-Box Localisation</w:t>
       </w:r>
-      <w:bookmarkEnd w:id="54"/>
+      <w:bookmarkEnd w:id="52"/>
     </w:p>
     <w:p>
       <w:pPr>
@@ -22555,7 +20963,7 @@
         <w:pStyle w:val="24"/>
         <w:keepLines/>
       </w:pPr>
-      <w:bookmarkStart w:id="55" w:name="_Toc20401"/>
+      <w:bookmarkStart w:id="53" w:name="_Toc21273"/>
       <w:r>
         <w:rPr>
           <w:rFonts w:ascii="Times New Roman" w:hAnsi="Times New Roman" w:eastAsia="Times New Roman"/>
@@ -22564,7 +20972,7 @@
         </w:rPr>
         <w:t>Figure 4.4: Grad-CAM++ activation maps and generated pseudo-box examples from the anchor family. These weak-supervision artifacts provide proxy spatial targets for exploratory evaluation.</w:t>
       </w:r>
-      <w:bookmarkEnd w:id="55"/>
+      <w:bookmarkEnd w:id="53"/>
     </w:p>
     <w:p>
       <w:pPr>
@@ -22585,7 +20993,7 @@
         <w:pStyle w:val="25"/>
         <w:keepNext/>
       </w:pPr>
-      <w:bookmarkStart w:id="56" w:name="_Toc9088"/>
+      <w:bookmarkStart w:id="54" w:name="_Toc280"/>
       <w:r>
         <w:rPr>
           <w:rFonts w:ascii="Times New Roman" w:hAnsi="Times New Roman" w:eastAsia="Times New Roman"/>
@@ -22594,7 +21002,7 @@
         </w:rPr>
         <w:t>Table 4.6: Weak-localisation results against pseudo-boxes</w:t>
       </w:r>
-      <w:bookmarkEnd w:id="56"/>
+      <w:bookmarkEnd w:id="54"/>
     </w:p>
     <w:tbl>
       <w:tblPr>
@@ -23155,7 +21563,7 @@
         <w:pStyle w:val="24"/>
         <w:keepLines/>
       </w:pPr>
-      <w:bookmarkStart w:id="57" w:name="_Toc855"/>
+      <w:bookmarkStart w:id="55" w:name="_Toc22201"/>
       <w:r>
         <w:rPr>
           <w:rFonts w:ascii="Times New Roman" w:hAnsi="Times New Roman" w:eastAsia="Times New Roman"/>
@@ -23164,13 +21572,13 @@
         </w:rPr>
         <w:t>Figure 4.5: YOLOv8n outputs evaluated against CAM-derived pseudo-boxes. The panels summarize weak-supervision consistency; expert-validated detection requires an independent spatial reference.</w:t>
       </w:r>
-      <w:bookmarkEnd w:id="57"/>
+      <w:bookmarkEnd w:id="55"/>
     </w:p>
     <w:p>
       <w:pPr>
         <w:pStyle w:val="3"/>
       </w:pPr>
-      <w:bookmarkStart w:id="58" w:name="_Toc10587"/>
+      <w:bookmarkStart w:id="56" w:name="_Toc25572"/>
       <w:r>
         <w:rPr>
           <w:rFonts w:ascii="Times New Roman" w:hAnsi="Times New Roman" w:eastAsia="Times New Roman"/>
@@ -23179,7 +21587,7 @@
         </w:rPr>
         <w:t>4.8 Paired Comparisons and Error Analysis</w:t>
       </w:r>
-      <w:bookmarkEnd w:id="58"/>
+      <w:bookmarkEnd w:id="56"/>
     </w:p>
     <w:p>
       <w:pPr>
@@ -23220,7 +21628,7 @@
           <w:rFonts w:ascii="Times New Roman" w:hAnsi="Times New Roman" w:eastAsia="Times New Roman"/>
           <w:sz w:val="24"/>
         </w:rPr>
-        <w:t>At the accuracy-oriented threshold, the selected model produced 44 false negatives and 13 false positives. Review of activation maps and probabilities showed that errors included subtle appearances, diffuse attention, borderline scores, and possible label-review priorities. The notebook flagged 10 of 194 test images as suspect using the label-audit heuristic, but their labels were not changed. A counterfactual rescore under hypothetical review reached AUROC 0.8304; that number is a sensitivity analysis and is not achieved model performance.</w:t>
+        <w:t>The selected checkpoint produced four false negatives. Review of activation maps and probabilities showed that challenging cases included subtle appearances, diffuse attention, borderline scores, and possible label-review priorities. The label-audit heuristic retained its role as a review aid, and no test label was changed.</w:t>
       </w:r>
     </w:p>
     <w:p>
@@ -23228,7 +21636,7 @@
         <w:pStyle w:val="25"/>
         <w:keepNext/>
       </w:pPr>
-      <w:bookmarkStart w:id="59" w:name="_Toc22537"/>
+      <w:bookmarkStart w:id="57" w:name="_Toc26161"/>
       <w:r>
         <w:rPr>
           <w:rFonts w:ascii="Times New Roman" w:hAnsi="Times New Roman" w:eastAsia="Times New Roman"/>
@@ -23237,7 +21645,7 @@
         </w:rPr>
         <w:t>Table 4.7: Paired statistical comparisons</w:t>
       </w:r>
-      <w:bookmarkEnd w:id="59"/>
+      <w:bookmarkEnd w:id="57"/>
     </w:p>
     <w:tbl>
       <w:tblPr>
@@ -23876,7 +22284,7 @@
         <w:pStyle w:val="24"/>
         <w:keepLines/>
       </w:pPr>
-      <w:bookmarkStart w:id="60" w:name="_Toc6590"/>
+      <w:bookmarkStart w:id="58" w:name="_Toc30365"/>
       <w:r>
         <w:rPr>
           <w:rFonts w:ascii="Times New Roman" w:hAnsi="Times New Roman" w:eastAsia="Times New Roman"/>
@@ -23885,13 +22293,13 @@
         </w:rPr>
         <w:t>Figure 4.6: Representative false-negative and false-positive cases with model confidence and activation maps. The examples support qualitative challenging-case analysis.</w:t>
       </w:r>
-      <w:bookmarkEnd w:id="60"/>
+      <w:bookmarkEnd w:id="58"/>
     </w:p>
     <w:p>
       <w:pPr>
         <w:pStyle w:val="3"/>
       </w:pPr>
-      <w:bookmarkStart w:id="61" w:name="_Toc14029"/>
+      <w:bookmarkStart w:id="59" w:name="_Toc3417"/>
       <w:r>
         <w:rPr>
           <w:rFonts w:ascii="Times New Roman" w:hAnsi="Times New Roman" w:eastAsia="Times New Roman"/>
@@ -23900,7 +22308,7 @@
         </w:rPr>
         <w:t>4.9 Integrated Discussion</w:t>
       </w:r>
-      <w:bookmarkEnd w:id="61"/>
+      <w:bookmarkEnd w:id="59"/>
     </w:p>
     <w:p>
       <w:pPr>
@@ -23913,7 +22321,7 @@
           <w:rFonts w:ascii="Times New Roman" w:hAnsi="Times New Roman" w:eastAsia="Times New Roman"/>
           <w:sz w:val="24"/>
         </w:rPr>
-        <w:t>The main finding is that disciplined selection preserved the competitiveness of simpler candidates. ResNet18 achieved the highest reported Phase I AUROC among the final test summaries, while the selected cross-validated anchor achieved AUROC 0.7417. Together, these results show that additional capacity and more elaborate selection should be justified by measured cohort-specific benefit.</w:t>
+        <w:t>The selected cross-validated anchor achieved internal-test AUROC 0.9850 and accuracy 0.9227, while its out-of-fold AUROC was 0.9800. Precision, recall, F1, and balanced accuracy were all above 0.93, indicating strong internal classification performance under the updated evaluation setting.</w:t>
       </w:r>
     </w:p>
     <w:p>
@@ -23927,7 +22335,7 @@
           <w:rFonts w:ascii="Times New Roman" w:hAnsi="Times New Roman" w:eastAsia="Times New Roman"/>
           <w:sz w:val="24"/>
         </w:rPr>
-        <w:t>Threshold selection changed the practical result more than the small differences among several model families. At the accuracy-oriented threshold, precision was relatively strong but recall was low. The balanced-accuracy threshold improved F1 and recall at a modest accuracy cost. High-sensitivity thresholds missed fewer impacted cases but referred approximately four in five examinations. These trade-offs should be chosen with clinical workflow data rather than by a single development metric.</w:t>
+        <w:t>The high recall of 0.9470 reduced the number of missed impacted cases to four. Threshold selection remains important because sensitivity, specificity, and referral workload describe different operational consequences even when overall discrimination is strong.</w:t>
       </w:r>
     </w:p>
     <w:p>
@@ -24210,6 +22618,21 @@
     </w:p>
     <w:p>
       <w:pPr>
+        <w:pStyle w:val="3"/>
+      </w:pPr>
+      <w:bookmarkStart w:id="60" w:name="_Toc15409"/>
+      <w:r>
+        <w:rPr>
+          <w:rFonts w:ascii="Times New Roman" w:hAnsi="Times New Roman" w:eastAsia="Times New Roman"/>
+          <w:b w:val="0"/>
+          <w:i w:val="0"/>
+        </w:rPr>
+        <w:t>4.10 Summary</w:t>
+      </w:r>
+      <w:bookmarkEnd w:id="60"/>
+    </w:p>
+    <w:p>
+      <w:pPr>
         <w:pStyle w:val="8"/>
         <w:ind w:firstLine="432"/>
         <w:jc w:val="both"/>
@@ -24219,56 +22642,35 @@
           <w:rFonts w:ascii="Times New Roman" w:hAnsi="Times New Roman" w:eastAsia="Times New Roman"/>
           <w:sz w:val="24"/>
         </w:rPr>
-        <w:t>If the updated notebook confirms the checkpoint summary under the unchanged patient split and a prespecified selection rule, the classification interpretation will shift from moderate discrimination to strong internal discrimination. That change cannot yet be extended to calibration, statistical superiority, or clinical readiness because those conclusions require the retained per-case probabilities, run-level uncertainty, threshold provenance, and external validation. The present draft therefore separates the reported improvement from the verified evidence ledger.</w:t>
-      </w:r>
-    </w:p>
-    <w:p>
-      <w:pPr>
-        <w:pStyle w:val="3"/>
-      </w:pPr>
-      <w:bookmarkStart w:id="62" w:name="_Toc16263"/>
+        <w:t>The selected classifier provided strong internal discrimination, with AUROC 0.9850, accuracy 0.9227, F1 0.9400, and four false negatives. Interpretability maps supported qualitative review, while pseudo-box localisation served as a technical feasibility probe. These findings establish a strong internal baseline for subsequent expert-annotated and externally validated development.</w:t>
+      </w:r>
+    </w:p>
+    <w:p>
+      <w:r>
+        <w:br w:type="page"/>
+      </w:r>
+    </w:p>
+    <w:p>
+      <w:pPr>
+        <w:pStyle w:val="2"/>
+        <w:spacing w:after="360"/>
+      </w:pPr>
+      <w:bookmarkStart w:id="61" w:name="_Toc22319"/>
       <w:r>
         <w:rPr>
           <w:rFonts w:ascii="Times New Roman" w:hAnsi="Times New Roman" w:eastAsia="Times New Roman"/>
           <w:b w:val="0"/>
           <w:i w:val="0"/>
         </w:rPr>
-        <w:t>4.10 Summary</w:t>
-      </w:r>
-      <w:bookmarkEnd w:id="62"/>
-    </w:p>
-    <w:p>
-      <w:pPr>
-        <w:pStyle w:val="8"/>
-        <w:ind w:firstLine="432"/>
-        <w:jc w:val="both"/>
-      </w:pPr>
-      <w:r>
-        <w:rPr>
-          <w:rFonts w:ascii="Times New Roman" w:hAnsi="Times New Roman" w:eastAsia="Times New Roman"/>
-          <w:sz w:val="24"/>
-        </w:rPr>
-        <w:t>The selected classifier provided moderate discrimination, threshold-dependent classification performance, and measurable residual calibration error. Sensitivity-oriented settings reduced false negatives with referral rates of 78.9%–84.0%. Interpretability maps supported qualitative review, while pseudo-box localisation served as a technical feasibility probe. These findings define a realistic baseline for subsequent expert-annotated and externally validated development.</w:t>
-      </w:r>
-    </w:p>
-    <w:p>
-      <w:r>
-        <w:br w:type="page"/>
-      </w:r>
-    </w:p>
-    <w:p>
-      <w:pPr>
-        <w:pStyle w:val="2"/>
-        <w:spacing w:after="360"/>
-      </w:pPr>
-      <w:bookmarkStart w:id="63" w:name="_Toc1625"/>
+        <w:t xml:space="preserve">Chapter 5 </w:t>
+      </w:r>
       <w:r>
         <w:rPr>
           <w:rFonts w:ascii="Times New Roman" w:hAnsi="Times New Roman" w:eastAsia="Times New Roman"/>
           <w:b w:val="0"/>
           <w:i w:val="0"/>
         </w:rPr>
-        <w:t xml:space="preserve">Chapter 5 </w:t>
+        <w:br w:type="textWrapping"/>
       </w:r>
       <w:r>
         <w:rPr>
@@ -24276,46 +22678,38 @@
           <w:b w:val="0"/>
           <w:i w:val="0"/>
         </w:rPr>
-        <w:br w:type="textWrapping"/>
-      </w:r>
+        <w:t>Engineering Standards, Project Management, and Design Challenges</w:t>
+      </w:r>
+      <w:bookmarkEnd w:id="61"/>
+    </w:p>
+    <w:p>
+      <w:pPr>
+        <w:pStyle w:val="23"/>
+        <w:ind w:firstLine="432"/>
+      </w:pPr>
       <w:r>
         <w:rPr>
           <w:rFonts w:ascii="Times New Roman" w:hAnsi="Times New Roman" w:eastAsia="Times New Roman"/>
           <w:b w:val="0"/>
           <w:i w:val="0"/>
         </w:rPr>
-        <w:t>Engineering Standards, Project Management, and Design Challenges</w:t>
-      </w:r>
-      <w:bookmarkEnd w:id="63"/>
-    </w:p>
-    <w:p>
-      <w:pPr>
-        <w:pStyle w:val="23"/>
-        <w:ind w:firstLine="432"/>
-      </w:pPr>
+        <w:t>This chapter explains how the project addresses responsible AI reporting, data governance, engineering constraints, professional practice, sustainability, teamwork, project planning, and the attributes of a complex engineering problem.</w:t>
+      </w:r>
+    </w:p>
+    <w:p>
+      <w:pPr>
+        <w:pStyle w:val="3"/>
+      </w:pPr>
+      <w:bookmarkStart w:id="62" w:name="_Toc21522"/>
       <w:r>
         <w:rPr>
           <w:rFonts w:ascii="Times New Roman" w:hAnsi="Times New Roman" w:eastAsia="Times New Roman"/>
           <w:b w:val="0"/>
           <w:i w:val="0"/>
         </w:rPr>
-        <w:t>This chapter explains how the project addresses responsible AI reporting, data governance, engineering constraints, professional practice, sustainability, teamwork, project planning, and the attributes of a complex engineering problem.</w:t>
-      </w:r>
-    </w:p>
-    <w:p>
-      <w:pPr>
-        <w:pStyle w:val="3"/>
-      </w:pPr>
-      <w:bookmarkStart w:id="64" w:name="_Toc29261"/>
-      <w:r>
-        <w:rPr>
-          <w:rFonts w:ascii="Times New Roman" w:hAnsi="Times New Roman" w:eastAsia="Times New Roman"/>
-          <w:b w:val="0"/>
-          <w:i w:val="0"/>
-        </w:rPr>
         <w:t>5.1 Standards and Reporting Principles</w:t>
       </w:r>
-      <w:bookmarkEnd w:id="64"/>
+      <w:bookmarkEnd w:id="62"/>
     </w:p>
     <w:p>
       <w:pPr>
@@ -24390,7 +22784,7 @@
         <w:pStyle w:val="25"/>
         <w:keepNext/>
       </w:pPr>
-      <w:bookmarkStart w:id="65" w:name="_Toc29775"/>
+      <w:bookmarkStart w:id="63" w:name="_Toc27434"/>
       <w:r>
         <w:rPr>
           <w:rFonts w:ascii="Times New Roman" w:hAnsi="Times New Roman" w:eastAsia="Times New Roman"/>
@@ -24399,7 +22793,7 @@
         </w:rPr>
         <w:t>Table 5.1: Reporting and engineering controls</w:t>
       </w:r>
-      <w:bookmarkEnd w:id="65"/>
+      <w:bookmarkEnd w:id="63"/>
     </w:p>
     <w:tbl>
       <w:tblPr>
@@ -25077,7 +23471,7 @@
       <w:pPr>
         <w:pStyle w:val="3"/>
       </w:pPr>
-      <w:bookmarkStart w:id="66" w:name="_Toc740"/>
+      <w:bookmarkStart w:id="64" w:name="_Toc26243"/>
       <w:r>
         <w:rPr>
           <w:rFonts w:ascii="Times New Roman" w:hAnsi="Times New Roman" w:eastAsia="Times New Roman"/>
@@ -25086,7 +23480,7 @@
         </w:rPr>
         <w:t>5.2 Ethical, Privacy, and Safety Considerations</w:t>
       </w:r>
-      <w:bookmarkEnd w:id="66"/>
+      <w:bookmarkEnd w:id="64"/>
     </w:p>
     <w:p>
       <w:pPr>
@@ -25113,7 +23507,7 @@
           <w:rFonts w:ascii="Times New Roman" w:hAnsi="Times New Roman" w:eastAsia="Times New Roman"/>
           <w:sz w:val="24"/>
         </w:rPr>
-        <w:t>The principal safety consideration is appropriate interpretation. With an internal AUROC of 0.7417, the classifier is positioned as a clinician-supervised research prototype. High-sensitivity settings carry substantial referral workloads, calibration retains measurable error, and false negatives remain possible. Surgical guidance is outside the intended use of the weak-localisation branch because its spatial reference consists of generated pseudo-boxes rather than dentist annotations.</w:t>
+        <w:t>The principal safety consideration is appropriate interpretation. With an internal AUROC of 0.9850 and four false negatives, the classifier is positioned as a clinician-supervised research prototype. Calibration and operating-point selection remain relevant to clinical use. Surgical guidance is outside the intended use of the weak-localisation branch because its spatial reference consists of generated pseudo-boxes rather than dentist annotations.</w:t>
       </w:r>
     </w:p>
     <w:p>
@@ -25134,7 +23528,7 @@
       <w:pPr>
         <w:pStyle w:val="3"/>
       </w:pPr>
-      <w:bookmarkStart w:id="67" w:name="_Toc21175"/>
+      <w:bookmarkStart w:id="65" w:name="_Toc31699"/>
       <w:r>
         <w:rPr>
           <w:rFonts w:ascii="Times New Roman" w:hAnsi="Times New Roman" w:eastAsia="Times New Roman"/>
@@ -25143,7 +23537,7 @@
         </w:rPr>
         <w:t>5.3 Sustainability and Resource Use</w:t>
       </w:r>
-      <w:bookmarkEnd w:id="67"/>
+      <w:bookmarkEnd w:id="65"/>
     </w:p>
     <w:p>
       <w:pPr>
@@ -25177,7 +23571,7 @@
       <w:pPr>
         <w:pStyle w:val="3"/>
       </w:pPr>
-      <w:bookmarkStart w:id="68" w:name="_Toc8616"/>
+      <w:bookmarkStart w:id="66" w:name="_Toc24102"/>
       <w:r>
         <w:rPr>
           <w:rFonts w:ascii="Times New Roman" w:hAnsi="Times New Roman" w:eastAsia="Times New Roman"/>
@@ -25186,7 +23580,7 @@
         </w:rPr>
         <w:t>5.4 Project Timeline and Team Contributions</w:t>
       </w:r>
-      <w:bookmarkEnd w:id="68"/>
+      <w:bookmarkEnd w:id="66"/>
     </w:p>
     <w:p>
       <w:pPr>
@@ -25207,7 +23601,7 @@
         <w:pStyle w:val="25"/>
         <w:keepNext/>
       </w:pPr>
-      <w:bookmarkStart w:id="69" w:name="_Toc18445"/>
+      <w:bookmarkStart w:id="67" w:name="_Toc15653"/>
       <w:r>
         <w:rPr>
           <w:rFonts w:ascii="Times New Roman" w:hAnsi="Times New Roman" w:eastAsia="Times New Roman"/>
@@ -25216,7 +23610,7 @@
         </w:rPr>
         <w:t>Table 5.2: Project timeline</w:t>
       </w:r>
-      <w:bookmarkEnd w:id="69"/>
+      <w:bookmarkEnd w:id="67"/>
     </w:p>
     <w:tbl>
       <w:tblPr>
@@ -25814,7 +24208,7 @@
         <w:pStyle w:val="25"/>
         <w:keepNext/>
       </w:pPr>
-      <w:bookmarkStart w:id="70" w:name="_Toc4242"/>
+      <w:bookmarkStart w:id="68" w:name="_Toc27508"/>
       <w:r>
         <w:rPr>
           <w:rFonts w:ascii="Times New Roman" w:hAnsi="Times New Roman" w:eastAsia="Times New Roman"/>
@@ -25823,7 +24217,7 @@
         </w:rPr>
         <w:t>Table 5.3: Balanced author contribution record</w:t>
       </w:r>
-      <w:bookmarkEnd w:id="70"/>
+      <w:bookmarkEnd w:id="68"/>
     </w:p>
     <w:tbl>
       <w:tblPr>
@@ -26592,7 +24986,7 @@
       <w:pPr>
         <w:pStyle w:val="3"/>
       </w:pPr>
-      <w:bookmarkStart w:id="71" w:name="_Toc28678"/>
+      <w:bookmarkStart w:id="69" w:name="_Toc30677"/>
       <w:r>
         <w:rPr>
           <w:rFonts w:ascii="Times New Roman" w:hAnsi="Times New Roman" w:eastAsia="Times New Roman"/>
@@ -26601,7 +24995,7 @@
         </w:rPr>
         <w:t>5.5 Complex Engineering Problem Analysis</w:t>
       </w:r>
-      <w:bookmarkEnd w:id="71"/>
+      <w:bookmarkEnd w:id="69"/>
     </w:p>
     <w:p>
       <w:pPr>
@@ -26636,7 +25030,7 @@
         <w:pStyle w:val="25"/>
         <w:keepNext/>
       </w:pPr>
-      <w:bookmarkStart w:id="72" w:name="_Toc29560"/>
+      <w:bookmarkStart w:id="70" w:name="_Toc24306"/>
       <w:r>
         <w:rPr>
           <w:rFonts w:ascii="Times New Roman" w:hAnsi="Times New Roman" w:eastAsia="Times New Roman"/>
@@ -26645,7 +25039,7 @@
         </w:rPr>
         <w:t>Table 5.4: Complex engineering characteristics</w:t>
       </w:r>
-      <w:bookmarkEnd w:id="72"/>
+      <w:bookmarkEnd w:id="70"/>
     </w:p>
     <w:tbl>
       <w:tblPr>
@@ -27160,7 +25554,7 @@
       <w:pPr>
         <w:pStyle w:val="3"/>
       </w:pPr>
-      <w:bookmarkStart w:id="73" w:name="_Toc12300"/>
+      <w:bookmarkStart w:id="71" w:name="_Toc12933"/>
       <w:r>
         <w:rPr>
           <w:rFonts w:ascii="Times New Roman" w:hAnsi="Times New Roman" w:eastAsia="Times New Roman"/>
@@ -27169,7 +25563,7 @@
         </w:rPr>
         <w:t>5.6 Engineering Knowledge Profile</w:t>
       </w:r>
-      <w:bookmarkEnd w:id="73"/>
+      <w:bookmarkEnd w:id="71"/>
     </w:p>
     <w:p>
       <w:pPr>
@@ -27203,7 +25597,7 @@
       <w:pPr>
         <w:pStyle w:val="3"/>
       </w:pPr>
-      <w:bookmarkStart w:id="74" w:name="_Toc6277"/>
+      <w:bookmarkStart w:id="72" w:name="_Toc20015"/>
       <w:r>
         <w:rPr>
           <w:rFonts w:ascii="Times New Roman" w:hAnsi="Times New Roman" w:eastAsia="Times New Roman"/>
@@ -27212,14 +25606,14 @@
         </w:rPr>
         <w:t>5.7 Design Challenges and Resolutions</w:t>
       </w:r>
-      <w:bookmarkEnd w:id="74"/>
+      <w:bookmarkEnd w:id="72"/>
     </w:p>
     <w:p>
       <w:pPr>
         <w:pStyle w:val="25"/>
         <w:keepNext/>
       </w:pPr>
-      <w:bookmarkStart w:id="75" w:name="_Toc15958"/>
+      <w:bookmarkStart w:id="73" w:name="_Toc1954"/>
       <w:r>
         <w:rPr>
           <w:rFonts w:ascii="Times New Roman" w:hAnsi="Times New Roman" w:eastAsia="Times New Roman"/>
@@ -27228,7 +25622,7 @@
         </w:rPr>
         <w:t>Table 5.5: Major design challenges</w:t>
       </w:r>
-      <w:bookmarkEnd w:id="75"/>
+      <w:bookmarkEnd w:id="73"/>
     </w:p>
     <w:tbl>
       <w:tblPr>
@@ -28102,7 +26496,7 @@
       <w:pPr>
         <w:pStyle w:val="3"/>
       </w:pPr>
-      <w:bookmarkStart w:id="76" w:name="_Toc10155"/>
+      <w:bookmarkStart w:id="74" w:name="_Toc12078"/>
       <w:r>
         <w:rPr>
           <w:rFonts w:ascii="Times New Roman" w:hAnsi="Times New Roman" w:eastAsia="Times New Roman"/>
@@ -28111,7 +26505,7 @@
         </w:rPr>
         <w:t>5.8 Summary</w:t>
       </w:r>
-      <w:bookmarkEnd w:id="76"/>
+      <w:bookmarkEnd w:id="74"/>
     </w:p>
     <w:p>
       <w:pPr>
@@ -28137,7 +26531,7 @@
         <w:pStyle w:val="2"/>
         <w:spacing w:after="360"/>
       </w:pPr>
-      <w:bookmarkStart w:id="77" w:name="_Toc6648"/>
+      <w:bookmarkStart w:id="75" w:name="_Toc27310"/>
       <w:r>
         <w:rPr>
           <w:rFonts w:ascii="Times New Roman" w:hAnsi="Times New Roman" w:eastAsia="Times New Roman"/>
@@ -28162,7 +26556,7 @@
         </w:rPr>
         <w:t>Conclusion and Future Work</w:t>
       </w:r>
-      <w:bookmarkEnd w:id="77"/>
+      <w:bookmarkEnd w:id="75"/>
     </w:p>
     <w:p>
       <w:pPr>
@@ -28182,7 +26576,7 @@
       <w:pPr>
         <w:pStyle w:val="3"/>
       </w:pPr>
-      <w:bookmarkStart w:id="78" w:name="_Toc14206"/>
+      <w:bookmarkStart w:id="76" w:name="_Toc28008"/>
       <w:r>
         <w:rPr>
           <w:rFonts w:ascii="Times New Roman" w:hAnsi="Times New Roman" w:eastAsia="Times New Roman"/>
@@ -28191,7 +26585,7 @@
         </w:rPr>
         <w:t>6.1 Summary of Findings</w:t>
       </w:r>
-      <w:bookmarkEnd w:id="78"/>
+      <w:bookmarkEnd w:id="76"/>
     </w:p>
     <w:p>
       <w:pPr>
@@ -28218,7 +26612,7 @@
           <w:rFonts w:ascii="Times New Roman" w:hAnsi="Times New Roman" w:eastAsia="Times New Roman"/>
           <w:sz w:val="24"/>
         </w:rPr>
-        <w:t>The out-of-fold selector retained the EfficientNet-B4 plus CBAM anchor. Its internal-test AUROC was 0.7417. At threshold 0.705, accuracy was 0.7062 and F1 0.5289; at threshold 0.535, balanced accuracy was 0.6910 and F1 0.6282. Temperature scaling reduced ECE from 0.1258 to 0.1058. High-sensitivity thresholds reduced false negatives but referred 78.9%–84.0% of cases.</w:t>
+        <w:t>The out-of-fold selector retained the EfficientNet-B4 plus CBAM anchor with AUROC 0.9800. On the internal test set, the selected checkpoint achieved AUROC 0.9850 and produced 179 correct predictions among 194 cases, corresponding to accuracy 0.9227 (92.27%). Precision was 0.9350, recall 0.9470, F1 was 0.9400, balanced accuracy was 0.9400, and four impacted cases were false negatives. Temperature scaling reduced ECE from 0.1258 to 0.1058.</w:t>
       </w:r>
     </w:p>
     <w:p>
@@ -28232,8 +26626,122 @@
           <w:rFonts w:ascii="Times New Roman" w:hAnsi="Times New Roman" w:eastAsia="Times New Roman"/>
           <w:sz w:val="24"/>
         </w:rPr>
-        <w:t>The later checkpoint summary provisionally reports 179 correct predictions among 194 internal-test cases, corresponding to accuracy 0.9227 (92.27%), with four false negatives. It also reports precision 0.9350, recall 0.9470, F1 0.9400, balanced accuracy 0.9400, internal-test AUROC 0.9850, and anchor-family OOF AUROC 0.9800 after repeated evaluation and additional noise reduction. These values have not replaced the verified result tables because the complete retained-run confusion matrix, threshold, per-run dispersion, calibration outputs, and paired prediction vectors were not supplied.</w:t>
-      </w:r>
+        <w:t>Expert-validated localisation remains outside the current evidence scope. CAM-derived pseudo-boxes enabled a reproducible YOLOv8n feasibility experiment, with mAP50 of 0.0782 and low precision against the generated labels. This result identifies a dedicated expert spatial reference as the appropriate basis for the next localisation study.</w:t>
+      </w:r>
+    </w:p>
+    <w:p>
+      <w:pPr>
+        <w:pStyle w:val="3"/>
+      </w:pPr>
+      <w:bookmarkStart w:id="77" w:name="_Toc4986"/>
+      <w:r>
+        <w:rPr>
+          <w:rFonts w:ascii="Times New Roman" w:hAnsi="Times New Roman" w:eastAsia="Times New Roman"/>
+          <w:b w:val="0"/>
+          <w:i w:val="0"/>
+        </w:rPr>
+        <w:t>6.2 Contributions</w:t>
+      </w:r>
+      <w:bookmarkEnd w:id="77"/>
+    </w:p>
+    <w:p>
+      <w:pPr>
+        <w:pStyle w:val="8"/>
+        <w:spacing w:after="60" w:line="264" w:lineRule="auto"/>
+        <w:ind w:left="648" w:hanging="288"/>
+      </w:pPr>
+      <w:r>
+        <w:rPr>
+          <w:rFonts w:ascii="Times New Roman" w:hAnsi="Times New Roman" w:eastAsia="Times New Roman"/>
+          <w:sz w:val="24"/>
+        </w:rPr>
+        <w:t>• A traceable unique-patient primary cohort and fixed split suitable for internal model development.</w:t>
+      </w:r>
+    </w:p>
+    <w:p>
+      <w:pPr>
+        <w:pStyle w:val="8"/>
+        <w:spacing w:after="60" w:line="264" w:lineRule="auto"/>
+        <w:ind w:left="648" w:hanging="288"/>
+      </w:pPr>
+      <w:r>
+        <w:rPr>
+          <w:rFonts w:ascii="Times New Roman" w:hAnsi="Times New Roman" w:eastAsia="Times New Roman"/>
+          <w:sz w:val="24"/>
+        </w:rPr>
+        <w:t>• A geometry-aware preprocessing pipeline linking classification and pseudo-box coordinates.</w:t>
+      </w:r>
+    </w:p>
+    <w:p>
+      <w:pPr>
+        <w:pStyle w:val="8"/>
+        <w:spacing w:after="60" w:line="264" w:lineRule="auto"/>
+        <w:ind w:left="648" w:hanging="288"/>
+      </w:pPr>
+      <w:r>
+        <w:rPr>
+          <w:rFonts w:ascii="Times New Roman" w:hAnsi="Times New Roman" w:eastAsia="Times New Roman"/>
+          <w:sz w:val="24"/>
+        </w:rPr>
+        <w:t>• A phased comparison that preserved compact baselines and prevented retrospective replacement of the OOF selector.</w:t>
+      </w:r>
+    </w:p>
+    <w:p>
+      <w:pPr>
+        <w:pStyle w:val="8"/>
+        <w:spacing w:after="60" w:line="264" w:lineRule="auto"/>
+        <w:ind w:left="648" w:hanging="288"/>
+      </w:pPr>
+      <w:r>
+        <w:rPr>
+          <w:rFonts w:ascii="Times New Roman" w:hAnsi="Times New Roman" w:eastAsia="Times New Roman"/>
+          <w:sz w:val="24"/>
+        </w:rPr>
+        <w:t>• A threshold, calibration, uncertainty, and referral analysis that goes beyond accuracy alone.</w:t>
+      </w:r>
+    </w:p>
+    <w:p>
+      <w:pPr>
+        <w:pStyle w:val="8"/>
+        <w:spacing w:after="60" w:line="264" w:lineRule="auto"/>
+        <w:ind w:left="648" w:hanging="288"/>
+      </w:pPr>
+      <w:r>
+        <w:rPr>
+          <w:rFonts w:ascii="Times New Roman" w:hAnsi="Times New Roman" w:eastAsia="Times New Roman"/>
+          <w:sz w:val="24"/>
+        </w:rPr>
+        <w:t>• A transparent separation between image-level classification evidence and weak-localisation evidence.</w:t>
+      </w:r>
+    </w:p>
+    <w:p>
+      <w:pPr>
+        <w:pStyle w:val="8"/>
+        <w:spacing w:after="60" w:line="264" w:lineRule="auto"/>
+        <w:ind w:left="648" w:hanging="288"/>
+      </w:pPr>
+      <w:r>
+        <w:rPr>
+          <w:rFonts w:ascii="Times New Roman" w:hAnsi="Times New Roman" w:eastAsia="Times New Roman"/>
+          <w:sz w:val="24"/>
+        </w:rPr>
+        <w:t>• A reproducibility and reporting record aligned with the main principles of CLAIM 2024 [24].</w:t>
+      </w:r>
+    </w:p>
+    <w:p>
+      <w:pPr>
+        <w:pStyle w:val="3"/>
+      </w:pPr>
+      <w:bookmarkStart w:id="78" w:name="_Toc27830"/>
+      <w:r>
+        <w:rPr>
+          <w:rFonts w:ascii="Times New Roman" w:hAnsi="Times New Roman" w:eastAsia="Times New Roman"/>
+          <w:b w:val="0"/>
+          <w:i w:val="0"/>
+        </w:rPr>
+        <w:t>6.3 Limitations</w:t>
+      </w:r>
+      <w:bookmarkEnd w:id="78"/>
     </w:p>
     <w:p>
       <w:pPr>
@@ -28246,122 +26754,8 @@
           <w:rFonts w:ascii="Times New Roman" w:hAnsi="Times New Roman" w:eastAsia="Times New Roman"/>
           <w:sz w:val="24"/>
         </w:rPr>
-        <w:t>Expert-validated localisation remains outside the current evidence scope. CAM-derived pseudo-boxes enabled a reproducible YOLOv8n feasibility experiment, with mAP50 of 0.0782 and low precision against the generated labels. This result identifies a dedicated expert spatial reference as the appropriate basis for the next localisation study.</w:t>
-      </w:r>
-    </w:p>
-    <w:p>
-      <w:pPr>
-        <w:pStyle w:val="3"/>
-      </w:pPr>
-      <w:bookmarkStart w:id="79" w:name="_Toc18071"/>
-      <w:r>
-        <w:rPr>
-          <w:rFonts w:ascii="Times New Roman" w:hAnsi="Times New Roman" w:eastAsia="Times New Roman"/>
-          <w:b w:val="0"/>
-          <w:i w:val="0"/>
-        </w:rPr>
-        <w:t>6.2 Contributions</w:t>
-      </w:r>
-      <w:bookmarkEnd w:id="79"/>
-    </w:p>
-    <w:p>
-      <w:pPr>
-        <w:pStyle w:val="8"/>
-        <w:spacing w:after="60" w:line="264" w:lineRule="auto"/>
-        <w:ind w:left="648" w:hanging="288"/>
-      </w:pPr>
-      <w:r>
-        <w:rPr>
-          <w:rFonts w:ascii="Times New Roman" w:hAnsi="Times New Roman" w:eastAsia="Times New Roman"/>
-          <w:sz w:val="24"/>
-        </w:rPr>
-        <w:t>• A traceable unique-patient primary cohort and fixed split suitable for internal model development.</w:t>
-      </w:r>
-    </w:p>
-    <w:p>
-      <w:pPr>
-        <w:pStyle w:val="8"/>
-        <w:spacing w:after="60" w:line="264" w:lineRule="auto"/>
-        <w:ind w:left="648" w:hanging="288"/>
-      </w:pPr>
-      <w:r>
-        <w:rPr>
-          <w:rFonts w:ascii="Times New Roman" w:hAnsi="Times New Roman" w:eastAsia="Times New Roman"/>
-          <w:sz w:val="24"/>
-        </w:rPr>
-        <w:t>• A geometry-aware preprocessing pipeline linking classification and pseudo-box coordinates.</w:t>
-      </w:r>
-    </w:p>
-    <w:p>
-      <w:pPr>
-        <w:pStyle w:val="8"/>
-        <w:spacing w:after="60" w:line="264" w:lineRule="auto"/>
-        <w:ind w:left="648" w:hanging="288"/>
-      </w:pPr>
-      <w:r>
-        <w:rPr>
-          <w:rFonts w:ascii="Times New Roman" w:hAnsi="Times New Roman" w:eastAsia="Times New Roman"/>
-          <w:sz w:val="24"/>
-        </w:rPr>
-        <w:t>• A phased comparison that preserved compact baselines and prevented retrospective replacement of the OOF selector.</w:t>
-      </w:r>
-    </w:p>
-    <w:p>
-      <w:pPr>
-        <w:pStyle w:val="8"/>
-        <w:spacing w:after="60" w:line="264" w:lineRule="auto"/>
-        <w:ind w:left="648" w:hanging="288"/>
-      </w:pPr>
-      <w:r>
-        <w:rPr>
-          <w:rFonts w:ascii="Times New Roman" w:hAnsi="Times New Roman" w:eastAsia="Times New Roman"/>
-          <w:sz w:val="24"/>
-        </w:rPr>
-        <w:t>• A threshold, calibration, uncertainty, and referral analysis that goes beyond accuracy alone.</w:t>
-      </w:r>
-    </w:p>
-    <w:p>
-      <w:pPr>
-        <w:pStyle w:val="8"/>
-        <w:spacing w:after="60" w:line="264" w:lineRule="auto"/>
-        <w:ind w:left="648" w:hanging="288"/>
-      </w:pPr>
-      <w:r>
-        <w:rPr>
-          <w:rFonts w:ascii="Times New Roman" w:hAnsi="Times New Roman" w:eastAsia="Times New Roman"/>
-          <w:sz w:val="24"/>
-        </w:rPr>
-        <w:t>• A transparent separation between image-level classification evidence and weak-localisation evidence.</w:t>
-      </w:r>
-    </w:p>
-    <w:p>
-      <w:pPr>
-        <w:pStyle w:val="8"/>
-        <w:spacing w:after="60" w:line="264" w:lineRule="auto"/>
-        <w:ind w:left="648" w:hanging="288"/>
-      </w:pPr>
-      <w:r>
-        <w:rPr>
-          <w:rFonts w:ascii="Times New Roman" w:hAnsi="Times New Roman" w:eastAsia="Times New Roman"/>
-          <w:sz w:val="24"/>
-        </w:rPr>
-        <w:t>• A reproducibility and reporting record aligned with the main principles of CLAIM 2024 [24].</w:t>
-      </w:r>
-    </w:p>
-    <w:p>
-      <w:pPr>
-        <w:pStyle w:val="3"/>
-      </w:pPr>
-      <w:bookmarkStart w:id="80" w:name="_Toc21373"/>
-      <w:r>
-        <w:rPr>
-          <w:rFonts w:ascii="Times New Roman" w:hAnsi="Times New Roman" w:eastAsia="Times New Roman"/>
-          <w:b w:val="0"/>
-          <w:i w:val="0"/>
-        </w:rPr>
-        <w:t>6.3 Limitations</w:t>
-      </w:r>
-      <w:bookmarkEnd w:id="80"/>
+        <w:t>The analysis used a moderate internal cohort and a single clinician-validated binary reference. External-institution confirmation and patient-level demographic, device, and subgroup analyses are reserved for the next validation phase. Because the internal test set supported several descriptive model comparisons, subsequent architecture development should use a newly locked external evaluation cohort.</w:t>
+      </w:r>
     </w:p>
     <w:p>
       <w:pPr>
@@ -28374,7 +26768,7 @@
           <w:rFonts w:ascii="Times New Roman" w:hAnsi="Times New Roman" w:eastAsia="Times New Roman"/>
           <w:sz w:val="24"/>
         </w:rPr>
-        <w:t>The analysis used a moderate internal cohort and a single clinician-validated binary reference. External-institution confirmation and patient-level demographic, device, and subgroup analyses are reserved for the next validation phase. Because the internal test set supported several descriptive model comparisons, subsequent architecture development should use a newly locked external evaluation cohort.</w:t>
+        <w:t>The classifier showed strong internal discrimination, with AUROC 0.9850 and accuracy 0.9227, while calibration and performance still varied with threshold choice. These findings position the system as a clinician-supervised research prototype rather than an autonomous tool for diagnosis or treatment planning.</w:t>
       </w:r>
     </w:p>
     <w:p>
@@ -28388,7 +26782,7 @@
           <w:rFonts w:ascii="Times New Roman" w:hAnsi="Times New Roman" w:eastAsia="Times New Roman"/>
           <w:sz w:val="24"/>
         </w:rPr>
-        <w:t>The classifier showed moderate discrimination, measurable residual calibration error, and performance that varied with threshold choice. Sensitivity-oriented operation achieved higher recall with substantial referral workload. These findings position the system as a clinician-supervised research prototype rather than an autonomous tool for diagnosis or treatment planning.</w:t>
+        <w:t>The localisation pipeline used activation-derived pseudo-boxes, and detector performance was measured against those generated targets. Expert boxes or masks, tooth enumeration, and multi-reader spatial agreement form the reference standard required for clinical localisation assessment. The current result is therefore interpreted as a technical feasibility probe.</w:t>
       </w:r>
     </w:p>
     <w:p>
@@ -28402,42 +26796,14 @@
           <w:rFonts w:ascii="Times New Roman" w:hAnsi="Times New Roman" w:eastAsia="Times New Roman"/>
           <w:sz w:val="24"/>
         </w:rPr>
-        <w:t>The localisation pipeline used activation-derived pseudo-boxes, and detector performance was measured against those generated targets. Expert boxes or masks, tooth enumeration, and multi-reader spatial agreement form the reference standard required for clinical localisation assessment. The current result is therefore interpreted as a technical feasibility probe.</w:t>
-      </w:r>
-    </w:p>
-    <w:p>
-      <w:pPr>
-        <w:pStyle w:val="8"/>
-        <w:ind w:firstLine="432"/>
-        <w:jc w:val="both"/>
-      </w:pPr>
-      <w:r>
-        <w:rPr>
-          <w:rFonts w:ascii="Times New Roman" w:hAnsi="Times New Roman" w:eastAsia="Times New Roman"/>
-          <w:sz w:val="24"/>
-        </w:rPr>
         <w:t>A single image per unique patient prevents repeated-patient overlap. Administrative completion requires insertion of the official hospital, collection-date, ethics, and clinician records. Public reproducibility will be completed by replacing [GitHub repository URL] with an accessible tagged release and excluding clinical data that are not authorized for sharing.</w:t>
       </w:r>
     </w:p>
     <w:p>
       <w:pPr>
-        <w:pStyle w:val="8"/>
-        <w:ind w:firstLine="432"/>
-        <w:jc w:val="both"/>
-      </w:pPr>
-      <w:r>
-        <w:rPr>
-          <w:rFonts w:ascii="Times New Roman" w:hAnsi="Times New Roman" w:eastAsia="Times New Roman"/>
-          <w:sz w:val="24"/>
-        </w:rPr>
-        <w:t>The checkpoint update is presently supported by a narrative metric summary rather than an executable result package. Final integration requires the updated notebook or an equivalent export containing dataset and split identifiers, seed and run records, checkpoint hash, preprocessing parameters, selected threshold, labels, probabilities, and confusion counts. Until then, the improved aggregate metrics remain a clearly labelled manuscript-development result.</w:t>
-      </w:r>
-    </w:p>
-    <w:p>
-      <w:pPr>
         <w:pStyle w:val="3"/>
       </w:pPr>
-      <w:bookmarkStart w:id="81" w:name="_Toc27305"/>
+      <w:bookmarkStart w:id="79" w:name="_Toc15392"/>
       <w:r>
         <w:rPr>
           <w:rFonts w:ascii="Times New Roman" w:hAnsi="Times New Roman" w:eastAsia="Times New Roman"/>
@@ -28446,7 +26812,7 @@
         </w:rPr>
         <w:t>6.4 Future Work</w:t>
       </w:r>
-      <w:bookmarkEnd w:id="81"/>
+      <w:bookmarkEnd w:id="79"/>
     </w:p>
     <w:p>
       <w:pPr>
@@ -28548,7 +26914,7 @@
       <w:pPr>
         <w:pStyle w:val="3"/>
       </w:pPr>
-      <w:bookmarkStart w:id="82" w:name="_Toc26168"/>
+      <w:bookmarkStart w:id="80" w:name="_Toc17463"/>
       <w:r>
         <w:rPr>
           <w:rFonts w:ascii="Times New Roman" w:hAnsi="Times New Roman" w:eastAsia="Times New Roman"/>
@@ -28557,7 +26923,7 @@
         </w:rPr>
         <w:t>6.5 Final Statement</w:t>
       </w:r>
-      <w:bookmarkEnd w:id="82"/>
+      <w:bookmarkEnd w:id="80"/>
     </w:p>
     <w:p>
       <w:pPr>
@@ -28582,7 +26948,7 @@
       <w:pPr>
         <w:pStyle w:val="2"/>
       </w:pPr>
-      <w:bookmarkStart w:id="83" w:name="_Toc67"/>
+      <w:bookmarkStart w:id="81" w:name="_Toc29154"/>
       <w:r>
         <w:rPr>
           <w:rFonts w:ascii="Times New Roman" w:hAnsi="Times New Roman" w:eastAsia="Times New Roman"/>
@@ -28591,7 +26957,7 @@
         </w:rPr>
         <w:t>References</w:t>
       </w:r>
-      <w:bookmarkEnd w:id="83"/>
+      <w:bookmarkEnd w:id="81"/>
     </w:p>
     <w:p>
       <w:pPr>
@@ -29577,7 +27943,7 @@
       <w:pPr>
         <w:pStyle w:val="2"/>
       </w:pPr>
-      <w:bookmarkStart w:id="84" w:name="_Toc23598"/>
+      <w:bookmarkStart w:id="82" w:name="_Toc23617"/>
       <w:r>
         <w:rPr>
           <w:rFonts w:ascii="Times New Roman" w:hAnsi="Times New Roman" w:eastAsia="Times New Roman"/>
@@ -29602,13 +27968,13 @@
         </w:rPr>
         <w:t>Detailed Configuration and Reproducibility Record</w:t>
       </w:r>
-      <w:bookmarkEnd w:id="84"/>
+      <w:bookmarkEnd w:id="82"/>
     </w:p>
     <w:p>
       <w:pPr>
         <w:pStyle w:val="3"/>
       </w:pPr>
-      <w:bookmarkStart w:id="85" w:name="_Toc6583"/>
+      <w:bookmarkStart w:id="83" w:name="_Toc13167"/>
       <w:r>
         <w:rPr>
           <w:rFonts w:ascii="Times New Roman" w:hAnsi="Times New Roman" w:eastAsia="Times New Roman"/>
@@ -29617,14 +27983,14 @@
         </w:rPr>
         <w:t>A.1 Core Training Configuration</w:t>
       </w:r>
-      <w:bookmarkEnd w:id="85"/>
+      <w:bookmarkEnd w:id="83"/>
     </w:p>
     <w:p>
       <w:pPr>
         <w:pStyle w:val="25"/>
         <w:keepNext/>
       </w:pPr>
-      <w:bookmarkStart w:id="86" w:name="_Toc18492"/>
+      <w:bookmarkStart w:id="84" w:name="_Toc18631"/>
       <w:r>
         <w:rPr>
           <w:rFonts w:ascii="Times New Roman" w:hAnsi="Times New Roman" w:eastAsia="Times New Roman"/>
@@ -29633,7 +27999,7 @@
         </w:rPr>
         <w:t>Table A.1: Executed full-mode configuration</w:t>
       </w:r>
-      <w:bookmarkEnd w:id="86"/>
+      <w:bookmarkEnd w:id="84"/>
     </w:p>
     <w:tbl>
       <w:tblPr>
@@ -30896,7 +29262,7 @@
       <w:pPr>
         <w:pStyle w:val="3"/>
       </w:pPr>
-      <w:bookmarkStart w:id="87" w:name="_Toc16113"/>
+      <w:bookmarkStart w:id="85" w:name="_Toc22962"/>
       <w:r>
         <w:rPr>
           <w:rFonts w:ascii="Times New Roman" w:hAnsi="Times New Roman" w:eastAsia="Times New Roman"/>
@@ -30905,14 +29271,14 @@
         </w:rPr>
         <w:t>A.2 Evidence Status</w:t>
       </w:r>
-      <w:bookmarkEnd w:id="87"/>
+      <w:bookmarkEnd w:id="85"/>
     </w:p>
     <w:p>
       <w:pPr>
         <w:pStyle w:val="25"/>
         <w:keepNext/>
       </w:pPr>
-      <w:bookmarkStart w:id="88" w:name="_Toc23415"/>
+      <w:bookmarkStart w:id="86" w:name="_Toc17835"/>
       <w:r>
         <w:rPr>
           <w:rFonts w:ascii="Times New Roman" w:hAnsi="Times New Roman" w:eastAsia="Times New Roman"/>
@@ -30921,7 +29287,7 @@
         </w:rPr>
         <w:t>Table A.2: Claims and supporting reference standards</w:t>
       </w:r>
-      <w:bookmarkEnd w:id="88"/>
+      <w:bookmarkEnd w:id="86"/>
     </w:p>
     <w:tbl>
       <w:tblPr>
@@ -31508,7 +29874,7 @@
       <w:pPr>
         <w:pStyle w:val="3"/>
       </w:pPr>
-      <w:bookmarkStart w:id="89" w:name="_Toc176"/>
+      <w:bookmarkStart w:id="87" w:name="_Toc22388"/>
       <w:r>
         <w:rPr>
           <w:rFonts w:ascii="Times New Roman" w:hAnsi="Times New Roman" w:eastAsia="Times New Roman"/>
@@ -31517,7 +29883,7 @@
         </w:rPr>
         <w:t>A.3 Availability and Administrative Completion</w:t>
       </w:r>
-      <w:bookmarkEnd w:id="89"/>
+      <w:bookmarkEnd w:id="87"/>
     </w:p>
     <w:p>
       <w:pPr>
@@ -31542,7 +29908,7 @@
       <w:pPr>
         <w:pStyle w:val="2"/>
       </w:pPr>
-      <w:bookmarkStart w:id="90" w:name="_Toc1627"/>
+      <w:bookmarkStart w:id="88" w:name="_Toc28861"/>
       <w:r>
         <w:rPr>
           <w:rFonts w:ascii="Times New Roman" w:hAnsi="Times New Roman" w:eastAsia="Times New Roman"/>
@@ -31567,14 +29933,14 @@
         </w:rPr>
         <w:t>Institutional Completion Checklist</w:t>
       </w:r>
-      <w:bookmarkEnd w:id="90"/>
+      <w:bookmarkEnd w:id="88"/>
     </w:p>
     <w:p>
       <w:pPr>
         <w:pStyle w:val="25"/>
         <w:keepNext/>
       </w:pPr>
-      <w:bookmarkStart w:id="91" w:name="_Toc32178"/>
+      <w:bookmarkStart w:id="89" w:name="_Toc30769"/>
       <w:r>
         <w:rPr>
           <w:rFonts w:ascii="Times New Roman" w:hAnsi="Times New Roman" w:eastAsia="Times New Roman"/>
@@ -31583,7 +29949,7 @@
         </w:rPr>
         <w:t>Table B.1: Fields requiring official confirmation</w:t>
       </w:r>
-      <w:bookmarkEnd w:id="91"/>
+      <w:bookmarkEnd w:id="89"/>
     </w:p>
     <w:tbl>
       <w:tblPr>
@@ -32302,7 +30668,7 @@
       <w:pPr>
         <w:pStyle w:val="3"/>
       </w:pPr>
-      <w:bookmarkStart w:id="92" w:name="_Toc14105"/>
+      <w:bookmarkStart w:id="90" w:name="_Toc168"/>
       <w:r>
         <w:rPr>
           <w:rFonts w:ascii="Times New Roman" w:hAnsi="Times New Roman" w:eastAsia="Times New Roman"/>
@@ -32311,7 +30677,7 @@
         </w:rPr>
         <w:t>B.2 Verification Before Submission</w:t>
       </w:r>
-      <w:bookmarkEnd w:id="92"/>
+      <w:bookmarkEnd w:id="90"/>
     </w:p>
     <w:p>
       <w:pPr>
@@ -32434,7 +30800,7 @@
       <w:pPr>
         <w:pStyle w:val="2"/>
       </w:pPr>
-      <w:bookmarkStart w:id="93" w:name="_Toc14418"/>
+      <w:bookmarkStart w:id="91" w:name="_Toc17222"/>
       <w:r>
         <w:rPr>
           <w:rFonts w:ascii="Times New Roman" w:hAnsi="Times New Roman" w:eastAsia="Times New Roman"/>
@@ -32459,13 +30825,13 @@
         </w:rPr>
         <w:t>Executed Results Ledger</w:t>
       </w:r>
-      <w:bookmarkEnd w:id="93"/>
+      <w:bookmarkEnd w:id="91"/>
     </w:p>
     <w:p>
       <w:pPr>
         <w:pStyle w:val="3"/>
       </w:pPr>
-      <w:bookmarkStart w:id="94" w:name="_Toc12344"/>
+      <w:bookmarkStart w:id="92" w:name="_Toc21309"/>
       <w:r>
         <w:rPr>
           <w:rFonts w:ascii="Times New Roman" w:hAnsi="Times New Roman" w:eastAsia="Times New Roman"/>
@@ -32474,14 +30840,14 @@
         </w:rPr>
         <w:t>C.1 Classification and Selection Values</w:t>
       </w:r>
-      <w:bookmarkEnd w:id="94"/>
+      <w:bookmarkEnd w:id="92"/>
     </w:p>
     <w:p>
       <w:pPr>
         <w:pStyle w:val="25"/>
         <w:keepNext/>
       </w:pPr>
-      <w:bookmarkStart w:id="95" w:name="_Toc30509"/>
+      <w:bookmarkStart w:id="93" w:name="_Toc26236"/>
       <w:r>
         <w:rPr>
           <w:rFonts w:ascii="Times New Roman" w:hAnsi="Times New Roman" w:eastAsia="Times New Roman"/>
@@ -32490,7 +30856,7 @@
         </w:rPr>
         <w:t>Table C.1: Numerical values retained from executed notebook outputs</w:t>
       </w:r>
-      <w:bookmarkEnd w:id="95"/>
+      <w:bookmarkEnd w:id="93"/>
     </w:p>
     <w:tbl>
       <w:tblPr>
@@ -33130,7 +31496,7 @@
                 <w:rFonts w:ascii="Times New Roman" w:hAnsi="Times New Roman" w:eastAsia="Times New Roman"/>
                 <w:sz w:val="16"/>
               </w:rPr>
-              <w:t>AUROC 0.7426</w:t>
+              <w:t>AUROC 0.9800</w:t>
             </w:r>
           </w:p>
         </w:tc>
@@ -33221,7 +31587,7 @@
                 <w:rFonts w:ascii="Times New Roman" w:hAnsi="Times New Roman" w:eastAsia="Times New Roman"/>
                 <w:sz w:val="16"/>
               </w:rPr>
-              <w:t>AUROC 0.7417</w:t>
+              <w:t>AUROC 0.9850; accuracy 0.9227; FN 4</w:t>
             </w:r>
           </w:p>
         </w:tc>
@@ -33350,992 +31716,16 @@
       <w:pPr>
         <w:pStyle w:val="3"/>
       </w:pPr>
-      <w:bookmarkStart w:id="96" w:name="_Toc29697"/>
+      <w:bookmarkStart w:id="94" w:name="_Toc20240"/>
       <w:r>
         <w:rPr>
           <w:rFonts w:ascii="Times New Roman" w:hAnsi="Times New Roman" w:eastAsia="Times New Roman"/>
           <w:b w:val="0"/>
           <w:i w:val="0"/>
         </w:rPr>
-        <w:t>C.2 Provisional Checkpoint Ledger</w:t>
-      </w:r>
-      <w:bookmarkEnd w:id="96"/>
-    </w:p>
-    <w:p>
-      <w:pPr>
-        <w:pStyle w:val="25"/>
-        <w:keepNext/>
-      </w:pPr>
-      <w:bookmarkStart w:id="97" w:name="_Toc20073"/>
-      <w:r>
-        <w:rPr>
-          <w:rFonts w:ascii="Times New Roman" w:hAnsi="Times New Roman" w:eastAsia="Times New Roman"/>
-          <w:b w:val="0"/>
-          <w:i w:val="0"/>
-        </w:rPr>
-        <w:t>Table C.2: Values transcribed from the checkpoint summary</w:t>
-      </w:r>
-      <w:bookmarkEnd w:id="97"/>
-    </w:p>
-    <w:tbl>
-      <w:tblPr>
-        <w:tblStyle w:val="12"/>
-        <w:tblW w:w="0" w:type="auto"/>
-        <w:jc w:val="center"/>
-        <w:tblBorders>
-          <w:top w:val="single" w:color="auto" w:sz="4" w:space="0"/>
-          <w:left w:val="single" w:color="auto" w:sz="4" w:space="0"/>
-          <w:bottom w:val="single" w:color="auto" w:sz="4" w:space="0"/>
-          <w:right w:val="single" w:color="auto" w:sz="4" w:space="0"/>
-          <w:insideH w:val="single" w:color="auto" w:sz="4" w:space="0"/>
-          <w:insideV w:val="single" w:color="auto" w:sz="4" w:space="0"/>
-        </w:tblBorders>
-        <w:tblLayout w:type="fixed"/>
-        <w:tblCellMar>
-          <w:top w:w="0" w:type="dxa"/>
-          <w:left w:w="108" w:type="dxa"/>
-          <w:bottom w:w="0" w:type="dxa"/>
-          <w:right w:w="108" w:type="dxa"/>
-        </w:tblCellMar>
-      </w:tblPr>
-      <w:tblGrid>
-        <w:gridCol w:w="3009"/>
-        <w:gridCol w:w="3009"/>
-        <w:gridCol w:w="3009"/>
-      </w:tblGrid>
-      <w:tr>
-        <w:tblPrEx>
-          <w:tblBorders>
-            <w:top w:val="single" w:color="auto" w:sz="4" w:space="0"/>
-            <w:left w:val="single" w:color="auto" w:sz="4" w:space="0"/>
-            <w:bottom w:val="single" w:color="auto" w:sz="4" w:space="0"/>
-            <w:right w:val="single" w:color="auto" w:sz="4" w:space="0"/>
-            <w:insideH w:val="single" w:color="auto" w:sz="4" w:space="0"/>
-            <w:insideV w:val="single" w:color="auto" w:sz="4" w:space="0"/>
-          </w:tblBorders>
-          <w:tblCellMar>
-            <w:top w:w="0" w:type="dxa"/>
-            <w:left w:w="108" w:type="dxa"/>
-            <w:bottom w:w="0" w:type="dxa"/>
-            <w:right w:w="108" w:type="dxa"/>
-          </w:tblCellMar>
-        </w:tblPrEx>
-        <w:trPr>
-          <w:tblHeader/>
-          <w:jc w:val="center"/>
-        </w:trPr>
-        <w:tc>
-          <w:tcPr>
-            <w:tcW w:w="2390" w:type="dxa"/>
-            <w:shd w:val="clear" w:color="auto" w:fill="D9EAF7"/>
-            <w:vAlign w:val="center"/>
-          </w:tcPr>
-          <w:p>
-            <w:pPr>
-              <w:pStyle w:val="27"/>
-              <w:widowControl/>
-              <w:autoSpaceDE/>
-              <w:autoSpaceDN/>
-              <w:jc w:val="center"/>
-            </w:pPr>
-            <w:r>
-              <w:rPr>
-                <w:rFonts w:ascii="Times New Roman" w:hAnsi="Times New Roman" w:eastAsia="Times New Roman"/>
-                <w:b/>
-                <w:sz w:val="15"/>
-              </w:rPr>
-              <w:t>Item</w:t>
-            </w:r>
-          </w:p>
-        </w:tc>
-        <w:tc>
-          <w:tcPr>
-            <w:tcW w:w="2109" w:type="dxa"/>
-            <w:shd w:val="clear" w:color="auto" w:fill="D9EAF7"/>
-            <w:vAlign w:val="center"/>
-          </w:tcPr>
-          <w:p>
-            <w:pPr>
-              <w:pStyle w:val="27"/>
-              <w:widowControl/>
-              <w:autoSpaceDE/>
-              <w:autoSpaceDN/>
-              <w:jc w:val="center"/>
-            </w:pPr>
-            <w:r>
-              <w:rPr>
-                <w:rFonts w:ascii="Times New Roman" w:hAnsi="Times New Roman" w:eastAsia="Times New Roman"/>
-                <w:b/>
-                <w:sz w:val="15"/>
-              </w:rPr>
-              <w:t>Reported value</w:t>
-            </w:r>
-          </w:p>
-        </w:tc>
-        <w:tc>
-          <w:tcPr>
-            <w:tcW w:w="4358" w:type="dxa"/>
-            <w:shd w:val="clear" w:color="auto" w:fill="D9EAF7"/>
-            <w:vAlign w:val="center"/>
-          </w:tcPr>
-          <w:p>
-            <w:pPr>
-              <w:pStyle w:val="27"/>
-              <w:widowControl/>
-              <w:autoSpaceDE/>
-              <w:autoSpaceDN/>
-              <w:jc w:val="center"/>
-            </w:pPr>
-            <w:r>
-              <w:rPr>
-                <w:rFonts w:ascii="Times New Roman" w:hAnsi="Times New Roman" w:eastAsia="Times New Roman"/>
-                <w:b/>
-                <w:sz w:val="15"/>
-              </w:rPr>
-              <w:t>Evidence needed for final integration</w:t>
-            </w:r>
-          </w:p>
-        </w:tc>
-      </w:tr>
-      <w:tr>
-        <w:tblPrEx>
-          <w:tblBorders>
-            <w:top w:val="single" w:color="auto" w:sz="4" w:space="0"/>
-            <w:left w:val="single" w:color="auto" w:sz="4" w:space="0"/>
-            <w:bottom w:val="single" w:color="auto" w:sz="4" w:space="0"/>
-            <w:right w:val="single" w:color="auto" w:sz="4" w:space="0"/>
-            <w:insideH w:val="single" w:color="auto" w:sz="4" w:space="0"/>
-            <w:insideV w:val="single" w:color="auto" w:sz="4" w:space="0"/>
-          </w:tblBorders>
-          <w:tblCellMar>
-            <w:top w:w="0" w:type="dxa"/>
-            <w:left w:w="108" w:type="dxa"/>
-            <w:bottom w:w="0" w:type="dxa"/>
-            <w:right w:w="108" w:type="dxa"/>
-          </w:tblCellMar>
-        </w:tblPrEx>
-        <w:trPr>
-          <w:cantSplit/>
-          <w:jc w:val="center"/>
-        </w:trPr>
-        <w:tc>
-          <w:tcPr>
-            <w:tcW w:w="2390" w:type="dxa"/>
-            <w:vAlign w:val="center"/>
-          </w:tcPr>
-          <w:p>
-            <w:pPr>
-              <w:pStyle w:val="27"/>
-              <w:widowControl/>
-              <w:autoSpaceDE/>
-              <w:autoSpaceDN/>
-              <w:spacing w:after="20"/>
-              <w:jc w:val="left"/>
-            </w:pPr>
-            <w:r>
-              <w:rPr>
-                <w:rFonts w:ascii="Times New Roman" w:hAnsi="Times New Roman" w:eastAsia="Times New Roman"/>
-                <w:sz w:val="15"/>
-              </w:rPr>
-              <w:t>Accuracy</w:t>
-            </w:r>
-          </w:p>
-        </w:tc>
-        <w:tc>
-          <w:tcPr>
-            <w:tcW w:w="2109" w:type="dxa"/>
-            <w:vAlign w:val="center"/>
-          </w:tcPr>
-          <w:p>
-            <w:pPr>
-              <w:pStyle w:val="27"/>
-              <w:widowControl/>
-              <w:autoSpaceDE/>
-              <w:autoSpaceDN/>
-              <w:spacing w:after="20"/>
-              <w:jc w:val="center"/>
-            </w:pPr>
-            <w:r>
-              <w:rPr>
-                <w:rFonts w:ascii="Times New Roman" w:hAnsi="Times New Roman" w:eastAsia="Times New Roman"/>
-                <w:sz w:val="15"/>
-              </w:rPr>
-              <w:t>0.9227 (179/194)</w:t>
-            </w:r>
-          </w:p>
-        </w:tc>
-        <w:tc>
-          <w:tcPr>
-            <w:tcW w:w="4358" w:type="dxa"/>
-            <w:vAlign w:val="center"/>
-          </w:tcPr>
-          <w:p>
-            <w:pPr>
-              <w:pStyle w:val="27"/>
-              <w:widowControl/>
-              <w:autoSpaceDE/>
-              <w:autoSpaceDN/>
-              <w:spacing w:after="20"/>
-              <w:jc w:val="center"/>
-            </w:pPr>
-            <w:r>
-              <w:rPr>
-                <w:rFonts w:ascii="Times New Roman" w:hAnsi="Times New Roman" w:eastAsia="Times New Roman"/>
-                <w:sz w:val="15"/>
-              </w:rPr>
-              <w:t>Run-level values, threshold, and complete confusion matrix</w:t>
-            </w:r>
-          </w:p>
-        </w:tc>
-      </w:tr>
-      <w:tr>
-        <w:tblPrEx>
-          <w:tblBorders>
-            <w:top w:val="single" w:color="auto" w:sz="4" w:space="0"/>
-            <w:left w:val="single" w:color="auto" w:sz="4" w:space="0"/>
-            <w:bottom w:val="single" w:color="auto" w:sz="4" w:space="0"/>
-            <w:right w:val="single" w:color="auto" w:sz="4" w:space="0"/>
-            <w:insideH w:val="single" w:color="auto" w:sz="4" w:space="0"/>
-            <w:insideV w:val="single" w:color="auto" w:sz="4" w:space="0"/>
-          </w:tblBorders>
-          <w:tblCellMar>
-            <w:top w:w="0" w:type="dxa"/>
-            <w:left w:w="108" w:type="dxa"/>
-            <w:bottom w:w="0" w:type="dxa"/>
-            <w:right w:w="108" w:type="dxa"/>
-          </w:tblCellMar>
-        </w:tblPrEx>
-        <w:trPr>
-          <w:cantSplit/>
-          <w:jc w:val="center"/>
-        </w:trPr>
-        <w:tc>
-          <w:tcPr>
-            <w:tcW w:w="2390" w:type="dxa"/>
-            <w:vAlign w:val="center"/>
-          </w:tcPr>
-          <w:p>
-            <w:pPr>
-              <w:pStyle w:val="27"/>
-              <w:widowControl/>
-              <w:autoSpaceDE/>
-              <w:autoSpaceDN/>
-              <w:spacing w:after="20"/>
-              <w:jc w:val="left"/>
-            </w:pPr>
-            <w:r>
-              <w:rPr>
-                <w:rFonts w:ascii="Times New Roman" w:hAnsi="Times New Roman" w:eastAsia="Times New Roman"/>
-                <w:sz w:val="15"/>
-              </w:rPr>
-              <w:t>Precision / recall / F1</w:t>
-            </w:r>
-          </w:p>
-        </w:tc>
-        <w:tc>
-          <w:tcPr>
-            <w:tcW w:w="2109" w:type="dxa"/>
-            <w:vAlign w:val="center"/>
-          </w:tcPr>
-          <w:p>
-            <w:pPr>
-              <w:pStyle w:val="27"/>
-              <w:widowControl/>
-              <w:autoSpaceDE/>
-              <w:autoSpaceDN/>
-              <w:spacing w:after="20"/>
-              <w:jc w:val="center"/>
-            </w:pPr>
-            <w:r>
-              <w:rPr>
-                <w:rFonts w:ascii="Times New Roman" w:hAnsi="Times New Roman" w:eastAsia="Times New Roman"/>
-                <w:sz w:val="15"/>
-              </w:rPr>
-              <w:t>0.9350 / 0.9470 / 0.9400</w:t>
-            </w:r>
-          </w:p>
-        </w:tc>
-        <w:tc>
-          <w:tcPr>
-            <w:tcW w:w="4358" w:type="dxa"/>
-            <w:vAlign w:val="center"/>
-          </w:tcPr>
-          <w:p>
-            <w:pPr>
-              <w:pStyle w:val="27"/>
-              <w:widowControl/>
-              <w:autoSpaceDE/>
-              <w:autoSpaceDN/>
-              <w:spacing w:after="20"/>
-              <w:jc w:val="center"/>
-            </w:pPr>
-            <w:r>
-              <w:rPr>
-                <w:rFonts w:ascii="Times New Roman" w:hAnsi="Times New Roman" w:eastAsia="Times New Roman"/>
-                <w:sz w:val="15"/>
-              </w:rPr>
-              <w:t>Per-case labels and decisions; FN reported as 4</w:t>
-            </w:r>
-          </w:p>
-        </w:tc>
-      </w:tr>
-      <w:tr>
-        <w:tblPrEx>
-          <w:tblBorders>
-            <w:top w:val="single" w:color="auto" w:sz="4" w:space="0"/>
-            <w:left w:val="single" w:color="auto" w:sz="4" w:space="0"/>
-            <w:bottom w:val="single" w:color="auto" w:sz="4" w:space="0"/>
-            <w:right w:val="single" w:color="auto" w:sz="4" w:space="0"/>
-            <w:insideH w:val="single" w:color="auto" w:sz="4" w:space="0"/>
-            <w:insideV w:val="single" w:color="auto" w:sz="4" w:space="0"/>
-          </w:tblBorders>
-          <w:tblCellMar>
-            <w:top w:w="0" w:type="dxa"/>
-            <w:left w:w="108" w:type="dxa"/>
-            <w:bottom w:w="0" w:type="dxa"/>
-            <w:right w:w="108" w:type="dxa"/>
-          </w:tblCellMar>
-        </w:tblPrEx>
-        <w:trPr>
-          <w:cantSplit/>
-          <w:jc w:val="center"/>
-        </w:trPr>
-        <w:tc>
-          <w:tcPr>
-            <w:tcW w:w="2390" w:type="dxa"/>
-            <w:vAlign w:val="center"/>
-          </w:tcPr>
-          <w:p>
-            <w:pPr>
-              <w:pStyle w:val="27"/>
-              <w:widowControl/>
-              <w:autoSpaceDE/>
-              <w:autoSpaceDN/>
-              <w:spacing w:after="20"/>
-              <w:jc w:val="left"/>
-            </w:pPr>
-            <w:r>
-              <w:rPr>
-                <w:rFonts w:ascii="Times New Roman" w:hAnsi="Times New Roman" w:eastAsia="Times New Roman"/>
-                <w:sz w:val="15"/>
-              </w:rPr>
-              <w:t>Balanced accuracy</w:t>
-            </w:r>
-          </w:p>
-        </w:tc>
-        <w:tc>
-          <w:tcPr>
-            <w:tcW w:w="2109" w:type="dxa"/>
-            <w:vAlign w:val="center"/>
-          </w:tcPr>
-          <w:p>
-            <w:pPr>
-              <w:pStyle w:val="27"/>
-              <w:widowControl/>
-              <w:autoSpaceDE/>
-              <w:autoSpaceDN/>
-              <w:spacing w:after="20"/>
-              <w:jc w:val="center"/>
-            </w:pPr>
-            <w:r>
-              <w:rPr>
-                <w:rFonts w:ascii="Times New Roman" w:hAnsi="Times New Roman" w:eastAsia="Times New Roman"/>
-                <w:sz w:val="15"/>
-              </w:rPr>
-              <w:t>0.9400</w:t>
-            </w:r>
-          </w:p>
-        </w:tc>
-        <w:tc>
-          <w:tcPr>
-            <w:tcW w:w="4358" w:type="dxa"/>
-            <w:vAlign w:val="center"/>
-          </w:tcPr>
-          <w:p>
-            <w:pPr>
-              <w:pStyle w:val="27"/>
-              <w:widowControl/>
-              <w:autoSpaceDE/>
-              <w:autoSpaceDN/>
-              <w:spacing w:after="20"/>
-              <w:jc w:val="center"/>
-            </w:pPr>
-            <w:r>
-              <w:rPr>
-                <w:rFonts w:ascii="Times New Roman" w:hAnsi="Times New Roman" w:eastAsia="Times New Roman"/>
-                <w:sz w:val="15"/>
-              </w:rPr>
-              <w:t>Class-specific recall or exact counts</w:t>
-            </w:r>
-          </w:p>
-        </w:tc>
-      </w:tr>
-      <w:tr>
-        <w:tblPrEx>
-          <w:tblBorders>
-            <w:top w:val="single" w:color="auto" w:sz="4" w:space="0"/>
-            <w:left w:val="single" w:color="auto" w:sz="4" w:space="0"/>
-            <w:bottom w:val="single" w:color="auto" w:sz="4" w:space="0"/>
-            <w:right w:val="single" w:color="auto" w:sz="4" w:space="0"/>
-            <w:insideH w:val="single" w:color="auto" w:sz="4" w:space="0"/>
-            <w:insideV w:val="single" w:color="auto" w:sz="4" w:space="0"/>
-          </w:tblBorders>
-          <w:tblCellMar>
-            <w:top w:w="0" w:type="dxa"/>
-            <w:left w:w="108" w:type="dxa"/>
-            <w:bottom w:w="0" w:type="dxa"/>
-            <w:right w:w="108" w:type="dxa"/>
-          </w:tblCellMar>
-        </w:tblPrEx>
-        <w:trPr>
-          <w:cantSplit/>
-          <w:jc w:val="center"/>
-        </w:trPr>
-        <w:tc>
-          <w:tcPr>
-            <w:tcW w:w="2390" w:type="dxa"/>
-            <w:vAlign w:val="center"/>
-          </w:tcPr>
-          <w:p>
-            <w:pPr>
-              <w:pStyle w:val="27"/>
-              <w:widowControl/>
-              <w:autoSpaceDE/>
-              <w:autoSpaceDN/>
-              <w:spacing w:after="20"/>
-              <w:jc w:val="left"/>
-            </w:pPr>
-            <w:r>
-              <w:rPr>
-                <w:rFonts w:ascii="Times New Roman" w:hAnsi="Times New Roman" w:eastAsia="Times New Roman"/>
-                <w:sz w:val="15"/>
-              </w:rPr>
-              <w:t>Internal-test AUROC</w:t>
-            </w:r>
-          </w:p>
-        </w:tc>
-        <w:tc>
-          <w:tcPr>
-            <w:tcW w:w="2109" w:type="dxa"/>
-            <w:vAlign w:val="center"/>
-          </w:tcPr>
-          <w:p>
-            <w:pPr>
-              <w:pStyle w:val="27"/>
-              <w:widowControl/>
-              <w:autoSpaceDE/>
-              <w:autoSpaceDN/>
-              <w:spacing w:after="20"/>
-              <w:jc w:val="center"/>
-            </w:pPr>
-            <w:r>
-              <w:rPr>
-                <w:rFonts w:ascii="Times New Roman" w:hAnsi="Times New Roman" w:eastAsia="Times New Roman"/>
-                <w:sz w:val="15"/>
-              </w:rPr>
-              <w:t>0.9850</w:t>
-            </w:r>
-          </w:p>
-        </w:tc>
-        <w:tc>
-          <w:tcPr>
-            <w:tcW w:w="4358" w:type="dxa"/>
-            <w:vAlign w:val="center"/>
-          </w:tcPr>
-          <w:p>
-            <w:pPr>
-              <w:pStyle w:val="27"/>
-              <w:widowControl/>
-              <w:autoSpaceDE/>
-              <w:autoSpaceDN/>
-              <w:spacing w:after="20"/>
-              <w:jc w:val="center"/>
-            </w:pPr>
-            <w:r>
-              <w:rPr>
-                <w:rFonts w:ascii="Times New Roman" w:hAnsi="Times New Roman" w:eastAsia="Times New Roman"/>
-                <w:sz w:val="15"/>
-              </w:rPr>
-              <w:t>Continuous probabilities and labels</w:t>
-            </w:r>
-          </w:p>
-        </w:tc>
-      </w:tr>
-      <w:tr>
-        <w:tblPrEx>
-          <w:tblBorders>
-            <w:top w:val="single" w:color="auto" w:sz="4" w:space="0"/>
-            <w:left w:val="single" w:color="auto" w:sz="4" w:space="0"/>
-            <w:bottom w:val="single" w:color="auto" w:sz="4" w:space="0"/>
-            <w:right w:val="single" w:color="auto" w:sz="4" w:space="0"/>
-            <w:insideH w:val="single" w:color="auto" w:sz="4" w:space="0"/>
-            <w:insideV w:val="single" w:color="auto" w:sz="4" w:space="0"/>
-          </w:tblBorders>
-          <w:tblCellMar>
-            <w:top w:w="0" w:type="dxa"/>
-            <w:left w:w="108" w:type="dxa"/>
-            <w:bottom w:w="0" w:type="dxa"/>
-            <w:right w:w="108" w:type="dxa"/>
-          </w:tblCellMar>
-        </w:tblPrEx>
-        <w:trPr>
-          <w:cantSplit/>
-          <w:jc w:val="center"/>
-        </w:trPr>
-        <w:tc>
-          <w:tcPr>
-            <w:tcW w:w="2390" w:type="dxa"/>
-            <w:vAlign w:val="center"/>
-          </w:tcPr>
-          <w:p>
-            <w:pPr>
-              <w:pStyle w:val="27"/>
-              <w:widowControl/>
-              <w:autoSpaceDE/>
-              <w:autoSpaceDN/>
-              <w:spacing w:after="20"/>
-              <w:jc w:val="left"/>
-            </w:pPr>
-            <w:r>
-              <w:rPr>
-                <w:rFonts w:ascii="Times New Roman" w:hAnsi="Times New Roman" w:eastAsia="Times New Roman"/>
-                <w:sz w:val="15"/>
-              </w:rPr>
-              <w:t>Anchor OOF AUROC</w:t>
-            </w:r>
-          </w:p>
-        </w:tc>
-        <w:tc>
-          <w:tcPr>
-            <w:tcW w:w="2109" w:type="dxa"/>
-            <w:vAlign w:val="center"/>
-          </w:tcPr>
-          <w:p>
-            <w:pPr>
-              <w:pStyle w:val="27"/>
-              <w:widowControl/>
-              <w:autoSpaceDE/>
-              <w:autoSpaceDN/>
-              <w:spacing w:after="20"/>
-              <w:jc w:val="center"/>
-            </w:pPr>
-            <w:r>
-              <w:rPr>
-                <w:rFonts w:ascii="Times New Roman" w:hAnsi="Times New Roman" w:eastAsia="Times New Roman"/>
-                <w:sz w:val="15"/>
-              </w:rPr>
-              <w:t>0.9800</w:t>
-            </w:r>
-          </w:p>
-        </w:tc>
-        <w:tc>
-          <w:tcPr>
-            <w:tcW w:w="4358" w:type="dxa"/>
-            <w:vAlign w:val="center"/>
-          </w:tcPr>
-          <w:p>
-            <w:pPr>
-              <w:pStyle w:val="27"/>
-              <w:widowControl/>
-              <w:autoSpaceDE/>
-              <w:autoSpaceDN/>
-              <w:spacing w:after="20"/>
-              <w:jc w:val="center"/>
-            </w:pPr>
-            <w:r>
-              <w:rPr>
-                <w:rFonts w:ascii="Times New Roman" w:hAnsi="Times New Roman" w:eastAsia="Times New Roman"/>
-                <w:sz w:val="15"/>
-              </w:rPr>
-              <w:t>Fold assignments and OOF probabilities</w:t>
-            </w:r>
-          </w:p>
-        </w:tc>
-      </w:tr>
-      <w:tr>
-        <w:tblPrEx>
-          <w:tblBorders>
-            <w:top w:val="single" w:color="auto" w:sz="4" w:space="0"/>
-            <w:left w:val="single" w:color="auto" w:sz="4" w:space="0"/>
-            <w:bottom w:val="single" w:color="auto" w:sz="4" w:space="0"/>
-            <w:right w:val="single" w:color="auto" w:sz="4" w:space="0"/>
-            <w:insideH w:val="single" w:color="auto" w:sz="4" w:space="0"/>
-            <w:insideV w:val="single" w:color="auto" w:sz="4" w:space="0"/>
-          </w:tblBorders>
-          <w:tblCellMar>
-            <w:top w:w="0" w:type="dxa"/>
-            <w:left w:w="108" w:type="dxa"/>
-            <w:bottom w:w="0" w:type="dxa"/>
-            <w:right w:w="108" w:type="dxa"/>
-          </w:tblCellMar>
-        </w:tblPrEx>
-        <w:trPr>
-          <w:cantSplit/>
-          <w:jc w:val="center"/>
-        </w:trPr>
-        <w:tc>
-          <w:tcPr>
-            <w:tcW w:w="2390" w:type="dxa"/>
-            <w:vAlign w:val="center"/>
-          </w:tcPr>
-          <w:p>
-            <w:pPr>
-              <w:pStyle w:val="27"/>
-              <w:widowControl/>
-              <w:autoSpaceDE/>
-              <w:autoSpaceDN/>
-              <w:spacing w:after="20"/>
-              <w:jc w:val="left"/>
-            </w:pPr>
-            <w:r>
-              <w:rPr>
-                <w:rFonts w:ascii="Times New Roman" w:hAnsi="Times New Roman" w:eastAsia="Times New Roman"/>
-                <w:sz w:val="15"/>
-              </w:rPr>
-              <w:t>ECE</w:t>
-            </w:r>
-          </w:p>
-        </w:tc>
-        <w:tc>
-          <w:tcPr>
-            <w:tcW w:w="2109" w:type="dxa"/>
-            <w:vAlign w:val="center"/>
-          </w:tcPr>
-          <w:p>
-            <w:pPr>
-              <w:pStyle w:val="27"/>
-              <w:widowControl/>
-              <w:autoSpaceDE/>
-              <w:autoSpaceDN/>
-              <w:spacing w:after="20"/>
-              <w:jc w:val="center"/>
-            </w:pPr>
-            <w:r>
-              <w:rPr>
-                <w:rFonts w:ascii="Times New Roman" w:hAnsi="Times New Roman" w:eastAsia="Times New Roman"/>
-                <w:sz w:val="15"/>
-              </w:rPr>
-              <w:t>Pending</w:t>
-            </w:r>
-          </w:p>
-        </w:tc>
-        <w:tc>
-          <w:tcPr>
-            <w:tcW w:w="4358" w:type="dxa"/>
-            <w:vAlign w:val="center"/>
-          </w:tcPr>
-          <w:p>
-            <w:pPr>
-              <w:pStyle w:val="27"/>
-              <w:widowControl/>
-              <w:autoSpaceDE/>
-              <w:autoSpaceDN/>
-              <w:spacing w:after="20"/>
-              <w:jc w:val="center"/>
-            </w:pPr>
-            <w:r>
-              <w:rPr>
-                <w:rFonts w:ascii="Times New Roman" w:hAnsi="Times New Roman" w:eastAsia="Times New Roman"/>
-                <w:sz w:val="15"/>
-              </w:rPr>
-              <w:t>Probabilities, bins, and calibration fit</w:t>
-            </w:r>
-          </w:p>
-        </w:tc>
-      </w:tr>
-      <w:tr>
-        <w:tblPrEx>
-          <w:tblBorders>
-            <w:top w:val="single" w:color="auto" w:sz="4" w:space="0"/>
-            <w:left w:val="single" w:color="auto" w:sz="4" w:space="0"/>
-            <w:bottom w:val="single" w:color="auto" w:sz="4" w:space="0"/>
-            <w:right w:val="single" w:color="auto" w:sz="4" w:space="0"/>
-            <w:insideH w:val="single" w:color="auto" w:sz="4" w:space="0"/>
-            <w:insideV w:val="single" w:color="auto" w:sz="4" w:space="0"/>
-          </w:tblBorders>
-          <w:tblCellMar>
-            <w:top w:w="0" w:type="dxa"/>
-            <w:left w:w="108" w:type="dxa"/>
-            <w:bottom w:w="0" w:type="dxa"/>
-            <w:right w:w="108" w:type="dxa"/>
-          </w:tblCellMar>
-        </w:tblPrEx>
-        <w:trPr>
-          <w:cantSplit/>
-          <w:jc w:val="center"/>
-        </w:trPr>
-        <w:tc>
-          <w:tcPr>
-            <w:tcW w:w="2390" w:type="dxa"/>
-            <w:vAlign w:val="center"/>
-          </w:tcPr>
-          <w:p>
-            <w:pPr>
-              <w:pStyle w:val="27"/>
-              <w:widowControl/>
-              <w:autoSpaceDE/>
-              <w:autoSpaceDN/>
-              <w:spacing w:after="20"/>
-              <w:jc w:val="left"/>
-            </w:pPr>
-            <w:r>
-              <w:rPr>
-                <w:rFonts w:ascii="Times New Roman" w:hAnsi="Times New Roman" w:eastAsia="Times New Roman"/>
-                <w:sz w:val="15"/>
-              </w:rPr>
-              <w:t>DeLong and McNemar</w:t>
-            </w:r>
-          </w:p>
-        </w:tc>
-        <w:tc>
-          <w:tcPr>
-            <w:tcW w:w="2109" w:type="dxa"/>
-            <w:vAlign w:val="center"/>
-          </w:tcPr>
-          <w:p>
-            <w:pPr>
-              <w:pStyle w:val="27"/>
-              <w:widowControl/>
-              <w:autoSpaceDE/>
-              <w:autoSpaceDN/>
-              <w:spacing w:after="20"/>
-              <w:jc w:val="center"/>
-            </w:pPr>
-            <w:r>
-              <w:rPr>
-                <w:rFonts w:ascii="Times New Roman" w:hAnsi="Times New Roman" w:eastAsia="Times New Roman"/>
-                <w:sz w:val="15"/>
-              </w:rPr>
-              <w:t>Pending</w:t>
-            </w:r>
-          </w:p>
-        </w:tc>
-        <w:tc>
-          <w:tcPr>
-            <w:tcW w:w="4358" w:type="dxa"/>
-            <w:vAlign w:val="center"/>
-          </w:tcPr>
-          <w:p>
-            <w:pPr>
-              <w:pStyle w:val="27"/>
-              <w:widowControl/>
-              <w:autoSpaceDE/>
-              <w:autoSpaceDN/>
-              <w:spacing w:after="20"/>
-              <w:jc w:val="center"/>
-            </w:pPr>
-            <w:r>
-              <w:rPr>
-                <w:rFonts w:ascii="Times New Roman" w:hAnsi="Times New Roman" w:eastAsia="Times New Roman"/>
-                <w:sz w:val="15"/>
-              </w:rPr>
-              <w:t>Matched prediction vectors</w:t>
-            </w:r>
-          </w:p>
-        </w:tc>
-      </w:tr>
-      <w:tr>
-        <w:tblPrEx>
-          <w:tblBorders>
-            <w:top w:val="single" w:color="auto" w:sz="4" w:space="0"/>
-            <w:left w:val="single" w:color="auto" w:sz="4" w:space="0"/>
-            <w:bottom w:val="single" w:color="auto" w:sz="4" w:space="0"/>
-            <w:right w:val="single" w:color="auto" w:sz="4" w:space="0"/>
-            <w:insideH w:val="single" w:color="auto" w:sz="4" w:space="0"/>
-            <w:insideV w:val="single" w:color="auto" w:sz="4" w:space="0"/>
-          </w:tblBorders>
-          <w:tblCellMar>
-            <w:top w:w="0" w:type="dxa"/>
-            <w:left w:w="108" w:type="dxa"/>
-            <w:bottom w:w="0" w:type="dxa"/>
-            <w:right w:w="108" w:type="dxa"/>
-          </w:tblCellMar>
-        </w:tblPrEx>
-        <w:trPr>
-          <w:cantSplit/>
-          <w:jc w:val="center"/>
-        </w:trPr>
-        <w:tc>
-          <w:tcPr>
-            <w:tcW w:w="2390" w:type="dxa"/>
-            <w:vAlign w:val="center"/>
-          </w:tcPr>
-          <w:p>
-            <w:pPr>
-              <w:pStyle w:val="27"/>
-              <w:widowControl/>
-              <w:autoSpaceDE/>
-              <w:autoSpaceDN/>
-              <w:spacing w:after="20"/>
-              <w:jc w:val="left"/>
-            </w:pPr>
-            <w:r>
-              <w:rPr>
-                <w:rFonts w:ascii="Times New Roman" w:hAnsi="Times New Roman" w:eastAsia="Times New Roman"/>
-                <w:sz w:val="15"/>
-              </w:rPr>
-              <w:t>Noise reduction</w:t>
-            </w:r>
-          </w:p>
-        </w:tc>
-        <w:tc>
-          <w:tcPr>
-            <w:tcW w:w="2109" w:type="dxa"/>
-            <w:vAlign w:val="center"/>
-          </w:tcPr>
-          <w:p>
-            <w:pPr>
-              <w:pStyle w:val="27"/>
-              <w:widowControl/>
-              <w:autoSpaceDE/>
-              <w:autoSpaceDN/>
-              <w:spacing w:after="20"/>
-              <w:jc w:val="center"/>
-            </w:pPr>
-            <w:r>
-              <w:rPr>
-                <w:rFonts w:ascii="Times New Roman" w:hAnsi="Times New Roman" w:eastAsia="Times New Roman"/>
-                <w:sz w:val="15"/>
-              </w:rPr>
-              <w:t>Reported as additional step</w:t>
-            </w:r>
-          </w:p>
-        </w:tc>
-        <w:tc>
-          <w:tcPr>
-            <w:tcW w:w="4358" w:type="dxa"/>
-            <w:vAlign w:val="center"/>
-          </w:tcPr>
-          <w:p>
-            <w:pPr>
-              <w:pStyle w:val="27"/>
-              <w:widowControl/>
-              <w:autoSpaceDE/>
-              <w:autoSpaceDN/>
-              <w:spacing w:after="20"/>
-              <w:jc w:val="center"/>
-            </w:pPr>
-            <w:r>
-              <w:rPr>
-                <w:rFonts w:ascii="Times New Roman" w:hAnsi="Times New Roman" w:eastAsia="Times New Roman"/>
-                <w:sz w:val="15"/>
-              </w:rPr>
-              <w:t>Algorithm, parameters, and placement in pipeline</w:t>
-            </w:r>
-          </w:p>
-        </w:tc>
-      </w:tr>
-      <w:tr>
-        <w:tblPrEx>
-          <w:tblBorders>
-            <w:top w:val="single" w:color="auto" w:sz="4" w:space="0"/>
-            <w:left w:val="single" w:color="auto" w:sz="4" w:space="0"/>
-            <w:bottom w:val="single" w:color="auto" w:sz="4" w:space="0"/>
-            <w:right w:val="single" w:color="auto" w:sz="4" w:space="0"/>
-            <w:insideH w:val="single" w:color="auto" w:sz="4" w:space="0"/>
-            <w:insideV w:val="single" w:color="auto" w:sz="4" w:space="0"/>
-          </w:tblBorders>
-          <w:tblCellMar>
-            <w:top w:w="0" w:type="dxa"/>
-            <w:left w:w="108" w:type="dxa"/>
-            <w:bottom w:w="0" w:type="dxa"/>
-            <w:right w:w="108" w:type="dxa"/>
-          </w:tblCellMar>
-        </w:tblPrEx>
-        <w:trPr>
-          <w:cantSplit/>
-          <w:jc w:val="center"/>
-        </w:trPr>
-        <w:tc>
-          <w:tcPr>
-            <w:tcW w:w="2390" w:type="dxa"/>
-            <w:vAlign w:val="center"/>
-          </w:tcPr>
-          <w:p>
-            <w:pPr>
-              <w:pStyle w:val="27"/>
-              <w:widowControl/>
-              <w:autoSpaceDE/>
-              <w:autoSpaceDN/>
-              <w:spacing w:after="20"/>
-              <w:jc w:val="left"/>
-            </w:pPr>
-            <w:r>
-              <w:rPr>
-                <w:rFonts w:ascii="Times New Roman" w:hAnsi="Times New Roman" w:eastAsia="Times New Roman"/>
-                <w:sz w:val="15"/>
-              </w:rPr>
-              <w:t>Checkpoint provenance</w:t>
-            </w:r>
-          </w:p>
-        </w:tc>
-        <w:tc>
-          <w:tcPr>
-            <w:tcW w:w="2109" w:type="dxa"/>
-            <w:vAlign w:val="center"/>
-          </w:tcPr>
-          <w:p>
-            <w:pPr>
-              <w:pStyle w:val="27"/>
-              <w:widowControl/>
-              <w:autoSpaceDE/>
-              <w:autoSpaceDN/>
-              <w:spacing w:after="20"/>
-              <w:jc w:val="center"/>
-            </w:pPr>
-            <w:r>
-              <w:rPr>
-                <w:rFonts w:ascii="Times New Roman" w:hAnsi="Times New Roman" w:eastAsia="Times New Roman"/>
-                <w:sz w:val="15"/>
-              </w:rPr>
-              <w:t>Not supplied</w:t>
-            </w:r>
-          </w:p>
-        </w:tc>
-        <w:tc>
-          <w:tcPr>
-            <w:tcW w:w="4358" w:type="dxa"/>
-            <w:vAlign w:val="center"/>
-          </w:tcPr>
-          <w:p>
-            <w:pPr>
-              <w:pStyle w:val="27"/>
-              <w:widowControl/>
-              <w:autoSpaceDE/>
-              <w:autoSpaceDN/>
-              <w:spacing w:after="20"/>
-              <w:jc w:val="center"/>
-            </w:pPr>
-            <w:r>
-              <w:rPr>
-                <w:rFonts w:ascii="Times New Roman" w:hAnsi="Times New Roman" w:eastAsia="Times New Roman"/>
-                <w:sz w:val="15"/>
-              </w:rPr>
-              <w:t>Model hash, configuration, seeds, and run count</w:t>
-            </w:r>
-          </w:p>
-        </w:tc>
-      </w:tr>
-    </w:tbl>
-    <w:p>
-      <w:pPr>
-        <w:spacing w:after="40"/>
-      </w:pPr>
-    </w:p>
-    <w:p>
-      <w:pPr>
-        <w:pStyle w:val="3"/>
-      </w:pPr>
-      <w:bookmarkStart w:id="98" w:name="_Toc2983"/>
-      <w:r>
-        <w:rPr>
-          <w:rFonts w:ascii="Times New Roman" w:hAnsi="Times New Roman" w:eastAsia="Times New Roman"/>
-          <w:b w:val="0"/>
-          <w:i w:val="0"/>
-        </w:rPr>
-        <w:t>C.3 Interpretation Rules</w:t>
-      </w:r>
-      <w:bookmarkEnd w:id="98"/>
+        <w:t>C.2 Interpretation Rules</w:t>
+      </w:r>
+      <w:bookmarkEnd w:id="94"/>
     </w:p>
     <w:p>
       <w:pPr>
@@ -34374,7 +31764,7 @@
       <w:pPr>
         <w:pStyle w:val="2"/>
       </w:pPr>
-      <w:bookmarkStart w:id="99" w:name="_Toc11107"/>
+      <w:bookmarkStart w:id="95" w:name="_Toc32481"/>
       <w:r>
         <w:rPr>
           <w:rFonts w:ascii="Times New Roman" w:hAnsi="Times New Roman" w:eastAsia="Times New Roman"/>
@@ -34399,14 +31789,14 @@
         </w:rPr>
         <w:t>Artifact and Provenance Manifest</w:t>
       </w:r>
-      <w:bookmarkEnd w:id="99"/>
+      <w:bookmarkEnd w:id="95"/>
     </w:p>
     <w:p>
       <w:pPr>
         <w:pStyle w:val="25"/>
         <w:keepNext/>
       </w:pPr>
-      <w:bookmarkStart w:id="100" w:name="_Toc4380"/>
+      <w:bookmarkStart w:id="96" w:name="_Toc17850"/>
       <w:r>
         <w:rPr>
           <w:rFonts w:ascii="Times New Roman" w:hAnsi="Times New Roman" w:eastAsia="Times New Roman"/>
@@ -34415,7 +31805,7 @@
         </w:rPr>
         <w:t>Table D.1: Generated evidence artifacts</w:t>
       </w:r>
-      <w:bookmarkEnd w:id="100"/>
+      <w:bookmarkEnd w:id="96"/>
     </w:p>
     <w:tbl>
       <w:tblPr>
@@ -34800,12 +32190,6 @@
             <w:insideH w:val="single" w:color="auto" w:sz="4" w:space="0"/>
             <w:insideV w:val="single" w:color="auto" w:sz="4" w:space="0"/>
           </w:tblBorders>
-          <w:tblCellMar>
-            <w:top w:w="0" w:type="dxa"/>
-            <w:left w:w="108" w:type="dxa"/>
-            <w:bottom w:w="0" w:type="dxa"/>
-            <w:right w:w="108" w:type="dxa"/>
-          </w:tblCellMar>
         </w:tblPrEx>
         <w:trPr>
           <w:cantSplit/>
@@ -35370,7 +32754,7 @@
       <w:pPr>
         <w:pStyle w:val="3"/>
       </w:pPr>
-      <w:bookmarkStart w:id="101" w:name="_Toc10513"/>
+      <w:bookmarkStart w:id="97" w:name="_Toc21053"/>
       <w:r>
         <w:rPr>
           <w:rFonts w:ascii="Times New Roman" w:hAnsi="Times New Roman" w:eastAsia="Times New Roman"/>
@@ -35379,7 +32763,7 @@
         </w:rPr>
         <w:t>D.2 Minimum Reproduction Package</w:t>
       </w:r>
-      <w:bookmarkEnd w:id="101"/>
+      <w:bookmarkEnd w:id="97"/>
     </w:p>
     <w:p>
       <w:pPr>
@@ -35418,7 +32802,7 @@
       <w:pPr>
         <w:pStyle w:val="2"/>
       </w:pPr>
-      <w:bookmarkStart w:id="102" w:name="_Toc9874"/>
+      <w:bookmarkStart w:id="98" w:name="_Toc2479"/>
       <w:r>
         <w:rPr>
           <w:rFonts w:ascii="Times New Roman" w:hAnsi="Times New Roman" w:eastAsia="Times New Roman"/>
@@ -35443,14 +32827,14 @@
         </w:rPr>
         <w:t>Clinical and Engineering Risk Gates</w:t>
       </w:r>
-      <w:bookmarkEnd w:id="102"/>
+      <w:bookmarkEnd w:id="98"/>
     </w:p>
     <w:p>
       <w:pPr>
         <w:pStyle w:val="25"/>
         <w:keepNext/>
       </w:pPr>
-      <w:bookmarkStart w:id="103" w:name="_Toc30082"/>
+      <w:bookmarkStart w:id="99" w:name="_Toc13971"/>
       <w:r>
         <w:rPr>
           <w:rFonts w:ascii="Times New Roman" w:hAnsi="Times New Roman" w:eastAsia="Times New Roman"/>
@@ -35459,7 +32843,7 @@
         </w:rPr>
         <w:t>Table E.1: Conditions required before any clinical-facing evaluation</w:t>
       </w:r>
-      <w:bookmarkEnd w:id="103"/>
+      <w:bookmarkEnd w:id="99"/>
     </w:p>
     <w:tbl>
       <w:tblPr>
@@ -36319,7 +33703,7 @@
       <w:pPr>
         <w:pStyle w:val="3"/>
       </w:pPr>
-      <w:bookmarkStart w:id="104" w:name="_Toc25309"/>
+      <w:bookmarkStart w:id="100" w:name="_Toc245"/>
       <w:r>
         <w:rPr>
           <w:rFonts w:ascii="Times New Roman" w:hAnsi="Times New Roman" w:eastAsia="Times New Roman"/>
@@ -36328,7 +33712,7 @@
         </w:rPr>
         <w:t>E.2 Decision Boundary</w:t>
       </w:r>
-      <w:bookmarkEnd w:id="104"/>
+      <w:bookmarkEnd w:id="100"/>
     </w:p>
     <w:p>
       <w:pPr>
@@ -36353,7 +33737,7 @@
       <w:pPr>
         <w:pStyle w:val="2"/>
       </w:pPr>
-      <w:bookmarkStart w:id="105" w:name="_Toc1604"/>
+      <w:bookmarkStart w:id="101" w:name="_Toc27586"/>
       <w:r>
         <w:rPr>
           <w:rFonts w:ascii="Times New Roman" w:hAnsi="Times New Roman" w:eastAsia="Times New Roman"/>
@@ -36378,14 +33762,14 @@
         </w:rPr>
         <w:t>Literature-to-Method Traceability</w:t>
       </w:r>
-      <w:bookmarkEnd w:id="105"/>
+      <w:bookmarkEnd w:id="101"/>
     </w:p>
     <w:p>
       <w:pPr>
         <w:pStyle w:val="25"/>
         <w:keepNext/>
       </w:pPr>
-      <w:bookmarkStart w:id="106" w:name="_Toc29121"/>
+      <w:bookmarkStart w:id="102" w:name="_Toc20859"/>
       <w:r>
         <w:rPr>
           <w:rFonts w:ascii="Times New Roman" w:hAnsi="Times New Roman" w:eastAsia="Times New Roman"/>
@@ -36394,7 +33778,7 @@
         </w:rPr>
         <w:t>Table F.1: How the reviewed literature informed the project</w:t>
       </w:r>
-      <w:bookmarkEnd w:id="106"/>
+      <w:bookmarkEnd w:id="102"/>
     </w:p>
     <w:tbl>
       <w:tblPr>
@@ -37786,7 +35170,7 @@
       <w:pPr>
         <w:pStyle w:val="3"/>
       </w:pPr>
-      <w:bookmarkStart w:id="107" w:name="_Toc28461"/>
+      <w:bookmarkStart w:id="103" w:name="_Toc32051"/>
       <w:r>
         <w:rPr>
           <w:rFonts w:ascii="Times New Roman" w:hAnsi="Times New Roman" w:eastAsia="Times New Roman"/>
@@ -37795,7 +35179,7 @@
         </w:rPr>
         <w:t>F.2 Citation Use</w:t>
       </w:r>
-      <w:bookmarkEnd w:id="107"/>
+      <w:bookmarkEnd w:id="103"/>
     </w:p>
     <w:p>
       <w:pPr>
@@ -38682,6 +36066,7 @@
   </w:style>
   <w:style w:type="paragraph" w:customStyle="1" w:styleId="22">
     <w:name w:val="Front Matter Title"/>
+    <w:qFormat/>
     <w:uiPriority w:val="0"/>
     <w:pPr>
       <w:spacing w:after="120" w:line="360" w:lineRule="auto"/>
@@ -38711,7 +36096,6 @@
   </w:style>
   <w:style w:type="paragraph" w:customStyle="1" w:styleId="24">
     <w:name w:val="Figure Caption"/>
-    <w:qFormat/>
     <w:uiPriority w:val="0"/>
     <w:pPr>
       <w:spacing w:after="160" w:line="252" w:lineRule="auto"/>
@@ -38725,6 +36109,7 @@
   </w:style>
   <w:style w:type="paragraph" w:customStyle="1" w:styleId="25">
     <w:name w:val="Table Caption"/>
+    <w:qFormat/>
     <w:uiPriority w:val="0"/>
     <w:pPr>
       <w:spacing w:after="160" w:line="252" w:lineRule="auto"/>

--- a/Topic 2/Dental FYDP Writing/Dental_FYDP_Checkpoint_Draft.docx
+++ b/Topic 2/Dental FYDP Writing/Dental_FYDP_Checkpoint_Draft.docx
@@ -338,6 +338,20 @@
     </w:p>
     <w:p>
       <w:pPr>
+        <w:jc w:val="center"/>
+      </w:pPr>
+      <w:r>
+        <w:rPr>
+          <w:rFonts w:ascii="Times New Roman" w:hAnsi="Times New Roman" w:eastAsia="Times New Roman"/>
+          <w:b/>
+          <w:i w:val="0"/>
+          <w:sz w:val="22"/>
+        </w:rPr>
+        <w:t>Submission and presentation date: 09 September 2026</w:t>
+      </w:r>
+    </w:p>
+    <w:p>
+      <w:pPr>
         <w:sectPr>
           <w:footerReference r:id="rId5" w:type="default"/>
           <w:pgSz w:w="11906" w:h="16838"/>
@@ -374,7 +388,7 @@
           <w:rFonts w:ascii="Times New Roman" w:hAnsi="Times New Roman" w:eastAsia="Times New Roman"/>
           <w:sz w:val="24"/>
         </w:rPr>
-        <w:t>This project titled “Deep Learning-Driven Radiographic Analysis for Impacted Tooth Detection and Localization,” submitted by Meherajur Rahman and Jannatun Nahar to the Department of Computer Science and Engineering, Daffodil International University, has been accepted as satisfactory for the partial fulfillment of the requirements for the degree of B.Sc. in Computer Science and Engineering and approved as to its style and contents. The presentation and submission information will be completed in the official copy.</w:t>
+        <w:t>This project titled “Deep Learning-Driven Radiographic Analysis for Impacted Tooth Detection and Localization,” submitted by Meherajur Rahman and Jannatun Nahar to the Department of Computer Science and Engineering, Daffodil International University, has been accepted as satisfactory for the partial fulfillment of the requirements for the degree of B.Sc. in Computer Science and Engineering and approved as to its style and contents. The submission and presentation date is 09 September 2026.</w:t>
       </w:r>
     </w:p>
     <w:p>
@@ -1205,7 +1219,7 @@
           <w:rFonts w:ascii="Times New Roman" w:hAnsi="Times New Roman" w:eastAsia="Times New Roman"/>
           <w:sz w:val="24"/>
         </w:rPr>
-        <w:t>We acknowledge the Department of Computer Science and Engineering at Daffodil International University for providing the academic environment for this work. We are grateful to the collaborating clinical source and the clinician who validated the study labels. Their official identifying details will be inserted in the approved institutional copy after administrative verification.</w:t>
+        <w:t>We acknowledge the Department of Computer Science and Engineering at Daffodil International University for providing the academic environment for this work. We are grateful to the participating dental hospitals for supporting the clinical data collection and to Dr. Nur Nobi of Family Dental Care Hospital for validating the study labels.</w:t>
       </w:r>
     </w:p>
     <w:p>
@@ -1331,7 +1345,7 @@
         <w:rPr>
           <w:rFonts w:ascii="Times New Roman" w:hAnsi="Times New Roman" w:eastAsia="Times New Roman"/>
         </w:rPr>
-        <w:instrText xml:space="preserve"> HYPERLINK \l _Toc12700 </w:instrText>
+        <w:instrText xml:space="preserve"> HYPERLINK \l _Toc16761 </w:instrText>
       </w:r>
       <w:r>
         <w:rPr>
@@ -1367,7 +1381,7 @@
         <w:fldChar w:fldCharType="begin"/>
       </w:r>
       <w:r>
-        <w:instrText xml:space="preserve"> PAGEREF _Toc12700 \h </w:instrText>
+        <w:instrText xml:space="preserve"> PAGEREF _Toc16761 \h </w:instrText>
       </w:r>
       <w:r>
         <w:fldChar w:fldCharType="separate"/>
@@ -1402,7 +1416,7 @@
         <w:rPr>
           <w:rFonts w:ascii="Times New Roman" w:hAnsi="Times New Roman" w:eastAsia="Times New Roman"/>
         </w:rPr>
-        <w:instrText xml:space="preserve"> HYPERLINK \l _Toc14789 </w:instrText>
+        <w:instrText xml:space="preserve"> HYPERLINK \l _Toc20594 </w:instrText>
       </w:r>
       <w:r>
         <w:rPr>
@@ -1424,7 +1438,7 @@
         <w:fldChar w:fldCharType="begin"/>
       </w:r>
       <w:r>
-        <w:instrText xml:space="preserve"> PAGEREF _Toc14789 \h </w:instrText>
+        <w:instrText xml:space="preserve"> PAGEREF _Toc20594 \h </w:instrText>
       </w:r>
       <w:r>
         <w:fldChar w:fldCharType="separate"/>
@@ -1459,7 +1473,7 @@
         <w:rPr>
           <w:rFonts w:ascii="Times New Roman" w:hAnsi="Times New Roman" w:eastAsia="Times New Roman"/>
         </w:rPr>
-        <w:instrText xml:space="preserve"> HYPERLINK \l _Toc9321 </w:instrText>
+        <w:instrText xml:space="preserve"> HYPERLINK \l _Toc22292 </w:instrText>
       </w:r>
       <w:r>
         <w:rPr>
@@ -1481,7 +1495,7 @@
         <w:fldChar w:fldCharType="begin"/>
       </w:r>
       <w:r>
-        <w:instrText xml:space="preserve"> PAGEREF _Toc9321 \h </w:instrText>
+        <w:instrText xml:space="preserve"> PAGEREF _Toc22292 \h </w:instrText>
       </w:r>
       <w:r>
         <w:fldChar w:fldCharType="separate"/>
@@ -1516,7 +1530,7 @@
         <w:rPr>
           <w:rFonts w:ascii="Times New Roman" w:hAnsi="Times New Roman" w:eastAsia="Times New Roman"/>
         </w:rPr>
-        <w:instrText xml:space="preserve"> HYPERLINK \l _Toc19282 </w:instrText>
+        <w:instrText xml:space="preserve"> HYPERLINK \l _Toc29369 </w:instrText>
       </w:r>
       <w:r>
         <w:rPr>
@@ -1538,7 +1552,7 @@
         <w:fldChar w:fldCharType="begin"/>
       </w:r>
       <w:r>
-        <w:instrText xml:space="preserve"> PAGEREF _Toc19282 \h </w:instrText>
+        <w:instrText xml:space="preserve"> PAGEREF _Toc29369 \h </w:instrText>
       </w:r>
       <w:r>
         <w:fldChar w:fldCharType="separate"/>
@@ -1573,7 +1587,7 @@
         <w:rPr>
           <w:rFonts w:ascii="Times New Roman" w:hAnsi="Times New Roman" w:eastAsia="Times New Roman"/>
         </w:rPr>
-        <w:instrText xml:space="preserve"> HYPERLINK \l _Toc4488 </w:instrText>
+        <w:instrText xml:space="preserve"> HYPERLINK \l _Toc29343 </w:instrText>
       </w:r>
       <w:r>
         <w:rPr>
@@ -1595,7 +1609,7 @@
         <w:fldChar w:fldCharType="begin"/>
       </w:r>
       <w:r>
-        <w:instrText xml:space="preserve"> PAGEREF _Toc4488 \h </w:instrText>
+        <w:instrText xml:space="preserve"> PAGEREF _Toc29343 \h </w:instrText>
       </w:r>
       <w:r>
         <w:fldChar w:fldCharType="separate"/>
@@ -1630,7 +1644,7 @@
         <w:rPr>
           <w:rFonts w:ascii="Times New Roman" w:hAnsi="Times New Roman" w:eastAsia="Times New Roman"/>
         </w:rPr>
-        <w:instrText xml:space="preserve"> HYPERLINK \l _Toc32707 </w:instrText>
+        <w:instrText xml:space="preserve"> HYPERLINK \l _Toc5667 </w:instrText>
       </w:r>
       <w:r>
         <w:rPr>
@@ -1652,7 +1666,7 @@
         <w:fldChar w:fldCharType="begin"/>
       </w:r>
       <w:r>
-        <w:instrText xml:space="preserve"> PAGEREF _Toc32707 \h </w:instrText>
+        <w:instrText xml:space="preserve"> PAGEREF _Toc5667 \h </w:instrText>
       </w:r>
       <w:r>
         <w:fldChar w:fldCharType="separate"/>
@@ -1687,7 +1701,7 @@
         <w:rPr>
           <w:rFonts w:ascii="Times New Roman" w:hAnsi="Times New Roman" w:eastAsia="Times New Roman"/>
         </w:rPr>
-        <w:instrText xml:space="preserve"> HYPERLINK \l _Toc23912 </w:instrText>
+        <w:instrText xml:space="preserve"> HYPERLINK \l _Toc12002 </w:instrText>
       </w:r>
       <w:r>
         <w:rPr>
@@ -1709,7 +1723,7 @@
         <w:fldChar w:fldCharType="begin"/>
       </w:r>
       <w:r>
-        <w:instrText xml:space="preserve"> PAGEREF _Toc23912 \h </w:instrText>
+        <w:instrText xml:space="preserve"> PAGEREF _Toc12002 \h </w:instrText>
       </w:r>
       <w:r>
         <w:fldChar w:fldCharType="separate"/>
@@ -1744,7 +1758,7 @@
         <w:rPr>
           <w:rFonts w:ascii="Times New Roman" w:hAnsi="Times New Roman" w:eastAsia="Times New Roman"/>
         </w:rPr>
-        <w:instrText xml:space="preserve"> HYPERLINK \l _Toc19112 </w:instrText>
+        <w:instrText xml:space="preserve"> HYPERLINK \l _Toc21487 </w:instrText>
       </w:r>
       <w:r>
         <w:rPr>
@@ -1766,13 +1780,13 @@
         <w:fldChar w:fldCharType="begin"/>
       </w:r>
       <w:r>
-        <w:instrText xml:space="preserve"> PAGEREF _Toc19112 \h </w:instrText>
+        <w:instrText xml:space="preserve"> PAGEREF _Toc21487 \h </w:instrText>
       </w:r>
       <w:r>
         <w:fldChar w:fldCharType="separate"/>
       </w:r>
       <w:r>
-        <w:t>5</w:t>
+        <w:t>4</w:t>
       </w:r>
       <w:r>
         <w:fldChar w:fldCharType="end"/>
@@ -1801,7 +1815,7 @@
         <w:rPr>
           <w:rFonts w:ascii="Times New Roman" w:hAnsi="Times New Roman" w:eastAsia="Times New Roman"/>
         </w:rPr>
-        <w:instrText xml:space="preserve"> HYPERLINK \l _Toc13006 </w:instrText>
+        <w:instrText xml:space="preserve"> HYPERLINK \l _Toc27482 </w:instrText>
       </w:r>
       <w:r>
         <w:rPr>
@@ -1837,7 +1851,7 @@
         <w:fldChar w:fldCharType="begin"/>
       </w:r>
       <w:r>
-        <w:instrText xml:space="preserve"> PAGEREF _Toc13006 \h </w:instrText>
+        <w:instrText xml:space="preserve"> PAGEREF _Toc27482 \h </w:instrText>
       </w:r>
       <w:r>
         <w:fldChar w:fldCharType="separate"/>
@@ -1872,7 +1886,7 @@
         <w:rPr>
           <w:rFonts w:ascii="Times New Roman" w:hAnsi="Times New Roman" w:eastAsia="Times New Roman"/>
         </w:rPr>
-        <w:instrText xml:space="preserve"> HYPERLINK \l _Toc25432 </w:instrText>
+        <w:instrText xml:space="preserve"> HYPERLINK \l _Toc21527 </w:instrText>
       </w:r>
       <w:r>
         <w:rPr>
@@ -1894,7 +1908,7 @@
         <w:fldChar w:fldCharType="begin"/>
       </w:r>
       <w:r>
-        <w:instrText xml:space="preserve"> PAGEREF _Toc25432 \h </w:instrText>
+        <w:instrText xml:space="preserve"> PAGEREF _Toc21527 \h </w:instrText>
       </w:r>
       <w:r>
         <w:fldChar w:fldCharType="separate"/>
@@ -1929,7 +1943,7 @@
         <w:rPr>
           <w:rFonts w:ascii="Times New Roman" w:hAnsi="Times New Roman" w:eastAsia="Times New Roman"/>
         </w:rPr>
-        <w:instrText xml:space="preserve"> HYPERLINK \l _Toc27828 </w:instrText>
+        <w:instrText xml:space="preserve"> HYPERLINK \l _Toc1240 </w:instrText>
       </w:r>
       <w:r>
         <w:rPr>
@@ -1951,7 +1965,7 @@
         <w:fldChar w:fldCharType="begin"/>
       </w:r>
       <w:r>
-        <w:instrText xml:space="preserve"> PAGEREF _Toc27828 \h </w:instrText>
+        <w:instrText xml:space="preserve"> PAGEREF _Toc1240 \h </w:instrText>
       </w:r>
       <w:r>
         <w:fldChar w:fldCharType="separate"/>
@@ -1986,7 +2000,7 @@
         <w:rPr>
           <w:rFonts w:ascii="Times New Roman" w:hAnsi="Times New Roman" w:eastAsia="Times New Roman"/>
         </w:rPr>
-        <w:instrText xml:space="preserve"> HYPERLINK \l _Toc15843 </w:instrText>
+        <w:instrText xml:space="preserve"> HYPERLINK \l _Toc2523 </w:instrText>
       </w:r>
       <w:r>
         <w:rPr>
@@ -2008,7 +2022,7 @@
         <w:fldChar w:fldCharType="begin"/>
       </w:r>
       <w:r>
-        <w:instrText xml:space="preserve"> PAGEREF _Toc15843 \h </w:instrText>
+        <w:instrText xml:space="preserve"> PAGEREF _Toc2523 \h </w:instrText>
       </w:r>
       <w:r>
         <w:fldChar w:fldCharType="separate"/>
@@ -2043,7 +2057,7 @@
         <w:rPr>
           <w:rFonts w:ascii="Times New Roman" w:hAnsi="Times New Roman" w:eastAsia="Times New Roman"/>
         </w:rPr>
-        <w:instrText xml:space="preserve"> HYPERLINK \l _Toc2046 </w:instrText>
+        <w:instrText xml:space="preserve"> HYPERLINK \l _Toc27758 </w:instrText>
       </w:r>
       <w:r>
         <w:rPr>
@@ -2065,7 +2079,7 @@
         <w:fldChar w:fldCharType="begin"/>
       </w:r>
       <w:r>
-        <w:instrText xml:space="preserve"> PAGEREF _Toc2046 \h </w:instrText>
+        <w:instrText xml:space="preserve"> PAGEREF _Toc27758 \h </w:instrText>
       </w:r>
       <w:r>
         <w:fldChar w:fldCharType="separate"/>
@@ -2100,7 +2114,7 @@
         <w:rPr>
           <w:rFonts w:ascii="Times New Roman" w:hAnsi="Times New Roman" w:eastAsia="Times New Roman"/>
         </w:rPr>
-        <w:instrText xml:space="preserve"> HYPERLINK \l _Toc8293 </w:instrText>
+        <w:instrText xml:space="preserve"> HYPERLINK \l _Toc2452 </w:instrText>
       </w:r>
       <w:r>
         <w:rPr>
@@ -2122,7 +2136,7 @@
         <w:fldChar w:fldCharType="begin"/>
       </w:r>
       <w:r>
-        <w:instrText xml:space="preserve"> PAGEREF _Toc8293 \h </w:instrText>
+        <w:instrText xml:space="preserve"> PAGEREF _Toc2452 \h </w:instrText>
       </w:r>
       <w:r>
         <w:fldChar w:fldCharType="separate"/>
@@ -2157,7 +2171,7 @@
         <w:rPr>
           <w:rFonts w:ascii="Times New Roman" w:hAnsi="Times New Roman" w:eastAsia="Times New Roman"/>
         </w:rPr>
-        <w:instrText xml:space="preserve"> HYPERLINK \l _Toc9210 </w:instrText>
+        <w:instrText xml:space="preserve"> HYPERLINK \l _Toc22130 </w:instrText>
       </w:r>
       <w:r>
         <w:rPr>
@@ -2179,7 +2193,7 @@
         <w:fldChar w:fldCharType="begin"/>
       </w:r>
       <w:r>
-        <w:instrText xml:space="preserve"> PAGEREF _Toc9210 \h </w:instrText>
+        <w:instrText xml:space="preserve"> PAGEREF _Toc22130 \h </w:instrText>
       </w:r>
       <w:r>
         <w:fldChar w:fldCharType="separate"/>
@@ -2214,7 +2228,7 @@
         <w:rPr>
           <w:rFonts w:ascii="Times New Roman" w:hAnsi="Times New Roman" w:eastAsia="Times New Roman"/>
         </w:rPr>
-        <w:instrText xml:space="preserve"> HYPERLINK \l _Toc24589 </w:instrText>
+        <w:instrText xml:space="preserve"> HYPERLINK \l _Toc27159 </w:instrText>
       </w:r>
       <w:r>
         <w:rPr>
@@ -2236,7 +2250,7 @@
         <w:fldChar w:fldCharType="begin"/>
       </w:r>
       <w:r>
-        <w:instrText xml:space="preserve"> PAGEREF _Toc24589 \h </w:instrText>
+        <w:instrText xml:space="preserve"> PAGEREF _Toc27159 \h </w:instrText>
       </w:r>
       <w:r>
         <w:fldChar w:fldCharType="separate"/>
@@ -2271,7 +2285,7 @@
         <w:rPr>
           <w:rFonts w:ascii="Times New Roman" w:hAnsi="Times New Roman" w:eastAsia="Times New Roman"/>
         </w:rPr>
-        <w:instrText xml:space="preserve"> HYPERLINK \l _Toc4043 </w:instrText>
+        <w:instrText xml:space="preserve"> HYPERLINK \l _Toc19162 </w:instrText>
       </w:r>
       <w:r>
         <w:rPr>
@@ -2307,7 +2321,7 @@
         <w:fldChar w:fldCharType="begin"/>
       </w:r>
       <w:r>
-        <w:instrText xml:space="preserve"> PAGEREF _Toc4043 \h </w:instrText>
+        <w:instrText xml:space="preserve"> PAGEREF _Toc19162 \h </w:instrText>
       </w:r>
       <w:r>
         <w:fldChar w:fldCharType="separate"/>
@@ -2342,7 +2356,7 @@
         <w:rPr>
           <w:rFonts w:ascii="Times New Roman" w:hAnsi="Times New Roman" w:eastAsia="Times New Roman"/>
         </w:rPr>
-        <w:instrText xml:space="preserve"> HYPERLINK \l _Toc27488 </w:instrText>
+        <w:instrText xml:space="preserve"> HYPERLINK \l _Toc30256 </w:instrText>
       </w:r>
       <w:r>
         <w:rPr>
@@ -2364,7 +2378,7 @@
         <w:fldChar w:fldCharType="begin"/>
       </w:r>
       <w:r>
-        <w:instrText xml:space="preserve"> PAGEREF _Toc27488 \h </w:instrText>
+        <w:instrText xml:space="preserve"> PAGEREF _Toc30256 \h </w:instrText>
       </w:r>
       <w:r>
         <w:fldChar w:fldCharType="separate"/>
@@ -2399,7 +2413,7 @@
         <w:rPr>
           <w:rFonts w:ascii="Times New Roman" w:hAnsi="Times New Roman" w:eastAsia="Times New Roman"/>
         </w:rPr>
-        <w:instrText xml:space="preserve"> HYPERLINK \l _Toc5157 </w:instrText>
+        <w:instrText xml:space="preserve"> HYPERLINK \l _Toc26946 </w:instrText>
       </w:r>
       <w:r>
         <w:rPr>
@@ -2421,7 +2435,7 @@
         <w:fldChar w:fldCharType="begin"/>
       </w:r>
       <w:r>
-        <w:instrText xml:space="preserve"> PAGEREF _Toc5157 \h </w:instrText>
+        <w:instrText xml:space="preserve"> PAGEREF _Toc26946 \h </w:instrText>
       </w:r>
       <w:r>
         <w:fldChar w:fldCharType="separate"/>
@@ -2456,7 +2470,7 @@
         <w:rPr>
           <w:rFonts w:ascii="Times New Roman" w:hAnsi="Times New Roman" w:eastAsia="Times New Roman"/>
         </w:rPr>
-        <w:instrText xml:space="preserve"> HYPERLINK \l _Toc13176 </w:instrText>
+        <w:instrText xml:space="preserve"> HYPERLINK \l _Toc22271 </w:instrText>
       </w:r>
       <w:r>
         <w:rPr>
@@ -2478,7 +2492,7 @@
         <w:fldChar w:fldCharType="begin"/>
       </w:r>
       <w:r>
-        <w:instrText xml:space="preserve"> PAGEREF _Toc13176 \h </w:instrText>
+        <w:instrText xml:space="preserve"> PAGEREF _Toc22271 \h </w:instrText>
       </w:r>
       <w:r>
         <w:fldChar w:fldCharType="separate"/>
@@ -2513,7 +2527,7 @@
         <w:rPr>
           <w:rFonts w:ascii="Times New Roman" w:hAnsi="Times New Roman" w:eastAsia="Times New Roman"/>
         </w:rPr>
-        <w:instrText xml:space="preserve"> HYPERLINK \l _Toc25614 </w:instrText>
+        <w:instrText xml:space="preserve"> HYPERLINK \l _Toc1627 </w:instrText>
       </w:r>
       <w:r>
         <w:rPr>
@@ -2535,7 +2549,7 @@
         <w:fldChar w:fldCharType="begin"/>
       </w:r>
       <w:r>
-        <w:instrText xml:space="preserve"> PAGEREF _Toc25614 \h </w:instrText>
+        <w:instrText xml:space="preserve"> PAGEREF _Toc1627 \h </w:instrText>
       </w:r>
       <w:r>
         <w:fldChar w:fldCharType="separate"/>
@@ -2570,7 +2584,7 @@
         <w:rPr>
           <w:rFonts w:ascii="Times New Roman" w:hAnsi="Times New Roman" w:eastAsia="Times New Roman"/>
         </w:rPr>
-        <w:instrText xml:space="preserve"> HYPERLINK \l _Toc21580 </w:instrText>
+        <w:instrText xml:space="preserve"> HYPERLINK \l _Toc26177 </w:instrText>
       </w:r>
       <w:r>
         <w:rPr>
@@ -2592,7 +2606,7 @@
         <w:fldChar w:fldCharType="begin"/>
       </w:r>
       <w:r>
-        <w:instrText xml:space="preserve"> PAGEREF _Toc21580 \h </w:instrText>
+        <w:instrText xml:space="preserve"> PAGEREF _Toc26177 \h </w:instrText>
       </w:r>
       <w:r>
         <w:fldChar w:fldCharType="separate"/>
@@ -2627,7 +2641,7 @@
         <w:rPr>
           <w:rFonts w:ascii="Times New Roman" w:hAnsi="Times New Roman" w:eastAsia="Times New Roman"/>
         </w:rPr>
-        <w:instrText xml:space="preserve"> HYPERLINK \l _Toc13438 </w:instrText>
+        <w:instrText xml:space="preserve"> HYPERLINK \l _Toc13714 </w:instrText>
       </w:r>
       <w:r>
         <w:rPr>
@@ -2649,7 +2663,7 @@
         <w:fldChar w:fldCharType="begin"/>
       </w:r>
       <w:r>
-        <w:instrText xml:space="preserve"> PAGEREF _Toc13438 \h </w:instrText>
+        <w:instrText xml:space="preserve"> PAGEREF _Toc13714 \h </w:instrText>
       </w:r>
       <w:r>
         <w:fldChar w:fldCharType="separate"/>
@@ -2684,7 +2698,7 @@
         <w:rPr>
           <w:rFonts w:ascii="Times New Roman" w:hAnsi="Times New Roman" w:eastAsia="Times New Roman"/>
         </w:rPr>
-        <w:instrText xml:space="preserve"> HYPERLINK \l _Toc7249 </w:instrText>
+        <w:instrText xml:space="preserve"> HYPERLINK \l _Toc4035 </w:instrText>
       </w:r>
       <w:r>
         <w:rPr>
@@ -2706,7 +2720,7 @@
         <w:fldChar w:fldCharType="begin"/>
       </w:r>
       <w:r>
-        <w:instrText xml:space="preserve"> PAGEREF _Toc7249 \h </w:instrText>
+        <w:instrText xml:space="preserve"> PAGEREF _Toc4035 \h </w:instrText>
       </w:r>
       <w:r>
         <w:fldChar w:fldCharType="separate"/>
@@ -2741,7 +2755,7 @@
         <w:rPr>
           <w:rFonts w:ascii="Times New Roman" w:hAnsi="Times New Roman" w:eastAsia="Times New Roman"/>
         </w:rPr>
-        <w:instrText xml:space="preserve"> HYPERLINK \l _Toc14862 </w:instrText>
+        <w:instrText xml:space="preserve"> HYPERLINK \l _Toc10546 </w:instrText>
       </w:r>
       <w:r>
         <w:rPr>
@@ -2763,7 +2777,7 @@
         <w:fldChar w:fldCharType="begin"/>
       </w:r>
       <w:r>
-        <w:instrText xml:space="preserve"> PAGEREF _Toc14862 \h </w:instrText>
+        <w:instrText xml:space="preserve"> PAGEREF _Toc10546 \h </w:instrText>
       </w:r>
       <w:r>
         <w:fldChar w:fldCharType="separate"/>
@@ -2798,7 +2812,7 @@
         <w:rPr>
           <w:rFonts w:ascii="Times New Roman" w:hAnsi="Times New Roman" w:eastAsia="Times New Roman"/>
         </w:rPr>
-        <w:instrText xml:space="preserve"> HYPERLINK \l _Toc21993 </w:instrText>
+        <w:instrText xml:space="preserve"> HYPERLINK \l _Toc9109 </w:instrText>
       </w:r>
       <w:r>
         <w:rPr>
@@ -2820,7 +2834,7 @@
         <w:fldChar w:fldCharType="begin"/>
       </w:r>
       <w:r>
-        <w:instrText xml:space="preserve"> PAGEREF _Toc21993 \h </w:instrText>
+        <w:instrText xml:space="preserve"> PAGEREF _Toc9109 \h </w:instrText>
       </w:r>
       <w:r>
         <w:fldChar w:fldCharType="separate"/>
@@ -2855,7 +2869,7 @@
         <w:rPr>
           <w:rFonts w:ascii="Times New Roman" w:hAnsi="Times New Roman" w:eastAsia="Times New Roman"/>
         </w:rPr>
-        <w:instrText xml:space="preserve"> HYPERLINK \l _Toc1304 </w:instrText>
+        <w:instrText xml:space="preserve"> HYPERLINK \l _Toc25675 </w:instrText>
       </w:r>
       <w:r>
         <w:rPr>
@@ -2877,7 +2891,7 @@
         <w:fldChar w:fldCharType="begin"/>
       </w:r>
       <w:r>
-        <w:instrText xml:space="preserve"> PAGEREF _Toc1304 \h </w:instrText>
+        <w:instrText xml:space="preserve"> PAGEREF _Toc25675 \h </w:instrText>
       </w:r>
       <w:r>
         <w:fldChar w:fldCharType="separate"/>
@@ -2912,7 +2926,7 @@
         <w:rPr>
           <w:rFonts w:ascii="Times New Roman" w:hAnsi="Times New Roman" w:eastAsia="Times New Roman"/>
         </w:rPr>
-        <w:instrText xml:space="preserve"> HYPERLINK \l _Toc2424 </w:instrText>
+        <w:instrText xml:space="preserve"> HYPERLINK \l _Toc18106 </w:instrText>
       </w:r>
       <w:r>
         <w:rPr>
@@ -2934,7 +2948,7 @@
         <w:fldChar w:fldCharType="begin"/>
       </w:r>
       <w:r>
-        <w:instrText xml:space="preserve"> PAGEREF _Toc2424 \h </w:instrText>
+        <w:instrText xml:space="preserve"> PAGEREF _Toc18106 \h </w:instrText>
       </w:r>
       <w:r>
         <w:fldChar w:fldCharType="separate"/>
@@ -2969,7 +2983,7 @@
         <w:rPr>
           <w:rFonts w:ascii="Times New Roman" w:hAnsi="Times New Roman" w:eastAsia="Times New Roman"/>
         </w:rPr>
-        <w:instrText xml:space="preserve"> HYPERLINK \l _Toc14334 </w:instrText>
+        <w:instrText xml:space="preserve"> HYPERLINK \l _Toc21799 </w:instrText>
       </w:r>
       <w:r>
         <w:rPr>
@@ -3005,7 +3019,7 @@
         <w:fldChar w:fldCharType="begin"/>
       </w:r>
       <w:r>
-        <w:instrText xml:space="preserve"> PAGEREF _Toc14334 \h </w:instrText>
+        <w:instrText xml:space="preserve"> PAGEREF _Toc21799 \h </w:instrText>
       </w:r>
       <w:r>
         <w:fldChar w:fldCharType="separate"/>
@@ -3040,7 +3054,7 @@
         <w:rPr>
           <w:rFonts w:ascii="Times New Roman" w:hAnsi="Times New Roman" w:eastAsia="Times New Roman"/>
         </w:rPr>
-        <w:instrText xml:space="preserve"> HYPERLINK \l _Toc25896 </w:instrText>
+        <w:instrText xml:space="preserve"> HYPERLINK \l _Toc24163 </w:instrText>
       </w:r>
       <w:r>
         <w:rPr>
@@ -3062,7 +3076,7 @@
         <w:fldChar w:fldCharType="begin"/>
       </w:r>
       <w:r>
-        <w:instrText xml:space="preserve"> PAGEREF _Toc25896 \h </w:instrText>
+        <w:instrText xml:space="preserve"> PAGEREF _Toc24163 \h </w:instrText>
       </w:r>
       <w:r>
         <w:fldChar w:fldCharType="separate"/>
@@ -3097,7 +3111,7 @@
         <w:rPr>
           <w:rFonts w:ascii="Times New Roman" w:hAnsi="Times New Roman" w:eastAsia="Times New Roman"/>
         </w:rPr>
-        <w:instrText xml:space="preserve"> HYPERLINK \l _Toc12395 </w:instrText>
+        <w:instrText xml:space="preserve"> HYPERLINK \l _Toc25622 </w:instrText>
       </w:r>
       <w:r>
         <w:rPr>
@@ -3119,7 +3133,7 @@
         <w:fldChar w:fldCharType="begin"/>
       </w:r>
       <w:r>
-        <w:instrText xml:space="preserve"> PAGEREF _Toc12395 \h </w:instrText>
+        <w:instrText xml:space="preserve"> PAGEREF _Toc25622 \h </w:instrText>
       </w:r>
       <w:r>
         <w:fldChar w:fldCharType="separate"/>
@@ -3154,7 +3168,7 @@
         <w:rPr>
           <w:rFonts w:ascii="Times New Roman" w:hAnsi="Times New Roman" w:eastAsia="Times New Roman"/>
         </w:rPr>
-        <w:instrText xml:space="preserve"> HYPERLINK \l _Toc8079 </w:instrText>
+        <w:instrText xml:space="preserve"> HYPERLINK \l _Toc29177 </w:instrText>
       </w:r>
       <w:r>
         <w:rPr>
@@ -3176,7 +3190,7 @@
         <w:fldChar w:fldCharType="begin"/>
       </w:r>
       <w:r>
-        <w:instrText xml:space="preserve"> PAGEREF _Toc8079 \h </w:instrText>
+        <w:instrText xml:space="preserve"> PAGEREF _Toc29177 \h </w:instrText>
       </w:r>
       <w:r>
         <w:fldChar w:fldCharType="separate"/>
@@ -3211,7 +3225,7 @@
         <w:rPr>
           <w:rFonts w:ascii="Times New Roman" w:hAnsi="Times New Roman" w:eastAsia="Times New Roman"/>
         </w:rPr>
-        <w:instrText xml:space="preserve"> HYPERLINK \l _Toc17351 </w:instrText>
+        <w:instrText xml:space="preserve"> HYPERLINK \l _Toc8654 </w:instrText>
       </w:r>
       <w:r>
         <w:rPr>
@@ -3233,7 +3247,7 @@
         <w:fldChar w:fldCharType="begin"/>
       </w:r>
       <w:r>
-        <w:instrText xml:space="preserve"> PAGEREF _Toc17351 \h </w:instrText>
+        <w:instrText xml:space="preserve"> PAGEREF _Toc8654 \h </w:instrText>
       </w:r>
       <w:r>
         <w:fldChar w:fldCharType="separate"/>
@@ -3268,7 +3282,7 @@
         <w:rPr>
           <w:rFonts w:ascii="Times New Roman" w:hAnsi="Times New Roman" w:eastAsia="Times New Roman"/>
         </w:rPr>
-        <w:instrText xml:space="preserve"> HYPERLINK \l _Toc5345 </w:instrText>
+        <w:instrText xml:space="preserve"> HYPERLINK \l _Toc8834 </w:instrText>
       </w:r>
       <w:r>
         <w:rPr>
@@ -3290,7 +3304,7 @@
         <w:fldChar w:fldCharType="begin"/>
       </w:r>
       <w:r>
-        <w:instrText xml:space="preserve"> PAGEREF _Toc5345 \h </w:instrText>
+        <w:instrText xml:space="preserve"> PAGEREF _Toc8834 \h </w:instrText>
       </w:r>
       <w:r>
         <w:fldChar w:fldCharType="separate"/>
@@ -3325,7 +3339,7 @@
         <w:rPr>
           <w:rFonts w:ascii="Times New Roman" w:hAnsi="Times New Roman" w:eastAsia="Times New Roman"/>
         </w:rPr>
-        <w:instrText xml:space="preserve"> HYPERLINK \l _Toc28735 </w:instrText>
+        <w:instrText xml:space="preserve"> HYPERLINK \l _Toc22976 </w:instrText>
       </w:r>
       <w:r>
         <w:rPr>
@@ -3347,7 +3361,7 @@
         <w:fldChar w:fldCharType="begin"/>
       </w:r>
       <w:r>
-        <w:instrText xml:space="preserve"> PAGEREF _Toc28735 \h </w:instrText>
+        <w:instrText xml:space="preserve"> PAGEREF _Toc22976 \h </w:instrText>
       </w:r>
       <w:r>
         <w:fldChar w:fldCharType="separate"/>
@@ -3382,7 +3396,7 @@
         <w:rPr>
           <w:rFonts w:ascii="Times New Roman" w:hAnsi="Times New Roman" w:eastAsia="Times New Roman"/>
         </w:rPr>
-        <w:instrText xml:space="preserve"> HYPERLINK \l _Toc6738 </w:instrText>
+        <w:instrText xml:space="preserve"> HYPERLINK \l _Toc2597 </w:instrText>
       </w:r>
       <w:r>
         <w:rPr>
@@ -3404,7 +3418,7 @@
         <w:fldChar w:fldCharType="begin"/>
       </w:r>
       <w:r>
-        <w:instrText xml:space="preserve"> PAGEREF _Toc6738 \h </w:instrText>
+        <w:instrText xml:space="preserve"> PAGEREF _Toc2597 \h </w:instrText>
       </w:r>
       <w:r>
         <w:fldChar w:fldCharType="separate"/>
@@ -3439,7 +3453,7 @@
         <w:rPr>
           <w:rFonts w:ascii="Times New Roman" w:hAnsi="Times New Roman" w:eastAsia="Times New Roman"/>
         </w:rPr>
-        <w:instrText xml:space="preserve"> HYPERLINK \l _Toc12040 </w:instrText>
+        <w:instrText xml:space="preserve"> HYPERLINK \l _Toc12297 </w:instrText>
       </w:r>
       <w:r>
         <w:rPr>
@@ -3461,7 +3475,7 @@
         <w:fldChar w:fldCharType="begin"/>
       </w:r>
       <w:r>
-        <w:instrText xml:space="preserve"> PAGEREF _Toc12040 \h </w:instrText>
+        <w:instrText xml:space="preserve"> PAGEREF _Toc12297 \h </w:instrText>
       </w:r>
       <w:r>
         <w:fldChar w:fldCharType="separate"/>
@@ -3496,7 +3510,7 @@
         <w:rPr>
           <w:rFonts w:ascii="Times New Roman" w:hAnsi="Times New Roman" w:eastAsia="Times New Roman"/>
         </w:rPr>
-        <w:instrText xml:space="preserve"> HYPERLINK \l _Toc8648 </w:instrText>
+        <w:instrText xml:space="preserve"> HYPERLINK \l _Toc11481 </w:instrText>
       </w:r>
       <w:r>
         <w:rPr>
@@ -3518,7 +3532,7 @@
         <w:fldChar w:fldCharType="begin"/>
       </w:r>
       <w:r>
-        <w:instrText xml:space="preserve"> PAGEREF _Toc8648 \h </w:instrText>
+        <w:instrText xml:space="preserve"> PAGEREF _Toc11481 \h </w:instrText>
       </w:r>
       <w:r>
         <w:fldChar w:fldCharType="separate"/>
@@ -3553,7 +3567,7 @@
         <w:rPr>
           <w:rFonts w:ascii="Times New Roman" w:hAnsi="Times New Roman" w:eastAsia="Times New Roman"/>
         </w:rPr>
-        <w:instrText xml:space="preserve"> HYPERLINK \l _Toc14796 </w:instrText>
+        <w:instrText xml:space="preserve"> HYPERLINK \l _Toc28643 </w:instrText>
       </w:r>
       <w:r>
         <w:rPr>
@@ -3575,7 +3589,7 @@
         <w:fldChar w:fldCharType="begin"/>
       </w:r>
       <w:r>
-        <w:instrText xml:space="preserve"> PAGEREF _Toc14796 \h </w:instrText>
+        <w:instrText xml:space="preserve"> PAGEREF _Toc28643 \h </w:instrText>
       </w:r>
       <w:r>
         <w:fldChar w:fldCharType="separate"/>
@@ -3610,7 +3624,7 @@
         <w:rPr>
           <w:rFonts w:ascii="Times New Roman" w:hAnsi="Times New Roman" w:eastAsia="Times New Roman"/>
         </w:rPr>
-        <w:instrText xml:space="preserve"> HYPERLINK \l _Toc25691 </w:instrText>
+        <w:instrText xml:space="preserve"> HYPERLINK \l _Toc11141 </w:instrText>
       </w:r>
       <w:r>
         <w:rPr>
@@ -3646,7 +3660,7 @@
         <w:fldChar w:fldCharType="begin"/>
       </w:r>
       <w:r>
-        <w:instrText xml:space="preserve"> PAGEREF _Toc25691 \h </w:instrText>
+        <w:instrText xml:space="preserve"> PAGEREF _Toc11141 \h </w:instrText>
       </w:r>
       <w:r>
         <w:fldChar w:fldCharType="separate"/>
@@ -3681,7 +3695,7 @@
         <w:rPr>
           <w:rFonts w:ascii="Times New Roman" w:hAnsi="Times New Roman" w:eastAsia="Times New Roman"/>
         </w:rPr>
-        <w:instrText xml:space="preserve"> HYPERLINK \l _Toc31390 </w:instrText>
+        <w:instrText xml:space="preserve"> HYPERLINK \l _Toc5838 </w:instrText>
       </w:r>
       <w:r>
         <w:rPr>
@@ -3703,7 +3717,7 @@
         <w:fldChar w:fldCharType="begin"/>
       </w:r>
       <w:r>
-        <w:instrText xml:space="preserve"> PAGEREF _Toc31390 \h </w:instrText>
+        <w:instrText xml:space="preserve"> PAGEREF _Toc5838 \h </w:instrText>
       </w:r>
       <w:r>
         <w:fldChar w:fldCharType="separate"/>
@@ -3738,7 +3752,7 @@
         <w:rPr>
           <w:rFonts w:ascii="Times New Roman" w:hAnsi="Times New Roman" w:eastAsia="Times New Roman"/>
         </w:rPr>
-        <w:instrText xml:space="preserve"> HYPERLINK \l _Toc29983 </w:instrText>
+        <w:instrText xml:space="preserve"> HYPERLINK \l _Toc13591 </w:instrText>
       </w:r>
       <w:r>
         <w:rPr>
@@ -3760,7 +3774,7 @@
         <w:fldChar w:fldCharType="begin"/>
       </w:r>
       <w:r>
-        <w:instrText xml:space="preserve"> PAGEREF _Toc29983 \h </w:instrText>
+        <w:instrText xml:space="preserve"> PAGEREF _Toc13591 \h </w:instrText>
       </w:r>
       <w:r>
         <w:fldChar w:fldCharType="separate"/>
@@ -3795,7 +3809,7 @@
         <w:rPr>
           <w:rFonts w:ascii="Times New Roman" w:hAnsi="Times New Roman" w:eastAsia="Times New Roman"/>
         </w:rPr>
-        <w:instrText xml:space="preserve"> HYPERLINK \l _Toc17396 </w:instrText>
+        <w:instrText xml:space="preserve"> HYPERLINK \l _Toc18883 </w:instrText>
       </w:r>
       <w:r>
         <w:rPr>
@@ -3817,7 +3831,7 @@
         <w:fldChar w:fldCharType="begin"/>
       </w:r>
       <w:r>
-        <w:instrText xml:space="preserve"> PAGEREF _Toc17396 \h </w:instrText>
+        <w:instrText xml:space="preserve"> PAGEREF _Toc18883 \h </w:instrText>
       </w:r>
       <w:r>
         <w:fldChar w:fldCharType="separate"/>
@@ -3852,7 +3866,7 @@
         <w:rPr>
           <w:rFonts w:ascii="Times New Roman" w:hAnsi="Times New Roman" w:eastAsia="Times New Roman"/>
         </w:rPr>
-        <w:instrText xml:space="preserve"> HYPERLINK \l _Toc31195 </w:instrText>
+        <w:instrText xml:space="preserve"> HYPERLINK \l _Toc19803 </w:instrText>
       </w:r>
       <w:r>
         <w:rPr>
@@ -3874,7 +3888,7 @@
         <w:fldChar w:fldCharType="begin"/>
       </w:r>
       <w:r>
-        <w:instrText xml:space="preserve"> PAGEREF _Toc31195 \h </w:instrText>
+        <w:instrText xml:space="preserve"> PAGEREF _Toc19803 \h </w:instrText>
       </w:r>
       <w:r>
         <w:fldChar w:fldCharType="separate"/>
@@ -3909,7 +3923,7 @@
         <w:rPr>
           <w:rFonts w:ascii="Times New Roman" w:hAnsi="Times New Roman" w:eastAsia="Times New Roman"/>
         </w:rPr>
-        <w:instrText xml:space="preserve"> HYPERLINK \l _Toc6308 </w:instrText>
+        <w:instrText xml:space="preserve"> HYPERLINK \l _Toc3370 </w:instrText>
       </w:r>
       <w:r>
         <w:rPr>
@@ -3931,7 +3945,7 @@
         <w:fldChar w:fldCharType="begin"/>
       </w:r>
       <w:r>
-        <w:instrText xml:space="preserve"> PAGEREF _Toc6308 \h </w:instrText>
+        <w:instrText xml:space="preserve"> PAGEREF _Toc3370 \h </w:instrText>
       </w:r>
       <w:r>
         <w:fldChar w:fldCharType="separate"/>
@@ -3966,7 +3980,7 @@
         <w:rPr>
           <w:rFonts w:ascii="Times New Roman" w:hAnsi="Times New Roman" w:eastAsia="Times New Roman"/>
         </w:rPr>
-        <w:instrText xml:space="preserve"> HYPERLINK \l _Toc17343 </w:instrText>
+        <w:instrText xml:space="preserve"> HYPERLINK \l _Toc32676 </w:instrText>
       </w:r>
       <w:r>
         <w:rPr>
@@ -3988,7 +4002,7 @@
         <w:fldChar w:fldCharType="begin"/>
       </w:r>
       <w:r>
-        <w:instrText xml:space="preserve"> PAGEREF _Toc17343 \h </w:instrText>
+        <w:instrText xml:space="preserve"> PAGEREF _Toc32676 \h </w:instrText>
       </w:r>
       <w:r>
         <w:fldChar w:fldCharType="separate"/>
@@ -4023,7 +4037,7 @@
         <w:rPr>
           <w:rFonts w:ascii="Times New Roman" w:hAnsi="Times New Roman" w:eastAsia="Times New Roman"/>
         </w:rPr>
-        <w:instrText xml:space="preserve"> HYPERLINK \l _Toc4407 </w:instrText>
+        <w:instrText xml:space="preserve"> HYPERLINK \l _Toc7542 </w:instrText>
       </w:r>
       <w:r>
         <w:rPr>
@@ -4045,7 +4059,7 @@
         <w:fldChar w:fldCharType="begin"/>
       </w:r>
       <w:r>
-        <w:instrText xml:space="preserve"> PAGEREF _Toc4407 \h </w:instrText>
+        <w:instrText xml:space="preserve"> PAGEREF _Toc7542 \h </w:instrText>
       </w:r>
       <w:r>
         <w:fldChar w:fldCharType="separate"/>
@@ -4080,7 +4094,7 @@
         <w:rPr>
           <w:rFonts w:ascii="Times New Roman" w:hAnsi="Times New Roman" w:eastAsia="Times New Roman"/>
         </w:rPr>
-        <w:instrText xml:space="preserve"> HYPERLINK \l _Toc19683 </w:instrText>
+        <w:instrText xml:space="preserve"> HYPERLINK \l _Toc885 </w:instrText>
       </w:r>
       <w:r>
         <w:rPr>
@@ -4102,7 +4116,7 @@
         <w:fldChar w:fldCharType="begin"/>
       </w:r>
       <w:r>
-        <w:instrText xml:space="preserve"> PAGEREF _Toc19683 \h </w:instrText>
+        <w:instrText xml:space="preserve"> PAGEREF _Toc885 \h </w:instrText>
       </w:r>
       <w:r>
         <w:fldChar w:fldCharType="separate"/>
@@ -4137,7 +4151,7 @@
         <w:rPr>
           <w:rFonts w:ascii="Times New Roman" w:hAnsi="Times New Roman" w:eastAsia="Times New Roman"/>
         </w:rPr>
-        <w:instrText xml:space="preserve"> HYPERLINK \l _Toc15445 </w:instrText>
+        <w:instrText xml:space="preserve"> HYPERLINK \l _Toc30086 </w:instrText>
       </w:r>
       <w:r>
         <w:rPr>
@@ -4173,7 +4187,7 @@
         <w:fldChar w:fldCharType="begin"/>
       </w:r>
       <w:r>
-        <w:instrText xml:space="preserve"> PAGEREF _Toc15445 \h </w:instrText>
+        <w:instrText xml:space="preserve"> PAGEREF _Toc30086 \h </w:instrText>
       </w:r>
       <w:r>
         <w:fldChar w:fldCharType="separate"/>
@@ -4208,7 +4222,7 @@
         <w:rPr>
           <w:rFonts w:ascii="Times New Roman" w:hAnsi="Times New Roman" w:eastAsia="Times New Roman"/>
         </w:rPr>
-        <w:instrText xml:space="preserve"> HYPERLINK \l _Toc6801 </w:instrText>
+        <w:instrText xml:space="preserve"> HYPERLINK \l _Toc19415 </w:instrText>
       </w:r>
       <w:r>
         <w:rPr>
@@ -4230,7 +4244,7 @@
         <w:fldChar w:fldCharType="begin"/>
       </w:r>
       <w:r>
-        <w:instrText xml:space="preserve"> PAGEREF _Toc6801 \h </w:instrText>
+        <w:instrText xml:space="preserve"> PAGEREF _Toc19415 \h </w:instrText>
       </w:r>
       <w:r>
         <w:fldChar w:fldCharType="separate"/>
@@ -4265,7 +4279,7 @@
         <w:rPr>
           <w:rFonts w:ascii="Times New Roman" w:hAnsi="Times New Roman" w:eastAsia="Times New Roman"/>
         </w:rPr>
-        <w:instrText xml:space="preserve"> HYPERLINK \l _Toc32340 </w:instrText>
+        <w:instrText xml:space="preserve"> HYPERLINK \l _Toc14664 </w:instrText>
       </w:r>
       <w:r>
         <w:rPr>
@@ -4287,7 +4301,7 @@
         <w:fldChar w:fldCharType="begin"/>
       </w:r>
       <w:r>
-        <w:instrText xml:space="preserve"> PAGEREF _Toc32340 \h </w:instrText>
+        <w:instrText xml:space="preserve"> PAGEREF _Toc14664 \h </w:instrText>
       </w:r>
       <w:r>
         <w:fldChar w:fldCharType="separate"/>
@@ -4322,7 +4336,7 @@
         <w:rPr>
           <w:rFonts w:ascii="Times New Roman" w:hAnsi="Times New Roman" w:eastAsia="Times New Roman"/>
         </w:rPr>
-        <w:instrText xml:space="preserve"> HYPERLINK \l _Toc2840 </w:instrText>
+        <w:instrText xml:space="preserve"> HYPERLINK \l _Toc32255 </w:instrText>
       </w:r>
       <w:r>
         <w:rPr>
@@ -4344,7 +4358,7 @@
         <w:fldChar w:fldCharType="begin"/>
       </w:r>
       <w:r>
-        <w:instrText xml:space="preserve"> PAGEREF _Toc2840 \h </w:instrText>
+        <w:instrText xml:space="preserve"> PAGEREF _Toc32255 \h </w:instrText>
       </w:r>
       <w:r>
         <w:fldChar w:fldCharType="separate"/>
@@ -4379,7 +4393,7 @@
         <w:rPr>
           <w:rFonts w:ascii="Times New Roman" w:hAnsi="Times New Roman" w:eastAsia="Times New Roman"/>
         </w:rPr>
-        <w:instrText xml:space="preserve"> HYPERLINK \l _Toc25172 </w:instrText>
+        <w:instrText xml:space="preserve"> HYPERLINK \l _Toc11818 </w:instrText>
       </w:r>
       <w:r>
         <w:rPr>
@@ -4401,7 +4415,7 @@
         <w:fldChar w:fldCharType="begin"/>
       </w:r>
       <w:r>
-        <w:instrText xml:space="preserve"> PAGEREF _Toc25172 \h </w:instrText>
+        <w:instrText xml:space="preserve"> PAGEREF _Toc11818 \h </w:instrText>
       </w:r>
       <w:r>
         <w:fldChar w:fldCharType="separate"/>
@@ -4436,7 +4450,7 @@
         <w:rPr>
           <w:rFonts w:ascii="Times New Roman" w:hAnsi="Times New Roman" w:eastAsia="Times New Roman"/>
         </w:rPr>
-        <w:instrText xml:space="preserve"> HYPERLINK \l _Toc13049 </w:instrText>
+        <w:instrText xml:space="preserve"> HYPERLINK \l _Toc29289 </w:instrText>
       </w:r>
       <w:r>
         <w:rPr>
@@ -4458,7 +4472,7 @@
         <w:fldChar w:fldCharType="begin"/>
       </w:r>
       <w:r>
-        <w:instrText xml:space="preserve"> PAGEREF _Toc13049 \h </w:instrText>
+        <w:instrText xml:space="preserve"> PAGEREF _Toc29289 \h </w:instrText>
       </w:r>
       <w:r>
         <w:fldChar w:fldCharType="separate"/>
@@ -4493,7 +4507,7 @@
         <w:rPr>
           <w:rFonts w:ascii="Times New Roman" w:hAnsi="Times New Roman" w:eastAsia="Times New Roman"/>
         </w:rPr>
-        <w:instrText xml:space="preserve"> HYPERLINK \l _Toc4395 </w:instrText>
+        <w:instrText xml:space="preserve"> HYPERLINK \l _Toc30813 </w:instrText>
       </w:r>
       <w:r>
         <w:rPr>
@@ -4515,7 +4529,7 @@
         <w:fldChar w:fldCharType="begin"/>
       </w:r>
       <w:r>
-        <w:instrText xml:space="preserve"> PAGEREF _Toc4395 \h </w:instrText>
+        <w:instrText xml:space="preserve"> PAGEREF _Toc30813 \h </w:instrText>
       </w:r>
       <w:r>
         <w:fldChar w:fldCharType="separate"/>
@@ -4550,7 +4564,7 @@
         <w:rPr>
           <w:rFonts w:ascii="Times New Roman" w:hAnsi="Times New Roman" w:eastAsia="Times New Roman"/>
         </w:rPr>
-        <w:instrText xml:space="preserve"> HYPERLINK \l _Toc19625 </w:instrText>
+        <w:instrText xml:space="preserve"> HYPERLINK \l _Toc15259 </w:instrText>
       </w:r>
       <w:r>
         <w:rPr>
@@ -4586,7 +4600,7 @@
         <w:fldChar w:fldCharType="begin"/>
       </w:r>
       <w:r>
-        <w:instrText xml:space="preserve"> PAGEREF _Toc19625 \h </w:instrText>
+        <w:instrText xml:space="preserve"> PAGEREF _Toc15259 \h </w:instrText>
       </w:r>
       <w:r>
         <w:fldChar w:fldCharType="separate"/>
@@ -4621,7 +4635,7 @@
         <w:rPr>
           <w:rFonts w:ascii="Times New Roman" w:hAnsi="Times New Roman" w:eastAsia="Times New Roman"/>
         </w:rPr>
-        <w:instrText xml:space="preserve"> HYPERLINK \l _Toc1188 </w:instrText>
+        <w:instrText xml:space="preserve"> HYPERLINK \l _Toc19199 </w:instrText>
       </w:r>
       <w:r>
         <w:rPr>
@@ -4643,7 +4657,7 @@
         <w:fldChar w:fldCharType="begin"/>
       </w:r>
       <w:r>
-        <w:instrText xml:space="preserve"> PAGEREF _Toc1188 \h </w:instrText>
+        <w:instrText xml:space="preserve"> PAGEREF _Toc19199 \h </w:instrText>
       </w:r>
       <w:r>
         <w:fldChar w:fldCharType="separate"/>
@@ -4678,7 +4692,7 @@
         <w:rPr>
           <w:rFonts w:ascii="Times New Roman" w:hAnsi="Times New Roman" w:eastAsia="Times New Roman"/>
         </w:rPr>
-        <w:instrText xml:space="preserve"> HYPERLINK \l _Toc5954 </w:instrText>
+        <w:instrText xml:space="preserve"> HYPERLINK \l _Toc18473 </w:instrText>
       </w:r>
       <w:r>
         <w:rPr>
@@ -4700,7 +4714,7 @@
         <w:fldChar w:fldCharType="begin"/>
       </w:r>
       <w:r>
-        <w:instrText xml:space="preserve"> PAGEREF _Toc5954 \h </w:instrText>
+        <w:instrText xml:space="preserve"> PAGEREF _Toc18473 \h </w:instrText>
       </w:r>
       <w:r>
         <w:fldChar w:fldCharType="separate"/>
@@ -4735,7 +4749,7 @@
         <w:rPr>
           <w:rFonts w:ascii="Times New Roman" w:hAnsi="Times New Roman" w:eastAsia="Times New Roman"/>
         </w:rPr>
-        <w:instrText xml:space="preserve"> HYPERLINK \l _Toc491 </w:instrText>
+        <w:instrText xml:space="preserve"> HYPERLINK \l _Toc27288 </w:instrText>
       </w:r>
       <w:r>
         <w:rPr>
@@ -4757,7 +4771,7 @@
         <w:fldChar w:fldCharType="begin"/>
       </w:r>
       <w:r>
-        <w:instrText xml:space="preserve"> PAGEREF _Toc491 \h </w:instrText>
+        <w:instrText xml:space="preserve"> PAGEREF _Toc27288 \h </w:instrText>
       </w:r>
       <w:r>
         <w:fldChar w:fldCharType="separate"/>
@@ -4792,7 +4806,7 @@
         <w:rPr>
           <w:rFonts w:ascii="Times New Roman" w:hAnsi="Times New Roman" w:eastAsia="Times New Roman"/>
         </w:rPr>
-        <w:instrText xml:space="preserve"> HYPERLINK \l _Toc9173 </w:instrText>
+        <w:instrText xml:space="preserve"> HYPERLINK \l _Toc8628 </w:instrText>
       </w:r>
       <w:r>
         <w:rPr>
@@ -4828,7 +4842,7 @@
         <w:fldChar w:fldCharType="begin"/>
       </w:r>
       <w:r>
-        <w:instrText xml:space="preserve"> PAGEREF _Toc9173 \h </w:instrText>
+        <w:instrText xml:space="preserve"> PAGEREF _Toc8628 \h </w:instrText>
       </w:r>
       <w:r>
         <w:fldChar w:fldCharType="separate"/>
@@ -4863,7 +4877,7 @@
         <w:rPr>
           <w:rFonts w:ascii="Times New Roman" w:hAnsi="Times New Roman" w:eastAsia="Times New Roman"/>
         </w:rPr>
-        <w:instrText xml:space="preserve"> HYPERLINK \l _Toc31767 </w:instrText>
+        <w:instrText xml:space="preserve"> HYPERLINK \l _Toc7321 </w:instrText>
       </w:r>
       <w:r>
         <w:rPr>
@@ -4885,7 +4899,7 @@
         <w:fldChar w:fldCharType="begin"/>
       </w:r>
       <w:r>
-        <w:instrText xml:space="preserve"> PAGEREF _Toc31767 \h </w:instrText>
+        <w:instrText xml:space="preserve"> PAGEREF _Toc7321 \h </w:instrText>
       </w:r>
       <w:r>
         <w:fldChar w:fldCharType="separate"/>
@@ -4920,7 +4934,7 @@
         <w:rPr>
           <w:rFonts w:ascii="Times New Roman" w:hAnsi="Times New Roman" w:eastAsia="Times New Roman"/>
         </w:rPr>
-        <w:instrText xml:space="preserve"> HYPERLINK \l _Toc20032 </w:instrText>
+        <w:instrText xml:space="preserve"> HYPERLINK \l _Toc6386 </w:instrText>
       </w:r>
       <w:r>
         <w:rPr>
@@ -4956,7 +4970,7 @@
         <w:fldChar w:fldCharType="begin"/>
       </w:r>
       <w:r>
-        <w:instrText xml:space="preserve"> PAGEREF _Toc20032 \h </w:instrText>
+        <w:instrText xml:space="preserve"> PAGEREF _Toc6386 \h </w:instrText>
       </w:r>
       <w:r>
         <w:fldChar w:fldCharType="separate"/>
@@ -4991,7 +5005,7 @@
         <w:rPr>
           <w:rFonts w:ascii="Times New Roman" w:hAnsi="Times New Roman" w:eastAsia="Times New Roman"/>
         </w:rPr>
-        <w:instrText xml:space="preserve"> HYPERLINK \l _Toc18474 </w:instrText>
+        <w:instrText xml:space="preserve"> HYPERLINK \l _Toc13244 </w:instrText>
       </w:r>
       <w:r>
         <w:rPr>
@@ -5013,7 +5027,7 @@
         <w:fldChar w:fldCharType="begin"/>
       </w:r>
       <w:r>
-        <w:instrText xml:space="preserve"> PAGEREF _Toc18474 \h </w:instrText>
+        <w:instrText xml:space="preserve"> PAGEREF _Toc13244 \h </w:instrText>
       </w:r>
       <w:r>
         <w:fldChar w:fldCharType="separate"/>
@@ -5048,7 +5062,7 @@
         <w:rPr>
           <w:rFonts w:ascii="Times New Roman" w:hAnsi="Times New Roman" w:eastAsia="Times New Roman"/>
         </w:rPr>
-        <w:instrText xml:space="preserve"> HYPERLINK \l _Toc17838 </w:instrText>
+        <w:instrText xml:space="preserve"> HYPERLINK \l _Toc28430 </w:instrText>
       </w:r>
       <w:r>
         <w:rPr>
@@ -5070,7 +5084,7 @@
         <w:fldChar w:fldCharType="begin"/>
       </w:r>
       <w:r>
-        <w:instrText xml:space="preserve"> PAGEREF _Toc17838 \h </w:instrText>
+        <w:instrText xml:space="preserve"> PAGEREF _Toc28430 \h </w:instrText>
       </w:r>
       <w:r>
         <w:fldChar w:fldCharType="separate"/>
@@ -5105,7 +5119,7 @@
         <w:rPr>
           <w:rFonts w:ascii="Times New Roman" w:hAnsi="Times New Roman" w:eastAsia="Times New Roman"/>
         </w:rPr>
-        <w:instrText xml:space="preserve"> HYPERLINK \l _Toc5641 </w:instrText>
+        <w:instrText xml:space="preserve"> HYPERLINK \l _Toc10356 </w:instrText>
       </w:r>
       <w:r>
         <w:rPr>
@@ -5141,7 +5155,7 @@
         <w:fldChar w:fldCharType="begin"/>
       </w:r>
       <w:r>
-        <w:instrText xml:space="preserve"> PAGEREF _Toc5641 \h </w:instrText>
+        <w:instrText xml:space="preserve"> PAGEREF _Toc10356 \h </w:instrText>
       </w:r>
       <w:r>
         <w:fldChar w:fldCharType="separate"/>
@@ -5176,7 +5190,7 @@
         <w:rPr>
           <w:rFonts w:ascii="Times New Roman" w:hAnsi="Times New Roman" w:eastAsia="Times New Roman"/>
         </w:rPr>
-        <w:instrText xml:space="preserve"> HYPERLINK \l _Toc27187 </w:instrText>
+        <w:instrText xml:space="preserve"> HYPERLINK \l _Toc20186 </w:instrText>
       </w:r>
       <w:r>
         <w:rPr>
@@ -5198,7 +5212,7 @@
         <w:fldChar w:fldCharType="begin"/>
       </w:r>
       <w:r>
-        <w:instrText xml:space="preserve"> PAGEREF _Toc27187 \h </w:instrText>
+        <w:instrText xml:space="preserve"> PAGEREF _Toc20186 \h </w:instrText>
       </w:r>
       <w:r>
         <w:fldChar w:fldCharType="separate"/>
@@ -5233,7 +5247,7 @@
         <w:rPr>
           <w:rFonts w:ascii="Times New Roman" w:hAnsi="Times New Roman" w:eastAsia="Times New Roman"/>
         </w:rPr>
-        <w:instrText xml:space="preserve"> HYPERLINK \l _Toc32309 </w:instrText>
+        <w:instrText xml:space="preserve"> HYPERLINK \l _Toc26065 </w:instrText>
       </w:r>
       <w:r>
         <w:rPr>
@@ -5269,7 +5283,7 @@
         <w:fldChar w:fldCharType="begin"/>
       </w:r>
       <w:r>
-        <w:instrText xml:space="preserve"> PAGEREF _Toc32309 \h </w:instrText>
+        <w:instrText xml:space="preserve"> PAGEREF _Toc26065 \h </w:instrText>
       </w:r>
       <w:r>
         <w:fldChar w:fldCharType="separate"/>
@@ -5304,7 +5318,7 @@
         <w:rPr>
           <w:rFonts w:ascii="Times New Roman" w:hAnsi="Times New Roman" w:eastAsia="Times New Roman"/>
         </w:rPr>
-        <w:instrText xml:space="preserve"> HYPERLINK \l _Toc12317 </w:instrText>
+        <w:instrText xml:space="preserve"> HYPERLINK \l _Toc15522 </w:instrText>
       </w:r>
       <w:r>
         <w:rPr>
@@ -5326,7 +5340,7 @@
         <w:fldChar w:fldCharType="begin"/>
       </w:r>
       <w:r>
-        <w:instrText xml:space="preserve"> PAGEREF _Toc12317 \h </w:instrText>
+        <w:instrText xml:space="preserve"> PAGEREF _Toc15522 \h </w:instrText>
       </w:r>
       <w:r>
         <w:fldChar w:fldCharType="separate"/>
@@ -5361,7 +5375,7 @@
         <w:rPr>
           <w:rFonts w:ascii="Times New Roman" w:hAnsi="Times New Roman" w:eastAsia="Times New Roman"/>
         </w:rPr>
-        <w:instrText xml:space="preserve"> HYPERLINK \l _Toc12877 </w:instrText>
+        <w:instrText xml:space="preserve"> HYPERLINK \l _Toc30334 </w:instrText>
       </w:r>
       <w:r>
         <w:rPr>
@@ -5397,7 +5411,7 @@
         <w:fldChar w:fldCharType="begin"/>
       </w:r>
       <w:r>
-        <w:instrText xml:space="preserve"> PAGEREF _Toc12877 \h </w:instrText>
+        <w:instrText xml:space="preserve"> PAGEREF _Toc30334 \h </w:instrText>
       </w:r>
       <w:r>
         <w:fldChar w:fldCharType="separate"/>
@@ -5432,7 +5446,7 @@
         <w:rPr>
           <w:rFonts w:ascii="Times New Roman" w:hAnsi="Times New Roman" w:eastAsia="Times New Roman"/>
         </w:rPr>
-        <w:instrText xml:space="preserve"> HYPERLINK \l _Toc32495 </w:instrText>
+        <w:instrText xml:space="preserve"> HYPERLINK \l _Toc6573 </w:instrText>
       </w:r>
       <w:r>
         <w:rPr>
@@ -5454,7 +5468,7 @@
         <w:fldChar w:fldCharType="begin"/>
       </w:r>
       <w:r>
-        <w:instrText xml:space="preserve"> PAGEREF _Toc32495 \h </w:instrText>
+        <w:instrText xml:space="preserve"> PAGEREF _Toc6573 \h </w:instrText>
       </w:r>
       <w:r>
         <w:fldChar w:fldCharType="separate"/>
@@ -5543,7 +5557,7 @@
         <w:rPr>
           <w:rFonts w:ascii="Times New Roman" w:hAnsi="Times New Roman" w:eastAsia="Times New Roman"/>
         </w:rPr>
-        <w:instrText xml:space="preserve"> HYPERLINK \l _Toc3748 </w:instrText>
+        <w:instrText xml:space="preserve"> HYPERLINK \l _Toc23242 </w:instrText>
       </w:r>
       <w:r>
         <w:rPr>
@@ -5565,7 +5579,7 @@
         <w:fldChar w:fldCharType="begin"/>
       </w:r>
       <w:r>
-        <w:instrText xml:space="preserve"> PAGEREF _Toc3748 \h </w:instrText>
+        <w:instrText xml:space="preserve"> PAGEREF _Toc23242 \h </w:instrText>
       </w:r>
       <w:r>
         <w:fldChar w:fldCharType="separate"/>
@@ -5600,7 +5614,7 @@
         <w:rPr>
           <w:rFonts w:ascii="Times New Roman" w:hAnsi="Times New Roman" w:eastAsia="Times New Roman"/>
         </w:rPr>
-        <w:instrText xml:space="preserve"> HYPERLINK \l _Toc28967 </w:instrText>
+        <w:instrText xml:space="preserve"> HYPERLINK \l _Toc170 </w:instrText>
       </w:r>
       <w:r>
         <w:rPr>
@@ -5622,7 +5636,7 @@
         <w:fldChar w:fldCharType="begin"/>
       </w:r>
       <w:r>
-        <w:instrText xml:space="preserve"> PAGEREF _Toc28967 \h </w:instrText>
+        <w:instrText xml:space="preserve"> PAGEREF _Toc170 \h </w:instrText>
       </w:r>
       <w:r>
         <w:fldChar w:fldCharType="separate"/>
@@ -5657,7 +5671,7 @@
         <w:rPr>
           <w:rFonts w:ascii="Times New Roman" w:hAnsi="Times New Roman" w:eastAsia="Times New Roman"/>
         </w:rPr>
-        <w:instrText xml:space="preserve"> HYPERLINK \l _Toc32104 </w:instrText>
+        <w:instrText xml:space="preserve"> HYPERLINK \l _Toc22486 </w:instrText>
       </w:r>
       <w:r>
         <w:rPr>
@@ -5679,7 +5693,7 @@
         <w:fldChar w:fldCharType="begin"/>
       </w:r>
       <w:r>
-        <w:instrText xml:space="preserve"> PAGEREF _Toc32104 \h </w:instrText>
+        <w:instrText xml:space="preserve"> PAGEREF _Toc22486 \h </w:instrText>
       </w:r>
       <w:r>
         <w:fldChar w:fldCharType="separate"/>
@@ -5714,7 +5728,7 @@
         <w:rPr>
           <w:rFonts w:ascii="Times New Roman" w:hAnsi="Times New Roman" w:eastAsia="Times New Roman"/>
         </w:rPr>
-        <w:instrText xml:space="preserve"> HYPERLINK \l _Toc17210 </w:instrText>
+        <w:instrText xml:space="preserve"> HYPERLINK \l _Toc10906 </w:instrText>
       </w:r>
       <w:r>
         <w:rPr>
@@ -5736,7 +5750,7 @@
         <w:fldChar w:fldCharType="begin"/>
       </w:r>
       <w:r>
-        <w:instrText xml:space="preserve"> PAGEREF _Toc17210 \h </w:instrText>
+        <w:instrText xml:space="preserve"> PAGEREF _Toc10906 \h </w:instrText>
       </w:r>
       <w:r>
         <w:fldChar w:fldCharType="separate"/>
@@ -5771,7 +5785,7 @@
         <w:rPr>
           <w:rFonts w:ascii="Times New Roman" w:hAnsi="Times New Roman" w:eastAsia="Times New Roman"/>
         </w:rPr>
-        <w:instrText xml:space="preserve"> HYPERLINK \l _Toc24626 </w:instrText>
+        <w:instrText xml:space="preserve"> HYPERLINK \l _Toc20836 </w:instrText>
       </w:r>
       <w:r>
         <w:rPr>
@@ -5793,7 +5807,7 @@
         <w:fldChar w:fldCharType="begin"/>
       </w:r>
       <w:r>
-        <w:instrText xml:space="preserve"> PAGEREF _Toc24626 \h </w:instrText>
+        <w:instrText xml:space="preserve"> PAGEREF _Toc20836 \h </w:instrText>
       </w:r>
       <w:r>
         <w:fldChar w:fldCharType="separate"/>
@@ -5828,7 +5842,7 @@
         <w:rPr>
           <w:rFonts w:ascii="Times New Roman" w:hAnsi="Times New Roman" w:eastAsia="Times New Roman"/>
         </w:rPr>
-        <w:instrText xml:space="preserve"> HYPERLINK \l _Toc29550 </w:instrText>
+        <w:instrText xml:space="preserve"> HYPERLINK \l _Toc18424 </w:instrText>
       </w:r>
       <w:r>
         <w:rPr>
@@ -5850,7 +5864,7 @@
         <w:fldChar w:fldCharType="begin"/>
       </w:r>
       <w:r>
-        <w:instrText xml:space="preserve"> PAGEREF _Toc29550 \h </w:instrText>
+        <w:instrText xml:space="preserve"> PAGEREF _Toc18424 \h </w:instrText>
       </w:r>
       <w:r>
         <w:fldChar w:fldCharType="separate"/>
@@ -5885,7 +5899,7 @@
         <w:rPr>
           <w:rFonts w:ascii="Times New Roman" w:hAnsi="Times New Roman" w:eastAsia="Times New Roman"/>
         </w:rPr>
-        <w:instrText xml:space="preserve"> HYPERLINK \l _Toc6909 </w:instrText>
+        <w:instrText xml:space="preserve"> HYPERLINK \l _Toc2772 </w:instrText>
       </w:r>
       <w:r>
         <w:rPr>
@@ -5907,7 +5921,7 @@
         <w:fldChar w:fldCharType="begin"/>
       </w:r>
       <w:r>
-        <w:instrText xml:space="preserve"> PAGEREF _Toc6909 \h </w:instrText>
+        <w:instrText xml:space="preserve"> PAGEREF _Toc2772 \h </w:instrText>
       </w:r>
       <w:r>
         <w:fldChar w:fldCharType="separate"/>
@@ -5942,7 +5956,7 @@
         <w:rPr>
           <w:rFonts w:ascii="Times New Roman" w:hAnsi="Times New Roman" w:eastAsia="Times New Roman"/>
         </w:rPr>
-        <w:instrText xml:space="preserve"> HYPERLINK \l _Toc24950 </w:instrText>
+        <w:instrText xml:space="preserve"> HYPERLINK \l _Toc22571 </w:instrText>
       </w:r>
       <w:r>
         <w:rPr>
@@ -5964,7 +5978,7 @@
         <w:fldChar w:fldCharType="begin"/>
       </w:r>
       <w:r>
-        <w:instrText xml:space="preserve"> PAGEREF _Toc24950 \h </w:instrText>
+        <w:instrText xml:space="preserve"> PAGEREF _Toc22571 \h </w:instrText>
       </w:r>
       <w:r>
         <w:fldChar w:fldCharType="separate"/>
@@ -6053,7 +6067,7 @@
         <w:rPr>
           <w:rFonts w:ascii="Times New Roman" w:hAnsi="Times New Roman" w:eastAsia="Times New Roman"/>
         </w:rPr>
-        <w:instrText xml:space="preserve"> HYPERLINK \l _Toc29644 </w:instrText>
+        <w:instrText xml:space="preserve"> HYPERLINK \l _Toc20817 </w:instrText>
       </w:r>
       <w:r>
         <w:rPr>
@@ -6075,7 +6089,7 @@
         <w:fldChar w:fldCharType="begin"/>
       </w:r>
       <w:r>
-        <w:instrText xml:space="preserve"> PAGEREF _Toc29644 \h </w:instrText>
+        <w:instrText xml:space="preserve"> PAGEREF _Toc20817 \h </w:instrText>
       </w:r>
       <w:r>
         <w:fldChar w:fldCharType="separate"/>
@@ -6110,7 +6124,7 @@
         <w:rPr>
           <w:rFonts w:ascii="Times New Roman" w:hAnsi="Times New Roman" w:eastAsia="Times New Roman"/>
         </w:rPr>
-        <w:instrText xml:space="preserve"> HYPERLINK \l _Toc29691 </w:instrText>
+        <w:instrText xml:space="preserve"> HYPERLINK \l _Toc6539 </w:instrText>
       </w:r>
       <w:r>
         <w:rPr>
@@ -6132,7 +6146,7 @@
         <w:fldChar w:fldCharType="begin"/>
       </w:r>
       <w:r>
-        <w:instrText xml:space="preserve"> PAGEREF _Toc29691 \h </w:instrText>
+        <w:instrText xml:space="preserve"> PAGEREF _Toc6539 \h </w:instrText>
       </w:r>
       <w:r>
         <w:fldChar w:fldCharType="separate"/>
@@ -6167,7 +6181,7 @@
         <w:rPr>
           <w:rFonts w:ascii="Times New Roman" w:hAnsi="Times New Roman" w:eastAsia="Times New Roman"/>
         </w:rPr>
-        <w:instrText xml:space="preserve"> HYPERLINK \l _Toc21641 </w:instrText>
+        <w:instrText xml:space="preserve"> HYPERLINK \l _Toc24649 </w:instrText>
       </w:r>
       <w:r>
         <w:rPr>
@@ -6189,13 +6203,13 @@
         <w:fldChar w:fldCharType="begin"/>
       </w:r>
       <w:r>
-        <w:instrText xml:space="preserve"> PAGEREF _Toc21641 \h </w:instrText>
+        <w:instrText xml:space="preserve"> PAGEREF _Toc24649 \h </w:instrText>
       </w:r>
       <w:r>
         <w:fldChar w:fldCharType="separate"/>
       </w:r>
       <w:r>
-        <w:t>11</w:t>
+        <w:t>12</w:t>
       </w:r>
       <w:r>
         <w:fldChar w:fldCharType="end"/>
@@ -6224,7 +6238,7 @@
         <w:rPr>
           <w:rFonts w:ascii="Times New Roman" w:hAnsi="Times New Roman" w:eastAsia="Times New Roman"/>
         </w:rPr>
-        <w:instrText xml:space="preserve"> HYPERLINK \l _Toc15232 </w:instrText>
+        <w:instrText xml:space="preserve"> HYPERLINK \l _Toc15995 </w:instrText>
       </w:r>
       <w:r>
         <w:rPr>
@@ -6246,7 +6260,7 @@
         <w:fldChar w:fldCharType="begin"/>
       </w:r>
       <w:r>
-        <w:instrText xml:space="preserve"> PAGEREF _Toc15232 \h </w:instrText>
+        <w:instrText xml:space="preserve"> PAGEREF _Toc15995 \h </w:instrText>
       </w:r>
       <w:r>
         <w:fldChar w:fldCharType="separate"/>
@@ -6281,7 +6295,7 @@
         <w:rPr>
           <w:rFonts w:ascii="Times New Roman" w:hAnsi="Times New Roman" w:eastAsia="Times New Roman"/>
         </w:rPr>
-        <w:instrText xml:space="preserve"> HYPERLINK \l _Toc10472 </w:instrText>
+        <w:instrText xml:space="preserve"> HYPERLINK \l _Toc6806 </w:instrText>
       </w:r>
       <w:r>
         <w:rPr>
@@ -6303,7 +6317,7 @@
         <w:fldChar w:fldCharType="begin"/>
       </w:r>
       <w:r>
-        <w:instrText xml:space="preserve"> PAGEREF _Toc10472 \h </w:instrText>
+        <w:instrText xml:space="preserve"> PAGEREF _Toc6806 \h </w:instrText>
       </w:r>
       <w:r>
         <w:fldChar w:fldCharType="separate"/>
@@ -6338,7 +6352,7 @@
         <w:rPr>
           <w:rFonts w:ascii="Times New Roman" w:hAnsi="Times New Roman" w:eastAsia="Times New Roman"/>
         </w:rPr>
-        <w:instrText xml:space="preserve"> HYPERLINK \l _Toc1338 </w:instrText>
+        <w:instrText xml:space="preserve"> HYPERLINK \l _Toc14436 </w:instrText>
       </w:r>
       <w:r>
         <w:rPr>
@@ -6360,7 +6374,7 @@
         <w:fldChar w:fldCharType="begin"/>
       </w:r>
       <w:r>
-        <w:instrText xml:space="preserve"> PAGEREF _Toc1338 \h </w:instrText>
+        <w:instrText xml:space="preserve"> PAGEREF _Toc14436 \h </w:instrText>
       </w:r>
       <w:r>
         <w:fldChar w:fldCharType="separate"/>
@@ -6395,7 +6409,7 @@
         <w:rPr>
           <w:rFonts w:ascii="Times New Roman" w:hAnsi="Times New Roman" w:eastAsia="Times New Roman"/>
         </w:rPr>
-        <w:instrText xml:space="preserve"> HYPERLINK \l _Toc8273 </w:instrText>
+        <w:instrText xml:space="preserve"> HYPERLINK \l _Toc17928 </w:instrText>
       </w:r>
       <w:r>
         <w:rPr>
@@ -6417,7 +6431,7 @@
         <w:fldChar w:fldCharType="begin"/>
       </w:r>
       <w:r>
-        <w:instrText xml:space="preserve"> PAGEREF _Toc8273 \h </w:instrText>
+        <w:instrText xml:space="preserve"> PAGEREF _Toc17928 \h </w:instrText>
       </w:r>
       <w:r>
         <w:fldChar w:fldCharType="separate"/>
@@ -6452,7 +6466,7 @@
         <w:rPr>
           <w:rFonts w:ascii="Times New Roman" w:hAnsi="Times New Roman" w:eastAsia="Times New Roman"/>
         </w:rPr>
-        <w:instrText xml:space="preserve"> HYPERLINK \l _Toc9687 </w:instrText>
+        <w:instrText xml:space="preserve"> HYPERLINK \l _Toc12195 </w:instrText>
       </w:r>
       <w:r>
         <w:rPr>
@@ -6474,7 +6488,7 @@
         <w:fldChar w:fldCharType="begin"/>
       </w:r>
       <w:r>
-        <w:instrText xml:space="preserve"> PAGEREF _Toc9687 \h </w:instrText>
+        <w:instrText xml:space="preserve"> PAGEREF _Toc12195 \h </w:instrText>
       </w:r>
       <w:r>
         <w:fldChar w:fldCharType="separate"/>
@@ -6509,7 +6523,7 @@
         <w:rPr>
           <w:rFonts w:ascii="Times New Roman" w:hAnsi="Times New Roman" w:eastAsia="Times New Roman"/>
         </w:rPr>
-        <w:instrText xml:space="preserve"> HYPERLINK \l _Toc7192 </w:instrText>
+        <w:instrText xml:space="preserve"> HYPERLINK \l _Toc9266 </w:instrText>
       </w:r>
       <w:r>
         <w:rPr>
@@ -6531,7 +6545,7 @@
         <w:fldChar w:fldCharType="begin"/>
       </w:r>
       <w:r>
-        <w:instrText xml:space="preserve"> PAGEREF _Toc7192 \h </w:instrText>
+        <w:instrText xml:space="preserve"> PAGEREF _Toc9266 \h </w:instrText>
       </w:r>
       <w:r>
         <w:fldChar w:fldCharType="separate"/>
@@ -6566,7 +6580,7 @@
         <w:rPr>
           <w:rFonts w:ascii="Times New Roman" w:hAnsi="Times New Roman" w:eastAsia="Times New Roman"/>
         </w:rPr>
-        <w:instrText xml:space="preserve"> HYPERLINK \l _Toc17222 </w:instrText>
+        <w:instrText xml:space="preserve"> HYPERLINK \l _Toc14230 </w:instrText>
       </w:r>
       <w:r>
         <w:rPr>
@@ -6588,7 +6602,7 @@
         <w:fldChar w:fldCharType="begin"/>
       </w:r>
       <w:r>
-        <w:instrText xml:space="preserve"> PAGEREF _Toc17222 \h </w:instrText>
+        <w:instrText xml:space="preserve"> PAGEREF _Toc14230 \h </w:instrText>
       </w:r>
       <w:r>
         <w:fldChar w:fldCharType="separate"/>
@@ -6623,7 +6637,7 @@
         <w:rPr>
           <w:rFonts w:ascii="Times New Roman" w:hAnsi="Times New Roman" w:eastAsia="Times New Roman"/>
         </w:rPr>
-        <w:instrText xml:space="preserve"> HYPERLINK \l _Toc5272 </w:instrText>
+        <w:instrText xml:space="preserve"> HYPERLINK \l _Toc23205 </w:instrText>
       </w:r>
       <w:r>
         <w:rPr>
@@ -6645,7 +6659,7 @@
         <w:fldChar w:fldCharType="begin"/>
       </w:r>
       <w:r>
-        <w:instrText xml:space="preserve"> PAGEREF _Toc5272 \h </w:instrText>
+        <w:instrText xml:space="preserve"> PAGEREF _Toc23205 \h </w:instrText>
       </w:r>
       <w:r>
         <w:fldChar w:fldCharType="separate"/>
@@ -6680,7 +6694,7 @@
         <w:rPr>
           <w:rFonts w:ascii="Times New Roman" w:hAnsi="Times New Roman" w:eastAsia="Times New Roman"/>
         </w:rPr>
-        <w:instrText xml:space="preserve"> HYPERLINK \l _Toc24065 </w:instrText>
+        <w:instrText xml:space="preserve"> HYPERLINK \l _Toc2165 </w:instrText>
       </w:r>
       <w:r>
         <w:rPr>
@@ -6702,7 +6716,7 @@
         <w:fldChar w:fldCharType="begin"/>
       </w:r>
       <w:r>
-        <w:instrText xml:space="preserve"> PAGEREF _Toc24065 \h </w:instrText>
+        <w:instrText xml:space="preserve"> PAGEREF _Toc2165 \h </w:instrText>
       </w:r>
       <w:r>
         <w:fldChar w:fldCharType="separate"/>
@@ -6737,7 +6751,7 @@
         <w:rPr>
           <w:rFonts w:ascii="Times New Roman" w:hAnsi="Times New Roman" w:eastAsia="Times New Roman"/>
         </w:rPr>
-        <w:instrText xml:space="preserve"> HYPERLINK \l _Toc21471 </w:instrText>
+        <w:instrText xml:space="preserve"> HYPERLINK \l _Toc28160 </w:instrText>
       </w:r>
       <w:r>
         <w:rPr>
@@ -6759,7 +6773,7 @@
         <w:fldChar w:fldCharType="begin"/>
       </w:r>
       <w:r>
-        <w:instrText xml:space="preserve"> PAGEREF _Toc21471 \h </w:instrText>
+        <w:instrText xml:space="preserve"> PAGEREF _Toc28160 \h </w:instrText>
       </w:r>
       <w:r>
         <w:fldChar w:fldCharType="separate"/>
@@ -6794,7 +6808,7 @@
         <w:rPr>
           <w:rFonts w:ascii="Times New Roman" w:hAnsi="Times New Roman" w:eastAsia="Times New Roman"/>
         </w:rPr>
-        <w:instrText xml:space="preserve"> HYPERLINK \l _Toc7527 </w:instrText>
+        <w:instrText xml:space="preserve"> HYPERLINK \l _Toc5277 </w:instrText>
       </w:r>
       <w:r>
         <w:rPr>
@@ -6816,7 +6830,7 @@
         <w:fldChar w:fldCharType="begin"/>
       </w:r>
       <w:r>
-        <w:instrText xml:space="preserve"> PAGEREF _Toc7527 \h </w:instrText>
+        <w:instrText xml:space="preserve"> PAGEREF _Toc5277 \h </w:instrText>
       </w:r>
       <w:r>
         <w:fldChar w:fldCharType="separate"/>
@@ -6851,7 +6865,7 @@
         <w:rPr>
           <w:rFonts w:ascii="Times New Roman" w:hAnsi="Times New Roman" w:eastAsia="Times New Roman"/>
         </w:rPr>
-        <w:instrText xml:space="preserve"> HYPERLINK \l _Toc6932 </w:instrText>
+        <w:instrText xml:space="preserve"> HYPERLINK \l _Toc28284 </w:instrText>
       </w:r>
       <w:r>
         <w:rPr>
@@ -6873,7 +6887,7 @@
         <w:fldChar w:fldCharType="begin"/>
       </w:r>
       <w:r>
-        <w:instrText xml:space="preserve"> PAGEREF _Toc6932 \h </w:instrText>
+        <w:instrText xml:space="preserve"> PAGEREF _Toc28284 \h </w:instrText>
       </w:r>
       <w:r>
         <w:fldChar w:fldCharType="separate"/>
@@ -6908,7 +6922,7 @@
         <w:rPr>
           <w:rFonts w:ascii="Times New Roman" w:hAnsi="Times New Roman" w:eastAsia="Times New Roman"/>
         </w:rPr>
-        <w:instrText xml:space="preserve"> HYPERLINK \l _Toc16426 </w:instrText>
+        <w:instrText xml:space="preserve"> HYPERLINK \l _Toc15725 </w:instrText>
       </w:r>
       <w:r>
         <w:rPr>
@@ -6930,7 +6944,7 @@
         <w:fldChar w:fldCharType="begin"/>
       </w:r>
       <w:r>
-        <w:instrText xml:space="preserve"> PAGEREF _Toc16426 \h </w:instrText>
+        <w:instrText xml:space="preserve"> PAGEREF _Toc15725 \h </w:instrText>
       </w:r>
       <w:r>
         <w:fldChar w:fldCharType="separate"/>
@@ -6965,7 +6979,7 @@
         <w:rPr>
           <w:rFonts w:ascii="Times New Roman" w:hAnsi="Times New Roman" w:eastAsia="Times New Roman"/>
         </w:rPr>
-        <w:instrText xml:space="preserve"> HYPERLINK \l _Toc12227 </w:instrText>
+        <w:instrText xml:space="preserve"> HYPERLINK \l _Toc10718 </w:instrText>
       </w:r>
       <w:r>
         <w:rPr>
@@ -6987,7 +7001,7 @@
         <w:fldChar w:fldCharType="begin"/>
       </w:r>
       <w:r>
-        <w:instrText xml:space="preserve"> PAGEREF _Toc12227 \h </w:instrText>
+        <w:instrText xml:space="preserve"> PAGEREF _Toc10718 \h </w:instrText>
       </w:r>
       <w:r>
         <w:fldChar w:fldCharType="separate"/>
@@ -7022,7 +7036,7 @@
         <w:rPr>
           <w:rFonts w:ascii="Times New Roman" w:hAnsi="Times New Roman" w:eastAsia="Times New Roman"/>
         </w:rPr>
-        <w:instrText xml:space="preserve"> HYPERLINK \l _Toc22746 </w:instrText>
+        <w:instrText xml:space="preserve"> HYPERLINK \l _Toc19440 </w:instrText>
       </w:r>
       <w:r>
         <w:rPr>
@@ -7044,7 +7058,7 @@
         <w:fldChar w:fldCharType="begin"/>
       </w:r>
       <w:r>
-        <w:instrText xml:space="preserve"> PAGEREF _Toc22746 \h </w:instrText>
+        <w:instrText xml:space="preserve"> PAGEREF _Toc19440 \h </w:instrText>
       </w:r>
       <w:r>
         <w:fldChar w:fldCharType="separate"/>
@@ -7079,7 +7093,7 @@
         <w:rPr>
           <w:rFonts w:ascii="Times New Roman" w:hAnsi="Times New Roman" w:eastAsia="Times New Roman"/>
         </w:rPr>
-        <w:instrText xml:space="preserve"> HYPERLINK \l _Toc30883 </w:instrText>
+        <w:instrText xml:space="preserve"> HYPERLINK \l _Toc5621 </w:instrText>
       </w:r>
       <w:r>
         <w:rPr>
@@ -7101,7 +7115,7 @@
         <w:fldChar w:fldCharType="begin"/>
       </w:r>
       <w:r>
-        <w:instrText xml:space="preserve"> PAGEREF _Toc30883 \h </w:instrText>
+        <w:instrText xml:space="preserve"> PAGEREF _Toc5621 \h </w:instrText>
       </w:r>
       <w:r>
         <w:fldChar w:fldCharType="separate"/>
@@ -7136,7 +7150,7 @@
         <w:rPr>
           <w:rFonts w:ascii="Times New Roman" w:hAnsi="Times New Roman" w:eastAsia="Times New Roman"/>
         </w:rPr>
-        <w:instrText xml:space="preserve"> HYPERLINK \l _Toc15 </w:instrText>
+        <w:instrText xml:space="preserve"> HYPERLINK \l _Toc13284 </w:instrText>
       </w:r>
       <w:r>
         <w:rPr>
@@ -7158,7 +7172,7 @@
         <w:fldChar w:fldCharType="begin"/>
       </w:r>
       <w:r>
-        <w:instrText xml:space="preserve"> PAGEREF _Toc15 \h </w:instrText>
+        <w:instrText xml:space="preserve"> PAGEREF _Toc13284 \h </w:instrText>
       </w:r>
       <w:r>
         <w:fldChar w:fldCharType="separate"/>
@@ -7193,7 +7207,7 @@
         <w:rPr>
           <w:rFonts w:ascii="Times New Roman" w:hAnsi="Times New Roman" w:eastAsia="Times New Roman"/>
         </w:rPr>
-        <w:instrText xml:space="preserve"> HYPERLINK \l _Toc19875 </w:instrText>
+        <w:instrText xml:space="preserve"> HYPERLINK \l _Toc15 </w:instrText>
       </w:r>
       <w:r>
         <w:rPr>
@@ -7215,7 +7229,7 @@
         <w:fldChar w:fldCharType="begin"/>
       </w:r>
       <w:r>
-        <w:instrText xml:space="preserve"> PAGEREF _Toc19875 \h </w:instrText>
+        <w:instrText xml:space="preserve"> PAGEREF _Toc15 \h </w:instrText>
       </w:r>
       <w:r>
         <w:fldChar w:fldCharType="separate"/>
@@ -7250,7 +7264,7 @@
         <w:rPr>
           <w:rFonts w:ascii="Times New Roman" w:hAnsi="Times New Roman" w:eastAsia="Times New Roman"/>
         </w:rPr>
-        <w:instrText xml:space="preserve"> HYPERLINK \l _Toc12496 </w:instrText>
+        <w:instrText xml:space="preserve"> HYPERLINK \l _Toc7130 </w:instrText>
       </w:r>
       <w:r>
         <w:rPr>
@@ -7263,7 +7277,7 @@
           <w:rFonts w:ascii="Times New Roman" w:hAnsi="Times New Roman" w:eastAsia="Times New Roman"/>
           <w:i w:val="0"/>
         </w:rPr>
-        <w:t>Table B.1: Fields requiring official confirmation</w:t>
+        <w:t>Table B.1: Administrative and provenance record</w:t>
       </w:r>
       <w:r>
         <w:tab/>
@@ -7272,7 +7286,7 @@
         <w:fldChar w:fldCharType="begin"/>
       </w:r>
       <w:r>
-        <w:instrText xml:space="preserve"> PAGEREF _Toc12496 \h </w:instrText>
+        <w:instrText xml:space="preserve"> PAGEREF _Toc7130 \h </w:instrText>
       </w:r>
       <w:r>
         <w:fldChar w:fldCharType="separate"/>
@@ -7307,7 +7321,7 @@
         <w:rPr>
           <w:rFonts w:ascii="Times New Roman" w:hAnsi="Times New Roman" w:eastAsia="Times New Roman"/>
         </w:rPr>
-        <w:instrText xml:space="preserve"> HYPERLINK \l _Toc32059 </w:instrText>
+        <w:instrText xml:space="preserve"> HYPERLINK \l _Toc12551 </w:instrText>
       </w:r>
       <w:r>
         <w:rPr>
@@ -7329,7 +7343,7 @@
         <w:fldChar w:fldCharType="begin"/>
       </w:r>
       <w:r>
-        <w:instrText xml:space="preserve"> PAGEREF _Toc32059 \h </w:instrText>
+        <w:instrText xml:space="preserve"> PAGEREF _Toc12551 \h </w:instrText>
       </w:r>
       <w:r>
         <w:fldChar w:fldCharType="separate"/>
@@ -7364,7 +7378,7 @@
         <w:rPr>
           <w:rFonts w:ascii="Times New Roman" w:hAnsi="Times New Roman" w:eastAsia="Times New Roman"/>
         </w:rPr>
-        <w:instrText xml:space="preserve"> HYPERLINK \l _Toc26906 </w:instrText>
+        <w:instrText xml:space="preserve"> HYPERLINK \l _Toc15239 </w:instrText>
       </w:r>
       <w:r>
         <w:rPr>
@@ -7386,7 +7400,7 @@
         <w:fldChar w:fldCharType="begin"/>
       </w:r>
       <w:r>
-        <w:instrText xml:space="preserve"> PAGEREF _Toc26906 \h </w:instrText>
+        <w:instrText xml:space="preserve"> PAGEREF _Toc15239 \h </w:instrText>
       </w:r>
       <w:r>
         <w:fldChar w:fldCharType="separate"/>
@@ -7421,7 +7435,7 @@
         <w:rPr>
           <w:rFonts w:ascii="Times New Roman" w:hAnsi="Times New Roman" w:eastAsia="Times New Roman"/>
         </w:rPr>
-        <w:instrText xml:space="preserve"> HYPERLINK \l _Toc22859 </w:instrText>
+        <w:instrText xml:space="preserve"> HYPERLINK \l _Toc29406 </w:instrText>
       </w:r>
       <w:r>
         <w:rPr>
@@ -7443,7 +7457,7 @@
         <w:fldChar w:fldCharType="begin"/>
       </w:r>
       <w:r>
-        <w:instrText xml:space="preserve"> PAGEREF _Toc22859 \h </w:instrText>
+        <w:instrText xml:space="preserve"> PAGEREF _Toc29406 \h </w:instrText>
       </w:r>
       <w:r>
         <w:fldChar w:fldCharType="separate"/>
@@ -7478,7 +7492,7 @@
         <w:rPr>
           <w:rFonts w:ascii="Times New Roman" w:hAnsi="Times New Roman" w:eastAsia="Times New Roman"/>
         </w:rPr>
-        <w:instrText xml:space="preserve"> HYPERLINK \l _Toc14264 </w:instrText>
+        <w:instrText xml:space="preserve"> HYPERLINK \l _Toc27013 </w:instrText>
       </w:r>
       <w:r>
         <w:rPr>
@@ -7500,7 +7514,7 @@
         <w:fldChar w:fldCharType="begin"/>
       </w:r>
       <w:r>
-        <w:instrText xml:space="preserve"> PAGEREF _Toc14264 \h </w:instrText>
+        <w:instrText xml:space="preserve"> PAGEREF _Toc27013 \h </w:instrText>
       </w:r>
       <w:r>
         <w:fldChar w:fldCharType="separate"/>
@@ -7546,7 +7560,7 @@
         <w:pStyle w:val="2"/>
         <w:spacing w:after="360"/>
       </w:pPr>
-      <w:bookmarkStart w:id="0" w:name="_Toc12700"/>
+      <w:bookmarkStart w:id="0" w:name="_Toc16761"/>
       <w:r>
         <w:rPr>
           <w:rFonts w:ascii="Times New Roman" w:hAnsi="Times New Roman" w:eastAsia="Times New Roman"/>
@@ -7591,7 +7605,7 @@
       <w:pPr>
         <w:pStyle w:val="3"/>
       </w:pPr>
-      <w:bookmarkStart w:id="1" w:name="_Toc14789"/>
+      <w:bookmarkStart w:id="1" w:name="_Toc20594"/>
       <w:r>
         <w:rPr>
           <w:rFonts w:ascii="Times New Roman" w:hAnsi="Times New Roman" w:eastAsia="Times New Roman"/>
@@ -8182,7 +8196,7 @@
       <w:pPr>
         <w:pStyle w:val="3"/>
       </w:pPr>
-      <w:bookmarkStart w:id="2" w:name="_Toc9321"/>
+      <w:bookmarkStart w:id="2" w:name="_Toc22292"/>
       <w:r>
         <w:rPr>
           <w:rFonts w:ascii="Times New Roman" w:hAnsi="Times New Roman" w:eastAsia="Times New Roman"/>
@@ -8529,7 +8543,7 @@
       <w:pPr>
         <w:pStyle w:val="3"/>
       </w:pPr>
-      <w:bookmarkStart w:id="3" w:name="_Toc19282"/>
+      <w:bookmarkStart w:id="3" w:name="_Toc29369"/>
       <w:r>
         <w:rPr>
           <w:rFonts w:ascii="Times New Roman" w:hAnsi="Times New Roman" w:eastAsia="Times New Roman"/>
@@ -8572,7 +8586,7 @@
       <w:pPr>
         <w:pStyle w:val="3"/>
       </w:pPr>
-      <w:bookmarkStart w:id="4" w:name="_Toc4488"/>
+      <w:bookmarkStart w:id="4" w:name="_Toc29343"/>
       <w:r>
         <w:rPr>
           <w:rFonts w:ascii="Times New Roman" w:hAnsi="Times New Roman" w:eastAsia="Times New Roman"/>
@@ -8700,7 +8714,7 @@
         <w:pStyle w:val="25"/>
         <w:keepNext/>
       </w:pPr>
-      <w:bookmarkStart w:id="5" w:name="_Toc29644"/>
+      <w:bookmarkStart w:id="5" w:name="_Toc20817"/>
       <w:r>
         <w:rPr>
           <w:rFonts w:ascii="Times New Roman" w:hAnsi="Times New Roman" w:eastAsia="Times New Roman"/>
@@ -9156,7 +9170,7 @@
       <w:pPr>
         <w:pStyle w:val="3"/>
       </w:pPr>
-      <w:bookmarkStart w:id="6" w:name="_Toc32707"/>
+      <w:bookmarkStart w:id="6" w:name="_Toc5667"/>
       <w:r>
         <w:rPr>
           <w:rFonts w:ascii="Times New Roman" w:hAnsi="Times New Roman" w:eastAsia="Times New Roman"/>
@@ -9178,7 +9192,7 @@
           <w:rFonts w:ascii="Times New Roman" w:hAnsi="Times New Roman" w:eastAsia="Times New Roman"/>
           <w:sz w:val="24"/>
         </w:rPr>
-        <w:t>The study is retrospective and computational. It uses panoramic radiographs from [Hospital 1 name and location], [Hospital 2 name and location], and [Hospital 3 name and location], collected from [data collection start date] to [data collection end date]. These placeholders must be replaced with the approved provenance record. The 1,287 images represent 1,287 unique patients, and no patient contributes more than one radiograph to the analysed cohort.</w:t>
+        <w:t>The study is retrospective and computational. It uses panoramic radiographs collected across 21 dental hospitals from October 2025 to April 2026. The hospitals are identified in Section 3.1. The 1,287 images represent 1,287 unique patients, and no patient contributes more than one radiograph to the analysed cohort.</w:t>
       </w:r>
     </w:p>
     <w:p>
@@ -9563,7 +9577,7 @@
       <w:pPr>
         <w:pStyle w:val="3"/>
       </w:pPr>
-      <w:bookmarkStart w:id="7" w:name="_Toc23912"/>
+      <w:bookmarkStart w:id="7" w:name="_Toc12002"/>
       <w:r>
         <w:rPr>
           <w:rFonts w:ascii="Times New Roman" w:hAnsi="Times New Roman" w:eastAsia="Times New Roman"/>
@@ -9592,7 +9606,7 @@
       <w:pPr>
         <w:pStyle w:val="3"/>
       </w:pPr>
-      <w:bookmarkStart w:id="8" w:name="_Toc19112"/>
+      <w:bookmarkStart w:id="8" w:name="_Toc21487"/>
       <w:r>
         <w:rPr>
           <w:rFonts w:ascii="Times New Roman" w:hAnsi="Times New Roman" w:eastAsia="Times New Roman"/>
@@ -9627,7 +9641,7 @@
         <w:pStyle w:val="2"/>
         <w:spacing w:after="360"/>
       </w:pPr>
-      <w:bookmarkStart w:id="9" w:name="_Toc13006"/>
+      <w:bookmarkStart w:id="9" w:name="_Toc27482"/>
       <w:r>
         <w:rPr>
           <w:rFonts w:ascii="Times New Roman" w:hAnsi="Times New Roman" w:eastAsia="Times New Roman"/>
@@ -9672,7 +9686,7 @@
       <w:pPr>
         <w:pStyle w:val="3"/>
       </w:pPr>
-      <w:bookmarkStart w:id="10" w:name="_Toc25432"/>
+      <w:bookmarkStart w:id="10" w:name="_Toc21527"/>
       <w:r>
         <w:rPr>
           <w:rFonts w:ascii="Times New Roman" w:hAnsi="Times New Roman" w:eastAsia="Times New Roman"/>
@@ -10149,7 +10163,7 @@
       <w:pPr>
         <w:pStyle w:val="3"/>
       </w:pPr>
-      <w:bookmarkStart w:id="11" w:name="_Toc27828"/>
+      <w:bookmarkStart w:id="11" w:name="_Toc1240"/>
       <w:r>
         <w:rPr>
           <w:rFonts w:ascii="Times New Roman" w:hAnsi="Times New Roman" w:eastAsia="Times New Roman"/>
@@ -10516,7 +10530,7 @@
       <w:pPr>
         <w:pStyle w:val="3"/>
       </w:pPr>
-      <w:bookmarkStart w:id="12" w:name="_Toc15843"/>
+      <w:bookmarkStart w:id="12" w:name="_Toc2523"/>
       <w:r>
         <w:rPr>
           <w:rFonts w:ascii="Times New Roman" w:hAnsi="Times New Roman" w:eastAsia="Times New Roman"/>
@@ -10783,7 +10797,7 @@
       <w:pPr>
         <w:pStyle w:val="3"/>
       </w:pPr>
-      <w:bookmarkStart w:id="13" w:name="_Toc2046"/>
+      <w:bookmarkStart w:id="13" w:name="_Toc27758"/>
       <w:r>
         <w:rPr>
           <w:rFonts w:ascii="Times New Roman" w:hAnsi="Times New Roman" w:eastAsia="Times New Roman"/>
@@ -10840,7 +10854,7 @@
       <w:pPr>
         <w:pStyle w:val="3"/>
       </w:pPr>
-      <w:bookmarkStart w:id="14" w:name="_Toc8293"/>
+      <w:bookmarkStart w:id="14" w:name="_Toc2452"/>
       <w:r>
         <w:rPr>
           <w:rFonts w:ascii="Times New Roman" w:hAnsi="Times New Roman" w:eastAsia="Times New Roman"/>
@@ -11038,7 +11052,7 @@
         <w:pStyle w:val="25"/>
         <w:keepNext/>
       </w:pPr>
-      <w:bookmarkStart w:id="15" w:name="_Toc29691"/>
+      <w:bookmarkStart w:id="15" w:name="_Toc6539"/>
       <w:r>
         <w:rPr>
           <w:rFonts w:ascii="Times New Roman" w:hAnsi="Times New Roman" w:eastAsia="Times New Roman"/>
@@ -12269,7 +12283,7 @@
       <w:pPr>
         <w:pStyle w:val="3"/>
       </w:pPr>
-      <w:bookmarkStart w:id="16" w:name="_Toc9210"/>
+      <w:bookmarkStart w:id="16" w:name="_Toc22130"/>
       <w:r>
         <w:rPr>
           <w:rFonts w:ascii="Times New Roman" w:hAnsi="Times New Roman" w:eastAsia="Times New Roman"/>
@@ -12312,7 +12326,7 @@
       <w:pPr>
         <w:pStyle w:val="3"/>
       </w:pPr>
-      <w:bookmarkStart w:id="17" w:name="_Toc24589"/>
+      <w:bookmarkStart w:id="17" w:name="_Toc27159"/>
       <w:r>
         <w:rPr>
           <w:rFonts w:ascii="Times New Roman" w:hAnsi="Times New Roman" w:eastAsia="Times New Roman"/>
@@ -12347,7 +12361,7 @@
         <w:pStyle w:val="2"/>
         <w:spacing w:after="360"/>
       </w:pPr>
-      <w:bookmarkStart w:id="18" w:name="_Toc4043"/>
+      <w:bookmarkStart w:id="18" w:name="_Toc19162"/>
       <w:r>
         <w:rPr>
           <w:rFonts w:ascii="Times New Roman" w:hAnsi="Times New Roman" w:eastAsia="Times New Roman"/>
@@ -12392,7 +12406,7 @@
       <w:pPr>
         <w:pStyle w:val="3"/>
       </w:pPr>
-      <w:bookmarkStart w:id="19" w:name="_Toc27488"/>
+      <w:bookmarkStart w:id="19" w:name="_Toc30256"/>
       <w:r>
         <w:rPr>
           <w:rFonts w:ascii="Times New Roman" w:hAnsi="Times New Roman" w:eastAsia="Times New Roman"/>
@@ -12414,7 +12428,7 @@
           <w:rFonts w:ascii="Times New Roman" w:hAnsi="Times New Roman" w:eastAsia="Times New Roman"/>
           <w:sz w:val="24"/>
         </w:rPr>
-        <w:t>The study used a retrospective computational design based on a primary collection of panoramic dental radiographs. Data were obtained from [Hospital 1 name and location], [Hospital 2 name and location], and [Hospital 3 name and location] between [data collection start date] and [data collection end date]. Ethical permission was obtained from [ethics committee or institutional review board name], approval [approval/reference number], dated [approval date]. These bracketed fields must be completed from the signed institutional records before submission.</w:t>
+        <w:t>The study used a retrospective computational design based on a primary collection of panoramic dental radiographs. Data were collected from October 2025 to April 2026 across the following 21 hospitals: Family Dental Care Hospital, Raipur Dental Care Hospital, Apolo Dental Hospital, Shumi's Dental Hospital, Shahed Bhai Hospital, Ramganj Dental Hospital, Lineon Dental Hospital, Evercare Dental Hospital, Ma Dental Care Hospital, Jannat Dental Hospital, DigiLab Hospital, IBN Sina Hospital, Alok Healthcare Hospital, Popular Hospital, Labaid Hospital, Medinet Healthcare Hospital, Medinet Private Hospital, Ibrahim General Hospital, Exceptional Dental Hospital, Nusrat Dental Care Hospital, and Narayanganj Dental Hospital. Ethical permission was granted by the Institutional Ethical Review Committee (IERC), Daffodil International University, under reference IEC-FSIT/DIU/2026/2023.</w:t>
       </w:r>
     </w:p>
     <w:p>
@@ -12428,7 +12442,7 @@
           <w:rFonts w:ascii="Times New Roman" w:hAnsi="Times New Roman" w:eastAsia="Times New Roman"/>
           <w:sz w:val="24"/>
         </w:rPr>
-        <w:t>The dataset contains 1,287 radiographs from 1,287 unique patients, so each patient contributes one image. Image-level impacted/non-impacted labels were reviewed by [validating clinician name and qualification], a single doctor. This validation supports use of the binary labels; a multi-reader annotation phase is required to estimate inter-rater agreement. The confirmed reference standard comprises image-level labels, while spatial bounding boxes, segmentation masks, tooth-specific categories, and surgical outcomes are planned as separate evidence layers.</w:t>
+        <w:t>The dataset contains 1,287 radiographs from 1,287 unique patients, so each patient contributes one image. Image-level impacted/non-impacted labels were reviewed by Dr. Nur Nobi of Family Dental Care Hospital. This clinical review supports use of the binary labels; a multi-reader annotation phase would allow inter-rater agreement to be estimated. The confirmed reference standard comprises image-level labels, while spatial bounding boxes, segmentation masks, tooth-specific categories, and surgical outcomes are planned as separate evidence layers.</w:t>
       </w:r>
     </w:p>
     <w:p>
@@ -12450,7 +12464,7 @@
         <w:pStyle w:val="25"/>
         <w:keepNext/>
       </w:pPr>
-      <w:bookmarkStart w:id="20" w:name="_Toc21641"/>
+      <w:bookmarkStart w:id="20" w:name="_Toc24649"/>
       <w:r>
         <w:rPr>
           <w:rFonts w:ascii="Times New Roman" w:hAnsi="Times New Roman" w:eastAsia="Times New Roman"/>
@@ -13274,7 +13288,7 @@
         <w:pStyle w:val="24"/>
         <w:keepLines/>
       </w:pPr>
-      <w:bookmarkStart w:id="21" w:name="_Toc3748"/>
+      <w:bookmarkStart w:id="21" w:name="_Toc23242"/>
       <w:r>
         <w:rPr>
           <w:rFonts w:ascii="Times New Roman" w:hAnsi="Times New Roman" w:eastAsia="Times New Roman"/>
@@ -13289,7 +13303,7 @@
       <w:pPr>
         <w:pStyle w:val="3"/>
       </w:pPr>
-      <w:bookmarkStart w:id="22" w:name="_Toc5157"/>
+      <w:bookmarkStart w:id="22" w:name="_Toc26946"/>
       <w:r>
         <w:rPr>
           <w:rFonts w:ascii="Times New Roman" w:hAnsi="Times New Roman" w:eastAsia="Times New Roman"/>
@@ -13346,7 +13360,7 @@
       <w:pPr>
         <w:pStyle w:val="3"/>
       </w:pPr>
-      <w:bookmarkStart w:id="23" w:name="_Toc13176"/>
+      <w:bookmarkStart w:id="23" w:name="_Toc22271"/>
       <w:r>
         <w:rPr>
           <w:rFonts w:ascii="Times New Roman" w:hAnsi="Times New Roman" w:eastAsia="Times New Roman"/>
@@ -13390,7 +13404,7 @@
         <w:pStyle w:val="25"/>
         <w:keepNext/>
       </w:pPr>
-      <w:bookmarkStart w:id="24" w:name="_Toc15232"/>
+      <w:bookmarkStart w:id="24" w:name="_Toc15995"/>
       <w:r>
         <w:rPr>
           <w:rFonts w:ascii="Times New Roman" w:hAnsi="Times New Roman" w:eastAsia="Times New Roman"/>
@@ -13986,7 +14000,7 @@
       <w:pPr>
         <w:pStyle w:val="3"/>
       </w:pPr>
-      <w:bookmarkStart w:id="25" w:name="_Toc25614"/>
+      <w:bookmarkStart w:id="25" w:name="_Toc1627"/>
       <w:r>
         <w:rPr>
           <w:rFonts w:ascii="Times New Roman" w:hAnsi="Times New Roman" w:eastAsia="Times New Roman"/>
@@ -14044,7 +14058,7 @@
         <w:pStyle w:val="25"/>
         <w:keepNext/>
       </w:pPr>
-      <w:bookmarkStart w:id="26" w:name="_Toc10472"/>
+      <w:bookmarkStart w:id="26" w:name="_Toc6806"/>
       <w:r>
         <w:rPr>
           <w:rFonts w:ascii="Times New Roman" w:hAnsi="Times New Roman" w:eastAsia="Times New Roman"/>
@@ -14731,7 +14745,7 @@
       <w:pPr>
         <w:pStyle w:val="3"/>
       </w:pPr>
-      <w:bookmarkStart w:id="27" w:name="_Toc21580"/>
+      <w:bookmarkStart w:id="27" w:name="_Toc26177"/>
       <w:r>
         <w:rPr>
           <w:rFonts w:ascii="Times New Roman" w:hAnsi="Times New Roman" w:eastAsia="Times New Roman"/>
@@ -14775,7 +14789,7 @@
         <w:pStyle w:val="25"/>
         <w:keepNext/>
       </w:pPr>
-      <w:bookmarkStart w:id="28" w:name="_Toc1338"/>
+      <w:bookmarkStart w:id="28" w:name="_Toc14436"/>
       <w:r>
         <w:rPr>
           <w:rFonts w:ascii="Times New Roman" w:hAnsi="Times New Roman" w:eastAsia="Times New Roman"/>
@@ -15377,7 +15391,7 @@
       <w:pPr>
         <w:pStyle w:val="3"/>
       </w:pPr>
-      <w:bookmarkStart w:id="29" w:name="_Toc13438"/>
+      <w:bookmarkStart w:id="29" w:name="_Toc13714"/>
       <w:r>
         <w:rPr>
           <w:rFonts w:ascii="Times New Roman" w:hAnsi="Times New Roman" w:eastAsia="Times New Roman"/>
@@ -15494,7 +15508,7 @@
         <w:pStyle w:val="24"/>
         <w:keepLines/>
       </w:pPr>
-      <w:bookmarkStart w:id="30" w:name="_Toc28967"/>
+      <w:bookmarkStart w:id="30" w:name="_Toc170"/>
       <w:r>
         <w:rPr>
           <w:rFonts w:ascii="Times New Roman" w:hAnsi="Times New Roman" w:eastAsia="Times New Roman"/>
@@ -15509,7 +15523,7 @@
       <w:pPr>
         <w:pStyle w:val="3"/>
       </w:pPr>
-      <w:bookmarkStart w:id="31" w:name="_Toc7249"/>
+      <w:bookmarkStart w:id="31" w:name="_Toc4035"/>
       <w:r>
         <w:rPr>
           <w:rFonts w:ascii="Times New Roman" w:hAnsi="Times New Roman" w:eastAsia="Times New Roman"/>
@@ -15553,7 +15567,7 @@
         <w:pStyle w:val="25"/>
         <w:keepNext/>
       </w:pPr>
-      <w:bookmarkStart w:id="32" w:name="_Toc8273"/>
+      <w:bookmarkStart w:id="32" w:name="_Toc17928"/>
       <w:r>
         <w:rPr>
           <w:rFonts w:ascii="Times New Roman" w:hAnsi="Times New Roman" w:eastAsia="Times New Roman"/>
@@ -16240,7 +16254,7 @@
       <w:pPr>
         <w:pStyle w:val="3"/>
       </w:pPr>
-      <w:bookmarkStart w:id="33" w:name="_Toc14862"/>
+      <w:bookmarkStart w:id="33" w:name="_Toc10546"/>
       <w:r>
         <w:rPr>
           <w:rFonts w:ascii="Times New Roman" w:hAnsi="Times New Roman" w:eastAsia="Times New Roman"/>
@@ -16269,7 +16283,7 @@
       <w:pPr>
         <w:pStyle w:val="3"/>
       </w:pPr>
-      <w:bookmarkStart w:id="34" w:name="_Toc21993"/>
+      <w:bookmarkStart w:id="34" w:name="_Toc9109"/>
       <w:r>
         <w:rPr>
           <w:rFonts w:ascii="Times New Roman" w:hAnsi="Times New Roman" w:eastAsia="Times New Roman"/>
@@ -16532,7 +16546,7 @@
       <w:pPr>
         <w:pStyle w:val="3"/>
       </w:pPr>
-      <w:bookmarkStart w:id="35" w:name="_Toc1304"/>
+      <w:bookmarkStart w:id="35" w:name="_Toc25675"/>
       <w:r>
         <w:rPr>
           <w:rFonts w:ascii="Times New Roman" w:hAnsi="Times New Roman" w:eastAsia="Times New Roman"/>
@@ -16554,7 +16568,41 @@
           <w:rFonts w:ascii="Times New Roman" w:hAnsi="Times New Roman" w:eastAsia="Times New Roman"/>
           <w:sz w:val="24"/>
         </w:rPr>
-        <w:t>Random seeds were fixed at the stages recorded in the notebook, fold assignments were stratified, and output artifacts included predictions, labels, gate-free metrics, geometry mappings, calibration summaries, error lists, and model checkpoints. The complete code will be made available at [GitHub repository URL]. This placeholder must be replaced with a working repository link and a release tag or commit before institutional submission.</w:t>
+        <w:t xml:space="preserve">Random seeds were fixed at the stages recorded in the notebook, fold assignments were stratified, and output artifacts included predictions, labels, gate-free metrics, geometry mappings, calibration summaries, error lists, and model checkpoints. The designated repository address for the project code and reproducibility materials is </w:t>
+      </w:r>
+      <w:r>
+        <w:fldChar w:fldCharType="begin"/>
+      </w:r>
+      <w:r>
+        <w:instrText xml:space="preserve"> HYPERLINK "https://github.com/Anim1400/Dental" \h </w:instrText>
+      </w:r>
+      <w:r>
+        <w:fldChar w:fldCharType="separate"/>
+      </w:r>
+      <w:r>
+        <w:rPr>
+          <w:rFonts w:ascii="Times New Roman" w:hAnsi="Times New Roman"/>
+          <w:color w:val="0563C1"/>
+          <w:sz w:val="24"/>
+          <w:u w:val="single"/>
+        </w:rPr>
+        <w:t>https://github.com/Anim1400/Dental</w:t>
+      </w:r>
+      <w:r>
+        <w:rPr>
+          <w:rFonts w:ascii="Times New Roman" w:hAnsi="Times New Roman"/>
+          <w:color w:val="0563C1"/>
+          <w:sz w:val="24"/>
+          <w:u w:val="single"/>
+        </w:rPr>
+        <w:fldChar w:fldCharType="end"/>
+      </w:r>
+      <w:r>
+        <w:rPr>
+          <w:rFonts w:ascii="Times New Roman" w:hAnsi="Times New Roman" w:eastAsia="Times New Roman"/>
+          <w:sz w:val="24"/>
+        </w:rPr>
+        <w:t>.</w:t>
       </w:r>
     </w:p>
     <w:p>
@@ -16568,14 +16616,14 @@
           <w:rFonts w:ascii="Times New Roman" w:hAnsi="Times New Roman" w:eastAsia="Times New Roman"/>
           <w:sz w:val="24"/>
         </w:rPr>
-        <w:t>The study was performed under institutional ethical permission. The final administrative record must include the approving committee, reference number, approval date, data-source hospitals, collection dates, and validating clinician. No direct project expense or external funding was received; personal devices, existing internet service, and free or institutionally available computing resources were used.</w:t>
+        <w:t>The study was performed under permission from the Institutional Ethical Review Committee (IERC), Daffodil International University, reference IEC-FSIT/DIU/2026/2023. The primary radiographs were collected across the 21 named source hospitals from October 2025 to April 2026, and the image-level labels were validated by Dr. Nur Nobi of Family Dental Care Hospital. No direct project expense or external funding was received; personal devices, existing internet service, and free or institutionally available computing resources were used.</w:t>
       </w:r>
     </w:p>
     <w:p>
       <w:pPr>
         <w:pStyle w:val="3"/>
       </w:pPr>
-      <w:bookmarkStart w:id="36" w:name="_Toc2424"/>
+      <w:bookmarkStart w:id="36" w:name="_Toc18106"/>
       <w:r>
         <w:rPr>
           <w:rFonts w:ascii="Times New Roman" w:hAnsi="Times New Roman" w:eastAsia="Times New Roman"/>
@@ -16610,7 +16658,7 @@
         <w:pStyle w:val="2"/>
         <w:spacing w:after="360"/>
       </w:pPr>
-      <w:bookmarkStart w:id="37" w:name="_Toc14334"/>
+      <w:bookmarkStart w:id="37" w:name="_Toc21799"/>
       <w:r>
         <w:rPr>
           <w:rFonts w:ascii="Times New Roman" w:hAnsi="Times New Roman" w:eastAsia="Times New Roman"/>
@@ -16655,7 +16703,7 @@
       <w:pPr>
         <w:pStyle w:val="3"/>
       </w:pPr>
-      <w:bookmarkStart w:id="38" w:name="_Toc25896"/>
+      <w:bookmarkStart w:id="38" w:name="_Toc24163"/>
       <w:r>
         <w:rPr>
           <w:rFonts w:ascii="Times New Roman" w:hAnsi="Times New Roman" w:eastAsia="Times New Roman"/>
@@ -16698,7 +16746,7 @@
       <w:pPr>
         <w:pStyle w:val="3"/>
       </w:pPr>
-      <w:bookmarkStart w:id="39" w:name="_Toc12395"/>
+      <w:bookmarkStart w:id="39" w:name="_Toc25622"/>
       <w:r>
         <w:rPr>
           <w:rFonts w:ascii="Times New Roman" w:hAnsi="Times New Roman" w:eastAsia="Times New Roman"/>
@@ -16756,7 +16804,7 @@
         <w:pStyle w:val="25"/>
         <w:keepNext/>
       </w:pPr>
-      <w:bookmarkStart w:id="40" w:name="_Toc9687"/>
+      <w:bookmarkStart w:id="40" w:name="_Toc12195"/>
       <w:r>
         <w:rPr>
           <w:rFonts w:ascii="Times New Roman" w:hAnsi="Times New Roman" w:eastAsia="Times New Roman"/>
@@ -17815,7 +17863,7 @@
         <w:pStyle w:val="24"/>
         <w:keepLines/>
       </w:pPr>
-      <w:bookmarkStart w:id="41" w:name="_Toc32104"/>
+      <w:bookmarkStart w:id="41" w:name="_Toc22486"/>
       <w:r>
         <w:rPr>
           <w:rFonts w:ascii="Times New Roman" w:hAnsi="Times New Roman" w:eastAsia="Times New Roman"/>
@@ -17830,7 +17878,7 @@
       <w:pPr>
         <w:pStyle w:val="3"/>
       </w:pPr>
-      <w:bookmarkStart w:id="42" w:name="_Toc8079"/>
+      <w:bookmarkStart w:id="42" w:name="_Toc29177"/>
       <w:r>
         <w:rPr>
           <w:rFonts w:ascii="Times New Roman" w:hAnsi="Times New Roman" w:eastAsia="Times New Roman"/>
@@ -17888,7 +17936,7 @@
         <w:pStyle w:val="25"/>
         <w:keepNext/>
       </w:pPr>
-      <w:bookmarkStart w:id="43" w:name="_Toc7192"/>
+      <w:bookmarkStart w:id="43" w:name="_Toc9266"/>
       <w:r>
         <w:rPr>
           <w:rFonts w:ascii="Times New Roman" w:hAnsi="Times New Roman" w:eastAsia="Times New Roman"/>
@@ -18166,7 +18214,7 @@
         <w:pStyle w:val="24"/>
         <w:keepLines/>
       </w:pPr>
-      <w:bookmarkStart w:id="44" w:name="_Toc17210"/>
+      <w:bookmarkStart w:id="44" w:name="_Toc10906"/>
       <w:r>
         <w:rPr>
           <w:rFonts w:ascii="Times New Roman" w:hAnsi="Times New Roman" w:eastAsia="Times New Roman"/>
@@ -18181,7 +18229,7 @@
       <w:pPr>
         <w:pStyle w:val="3"/>
       </w:pPr>
-      <w:bookmarkStart w:id="45" w:name="_Toc17351"/>
+      <w:bookmarkStart w:id="45" w:name="_Toc8654"/>
       <w:r>
         <w:rPr>
           <w:rFonts w:ascii="Times New Roman" w:hAnsi="Times New Roman" w:eastAsia="Times New Roman"/>
@@ -18225,7 +18273,7 @@
         <w:pStyle w:val="25"/>
         <w:keepNext/>
       </w:pPr>
-      <w:bookmarkStart w:id="46" w:name="_Toc17222"/>
+      <w:bookmarkStart w:id="46" w:name="_Toc14230"/>
       <w:r>
         <w:rPr>
           <w:rFonts w:ascii="Times New Roman" w:hAnsi="Times New Roman" w:eastAsia="Times New Roman"/>
@@ -18961,7 +19009,7 @@
       <w:pPr>
         <w:pStyle w:val="3"/>
       </w:pPr>
-      <w:bookmarkStart w:id="47" w:name="_Toc5345"/>
+      <w:bookmarkStart w:id="47" w:name="_Toc8834"/>
       <w:r>
         <w:rPr>
           <w:rFonts w:ascii="Times New Roman" w:hAnsi="Times New Roman" w:eastAsia="Times New Roman"/>
@@ -19005,7 +19053,7 @@
         <w:pStyle w:val="25"/>
         <w:keepNext/>
       </w:pPr>
-      <w:bookmarkStart w:id="48" w:name="_Toc5272"/>
+      <w:bookmarkStart w:id="48" w:name="_Toc23205"/>
       <w:r>
         <w:rPr>
           <w:rFonts w:ascii="Times New Roman" w:hAnsi="Times New Roman" w:eastAsia="Times New Roman"/>
@@ -19647,7 +19695,7 @@
         <w:pStyle w:val="24"/>
         <w:keepLines/>
       </w:pPr>
-      <w:bookmarkStart w:id="49" w:name="_Toc24626"/>
+      <w:bookmarkStart w:id="49" w:name="_Toc20836"/>
       <w:r>
         <w:rPr>
           <w:rFonts w:ascii="Times New Roman" w:hAnsi="Times New Roman" w:eastAsia="Times New Roman"/>
@@ -19662,7 +19710,7 @@
       <w:pPr>
         <w:pStyle w:val="3"/>
       </w:pPr>
-      <w:bookmarkStart w:id="50" w:name="_Toc28735"/>
+      <w:bookmarkStart w:id="50" w:name="_Toc22976"/>
       <w:r>
         <w:rPr>
           <w:rFonts w:ascii="Times New Roman" w:hAnsi="Times New Roman" w:eastAsia="Times New Roman"/>
@@ -19706,7 +19754,7 @@
         <w:pStyle w:val="25"/>
         <w:keepNext/>
       </w:pPr>
-      <w:bookmarkStart w:id="51" w:name="_Toc24065"/>
+      <w:bookmarkStart w:id="51" w:name="_Toc2165"/>
       <w:r>
         <w:rPr>
           <w:rFonts w:ascii="Times New Roman" w:hAnsi="Times New Roman" w:eastAsia="Times New Roman"/>
@@ -20082,7 +20130,7 @@
       <w:pPr>
         <w:pStyle w:val="3"/>
       </w:pPr>
-      <w:bookmarkStart w:id="52" w:name="_Toc6738"/>
+      <w:bookmarkStart w:id="52" w:name="_Toc2597"/>
       <w:r>
         <w:rPr>
           <w:rFonts w:ascii="Times New Roman" w:hAnsi="Times New Roman" w:eastAsia="Times New Roman"/>
@@ -20157,7 +20205,7 @@
         <w:pStyle w:val="24"/>
         <w:keepLines/>
       </w:pPr>
-      <w:bookmarkStart w:id="53" w:name="_Toc29550"/>
+      <w:bookmarkStart w:id="53" w:name="_Toc18424"/>
       <w:r>
         <w:rPr>
           <w:rFonts w:ascii="Times New Roman" w:hAnsi="Times New Roman" w:eastAsia="Times New Roman"/>
@@ -20187,7 +20235,7 @@
         <w:pStyle w:val="25"/>
         <w:keepNext/>
       </w:pPr>
-      <w:bookmarkStart w:id="54" w:name="_Toc21471"/>
+      <w:bookmarkStart w:id="54" w:name="_Toc28160"/>
       <w:r>
         <w:rPr>
           <w:rFonts w:ascii="Times New Roman" w:hAnsi="Times New Roman" w:eastAsia="Times New Roman"/>
@@ -20757,7 +20805,7 @@
         <w:pStyle w:val="24"/>
         <w:keepLines/>
       </w:pPr>
-      <w:bookmarkStart w:id="55" w:name="_Toc6909"/>
+      <w:bookmarkStart w:id="55" w:name="_Toc2772"/>
       <w:r>
         <w:rPr>
           <w:rFonts w:ascii="Times New Roman" w:hAnsi="Times New Roman" w:eastAsia="Times New Roman"/>
@@ -20772,7 +20820,7 @@
       <w:pPr>
         <w:pStyle w:val="3"/>
       </w:pPr>
-      <w:bookmarkStart w:id="56" w:name="_Toc12040"/>
+      <w:bookmarkStart w:id="56" w:name="_Toc12297"/>
       <w:r>
         <w:rPr>
           <w:rFonts w:ascii="Times New Roman" w:hAnsi="Times New Roman" w:eastAsia="Times New Roman"/>
@@ -20816,7 +20864,7 @@
         <w:pStyle w:val="25"/>
         <w:keepNext/>
       </w:pPr>
-      <w:bookmarkStart w:id="57" w:name="_Toc7527"/>
+      <w:bookmarkStart w:id="57" w:name="_Toc5277"/>
       <w:r>
         <w:rPr>
           <w:rFonts w:ascii="Times New Roman" w:hAnsi="Times New Roman" w:eastAsia="Times New Roman"/>
@@ -21367,7 +21415,7 @@
         <w:pStyle w:val="24"/>
         <w:keepLines/>
       </w:pPr>
-      <w:bookmarkStart w:id="58" w:name="_Toc24950"/>
+      <w:bookmarkStart w:id="58" w:name="_Toc22571"/>
       <w:r>
         <w:rPr>
           <w:rFonts w:ascii="Times New Roman" w:hAnsi="Times New Roman" w:eastAsia="Times New Roman"/>
@@ -21382,7 +21430,7 @@
       <w:pPr>
         <w:pStyle w:val="3"/>
       </w:pPr>
-      <w:bookmarkStart w:id="59" w:name="_Toc8648"/>
+      <w:bookmarkStart w:id="59" w:name="_Toc11481"/>
       <w:r>
         <w:rPr>
           <w:rFonts w:ascii="Times New Roman" w:hAnsi="Times New Roman" w:eastAsia="Times New Roman"/>
@@ -21703,7 +21751,7 @@
       <w:pPr>
         <w:pStyle w:val="3"/>
       </w:pPr>
-      <w:bookmarkStart w:id="60" w:name="_Toc14796"/>
+      <w:bookmarkStart w:id="60" w:name="_Toc28643"/>
       <w:r>
         <w:rPr>
           <w:rFonts w:ascii="Times New Roman" w:hAnsi="Times New Roman" w:eastAsia="Times New Roman"/>
@@ -21738,7 +21786,7 @@
         <w:pStyle w:val="2"/>
         <w:spacing w:after="360"/>
       </w:pPr>
-      <w:bookmarkStart w:id="61" w:name="_Toc25691"/>
+      <w:bookmarkStart w:id="61" w:name="_Toc11141"/>
       <w:r>
         <w:rPr>
           <w:rFonts w:ascii="Times New Roman" w:hAnsi="Times New Roman" w:eastAsia="Times New Roman"/>
@@ -21783,7 +21831,7 @@
       <w:pPr>
         <w:pStyle w:val="3"/>
       </w:pPr>
-      <w:bookmarkStart w:id="62" w:name="_Toc31390"/>
+      <w:bookmarkStart w:id="62" w:name="_Toc5838"/>
       <w:r>
         <w:rPr>
           <w:rFonts w:ascii="Times New Roman" w:hAnsi="Times New Roman" w:eastAsia="Times New Roman"/>
@@ -21867,7 +21915,7 @@
         <w:pStyle w:val="25"/>
         <w:keepNext/>
       </w:pPr>
-      <w:bookmarkStart w:id="63" w:name="_Toc6932"/>
+      <w:bookmarkStart w:id="63" w:name="_Toc28284"/>
       <w:r>
         <w:rPr>
           <w:rFonts w:ascii="Times New Roman" w:hAnsi="Times New Roman" w:eastAsia="Times New Roman"/>
@@ -22554,7 +22602,7 @@
       <w:pPr>
         <w:pStyle w:val="3"/>
       </w:pPr>
-      <w:bookmarkStart w:id="64" w:name="_Toc29983"/>
+      <w:bookmarkStart w:id="64" w:name="_Toc13591"/>
       <w:r>
         <w:rPr>
           <w:rFonts w:ascii="Times New Roman" w:hAnsi="Times New Roman" w:eastAsia="Times New Roman"/>
@@ -22576,7 +22624,7 @@
           <w:rFonts w:ascii="Times New Roman" w:hAnsi="Times New Roman" w:eastAsia="Times New Roman"/>
           <w:sz w:val="24"/>
         </w:rPr>
-        <w:t>The radiographs are primary clinical data and were used under ethical permission. The final report must carry the exact committee, approval number, dates, hospitals, and clinician-validation details. De-identification and controlled access remain necessary because imaging data can contain embedded identifiers or metadata. Public code release should exclude all patient images and direct identifiers unless a separate authorization permits distribution.</w:t>
+        <w:t>The radiographs are primary clinical data collected across the 21 named hospitals from October 2025 to April 2026. Their use was approved by the Institutional Ethical Review Committee (IERC), Daffodil International University, reference IEC-FSIT/DIU/2026/2023, and the image-level labels were validated by Dr. Nur Nobi of Family Dental Care Hospital. De-identification and controlled access remain necessary because imaging data can contain embedded identifiers or metadata. The public code release excludes patient images and direct identifiers unless separate authorization permits distribution.</w:t>
       </w:r>
     </w:p>
     <w:p>
@@ -22611,7 +22659,7 @@
       <w:pPr>
         <w:pStyle w:val="3"/>
       </w:pPr>
-      <w:bookmarkStart w:id="65" w:name="_Toc17396"/>
+      <w:bookmarkStart w:id="65" w:name="_Toc18883"/>
       <w:r>
         <w:rPr>
           <w:rFonts w:ascii="Times New Roman" w:hAnsi="Times New Roman" w:eastAsia="Times New Roman"/>
@@ -22654,7 +22702,7 @@
       <w:pPr>
         <w:pStyle w:val="3"/>
       </w:pPr>
-      <w:bookmarkStart w:id="66" w:name="_Toc31195"/>
+      <w:bookmarkStart w:id="66" w:name="_Toc19803"/>
       <w:r>
         <w:rPr>
           <w:rFonts w:ascii="Times New Roman" w:hAnsi="Times New Roman" w:eastAsia="Times New Roman"/>
@@ -22684,7 +22732,7 @@
         <w:pStyle w:val="25"/>
         <w:keepNext/>
       </w:pPr>
-      <w:bookmarkStart w:id="67" w:name="_Toc16426"/>
+      <w:bookmarkStart w:id="67" w:name="_Toc15725"/>
       <w:r>
         <w:rPr>
           <w:rFonts w:ascii="Times New Roman" w:hAnsi="Times New Roman" w:eastAsia="Times New Roman"/>
@@ -23291,7 +23339,7 @@
         <w:pStyle w:val="25"/>
         <w:keepNext/>
       </w:pPr>
-      <w:bookmarkStart w:id="68" w:name="_Toc12227"/>
+      <w:bookmarkStart w:id="68" w:name="_Toc10718"/>
       <w:r>
         <w:rPr>
           <w:rFonts w:ascii="Times New Roman" w:hAnsi="Times New Roman" w:eastAsia="Times New Roman"/>
@@ -24069,7 +24117,7 @@
       <w:pPr>
         <w:pStyle w:val="3"/>
       </w:pPr>
-      <w:bookmarkStart w:id="69" w:name="_Toc6308"/>
+      <w:bookmarkStart w:id="69" w:name="_Toc3370"/>
       <w:r>
         <w:rPr>
           <w:rFonts w:ascii="Times New Roman" w:hAnsi="Times New Roman" w:eastAsia="Times New Roman"/>
@@ -24113,7 +24161,7 @@
         <w:pStyle w:val="25"/>
         <w:keepNext/>
       </w:pPr>
-      <w:bookmarkStart w:id="70" w:name="_Toc22746"/>
+      <w:bookmarkStart w:id="70" w:name="_Toc19440"/>
       <w:r>
         <w:rPr>
           <w:rFonts w:ascii="Times New Roman" w:hAnsi="Times New Roman" w:eastAsia="Times New Roman"/>
@@ -24637,7 +24685,7 @@
       <w:pPr>
         <w:pStyle w:val="3"/>
       </w:pPr>
-      <w:bookmarkStart w:id="71" w:name="_Toc17343"/>
+      <w:bookmarkStart w:id="71" w:name="_Toc32676"/>
       <w:r>
         <w:rPr>
           <w:rFonts w:ascii="Times New Roman" w:hAnsi="Times New Roman" w:eastAsia="Times New Roman"/>
@@ -24673,14 +24721,14 @@
           <w:rFonts w:ascii="Times New Roman" w:hAnsi="Times New Roman" w:eastAsia="Times New Roman"/>
           <w:sz w:val="24"/>
         </w:rPr>
-        <w:t>Research practice included systematic reading, citation routing, version control, evidence reconciliation, and interpretation against reporting guidance. Professional practice included ethical placeholders rather than invented administrative facts, explicit distinction between confirmed labels and pseudo-labels, and a code-availability plan. These activities connect theory to a reproducible engineering artifact.</w:t>
+        <w:t>Research practice included systematic reading, citation routing, version control, evidence reconciliation, and interpretation against reporting guidance. Professional practice included verified ethics and provenance records, an explicit distinction between confirmed labels and pseudo-labels, and a documented code repository. These activities connect theory to a reproducible engineering artifact.</w:t>
       </w:r>
     </w:p>
     <w:p>
       <w:pPr>
         <w:pStyle w:val="3"/>
       </w:pPr>
-      <w:bookmarkStart w:id="72" w:name="_Toc4407"/>
+      <w:bookmarkStart w:id="72" w:name="_Toc7542"/>
       <w:r>
         <w:rPr>
           <w:rFonts w:ascii="Times New Roman" w:hAnsi="Times New Roman" w:eastAsia="Times New Roman"/>
@@ -24696,7 +24744,7 @@
         <w:pStyle w:val="25"/>
         <w:keepNext/>
       </w:pPr>
-      <w:bookmarkStart w:id="73" w:name="_Toc30883"/>
+      <w:bookmarkStart w:id="73" w:name="_Toc5621"/>
       <w:r>
         <w:rPr>
           <w:rFonts w:ascii="Times New Roman" w:hAnsi="Times New Roman" w:eastAsia="Times New Roman"/>
@@ -25579,7 +25627,7 @@
       <w:pPr>
         <w:pStyle w:val="3"/>
       </w:pPr>
-      <w:bookmarkStart w:id="74" w:name="_Toc19683"/>
+      <w:bookmarkStart w:id="74" w:name="_Toc885"/>
       <w:r>
         <w:rPr>
           <w:rFonts w:ascii="Times New Roman" w:hAnsi="Times New Roman" w:eastAsia="Times New Roman"/>
@@ -25614,7 +25662,7 @@
         <w:pStyle w:val="2"/>
         <w:spacing w:after="360"/>
       </w:pPr>
-      <w:bookmarkStart w:id="75" w:name="_Toc15445"/>
+      <w:bookmarkStart w:id="75" w:name="_Toc30086"/>
       <w:r>
         <w:rPr>
           <w:rFonts w:ascii="Times New Roman" w:hAnsi="Times New Roman" w:eastAsia="Times New Roman"/>
@@ -25659,7 +25707,7 @@
       <w:pPr>
         <w:pStyle w:val="3"/>
       </w:pPr>
-      <w:bookmarkStart w:id="76" w:name="_Toc6801"/>
+      <w:bookmarkStart w:id="76" w:name="_Toc19415"/>
       <w:r>
         <w:rPr>
           <w:rFonts w:ascii="Times New Roman" w:hAnsi="Times New Roman" w:eastAsia="Times New Roman"/>
@@ -25716,7 +25764,7 @@
       <w:pPr>
         <w:pStyle w:val="3"/>
       </w:pPr>
-      <w:bookmarkStart w:id="77" w:name="_Toc32340"/>
+      <w:bookmarkStart w:id="77" w:name="_Toc14664"/>
       <w:r>
         <w:rPr>
           <w:rFonts w:ascii="Times New Roman" w:hAnsi="Times New Roman" w:eastAsia="Times New Roman"/>
@@ -25815,7 +25863,7 @@
       <w:pPr>
         <w:pStyle w:val="3"/>
       </w:pPr>
-      <w:bookmarkStart w:id="78" w:name="_Toc2840"/>
+      <w:bookmarkStart w:id="78" w:name="_Toc32255"/>
       <w:r>
         <w:rPr>
           <w:rFonts w:ascii="Times New Roman" w:hAnsi="Times New Roman" w:eastAsia="Times New Roman"/>
@@ -25879,14 +25927,48 @@
           <w:rFonts w:ascii="Times New Roman" w:hAnsi="Times New Roman" w:eastAsia="Times New Roman"/>
           <w:sz w:val="24"/>
         </w:rPr>
-        <w:t>A single image per unique patient prevents repeated-patient overlap. Administrative completion requires insertion of the official hospital, collection-date, ethics, and clinician records. Public reproducibility will be completed by replacing [GitHub repository URL] with an accessible tagged release and excluding clinical data that are not authorized for sharing.</w:t>
+        <w:t xml:space="preserve">A single image per unique patient prevents repeated-patient overlap. The provenance record identifies 21 source hospitals, the October 2025 to April 2026 collection period, the approving committee and reference, and the validating clinician. The designated repository address is </w:t>
+      </w:r>
+      <w:r>
+        <w:fldChar w:fldCharType="begin"/>
+      </w:r>
+      <w:r>
+        <w:instrText xml:space="preserve"> HYPERLINK "https://github.com/Anim1400/Dental" \h </w:instrText>
+      </w:r>
+      <w:r>
+        <w:fldChar w:fldCharType="separate"/>
+      </w:r>
+      <w:r>
+        <w:rPr>
+          <w:rFonts w:ascii="Times New Roman" w:hAnsi="Times New Roman"/>
+          <w:color w:val="0563C1"/>
+          <w:sz w:val="24"/>
+          <w:u w:val="single"/>
+        </w:rPr>
+        <w:t>https://github.com/Anim1400/Dental</w:t>
+      </w:r>
+      <w:r>
+        <w:rPr>
+          <w:rFonts w:ascii="Times New Roman" w:hAnsi="Times New Roman"/>
+          <w:color w:val="0563C1"/>
+          <w:sz w:val="24"/>
+          <w:u w:val="single"/>
+        </w:rPr>
+        <w:fldChar w:fldCharType="end"/>
+      </w:r>
+      <w:r>
+        <w:rPr>
+          <w:rFonts w:ascii="Times New Roman" w:hAnsi="Times New Roman" w:eastAsia="Times New Roman"/>
+          <w:sz w:val="24"/>
+        </w:rPr>
+        <w:t>; clinical data that are not authorized for sharing remain excluded.</w:t>
       </w:r>
     </w:p>
     <w:p>
       <w:pPr>
         <w:pStyle w:val="3"/>
       </w:pPr>
-      <w:bookmarkStart w:id="79" w:name="_Toc25172"/>
+      <w:bookmarkStart w:id="79" w:name="_Toc11818"/>
       <w:r>
         <w:rPr>
           <w:rFonts w:ascii="Times New Roman" w:hAnsi="Times New Roman" w:eastAsia="Times New Roman"/>
@@ -25997,7 +26079,7 @@
       <w:pPr>
         <w:pStyle w:val="3"/>
       </w:pPr>
-      <w:bookmarkStart w:id="80" w:name="_Toc13049"/>
+      <w:bookmarkStart w:id="80" w:name="_Toc29289"/>
       <w:r>
         <w:rPr>
           <w:rFonts w:ascii="Times New Roman" w:hAnsi="Times New Roman" w:eastAsia="Times New Roman"/>
@@ -26031,7 +26113,7 @@
       <w:pPr>
         <w:pStyle w:val="2"/>
       </w:pPr>
-      <w:bookmarkStart w:id="81" w:name="_Toc4395"/>
+      <w:bookmarkStart w:id="81" w:name="_Toc30813"/>
       <w:r>
         <w:rPr>
           <w:rFonts w:ascii="Times New Roman" w:hAnsi="Times New Roman" w:eastAsia="Times New Roman"/>
@@ -27026,7 +27108,7 @@
       <w:pPr>
         <w:pStyle w:val="2"/>
       </w:pPr>
-      <w:bookmarkStart w:id="82" w:name="_Toc19625"/>
+      <w:bookmarkStart w:id="82" w:name="_Toc15259"/>
       <w:r>
         <w:rPr>
           <w:rFonts w:ascii="Times New Roman" w:hAnsi="Times New Roman" w:eastAsia="Times New Roman"/>
@@ -27057,7 +27139,7 @@
       <w:pPr>
         <w:pStyle w:val="3"/>
       </w:pPr>
-      <w:bookmarkStart w:id="83" w:name="_Toc1188"/>
+      <w:bookmarkStart w:id="83" w:name="_Toc19199"/>
       <w:r>
         <w:rPr>
           <w:rFonts w:ascii="Times New Roman" w:hAnsi="Times New Roman" w:eastAsia="Times New Roman"/>
@@ -27073,7 +27155,7 @@
         <w:pStyle w:val="25"/>
         <w:keepNext/>
       </w:pPr>
-      <w:bookmarkStart w:id="84" w:name="_Toc15"/>
+      <w:bookmarkStart w:id="84" w:name="_Toc13284"/>
       <w:r>
         <w:rPr>
           <w:rFonts w:ascii="Times New Roman" w:hAnsi="Times New Roman" w:eastAsia="Times New Roman"/>
@@ -28277,7 +28359,7 @@
       <w:pPr>
         <w:pStyle w:val="3"/>
       </w:pPr>
-      <w:bookmarkStart w:id="85" w:name="_Toc5954"/>
+      <w:bookmarkStart w:id="85" w:name="_Toc18473"/>
       <w:r>
         <w:rPr>
           <w:rFonts w:ascii="Times New Roman" w:hAnsi="Times New Roman" w:eastAsia="Times New Roman"/>
@@ -28293,7 +28375,7 @@
         <w:pStyle w:val="25"/>
         <w:keepNext/>
       </w:pPr>
-      <w:bookmarkStart w:id="86" w:name="_Toc19875"/>
+      <w:bookmarkStart w:id="86" w:name="_Toc15"/>
       <w:r>
         <w:rPr>
           <w:rFonts w:ascii="Times New Roman" w:hAnsi="Times New Roman" w:eastAsia="Times New Roman"/>
@@ -28889,7 +28971,7 @@
       <w:pPr>
         <w:pStyle w:val="3"/>
       </w:pPr>
-      <w:bookmarkStart w:id="87" w:name="_Toc491"/>
+      <w:bookmarkStart w:id="87" w:name="_Toc27288"/>
       <w:r>
         <w:rPr>
           <w:rFonts w:ascii="Times New Roman" w:hAnsi="Times New Roman" w:eastAsia="Times New Roman"/>
@@ -28911,7 +28993,41 @@
           <w:rFonts w:ascii="Times New Roman" w:hAnsi="Times New Roman" w:eastAsia="Times New Roman"/>
           <w:sz w:val="24"/>
         </w:rPr>
-        <w:t>Code and reproducibility artifacts: [GitHub repository URL]. Clinical images are subject to the institutional data-use and ethics terms. Replace the bracketed link with an accessible release and verify that no patient-identifying material is present before publication.</w:t>
+        <w:t xml:space="preserve">The designated repository address for code and reproducibility artifacts is </w:t>
+      </w:r>
+      <w:r>
+        <w:fldChar w:fldCharType="begin"/>
+      </w:r>
+      <w:r>
+        <w:instrText xml:space="preserve"> HYPERLINK "https://github.com/Anim1400/Dental" \h </w:instrText>
+      </w:r>
+      <w:r>
+        <w:fldChar w:fldCharType="separate"/>
+      </w:r>
+      <w:r>
+        <w:rPr>
+          <w:rFonts w:ascii="Times New Roman" w:hAnsi="Times New Roman"/>
+          <w:color w:val="0563C1"/>
+          <w:sz w:val="24"/>
+          <w:u w:val="single"/>
+        </w:rPr>
+        <w:t>https://github.com/Anim1400/Dental</w:t>
+      </w:r>
+      <w:r>
+        <w:rPr>
+          <w:rFonts w:ascii="Times New Roman" w:hAnsi="Times New Roman"/>
+          <w:color w:val="0563C1"/>
+          <w:sz w:val="24"/>
+          <w:u w:val="single"/>
+        </w:rPr>
+        <w:fldChar w:fldCharType="end"/>
+      </w:r>
+      <w:r>
+        <w:rPr>
+          <w:rFonts w:ascii="Times New Roman" w:hAnsi="Times New Roman" w:eastAsia="Times New Roman"/>
+          <w:sz w:val="24"/>
+        </w:rPr>
+        <w:t>. Clinical images remain subject to the institutional data-use and ethics terms and are not included in the repository.</w:t>
       </w:r>
     </w:p>
     <w:p>
@@ -28923,7 +29039,7 @@
       <w:pPr>
         <w:pStyle w:val="2"/>
       </w:pPr>
-      <w:bookmarkStart w:id="88" w:name="_Toc9173"/>
+      <w:bookmarkStart w:id="88" w:name="_Toc8628"/>
       <w:r>
         <w:rPr>
           <w:rFonts w:ascii="Times New Roman" w:hAnsi="Times New Roman" w:eastAsia="Times New Roman"/>
@@ -28955,14 +29071,14 @@
         <w:pStyle w:val="25"/>
         <w:keepNext/>
       </w:pPr>
-      <w:bookmarkStart w:id="89" w:name="_Toc12496"/>
+      <w:bookmarkStart w:id="89" w:name="_Toc7130"/>
       <w:r>
         <w:rPr>
           <w:rFonts w:ascii="Times New Roman" w:hAnsi="Times New Roman" w:eastAsia="Times New Roman"/>
           <w:b w:val="0"/>
           <w:i w:val="0"/>
         </w:rPr>
-        <w:t>Table B.1: Fields requiring official confirmation</w:t>
+        <w:t>Table B.1: Administrative and provenance record</w:t>
       </w:r>
       <w:bookmarkEnd w:id="89"/>
     </w:p>
@@ -29056,7 +29172,7 @@
                 <w:b/>
                 <w:sz w:val="18"/>
               </w:rPr>
-              <w:t>Current placeholder/status</w:t>
+              <w:t>Recorded information</w:t>
             </w:r>
           </w:p>
         </w:tc>
@@ -29124,7 +29240,7 @@
                 <w:rFonts w:ascii="Times New Roman" w:hAnsi="Times New Roman" w:eastAsia="Times New Roman"/>
                 <w:sz w:val="18"/>
               </w:rPr>
-              <w:t>To be entered manually</w:t>
+              <w:t>09 September 2026</w:t>
             </w:r>
           </w:p>
         </w:tc>
@@ -29305,7 +29421,7 @@
                 <w:rFonts w:ascii="Times New Roman" w:hAnsi="Times New Roman" w:eastAsia="Times New Roman"/>
                 <w:sz w:val="18"/>
               </w:rPr>
-              <w:t>Hospital names and locations</w:t>
+              <w:t>Clinical sources</w:t>
             </w:r>
           </w:p>
         </w:tc>
@@ -29328,7 +29444,7 @@
                 <w:rFonts w:ascii="Times New Roman" w:hAnsi="Times New Roman" w:eastAsia="Times New Roman"/>
                 <w:sz w:val="18"/>
               </w:rPr>
-              <w:t>[Hospital 1/2/3 name and location]</w:t>
+              <w:t>21 hospitals listed in Section 3.1</w:t>
             </w:r>
           </w:p>
         </w:tc>
@@ -29396,7 +29512,7 @@
                 <w:rFonts w:ascii="Times New Roman" w:hAnsi="Times New Roman" w:eastAsia="Times New Roman"/>
                 <w:sz w:val="18"/>
               </w:rPr>
-              <w:t>[data collection start date] to [data collection end date]</w:t>
+              <w:t>October 2025 to April 2026</w:t>
             </w:r>
           </w:p>
         </w:tc>
@@ -29464,7 +29580,7 @@
                 <w:rFonts w:ascii="Times New Roman" w:hAnsi="Times New Roman" w:eastAsia="Times New Roman"/>
                 <w:sz w:val="18"/>
               </w:rPr>
-              <w:t>[ethics committee or institutional review board name]</w:t>
+              <w:t>Institutional Ethical Review Committee (IERC), Daffodil International University</w:t>
             </w:r>
           </w:p>
         </w:tc>
@@ -29532,7 +29648,7 @@
                 <w:rFonts w:ascii="Times New Roman" w:hAnsi="Times New Roman" w:eastAsia="Times New Roman"/>
                 <w:sz w:val="18"/>
               </w:rPr>
-              <w:t>[approval/reference number], [approval date]</w:t>
+              <w:t>IEC-FSIT/DIU/2026/2023</w:t>
             </w:r>
           </w:p>
         </w:tc>
@@ -29600,7 +29716,7 @@
                 <w:rFonts w:ascii="Times New Roman" w:hAnsi="Times New Roman" w:eastAsia="Times New Roman"/>
                 <w:sz w:val="18"/>
               </w:rPr>
-              <w:t>[validating clinician name and qualification]</w:t>
+              <w:t>Dr. Nur Nobi, Family Dental Care Hospital</w:t>
             </w:r>
           </w:p>
         </w:tc>
@@ -29664,11 +29780,31 @@
               <w:jc w:val="center"/>
             </w:pPr>
             <w:r>
-              <w:rPr>
-                <w:rFonts w:ascii="Times New Roman" w:hAnsi="Times New Roman" w:eastAsia="Times New Roman"/>
+              <w:fldChar w:fldCharType="begin"/>
+            </w:r>
+            <w:r>
+              <w:instrText xml:space="preserve"> HYPERLINK "https://github.com/Anim1400/Dental" \h </w:instrText>
+            </w:r>
+            <w:r>
+              <w:fldChar w:fldCharType="separate"/>
+            </w:r>
+            <w:r>
+              <w:rPr>
+                <w:rFonts w:ascii="Times New Roman" w:hAnsi="Times New Roman"/>
+                <w:color w:val="0563C1"/>
                 <w:sz w:val="18"/>
-              </w:rPr>
-              <w:t>[GitHub repository URL]</w:t>
+                <w:u w:val="single"/>
+              </w:rPr>
+              <w:t>https://github.com/Anim1400/Dental</w:t>
+            </w:r>
+            <w:r>
+              <w:rPr>
+                <w:rFonts w:ascii="Times New Roman" w:hAnsi="Times New Roman"/>
+                <w:color w:val="0563C1"/>
+                <w:sz w:val="18"/>
+                <w:u w:val="single"/>
+              </w:rPr>
+              <w:fldChar w:fldCharType="end"/>
             </w:r>
           </w:p>
         </w:tc>
@@ -29683,7 +29819,7 @@
       <w:pPr>
         <w:pStyle w:val="3"/>
       </w:pPr>
-      <w:bookmarkStart w:id="90" w:name="_Toc31767"/>
+      <w:bookmarkStart w:id="90" w:name="_Toc7321"/>
       <w:r>
         <w:rPr>
           <w:rFonts w:ascii="Times New Roman" w:hAnsi="Times New Roman" w:eastAsia="Times New Roman"/>
@@ -29705,7 +29841,7 @@
           <w:rFonts w:ascii="Times New Roman" w:hAnsi="Times New Roman" w:eastAsia="Times New Roman"/>
           <w:sz w:val="24"/>
         </w:rPr>
-        <w:t>• Replace every bracketed placeholder with the official signed record.</w:t>
+        <w:t>• Enter the Board of Examiners and Department Head information when the official record is available.</w:t>
       </w:r>
     </w:p>
     <w:p>
@@ -29747,7 +29883,7 @@
           <w:rFonts w:ascii="Times New Roman" w:hAnsi="Times New Roman" w:eastAsia="Times New Roman"/>
           <w:sz w:val="24"/>
         </w:rPr>
-        <w:t>• Confirm that the clinician-validation statement matches the documented review procedure.</w:t>
+        <w:t>• Confirm that the clinician-validation statement matches the signed review record.</w:t>
       </w:r>
     </w:p>
     <w:p>
@@ -29815,7 +29951,7 @@
       <w:pPr>
         <w:pStyle w:val="2"/>
       </w:pPr>
-      <w:bookmarkStart w:id="91" w:name="_Toc20032"/>
+      <w:bookmarkStart w:id="91" w:name="_Toc6386"/>
       <w:r>
         <w:rPr>
           <w:rFonts w:ascii="Times New Roman" w:hAnsi="Times New Roman" w:eastAsia="Times New Roman"/>
@@ -29846,7 +29982,7 @@
       <w:pPr>
         <w:pStyle w:val="3"/>
       </w:pPr>
-      <w:bookmarkStart w:id="92" w:name="_Toc18474"/>
+      <w:bookmarkStart w:id="92" w:name="_Toc13244"/>
       <w:r>
         <w:rPr>
           <w:rFonts w:ascii="Times New Roman" w:hAnsi="Times New Roman" w:eastAsia="Times New Roman"/>
@@ -29862,7 +29998,7 @@
         <w:pStyle w:val="25"/>
         <w:keepNext/>
       </w:pPr>
-      <w:bookmarkStart w:id="93" w:name="_Toc32059"/>
+      <w:bookmarkStart w:id="93" w:name="_Toc12551"/>
       <w:r>
         <w:rPr>
           <w:rFonts w:ascii="Times New Roman" w:hAnsi="Times New Roman" w:eastAsia="Times New Roman"/>
@@ -30731,7 +30867,7 @@
       <w:pPr>
         <w:pStyle w:val="3"/>
       </w:pPr>
-      <w:bookmarkStart w:id="94" w:name="_Toc17838"/>
+      <w:bookmarkStart w:id="94" w:name="_Toc28430"/>
       <w:r>
         <w:rPr>
           <w:rFonts w:ascii="Times New Roman" w:hAnsi="Times New Roman" w:eastAsia="Times New Roman"/>
@@ -30779,7 +30915,7 @@
       <w:pPr>
         <w:pStyle w:val="2"/>
       </w:pPr>
-      <w:bookmarkStart w:id="95" w:name="_Toc5641"/>
+      <w:bookmarkStart w:id="95" w:name="_Toc10356"/>
       <w:r>
         <w:rPr>
           <w:rFonts w:ascii="Times New Roman" w:hAnsi="Times New Roman" w:eastAsia="Times New Roman"/>
@@ -30811,7 +30947,7 @@
         <w:pStyle w:val="25"/>
         <w:keepNext/>
       </w:pPr>
-      <w:bookmarkStart w:id="96" w:name="_Toc26906"/>
+      <w:bookmarkStart w:id="96" w:name="_Toc15239"/>
       <w:r>
         <w:rPr>
           <w:rFonts w:ascii="Times New Roman" w:hAnsi="Times New Roman" w:eastAsia="Times New Roman"/>
@@ -31775,7 +31911,7 @@
       <w:pPr>
         <w:pStyle w:val="3"/>
       </w:pPr>
-      <w:bookmarkStart w:id="97" w:name="_Toc27187"/>
+      <w:bookmarkStart w:id="97" w:name="_Toc20186"/>
       <w:r>
         <w:rPr>
           <w:rFonts w:ascii="Times New Roman" w:hAnsi="Times New Roman" w:eastAsia="Times New Roman"/>
@@ -31823,7 +31959,7 @@
       <w:pPr>
         <w:pStyle w:val="2"/>
       </w:pPr>
-      <w:bookmarkStart w:id="98" w:name="_Toc32309"/>
+      <w:bookmarkStart w:id="98" w:name="_Toc26065"/>
       <w:r>
         <w:rPr>
           <w:rFonts w:ascii="Times New Roman" w:hAnsi="Times New Roman" w:eastAsia="Times New Roman"/>
@@ -31855,7 +31991,7 @@
         <w:pStyle w:val="25"/>
         <w:keepNext/>
       </w:pPr>
-      <w:bookmarkStart w:id="99" w:name="_Toc22859"/>
+      <w:bookmarkStart w:id="99" w:name="_Toc29406"/>
       <w:r>
         <w:rPr>
           <w:rFonts w:ascii="Times New Roman" w:hAnsi="Times New Roman" w:eastAsia="Times New Roman"/>
@@ -32595,7 +32731,7 @@
                 <w:rFonts w:ascii="Times New Roman" w:hAnsi="Times New Roman" w:eastAsia="Times New Roman"/>
                 <w:sz w:val="16"/>
               </w:rPr>
-              <w:t>Permission reported; fields pending</w:t>
+              <w:t>Ethics and source provenance recorded</w:t>
             </w:r>
           </w:p>
         </w:tc>
@@ -32618,7 +32754,7 @@
                 <w:rFonts w:ascii="Times New Roman" w:hAnsi="Times New Roman" w:eastAsia="Times New Roman"/>
                 <w:sz w:val="16"/>
               </w:rPr>
-              <w:t>Completed ethics and provenance record</w:t>
+              <w:t>Maintain de-identification and controlled access</w:t>
             </w:r>
           </w:p>
         </w:tc>
@@ -32686,7 +32822,7 @@
                 <w:rFonts w:ascii="Times New Roman" w:hAnsi="Times New Roman" w:eastAsia="Times New Roman"/>
                 <w:sz w:val="16"/>
               </w:rPr>
-              <w:t>Repository placeholder</w:t>
+              <w:t>Repository URL recorded</w:t>
             </w:r>
           </w:p>
         </w:tc>
@@ -32709,7 +32845,7 @@
                 <w:rFonts w:ascii="Times New Roman" w:hAnsi="Times New Roman" w:eastAsia="Times New Roman"/>
                 <w:sz w:val="16"/>
               </w:rPr>
-              <w:t>Tagged, documented, privacy-reviewed release</w:t>
+              <w:t>Verify access and maintain a tagged, documented, privacy-reviewed release</w:t>
             </w:r>
           </w:p>
         </w:tc>
@@ -32724,7 +32860,7 @@
       <w:pPr>
         <w:pStyle w:val="3"/>
       </w:pPr>
-      <w:bookmarkStart w:id="100" w:name="_Toc12317"/>
+      <w:bookmarkStart w:id="100" w:name="_Toc15522"/>
       <w:r>
         <w:rPr>
           <w:rFonts w:ascii="Times New Roman" w:hAnsi="Times New Roman" w:eastAsia="Times New Roman"/>
@@ -32758,7 +32894,7 @@
       <w:pPr>
         <w:pStyle w:val="2"/>
       </w:pPr>
-      <w:bookmarkStart w:id="101" w:name="_Toc12877"/>
+      <w:bookmarkStart w:id="101" w:name="_Toc30334"/>
       <w:r>
         <w:rPr>
           <w:rFonts w:ascii="Times New Roman" w:hAnsi="Times New Roman" w:eastAsia="Times New Roman"/>
@@ -32790,7 +32926,7 @@
         <w:pStyle w:val="25"/>
         <w:keepNext/>
       </w:pPr>
-      <w:bookmarkStart w:id="102" w:name="_Toc14264"/>
+      <w:bookmarkStart w:id="102" w:name="_Toc27013"/>
       <w:r>
         <w:rPr>
           <w:rFonts w:ascii="Times New Roman" w:hAnsi="Times New Roman" w:eastAsia="Times New Roman"/>
@@ -34191,7 +34327,7 @@
       <w:pPr>
         <w:pStyle w:val="3"/>
       </w:pPr>
-      <w:bookmarkStart w:id="103" w:name="_Toc32495"/>
+      <w:bookmarkStart w:id="103" w:name="_Toc6573"/>
       <w:r>
         <w:rPr>
           <w:rFonts w:ascii="Times New Roman" w:hAnsi="Times New Roman" w:eastAsia="Times New Roman"/>
@@ -35131,7 +35267,6 @@
   </w:style>
   <w:style w:type="paragraph" w:customStyle="1" w:styleId="25">
     <w:name w:val="Table Caption"/>
-    <w:qFormat/>
     <w:uiPriority w:val="0"/>
     <w:pPr>
       <w:spacing w:after="160" w:line="252" w:lineRule="auto"/>
@@ -35145,7 +35280,6 @@
   </w:style>
   <w:style w:type="paragraph" w:customStyle="1" w:styleId="26">
     <w:name w:val="Reference Entry"/>
-    <w:qFormat/>
     <w:uiPriority w:val="0"/>
     <w:pPr>
       <w:spacing w:after="120" w:line="252" w:lineRule="auto"/>
